--- a/po/Revo-PO new 1.docx
+++ b/po/Revo-PO new 1.docx
@@ -1,9 +1,10 @@
 
 <file path=word/document.xml><?xml version="1.0" encoding="utf-8"?>
-<w:document xmlns:wpc="http://schemas.microsoft.com/office/word/2010/wordprocessingCanvas" xmlns:mc="http://schemas.openxmlformats.org/markup-compatibility/2006" xmlns:o="urn:schemas-microsoft-com:office:office" xmlns:r="http://schemas.openxmlformats.org/officeDocument/2006/relationships" xmlns:m="http://schemas.openxmlformats.org/officeDocument/2006/math" xmlns:v="urn:schemas-microsoft-com:vml" xmlns:wp14="http://schemas.microsoft.com/office/word/2010/wordprocessingDrawing" xmlns:wp="http://schemas.openxmlformats.org/drawingml/2006/wordprocessingDrawing" xmlns:w="http://schemas.openxmlformats.org/wordprocessingml/2006/main" xmlns:w14="http://schemas.microsoft.com/office/word/2010/wordml" xmlns:w10="urn:schemas-microsoft-com:office:word" xmlns:w15="http://schemas.microsoft.com/office/word/2012/wordml" xmlns:wpg="http://schemas.microsoft.com/office/word/2010/wordprocessingGroup" xmlns:wpi="http://schemas.microsoft.com/office/word/2010/wordprocessingInk" xmlns:wne="http://schemas.microsoft.com/office/word/2006/wordml" xmlns:wps="http://schemas.microsoft.com/office/word/2010/wordprocessingShape" xmlns:wpsCustomData="http://www.wps.cn/officeDocument/2013/wpsCustomData" mc:Ignorable="w14 w15 wp14">
+<w:document xmlns:wpc="http://schemas.microsoft.com/office/word/2010/wordprocessingCanvas" xmlns:mc="http://schemas.openxmlformats.org/markup-compatibility/2006" xmlns:o="urn:schemas-microsoft-com:office:office" xmlns:r="http://schemas.openxmlformats.org/officeDocument/2006/relationships" xmlns:m="http://schemas.openxmlformats.org/officeDocument/2006/math" xmlns:v="urn:schemas-microsoft-com:vml" xmlns:wp14="http://schemas.microsoft.com/office/word/2010/wordprocessingDrawing" xmlns:wp="http://schemas.openxmlformats.org/drawingml/2006/wordprocessingDrawing" xmlns:w="http://schemas.openxmlformats.org/wordprocessingml/2006/main" xmlns:w14="http://schemas.microsoft.com/office/word/2010/wordml" xmlns:w10="urn:schemas-microsoft-com:office:word" xmlns:w15="http://schemas.microsoft.com/office/word/2012/wordml" xmlns:wpg="http://schemas.microsoft.com/office/word/2010/wordprocessingGroup" xmlns:wpi="http://schemas.microsoft.com/office/word/2010/wordprocessingInk" xmlns:wne="http://schemas.microsoft.com/office/word/2006/wordml" xmlns:wps="http://schemas.microsoft.com/office/word/2010/wordprocessingShape" xmlns:wpsCustomData="http://www.wps.cn/officeDocument/2013/wpsCustomData" xmlns:a="http://schemas.openxmlformats.org/drawingml/2006/main" xmlns:pic="http://schemas.openxmlformats.org/drawingml/2006/picture" xmlns:a14="http://schemas.microsoft.com/office/drawing/2010/main" mc:Ignorable="w14 w15 wp14">
   <w:body>
-    <w:p>
+    <w:p xmlns:wp14="http://schemas.microsoft.com/office/word/2010/wordml" wp14:textId="4835D239">
       <w:r>
+        <w:rPr/>
         <w:t xml:space="preserve">                                                                               </w:t>
       </w:r>
       <w:r>
@@ -13,28 +14,62 @@
         <w:t xml:space="preserve"> </w:t>
       </w:r>
       <w:r>
+        <w:rPr/>
         <w:t xml:space="preserve">   </w:t>
       </w:r>
+    </w:p>
+    <w:p xmlns:wp14="http://schemas.microsoft.com/office/word/2010/wordml" wp14:textId="33C96026">
+      <w:pPr>
+        <w:pStyle w:val="182"/>
+      </w:pPr>
+      <w:r>
+        <w:rPr>
+          <w:lang w:val="en-IN"/>
+        </w:rPr>
+        <w:t xml:space="preserve">                                                                          </w:t>
+      </w:r>
+      <w:r>
+        <w:rPr>
+          <w:b w:val="1"/>
+          <w:bCs w:val="1"/>
+          <w:lang w:val="en-IN"/>
+        </w:rPr>
+        <w:t xml:space="preserve">                   </w:t>
+      </w:r>
+      <w:r>
+        <w:rPr>
+          <w:b w:val="1"/>
+          <w:bCs w:val="1"/>
+          <w:lang w:val="en-US"/>
+        </w:rPr>
+        <w:t xml:space="preserve">                   </w:t>
+      </w:r>
+      <w:bookmarkStart w:name="_GoBack" w:id="0"/>
+      <w:bookmarkEnd w:id="0"/>
       <w:r>
         <w:drawing>
-          <wp:inline distT="0" distB="0" distL="0" distR="0">
-            <wp:extent cx="586105" cy="586105"/>
+          <wp:inline xmlns:wp14="http://schemas.microsoft.com/office/word/2010/wordprocessingDrawing" wp14:editId="35BD55D0" wp14:anchorId="5D1FBA8F">
+            <wp:extent cx="536272" cy="373316"/>
             <wp:effectExtent l="0" t="0" r="0" b="0"/>
-            <wp:docPr id="1" name="Picture 1"/>
+            <wp:docPr id="1614171849" name="" title=""/>
             <wp:cNvGraphicFramePr>
-              <a:graphicFrameLocks xmlns:a="http://schemas.openxmlformats.org/drawingml/2006/main" noChangeAspect="1"/>
+              <a:graphicFrameLocks noChangeAspect="1"/>
             </wp:cNvGraphicFramePr>
-            <a:graphic xmlns:a="http://schemas.openxmlformats.org/drawingml/2006/main">
+            <a:graphic>
               <a:graphicData uri="http://schemas.openxmlformats.org/drawingml/2006/picture">
-                <pic:pic xmlns:pic="http://schemas.openxmlformats.org/drawingml/2006/picture">
+                <pic:pic>
                   <pic:nvPicPr>
-                    <pic:cNvPr id="1" name="Picture 1"/>
-                    <pic:cNvPicPr>
-                      <a:picLocks noChangeAspect="1"/>
-                    </pic:cNvPicPr>
+                    <pic:cNvPr id="0" name=""/>
+                    <pic:cNvPicPr/>
                   </pic:nvPicPr>
                   <pic:blipFill>
-                    <a:blip r:embed="rId6"/>
+                    <a:blip r:embed="Rb3c74e05fd4748ff">
+                      <a:extLst>
+                        <a:ext xmlns:a="http://schemas.openxmlformats.org/drawingml/2006/main" uri="{28A0092B-C50C-407E-A947-70E740481C1C}">
+                          <a14:useLocalDpi val="0"/>
+                        </a:ext>
+                      </a:extLst>
+                    </a:blip>
                     <a:stretch>
                       <a:fillRect/>
                     </a:stretch>
@@ -42,7 +77,7 @@
                   <pic:spPr>
                     <a:xfrm>
                       <a:off x="0" y="0"/>
-                      <a:ext cx="586731" cy="586731"/>
+                      <a:ext cx="536272" cy="373316"/>
                     </a:xfrm>
                     <a:prstGeom prst="rect">
                       <a:avLst/>
@@ -55,48 +90,7 @@
         </w:drawing>
       </w:r>
     </w:p>
-    <w:p>
-      <w:pPr>
-        <w:pStyle w:val="182"/>
-        <w:rPr>
-          <w:b/>
-          <w:bCs/>
-        </w:rPr>
-      </w:pPr>
-      <w:r>
-        <w:rPr>
-          <w:lang w:val="en-IN"/>
-        </w:rPr>
-        <w:t xml:space="preserve">                                                                          </w:t>
-      </w:r>
-      <w:r>
-        <w:rPr>
-          <w:b/>
-          <w:bCs/>
-          <w:lang w:val="en-IN"/>
-        </w:rPr>
-        <w:t xml:space="preserve">                   </w:t>
-      </w:r>
-      <w:r>
-        <w:rPr>
-          <w:rFonts w:hint="default"/>
-          <w:b/>
-          <w:bCs/>
-          <w:lang w:val="en-US"/>
-        </w:rPr>
-        <w:t xml:space="preserve">                   </w:t>
-      </w:r>
-      <w:bookmarkStart w:id="0" w:name="_GoBack"/>
-      <w:bookmarkEnd w:id="0"/>
-      <w:r>
-        <w:rPr>
-          <w:rStyle w:val="39"/>
-          <w:lang w:val="en-IN"/>
-        </w:rPr>
-        <w:t>REVO 365</w:t>
-      </w:r>
-    </w:p>
-    <w:p>
+    <w:p xmlns:wp14="http://schemas.microsoft.com/office/word/2010/wordml" wp14:textId="77777777">
       <w:pPr>
         <w:rPr>
           <w:b/>
@@ -136,7 +130,7 @@
         <w:gridCol w:w="3690"/>
         <w:gridCol w:w="7110"/>
       </w:tblGrid>
-      <w:tr>
+      <w:tr xmlns:wp14="http://schemas.microsoft.com/office/word/2010/wordml" wp14:textId="77777777">
         <w:trPr>
           <w:jc w:val="center"/>
         </w:trPr>
@@ -144,7 +138,7 @@
           <w:tcPr>
             <w:tcW w:w="3690" w:type="dxa"/>
           </w:tcPr>
-          <w:p>
+          <w:p wp14:textId="77777777">
             <w:pPr>
               <w:pStyle w:val="187"/>
               <w:rPr>
@@ -152,7 +146,7 @@
               </w:rPr>
             </w:pPr>
           </w:p>
-          <w:p>
+          <w:p wp14:textId="77777777">
             <w:pPr>
               <w:pStyle w:val="182"/>
               <w:rPr>
@@ -163,7 +157,7 @@
               <w:t>{companyname}</w:t>
             </w:r>
           </w:p>
-          <w:p>
+          <w:p wp14:textId="77777777">
             <w:pPr>
               <w:pStyle w:val="182"/>
               <w:rPr>
@@ -174,7 +168,7 @@
               <w:t>{companyaddress}</w:t>
             </w:r>
           </w:p>
-          <w:p>
+          <w:p wp14:textId="77777777">
             <w:pPr>
               <w:pStyle w:val="182"/>
               <w:rPr>
@@ -185,7 +179,7 @@
               <w:t>{contactname}</w:t>
             </w:r>
           </w:p>
-          <w:p>
+          <w:p wp14:textId="77777777">
             <w:pPr>
               <w:pStyle w:val="182"/>
               <w:rPr>
@@ -202,7 +196,7 @@
               <w:t>: {phonenumber}</w:t>
             </w:r>
           </w:p>
-          <w:p>
+          <w:p wp14:textId="77777777">
             <w:pPr>
               <w:pStyle w:val="182"/>
             </w:pPr>
@@ -221,7 +215,7 @@
           <w:tcPr>
             <w:tcW w:w="7110" w:type="dxa"/>
           </w:tcPr>
-          <w:p>
+          <w:p wp14:textId="77777777">
             <w:pPr>
               <w:pStyle w:val="182"/>
               <w:rPr>
@@ -231,7 +225,7 @@
               </w:rPr>
             </w:pPr>
           </w:p>
-          <w:p>
+          <w:p wp14:textId="77777777">
             <w:pPr>
               <w:pStyle w:val="182"/>
             </w:pPr>
@@ -253,7 +247,7 @@
               <w:t>{changeFormat}</w:t>
             </w:r>
           </w:p>
-          <w:p>
+          <w:p wp14:textId="77777777">
             <w:pPr>
               <w:pStyle w:val="182"/>
               <w:rPr>
@@ -289,7 +283,7 @@
               <w:t xml:space="preserve"> {ponumber}</w:t>
             </w:r>
           </w:p>
-          <w:p>
+          <w:p wp14:textId="77777777">
             <w:pPr>
               <w:pStyle w:val="182"/>
               <w:rPr>
@@ -304,7 +298,7 @@
               <w:t xml:space="preserve">                                        </w:t>
             </w:r>
           </w:p>
-          <w:p>
+          <w:p wp14:textId="77777777">
             <w:pPr>
               <w:pStyle w:val="182"/>
               <w:rPr>
@@ -315,7 +309,7 @@
         </w:tc>
       </w:tr>
     </w:tbl>
-    <w:p>
+    <w:p xmlns:wp14="http://schemas.microsoft.com/office/word/2010/wordml" wp14:textId="77777777">
       <w:pPr>
         <w:pStyle w:val="182"/>
         <w:rPr>
@@ -340,7 +334,7 @@
         <w:gridCol w:w="5400"/>
         <w:gridCol w:w="5400"/>
       </w:tblGrid>
-      <w:tr>
+      <w:tr xmlns:wp14="http://schemas.microsoft.com/office/word/2010/wordml" wp14:textId="77777777">
         <w:trPr>
           <w:trHeight w:val="1440" w:hRule="atLeast"/>
           <w:jc w:val="center"/>
@@ -349,7 +343,7 @@
           <w:tcPr>
             <w:tcW w:w="5508" w:type="dxa"/>
           </w:tcPr>
-          <w:p>
+          <w:p wp14:textId="77777777">
             <w:pPr>
               <w:pStyle w:val="187"/>
               <w:rPr>
@@ -363,7 +357,7 @@
               <w:t>INVOICE To:</w:t>
             </w:r>
           </w:p>
-          <w:p>
+          <w:p wp14:textId="77777777">
             <w:pPr>
               <w:pStyle w:val="182"/>
               <w:rPr>
@@ -375,7 +369,7 @@
               <w:t>{io_companyname}</w:t>
             </w:r>
           </w:p>
-          <w:p>
+          <w:p wp14:textId="77777777">
             <w:pPr>
               <w:pStyle w:val="182"/>
               <w:rPr>
@@ -387,7 +381,7 @@
               <w:t>{io_companyaddress}</w:t>
             </w:r>
           </w:p>
-          <w:p>
+          <w:p wp14:textId="77777777">
             <w:pPr>
               <w:pStyle w:val="182"/>
               <w:rPr>
@@ -398,7 +392,7 @@
               <w:t>{io_contactname}</w:t>
             </w:r>
           </w:p>
-          <w:p>
+          <w:p wp14:textId="77777777">
             <w:pPr>
               <w:pStyle w:val="182"/>
               <w:rPr>
@@ -415,7 +409,7 @@
               <w:t>: {io_phonenumber}</w:t>
             </w:r>
           </w:p>
-          <w:p>
+          <w:p wp14:textId="77777777">
             <w:pPr>
               <w:pStyle w:val="182"/>
             </w:pPr>
@@ -429,7 +423,7 @@
               <w:t xml:space="preserve"> {io_gstnumber}</w:t>
             </w:r>
           </w:p>
-          <w:p>
+          <w:p wp14:textId="77777777">
             <w:pPr>
               <w:pStyle w:val="187"/>
               <w:rPr>
@@ -438,7 +432,7 @@
               </w:rPr>
             </w:pPr>
           </w:p>
-          <w:p>
+          <w:p wp14:textId="77777777">
             <w:pPr>
               <w:pStyle w:val="187"/>
               <w:rPr>
@@ -457,7 +451,7 @@
           <w:tcPr>
             <w:tcW w:w="5508" w:type="dxa"/>
           </w:tcPr>
-          <w:p>
+          <w:p wp14:textId="77777777">
             <w:pPr>
               <w:pStyle w:val="187"/>
               <w:rPr>
@@ -478,7 +472,7 @@
               <w:t>Deliver To:</w:t>
             </w:r>
           </w:p>
-          <w:p>
+          <w:p wp14:textId="77777777">
             <w:pPr>
               <w:pStyle w:val="182"/>
               <w:rPr>
@@ -496,7 +490,7 @@
               <w:t>{dt_companyname}</w:t>
             </w:r>
           </w:p>
-          <w:p>
+          <w:p wp14:textId="77777777">
             <w:pPr>
               <w:pStyle w:val="182"/>
               <w:rPr>
@@ -514,7 +508,7 @@
               <w:t>{dt_companyaddress}</w:t>
             </w:r>
           </w:p>
-          <w:p>
+          <w:p wp14:textId="77777777">
             <w:pPr>
               <w:pStyle w:val="182"/>
               <w:rPr>
@@ -531,7 +525,7 @@
               <w:t>{dt_contactname}</w:t>
             </w:r>
           </w:p>
-          <w:p>
+          <w:p wp14:textId="77777777">
             <w:pPr>
               <w:pStyle w:val="182"/>
               <w:rPr>
@@ -555,7 +549,7 @@
               <w:t>: {dt_phonenumber}</w:t>
             </w:r>
           </w:p>
-          <w:p>
+          <w:p wp14:textId="77777777">
             <w:pPr>
               <w:pStyle w:val="182"/>
             </w:pPr>
@@ -583,7 +577,7 @@
               <w:t>{dt_gstnumber}</w:t>
             </w:r>
           </w:p>
-          <w:p>
+          <w:p wp14:textId="77777777">
             <w:pPr>
               <w:pStyle w:val="182"/>
               <w:rPr>
@@ -594,7 +588,7 @@
         </w:tc>
       </w:tr>
     </w:tbl>
-    <w:p>
+    <w:p xmlns:wp14="http://schemas.microsoft.com/office/word/2010/wordml" wp14:textId="77777777">
       <w:pPr>
         <w:pStyle w:val="182"/>
         <w:rPr>
@@ -630,7 +624,7 @@
         <w:gridCol w:w="2692"/>
         <w:gridCol w:w="2820"/>
       </w:tblGrid>
-      <w:tr>
+      <w:tr xmlns:wp14="http://schemas.microsoft.com/office/word/2010/wordml" wp14:textId="77777777">
         <w:tblPrEx>
           <w:tblBorders>
             <w:top w:val="single" w:color="000000" w:sz="4" w:space="0"/>
@@ -655,7 +649,7 @@
             <w:shd w:val="clear" w:color="auto" w:fill="C3BD96" w:themeFill="background2" w:themeFillShade="BF"/>
             <w:vAlign w:val="center"/>
           </w:tcPr>
-          <w:p>
+          <w:p wp14:textId="77777777">
             <w:pPr>
               <w:pStyle w:val="184"/>
               <w:rPr>
@@ -679,7 +673,7 @@
             <w:shd w:val="clear" w:color="auto" w:fill="C3BD96" w:themeFill="background2" w:themeFillShade="BF"/>
             <w:vAlign w:val="center"/>
           </w:tcPr>
-          <w:p>
+          <w:p wp14:textId="77777777">
             <w:pPr>
               <w:pStyle w:val="184"/>
               <w:rPr>
@@ -703,7 +697,7 @@
             <w:shd w:val="clear" w:color="auto" w:fill="C3BD96" w:themeFill="background2" w:themeFillShade="BF"/>
             <w:vAlign w:val="center"/>
           </w:tcPr>
-          <w:p>
+          <w:p wp14:textId="77777777">
             <w:pPr>
               <w:pStyle w:val="184"/>
               <w:rPr>
@@ -727,7 +721,7 @@
             <w:shd w:val="clear" w:color="auto" w:fill="C3BD96" w:themeFill="background2" w:themeFillShade="BF"/>
             <w:vAlign w:val="center"/>
           </w:tcPr>
-          <w:p>
+          <w:p wp14:textId="77777777">
             <w:pPr>
               <w:pStyle w:val="184"/>
               <w:rPr>
@@ -743,7 +737,7 @@
           </w:p>
         </w:tc>
       </w:tr>
-      <w:tr>
+      <w:tr xmlns:wp14="http://schemas.microsoft.com/office/word/2010/wordml" wp14:textId="77777777">
         <w:tblPrEx>
           <w:tblBorders>
             <w:top w:val="single" w:color="000000" w:sz="4" w:space="0"/>
@@ -765,7 +759,7 @@
             <w:shd w:val="clear" w:color="auto" w:fill="FFFFFF" w:themeFill="background1" w:themeFillShade="BF"/>
             <w:vAlign w:val="center"/>
           </w:tcPr>
-          <w:p>
+          <w:p wp14:textId="77777777">
             <w:pPr>
               <w:pStyle w:val="182"/>
               <w:rPr>
@@ -786,7 +780,7 @@
             <w:shd w:val="clear" w:color="auto" w:fill="FFFFFF" w:themeFill="background1" w:themeFillShade="BF"/>
             <w:vAlign w:val="center"/>
           </w:tcPr>
-          <w:p>
+          <w:p wp14:textId="77777777">
             <w:pPr>
               <w:pStyle w:val="182"/>
               <w:rPr>
@@ -807,7 +801,7 @@
             <w:shd w:val="clear" w:color="auto" w:fill="FFFFFF" w:themeFill="background1" w:themeFillShade="BF"/>
             <w:vAlign w:val="center"/>
           </w:tcPr>
-          <w:p>
+          <w:p wp14:textId="77777777">
             <w:pPr>
               <w:pStyle w:val="182"/>
               <w:rPr>
@@ -828,7 +822,7 @@
             <w:shd w:val="clear" w:color="auto" w:fill="FFFFFF" w:themeFill="background1" w:themeFillShade="BF"/>
             <w:vAlign w:val="center"/>
           </w:tcPr>
-          <w:p>
+          <w:p wp14:textId="77777777">
             <w:pPr>
               <w:pStyle w:val="182"/>
               <w:rPr>
@@ -845,7 +839,7 @@
         </w:tc>
       </w:tr>
     </w:tbl>
-    <w:p>
+    <w:p xmlns:wp14="http://schemas.microsoft.com/office/word/2010/wordml" wp14:textId="77777777">
       <w:pPr>
         <w:pStyle w:val="182"/>
         <w:rPr>
@@ -882,7 +876,7 @@
         <w:gridCol w:w="1433"/>
         <w:gridCol w:w="1885"/>
       </w:tblGrid>
-      <w:tr>
+      <w:tr xmlns:wp14="http://schemas.microsoft.com/office/word/2010/wordml" wp14:textId="77777777">
         <w:tblPrEx>
           <w:tblBorders>
             <w:top w:val="single" w:color="000000" w:sz="4" w:space="0"/>
@@ -907,7 +901,7 @@
             <w:shd w:val="clear" w:color="auto" w:fill="C3BD96" w:themeFill="background2" w:themeFillShade="BF"/>
             <w:vAlign w:val="center"/>
           </w:tcPr>
-          <w:p>
+          <w:p wp14:textId="77777777">
             <w:pPr>
               <w:pStyle w:val="184"/>
               <w:rPr>
@@ -932,7 +926,7 @@
             <w:shd w:val="clear" w:color="auto" w:fill="C3BD96" w:themeFill="background2" w:themeFillShade="BF"/>
             <w:vAlign w:val="center"/>
           </w:tcPr>
-          <w:p>
+          <w:p wp14:textId="77777777">
             <w:pPr>
               <w:pStyle w:val="184"/>
               <w:rPr>
@@ -958,7 +952,7 @@
             <w:shd w:val="clear" w:color="auto" w:fill="C3BD96" w:themeFill="background2" w:themeFillShade="BF"/>
             <w:vAlign w:val="center"/>
           </w:tcPr>
-          <w:p>
+          <w:p wp14:textId="77777777">
             <w:pPr>
               <w:pStyle w:val="184"/>
               <w:rPr>
@@ -983,7 +977,7 @@
             <w:shd w:val="clear" w:color="auto" w:fill="C3BD96" w:themeFill="background2" w:themeFillShade="BF"/>
             <w:vAlign w:val="center"/>
           </w:tcPr>
-          <w:p>
+          <w:p wp14:textId="77777777">
             <w:pPr>
               <w:pStyle w:val="184"/>
               <w:rPr>
@@ -1008,7 +1002,7 @@
             <w:shd w:val="clear" w:color="auto" w:fill="C3BD96" w:themeFill="background2" w:themeFillShade="BF"/>
             <w:vAlign w:val="center"/>
           </w:tcPr>
-          <w:p>
+          <w:p wp14:textId="77777777">
             <w:pPr>
               <w:pStyle w:val="184"/>
               <w:rPr>
@@ -1024,7 +1018,7 @@
           </w:p>
         </w:tc>
       </w:tr>
-      <w:tr>
+      <w:tr xmlns:wp14="http://schemas.microsoft.com/office/word/2010/wordml" wp14:textId="77777777">
         <w:tblPrEx>
           <w:tblBorders>
             <w:top w:val="single" w:color="000000" w:sz="4" w:space="0"/>
@@ -1050,7 +1044,7 @@
             </w:tcBorders>
             <w:vAlign w:val="center"/>
           </w:tcPr>
-          <w:p>
+          <w:p wp14:textId="77777777">
             <w:pPr>
               <w:pStyle w:val="182"/>
               <w:rPr>
@@ -1076,7 +1070,7 @@
             </w:tcBorders>
             <w:vAlign w:val="center"/>
           </w:tcPr>
-          <w:p>
+          <w:p wp14:textId="77777777">
             <w:pPr>
               <w:pStyle w:val="182"/>
               <w:rPr>
@@ -1107,7 +1101,7 @@
             </w:tcMar>
             <w:vAlign w:val="center"/>
           </w:tcPr>
-          <w:p>
+          <w:p wp14:textId="77777777">
             <w:pPr>
               <w:pStyle w:val="182"/>
               <w:rPr>
@@ -1137,7 +1131,7 @@
             </w:tcMar>
             <w:vAlign w:val="center"/>
           </w:tcPr>
-          <w:p>
+          <w:p wp14:textId="77777777">
             <w:pPr>
               <w:pStyle w:val="182"/>
               <w:rPr>
@@ -1167,7 +1161,7 @@
             </w:tcMar>
             <w:vAlign w:val="center"/>
           </w:tcPr>
-          <w:p>
+          <w:p wp14:textId="77777777">
             <w:pPr>
               <w:pStyle w:val="182"/>
               <w:rPr>
@@ -1183,7 +1177,7 @@
           </w:p>
         </w:tc>
       </w:tr>
-      <w:tr>
+      <w:tr xmlns:wp14="http://schemas.microsoft.com/office/word/2010/wordml" wp14:textId="77777777">
         <w:tblPrEx>
           <w:tblBorders>
             <w:top w:val="single" w:color="000000" w:sz="4" w:space="0"/>
@@ -1210,7 +1204,7 @@
               <w:right w:val="nil"/>
             </w:tcBorders>
           </w:tcPr>
-          <w:p>
+          <w:p wp14:textId="77777777">
             <w:pPr>
               <w:pStyle w:val="182"/>
               <w:rPr>
@@ -1235,7 +1229,7 @@
             </w:tcMar>
             <w:vAlign w:val="center"/>
           </w:tcPr>
-          <w:p>
+          <w:p wp14:textId="77777777">
             <w:pPr>
               <w:pStyle w:val="183"/>
               <w:rPr>
@@ -1265,7 +1259,7 @@
             </w:tcMar>
             <w:vAlign w:val="center"/>
           </w:tcPr>
-          <w:p>
+          <w:p wp14:textId="77777777">
             <w:pPr>
               <w:pStyle w:val="182"/>
               <w:rPr>
@@ -1281,7 +1275,7 @@
           </w:p>
         </w:tc>
       </w:tr>
-      <w:tr>
+      <w:tr xmlns:wp14="http://schemas.microsoft.com/office/word/2010/wordml" wp14:textId="77777777">
         <w:tblPrEx>
           <w:tblBorders>
             <w:top w:val="single" w:color="000000" w:sz="4" w:space="0"/>
@@ -1305,7 +1299,7 @@
               <w:bottom w:val="nil"/>
             </w:tcBorders>
           </w:tcPr>
-          <w:p>
+          <w:p wp14:textId="77777777">
             <w:pPr>
               <w:pStyle w:val="182"/>
               <w:rPr>
@@ -1330,7 +1324,7 @@
             </w:tcMar>
             <w:vAlign w:val="center"/>
           </w:tcPr>
-          <w:p>
+          <w:p wp14:textId="77777777">
             <w:pPr>
               <w:pStyle w:val="183"/>
               <w:rPr>
@@ -1360,7 +1354,7 @@
             </w:tcMar>
             <w:vAlign w:val="center"/>
           </w:tcPr>
-          <w:p>
+          <w:p wp14:textId="77777777">
             <w:pPr>
               <w:pStyle w:val="182"/>
               <w:rPr>
@@ -1376,7 +1370,7 @@
           </w:p>
         </w:tc>
       </w:tr>
-      <w:tr>
+      <w:tr xmlns:wp14="http://schemas.microsoft.com/office/word/2010/wordml" wp14:textId="77777777">
         <w:tblPrEx>
           <w:tblBorders>
             <w:top w:val="single" w:color="000000" w:sz="4" w:space="0"/>
@@ -1400,7 +1394,7 @@
               <w:bottom w:val="nil"/>
             </w:tcBorders>
           </w:tcPr>
-          <w:p>
+          <w:p wp14:textId="77777777">
             <w:pPr>
               <w:pStyle w:val="182"/>
               <w:rPr>
@@ -1425,7 +1419,7 @@
             </w:tcMar>
             <w:vAlign w:val="center"/>
           </w:tcPr>
-          <w:p>
+          <w:p wp14:textId="77777777">
             <w:pPr>
               <w:pStyle w:val="183"/>
               <w:rPr>
@@ -1455,7 +1449,7 @@
             </w:tcMar>
             <w:vAlign w:val="center"/>
           </w:tcPr>
-          <w:p>
+          <w:p wp14:textId="77777777">
             <w:pPr>
               <w:pStyle w:val="182"/>
               <w:rPr>
@@ -1471,7 +1465,7 @@
           </w:p>
         </w:tc>
       </w:tr>
-      <w:tr>
+      <w:tr xmlns:wp14="http://schemas.microsoft.com/office/word/2010/wordml" wp14:textId="77777777">
         <w:tblPrEx>
           <w:tblBorders>
             <w:top w:val="single" w:color="000000" w:sz="4" w:space="0"/>
@@ -1495,7 +1489,7 @@
               <w:bottom w:val="nil"/>
             </w:tcBorders>
           </w:tcPr>
-          <w:p>
+          <w:p wp14:textId="77777777">
             <w:pPr>
               <w:pStyle w:val="182"/>
               <w:rPr>
@@ -1520,7 +1514,7 @@
             </w:tcMar>
             <w:vAlign w:val="center"/>
           </w:tcPr>
-          <w:p>
+          <w:p wp14:textId="77777777">
             <w:pPr>
               <w:pStyle w:val="183"/>
               <w:rPr>
@@ -1550,7 +1544,7 @@
             </w:tcMar>
             <w:vAlign w:val="center"/>
           </w:tcPr>
-          <w:p>
+          <w:p wp14:textId="77777777">
             <w:pPr>
               <w:pStyle w:val="182"/>
               <w:rPr>
@@ -1566,7 +1560,7 @@
           </w:p>
         </w:tc>
       </w:tr>
-      <w:tr>
+      <w:tr xmlns:wp14="http://schemas.microsoft.com/office/word/2010/wordml" wp14:textId="77777777">
         <w:tblPrEx>
           <w:tblBorders>
             <w:top w:val="single" w:color="000000" w:sz="4" w:space="0"/>
@@ -1590,7 +1584,7 @@
               <w:bottom w:val="nil"/>
             </w:tcBorders>
           </w:tcPr>
-          <w:p>
+          <w:p wp14:textId="77777777">
             <w:pPr>
               <w:pStyle w:val="182"/>
               <w:rPr>
@@ -1615,7 +1609,7 @@
             </w:tcMar>
             <w:vAlign w:val="center"/>
           </w:tcPr>
-          <w:p>
+          <w:p wp14:textId="77777777">
             <w:pPr>
               <w:pStyle w:val="183"/>
               <w:rPr>
@@ -1645,7 +1639,7 @@
             </w:tcMar>
             <w:vAlign w:val="center"/>
           </w:tcPr>
-          <w:p>
+          <w:p wp14:textId="77777777">
             <w:pPr>
               <w:pStyle w:val="182"/>
               <w:rPr>
@@ -1661,7 +1655,7 @@
           </w:p>
         </w:tc>
       </w:tr>
-      <w:tr>
+      <w:tr xmlns:wp14="http://schemas.microsoft.com/office/word/2010/wordml" wp14:textId="77777777">
         <w:tblPrEx>
           <w:tblBorders>
             <w:top w:val="single" w:color="000000" w:sz="4" w:space="0"/>
@@ -1685,7 +1679,7 @@
               <w:bottom w:val="nil"/>
             </w:tcBorders>
           </w:tcPr>
-          <w:p>
+          <w:p wp14:textId="77777777">
             <w:pPr>
               <w:pStyle w:val="182"/>
               <w:rPr>
@@ -1710,7 +1704,7 @@
             </w:tcMar>
             <w:vAlign w:val="center"/>
           </w:tcPr>
-          <w:p>
+          <w:p wp14:textId="77777777">
             <w:pPr>
               <w:pStyle w:val="183"/>
               <w:rPr>
@@ -1740,7 +1734,7 @@
             </w:tcMar>
             <w:vAlign w:val="center"/>
           </w:tcPr>
-          <w:p>
+          <w:p wp14:textId="77777777">
             <w:pPr>
               <w:pStyle w:val="182"/>
               <w:rPr>
@@ -1757,12 +1751,12 @@
         </w:tc>
       </w:tr>
     </w:tbl>
-    <w:p>
+    <w:p xmlns:wp14="http://schemas.microsoft.com/office/word/2010/wordml" wp14:textId="77777777">
       <w:r>
         <mc:AlternateContent>
           <mc:Choice Requires="wps">
             <w:drawing>
-              <wp:anchor distT="0" distB="0" distL="114300" distR="114300" simplePos="0" relativeHeight="251659264" behindDoc="0" locked="0" layoutInCell="1" allowOverlap="1">
+              <wp:anchor xmlns:wp14="http://schemas.microsoft.com/office/word/2010/wordprocessingDrawing" distT="0" distB="0" distL="114300" distR="114300" simplePos="0" relativeHeight="251659264" behindDoc="0" locked="0" layoutInCell="1" allowOverlap="1" wp14:anchorId="0DF089AD" wp14:editId="7777777">
                 <wp:simplePos x="0" y="0"/>
                 <wp:positionH relativeFrom="column">
                   <wp:posOffset>4914900</wp:posOffset>
@@ -1807,8 +1801,8 @@
             </w:drawing>
           </mc:Choice>
           <mc:Fallback>
-            <w:pict>
-              <v:rect id="Rectangle 3" o:spid="_x0000_s1026" o:spt="1" style="position:absolute;left:0pt;margin-left:387pt;margin-top:24.85pt;height:66pt;width:148.5pt;z-index:251659264;mso-width-relative:page;mso-height-relative:page;" filled="f" stroked="t" coordsize="21600,21600" o:gfxdata="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">
+            <w:pict w14:anchorId="544B0833">
+              <v:rect id="Rectangle 3" style="position:absolute;left:0pt;margin-left:387pt;margin-top:24.85pt;height:66pt;width:148.5pt;z-index:251659264;mso-width-relative:page;mso-height-relative:page;" coordsize="21600,21600" o:spid="_x0000_s1026" filled="f" stroked="t" o:spt="1" o:gfxdata="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">
                 <v:fill on="f" focussize="0,0"/>
                 <v:stroke color="#000000" miterlimit="8" joinstyle="miter"/>
                 <v:imagedata o:title=""/>
@@ -1819,18 +1813,18 @@
         </mc:AlternateContent>
       </w:r>
     </w:p>
-    <w:p>
+    <w:p xmlns:wp14="http://schemas.microsoft.com/office/word/2010/wordml" wp14:textId="77777777">
       <w:pPr>
         <w:sectPr>
-          <w:headerReference r:id="rId3" w:type="default"/>
-          <w:footerReference r:id="rId4" w:type="default"/>
-          <w:pgSz w:w="12240" w:h="15840"/>
+          <w:headerReference w:type="default" r:id="rId3"/>
+          <w:footerReference w:type="default" r:id="rId4"/>
+          <w:pgSz w:w="12240" w:h="15840" w:orient="portrait"/>
           <w:pgMar w:top="720" w:right="720" w:bottom="734" w:left="720" w:header="720" w:footer="720" w:gutter="0"/>
           <w:cols w:space="720" w:num="1"/>
         </w:sectPr>
       </w:pPr>
     </w:p>
-    <w:p>
+    <w:p xmlns:wp14="http://schemas.microsoft.com/office/word/2010/wordml" wp14:textId="77777777">
       <w:pPr>
         <w:rPr>
           <w:b/>
@@ -1840,7 +1834,7 @@
         <w:t xml:space="preserve">                                                                                                                                      </w:t>
       </w:r>
     </w:p>
-    <w:p>
+    <w:p xmlns:wp14="http://schemas.microsoft.com/office/word/2010/wordml" wp14:textId="77777777">
       <w:pPr>
         <w:rPr>
           <w:b/>
@@ -1853,12 +1847,12 @@
         <w:t>Instructions:</w:t>
       </w:r>
     </w:p>
-    <w:p>
+    <w:p xmlns:wp14="http://schemas.microsoft.com/office/word/2010/wordml" wp14:textId="77777777">
       <w:r>
         <w:t xml:space="preserve">{instructions}      </w:t>
       </w:r>
     </w:p>
-    <w:p>
+    <w:p xmlns:wp14="http://schemas.microsoft.com/office/word/2010/wordml" wp14:textId="77777777">
       <w:r>
         <w:br w:type="column"/>
       </w:r>
@@ -1866,7 +1860,7 @@
         <w:t xml:space="preserve">                                           </w:t>
       </w:r>
     </w:p>
-    <w:p>
+    <w:p xmlns:wp14="http://schemas.microsoft.com/office/word/2010/wordml" wp14:textId="77777777">
       <w:pPr>
         <w:rPr>
           <w:b/>
@@ -1882,7 +1876,7 @@
         <w:t xml:space="preserve">Authorized By                                                                                                          </w:t>
       </w:r>
     </w:p>
-    <w:p>
+    <w:p xmlns:wp14="http://schemas.microsoft.com/office/word/2010/wordml" wp14:textId="77777777">
       <w:pPr>
         <w:ind w:firstLine="720"/>
       </w:pPr>
@@ -1892,7 +1886,7 @@
     </w:p>
     <w:sectPr>
       <w:type w:val="continuous"/>
-      <w:pgSz w:w="12240" w:h="15840"/>
+      <w:pgSz w:w="12240" w:h="15840" w:orient="portrait"/>
       <w:pgMar w:top="720" w:right="720" w:bottom="734" w:left="720" w:header="720" w:footer="720" w:gutter="0"/>
       <w:cols w:space="720" w:num="2"/>
     </w:sectPr>
@@ -1920,7 +1914,7 @@
       <w:gridCol w:w="3600"/>
       <w:gridCol w:w="3600"/>
     </w:tblGrid>
-    <w:tr>
+    <w:tr xmlns:wp14="http://schemas.microsoft.com/office/word/2010/wordml" wp14:textId="77777777">
       <w:trPr>
         <w:trHeight w:val="300" w:hRule="atLeast"/>
       </w:trPr>
@@ -1928,7 +1922,7 @@
         <w:tcPr>
           <w:tcW w:w="3600" w:type="dxa"/>
         </w:tcPr>
-        <w:p>
+        <w:p wp14:textId="77777777">
           <w:pPr>
             <w:pStyle w:val="19"/>
             <w:ind w:left="-115"/>
@@ -1939,7 +1933,7 @@
         <w:tcPr>
           <w:tcW w:w="3600" w:type="dxa"/>
         </w:tcPr>
-        <w:p>
+        <w:p wp14:textId="77777777">
           <w:pPr>
             <w:pStyle w:val="19"/>
             <w:jc w:val="center"/>
@@ -1950,7 +1944,7 @@
         <w:tcPr>
           <w:tcW w:w="3600" w:type="dxa"/>
         </w:tcPr>
-        <w:p>
+        <w:p wp14:textId="77777777">
           <w:pPr>
             <w:pStyle w:val="19"/>
             <w:ind w:right="-115"/>
@@ -1960,7 +1954,7 @@
       </w:tc>
     </w:tr>
   </w:tbl>
-  <w:p>
+  <w:p xmlns:wp14="http://schemas.microsoft.com/office/word/2010/wordml" wp14:textId="77777777">
     <w:pPr>
       <w:pStyle w:val="16"/>
     </w:pPr>
@@ -1988,7 +1982,7 @@
       <w:gridCol w:w="3600"/>
       <w:gridCol w:w="3600"/>
     </w:tblGrid>
-    <w:tr>
+    <w:tr xmlns:wp14="http://schemas.microsoft.com/office/word/2010/wordml" wp14:textId="77777777">
       <w:trPr>
         <w:trHeight w:val="300" w:hRule="atLeast"/>
       </w:trPr>
@@ -1996,7 +1990,7 @@
         <w:tcPr>
           <w:tcW w:w="3600" w:type="dxa"/>
         </w:tcPr>
-        <w:p>
+        <w:p wp14:textId="77777777">
           <w:pPr>
             <w:pStyle w:val="19"/>
             <w:ind w:left="-115"/>
@@ -2007,7 +2001,7 @@
         <w:tcPr>
           <w:tcW w:w="3600" w:type="dxa"/>
         </w:tcPr>
-        <w:p>
+        <w:p wp14:textId="77777777">
           <w:pPr>
             <w:pStyle w:val="19"/>
             <w:jc w:val="center"/>
@@ -2018,7 +2012,7 @@
         <w:tcPr>
           <w:tcW w:w="3600" w:type="dxa"/>
         </w:tcPr>
-        <w:p>
+        <w:p wp14:textId="77777777">
           <w:pPr>
             <w:pStyle w:val="19"/>
             <w:ind w:right="-115"/>
@@ -2028,7 +2022,7 @@
       </w:tc>
     </w:tr>
   </w:tbl>
-  <w:p>
+  <w:p xmlns:wp14="http://schemas.microsoft.com/office/word/2010/wordml" wp14:textId="77777777">
     <w:pPr>
       <w:pStyle w:val="19"/>
     </w:pPr>
@@ -2037,7 +2031,7 @@
 </file>
 
 <file path=word/styles.xml><?xml version="1.0" encoding="utf-8"?>
-<w:styles xmlns:mc="http://schemas.openxmlformats.org/markup-compatibility/2006" xmlns:o="urn:schemas-microsoft-com:office:office" xmlns:r="http://schemas.openxmlformats.org/officeDocument/2006/relationships" xmlns:m="http://schemas.openxmlformats.org/officeDocument/2006/math" xmlns:v="urn:schemas-microsoft-com:vml" xmlns:w="http://schemas.openxmlformats.org/wordprocessingml/2006/main" xmlns:w14="http://schemas.microsoft.com/office/word/2010/wordml" xmlns:w10="urn:schemas-microsoft-com:office:word" xmlns:sl="http://schemas.openxmlformats.org/schemaLibrary/2006/main" xmlns:wpsCustomData="http://www.wps.cn/officeDocument/2013/wpsCustomData" mc:Ignorable="w14">
+<w:styles xmlns:wp14="http://schemas.microsoft.com/office/word/2010/wordprocessingDrawing" xmlns:mc="http://schemas.openxmlformats.org/markup-compatibility/2006" xmlns:o="urn:schemas-microsoft-com:office:office" xmlns:r="http://schemas.openxmlformats.org/officeDocument/2006/relationships" xmlns:m="http://schemas.openxmlformats.org/officeDocument/2006/math" xmlns:v="urn:schemas-microsoft-com:vml" xmlns:w="http://schemas.openxmlformats.org/wordprocessingml/2006/main" xmlns:w14="http://schemas.microsoft.com/office/word/2010/wordml" xmlns:w10="urn:schemas-microsoft-com:office:word" xmlns:sl="http://schemas.openxmlformats.org/schemaLibrary/2006/main" xmlns:wpsCustomData="http://www.wps.cn/officeDocument/2013/wpsCustomData" mc:Ignorable="w14 wp14">
   <w:docDefaults>
     <w:rPrDefault>
       <w:rPr>
@@ -2046,261 +2040,261 @@
     </w:rPrDefault>
     <w:pPrDefault/>
   </w:docDefaults>
-  <w:latentStyles w:count="260" w:defQFormat="0" w:defUnhideWhenUsed="1" w:defSemiHidden="1" w:defUIPriority="99" w:defLockedState="0">
-    <w:lsdException w:qFormat="1" w:unhideWhenUsed="0" w:uiPriority="0" w:semiHidden="0" w:name="Normal"/>
-    <w:lsdException w:qFormat="1" w:unhideWhenUsed="0" w:uiPriority="9" w:semiHidden="0" w:name="heading 1"/>
-    <w:lsdException w:qFormat="1" w:uiPriority="9" w:semiHidden="0" w:name="heading 2"/>
-    <w:lsdException w:qFormat="1" w:uiPriority="9" w:semiHidden="0" w:name="heading 3"/>
-    <w:lsdException w:qFormat="1" w:uiPriority="9" w:semiHidden="0" w:name="heading 4"/>
-    <w:lsdException w:qFormat="1" w:uiPriority="9" w:semiHidden="0" w:name="heading 5"/>
-    <w:lsdException w:qFormat="1" w:uiPriority="9" w:semiHidden="0" w:name="heading 6"/>
-    <w:lsdException w:qFormat="1" w:uiPriority="9" w:semiHidden="0" w:name="heading 7"/>
-    <w:lsdException w:qFormat="1" w:uiPriority="9" w:semiHidden="0" w:name="heading 8"/>
-    <w:lsdException w:qFormat="1" w:uiPriority="9" w:semiHidden="0" w:name="heading 9"/>
-    <w:lsdException w:uiPriority="99" w:name="index 1"/>
-    <w:lsdException w:uiPriority="99" w:name="index 2"/>
-    <w:lsdException w:uiPriority="99" w:name="index 3"/>
-    <w:lsdException w:uiPriority="99" w:name="index 4"/>
-    <w:lsdException w:uiPriority="99" w:name="index 5"/>
-    <w:lsdException w:uiPriority="99" w:name="index 6"/>
-    <w:lsdException w:uiPriority="99" w:name="index 7"/>
-    <w:lsdException w:uiPriority="99" w:name="index 8"/>
-    <w:lsdException w:uiPriority="99" w:name="index 9"/>
-    <w:lsdException w:qFormat="1" w:uiPriority="39" w:semiHidden="0" w:name="toc 1"/>
-    <w:lsdException w:qFormat="1" w:uiPriority="39" w:semiHidden="0" w:name="toc 2"/>
-    <w:lsdException w:qFormat="1" w:uiPriority="39" w:semiHidden="0" w:name="toc 3"/>
-    <w:lsdException w:uiPriority="39" w:semiHidden="0" w:name="toc 4"/>
-    <w:lsdException w:uiPriority="39" w:semiHidden="0" w:name="toc 5"/>
-    <w:lsdException w:uiPriority="39" w:semiHidden="0" w:name="toc 6"/>
-    <w:lsdException w:qFormat="1" w:uiPriority="39" w:semiHidden="0" w:name="toc 7"/>
-    <w:lsdException w:uiPriority="39" w:semiHidden="0" w:name="toc 8"/>
-    <w:lsdException w:uiPriority="39" w:semiHidden="0" w:name="toc 9"/>
-    <w:lsdException w:uiPriority="99" w:name="Normal Indent"/>
-    <w:lsdException w:uiPriority="99" w:name="footnote text"/>
-    <w:lsdException w:uiPriority="99" w:name="annotation text"/>
-    <w:lsdException w:uiPriority="99" w:semiHidden="0" w:name="header"/>
-    <w:lsdException w:uiPriority="99" w:semiHidden="0" w:name="footer"/>
-    <w:lsdException w:uiPriority="99" w:name="index heading"/>
-    <w:lsdException w:qFormat="1" w:uiPriority="35" w:name="caption"/>
-    <w:lsdException w:qFormat="1" w:uiPriority="99" w:semiHidden="0" w:name="table of figures"/>
-    <w:lsdException w:uiPriority="99" w:name="envelope address"/>
-    <w:lsdException w:uiPriority="99" w:name="envelope return"/>
-    <w:lsdException w:uiPriority="99" w:semiHidden="0" w:name="footnote reference"/>
-    <w:lsdException w:uiPriority="99" w:name="annotation reference"/>
-    <w:lsdException w:qFormat="1" w:unhideWhenUsed="0" w:uiPriority="0" w:name="line number"/>
-    <w:lsdException w:uiPriority="99" w:name="page number"/>
-    <w:lsdException w:uiPriority="99" w:name="endnote reference"/>
-    <w:lsdException w:qFormat="1" w:uiPriority="99" w:name="endnote text"/>
-    <w:lsdException w:uiPriority="99" w:name="table of authorities"/>
-    <w:lsdException w:uiPriority="99" w:name="macro"/>
-    <w:lsdException w:uiPriority="99" w:name="toa heading"/>
-    <w:lsdException w:uiPriority="99" w:name="List"/>
-    <w:lsdException w:uiPriority="99" w:name="List Bullet"/>
-    <w:lsdException w:uiPriority="99" w:name="List Number"/>
-    <w:lsdException w:uiPriority="99" w:name="List 2"/>
-    <w:lsdException w:uiPriority="99" w:name="List 3"/>
-    <w:lsdException w:uiPriority="99" w:name="List 4"/>
-    <w:lsdException w:uiPriority="99" w:name="List 5"/>
-    <w:lsdException w:uiPriority="99" w:name="List Bullet 2"/>
-    <w:lsdException w:uiPriority="99" w:name="List Bullet 3"/>
-    <w:lsdException w:uiPriority="99" w:name="List Bullet 4"/>
-    <w:lsdException w:uiPriority="99" w:name="List Bullet 5"/>
-    <w:lsdException w:uiPriority="99" w:name="List Number 2"/>
-    <w:lsdException w:uiPriority="99" w:name="List Number 3"/>
-    <w:lsdException w:uiPriority="99" w:name="List Number 4"/>
-    <w:lsdException w:uiPriority="99" w:name="List Number 5"/>
-    <w:lsdException w:qFormat="1" w:unhideWhenUsed="0" w:uiPriority="10" w:semiHidden="0" w:name="Title"/>
-    <w:lsdException w:uiPriority="99" w:name="Closing"/>
-    <w:lsdException w:uiPriority="99" w:name="Signature"/>
-    <w:lsdException w:qFormat="1" w:uiPriority="1" w:name="Default Paragraph Font"/>
-    <w:lsdException w:uiPriority="99" w:name="Body Text"/>
-    <w:lsdException w:uiPriority="99" w:name="Body Text Indent"/>
-    <w:lsdException w:uiPriority="99" w:name="List Continue"/>
-    <w:lsdException w:uiPriority="99" w:name="List Continue 2"/>
-    <w:lsdException w:uiPriority="99" w:name="List Continue 3"/>
-    <w:lsdException w:uiPriority="99" w:name="List Continue 4"/>
-    <w:lsdException w:uiPriority="99" w:name="List Continue 5"/>
-    <w:lsdException w:uiPriority="99" w:name="Message Header"/>
-    <w:lsdException w:qFormat="1" w:unhideWhenUsed="0" w:uiPriority="11" w:semiHidden="0" w:name="Subtitle"/>
-    <w:lsdException w:uiPriority="99" w:name="Salutation"/>
-    <w:lsdException w:uiPriority="99" w:name="Date"/>
-    <w:lsdException w:uiPriority="99" w:name="Body Text First Indent"/>
-    <w:lsdException w:uiPriority="99" w:name="Body Text First Indent 2"/>
-    <w:lsdException w:uiPriority="99" w:name="Note Heading"/>
-    <w:lsdException w:uiPriority="99" w:name="Body Text 2"/>
-    <w:lsdException w:uiPriority="99" w:name="Body Text 3"/>
-    <w:lsdException w:uiPriority="99" w:name="Body Text Indent 2"/>
-    <w:lsdException w:uiPriority="99" w:name="Body Text Indent 3"/>
-    <w:lsdException w:uiPriority="99" w:name="Block Text"/>
-    <w:lsdException w:unhideWhenUsed="0" w:uiPriority="0" w:semiHidden="0" w:name="Hyperlink"/>
-    <w:lsdException w:uiPriority="99" w:name="FollowedHyperlink"/>
-    <w:lsdException w:qFormat="1" w:unhideWhenUsed="0" w:uiPriority="22" w:semiHidden="0" w:name="Strong"/>
-    <w:lsdException w:qFormat="1" w:unhideWhenUsed="0" w:uiPriority="20" w:semiHidden="0" w:name="Emphasis"/>
-    <w:lsdException w:uiPriority="99" w:name="Document Map"/>
-    <w:lsdException w:uiPriority="99" w:name="Plain Text"/>
-    <w:lsdException w:uiPriority="99" w:name="E-mail Signature"/>
-    <w:lsdException w:uiPriority="99" w:name="Normal (Web)"/>
-    <w:lsdException w:uiPriority="99" w:name="HTML Acronym"/>
-    <w:lsdException w:uiPriority="99" w:name="HTML Address"/>
-    <w:lsdException w:uiPriority="99" w:name="HTML Cite"/>
-    <w:lsdException w:uiPriority="99" w:name="HTML Code"/>
-    <w:lsdException w:uiPriority="99" w:name="HTML Definition"/>
-    <w:lsdException w:uiPriority="99" w:name="HTML Keyboard"/>
-    <w:lsdException w:uiPriority="99" w:name="HTML Preformatted"/>
-    <w:lsdException w:uiPriority="99" w:name="HTML Sample"/>
-    <w:lsdException w:uiPriority="99" w:name="HTML Typewriter"/>
-    <w:lsdException w:uiPriority="99" w:name="HTML Variable"/>
-    <w:lsdException w:uiPriority="99" w:name="Normal Table"/>
-    <w:lsdException w:uiPriority="99" w:name="annotation subject"/>
-    <w:lsdException w:unhideWhenUsed="0" w:uiPriority="0" w:semiHidden="0" w:name="Table Simple 1"/>
-    <w:lsdException w:uiPriority="99" w:name="Table Simple 2"/>
-    <w:lsdException w:uiPriority="99" w:name="Table Simple 3"/>
-    <w:lsdException w:uiPriority="99" w:name="Table Classic 1"/>
-    <w:lsdException w:uiPriority="99" w:name="Table Classic 2"/>
-    <w:lsdException w:uiPriority="99" w:name="Table Classic 3"/>
-    <w:lsdException w:uiPriority="99" w:name="Table Classic 4"/>
-    <w:lsdException w:uiPriority="99" w:name="Table Colorful 1"/>
-    <w:lsdException w:uiPriority="99" w:name="Table Colorful 2"/>
-    <w:lsdException w:uiPriority="99" w:name="Table Colorful 3"/>
-    <w:lsdException w:uiPriority="99" w:name="Table Columns 1"/>
-    <w:lsdException w:uiPriority="99" w:name="Table Columns 2"/>
-    <w:lsdException w:uiPriority="99" w:name="Table Columns 3"/>
-    <w:lsdException w:uiPriority="99" w:name="Table Columns 4"/>
-    <w:lsdException w:uiPriority="99" w:name="Table Columns 5"/>
-    <w:lsdException w:uiPriority="99" w:name="Table Grid 1"/>
-    <w:lsdException w:uiPriority="99" w:name="Table Grid 2"/>
-    <w:lsdException w:uiPriority="99" w:name="Table Grid 3"/>
-    <w:lsdException w:uiPriority="99" w:name="Table Grid 4"/>
-    <w:lsdException w:uiPriority="99" w:name="Table Grid 5"/>
-    <w:lsdException w:uiPriority="99" w:name="Table Grid 6"/>
-    <w:lsdException w:uiPriority="99" w:name="Table Grid 7"/>
-    <w:lsdException w:uiPriority="99" w:name="Table Grid 8"/>
-    <w:lsdException w:uiPriority="99" w:name="Table List 1"/>
-    <w:lsdException w:uiPriority="99" w:name="Table List 2"/>
-    <w:lsdException w:uiPriority="99" w:name="Table List 3"/>
-    <w:lsdException w:uiPriority="99" w:name="Table List 4"/>
-    <w:lsdException w:uiPriority="99" w:name="Table List 5"/>
-    <w:lsdException w:uiPriority="99" w:name="Table List 6"/>
-    <w:lsdException w:uiPriority="99" w:name="Table List 7"/>
-    <w:lsdException w:uiPriority="99" w:name="Table List 8"/>
-    <w:lsdException w:uiPriority="99" w:name="Table 3D effects 1"/>
-    <w:lsdException w:uiPriority="99" w:name="Table 3D effects 2"/>
-    <w:lsdException w:uiPriority="99" w:name="Table 3D effects 3"/>
-    <w:lsdException w:uiPriority="99" w:name="Table Contemporary"/>
-    <w:lsdException w:uiPriority="99" w:name="Table Elegant"/>
-    <w:lsdException w:uiPriority="99" w:name="Table Professional"/>
-    <w:lsdException w:uiPriority="99" w:name="Table Subtle 1"/>
-    <w:lsdException w:uiPriority="99" w:name="Table Subtle 2"/>
-    <w:lsdException w:uiPriority="99" w:name="Table Web 1"/>
-    <w:lsdException w:uiPriority="99" w:name="Table Web 2"/>
-    <w:lsdException w:uiPriority="99" w:name="Table Web 3"/>
-    <w:lsdException w:uiPriority="99" w:name="Balloon Text"/>
-    <w:lsdException w:qFormat="1" w:unhideWhenUsed="0" w:uiPriority="59" w:semiHidden="0" w:name="Table Grid"/>
-    <w:lsdException w:uiPriority="99" w:name="Table Theme"/>
-    <w:lsdException w:qFormat="1" w:unhideWhenUsed="0" w:uiPriority="1" w:semiHidden="0" w:name="No Spacing"/>
-    <w:lsdException w:unhideWhenUsed="0" w:uiPriority="60" w:semiHidden="0" w:name="Light Shading"/>
-    <w:lsdException w:unhideWhenUsed="0" w:uiPriority="61" w:semiHidden="0" w:name="Light List"/>
-    <w:lsdException w:unhideWhenUsed="0" w:uiPriority="62" w:semiHidden="0" w:name="Light Grid"/>
-    <w:lsdException w:unhideWhenUsed="0" w:uiPriority="63" w:semiHidden="0" w:name="Medium Shading 1"/>
-    <w:lsdException w:unhideWhenUsed="0" w:uiPriority="64" w:semiHidden="0" w:name="Medium Shading 2"/>
-    <w:lsdException w:unhideWhenUsed="0" w:uiPriority="65" w:semiHidden="0" w:name="Medium List 1"/>
-    <w:lsdException w:unhideWhenUsed="0" w:uiPriority="66" w:semiHidden="0" w:name="Medium List 2"/>
-    <w:lsdException w:unhideWhenUsed="0" w:uiPriority="67" w:semiHidden="0" w:name="Medium Grid 1"/>
-    <w:lsdException w:unhideWhenUsed="0" w:uiPriority="68" w:semiHidden="0" w:name="Medium Grid 2"/>
-    <w:lsdException w:unhideWhenUsed="0" w:uiPriority="69" w:semiHidden="0" w:name="Medium Grid 3"/>
-    <w:lsdException w:unhideWhenUsed="0" w:uiPriority="70" w:semiHidden="0" w:name="Dark List"/>
-    <w:lsdException w:unhideWhenUsed="0" w:uiPriority="71" w:semiHidden="0" w:name="Colorful Shading"/>
-    <w:lsdException w:unhideWhenUsed="0" w:uiPriority="72" w:semiHidden="0" w:name="Colorful List"/>
-    <w:lsdException w:unhideWhenUsed="0" w:uiPriority="73" w:semiHidden="0" w:name="Colorful Grid"/>
-    <w:lsdException w:unhideWhenUsed="0" w:uiPriority="60" w:semiHidden="0" w:name="Light Shading Accent 1"/>
-    <w:lsdException w:unhideWhenUsed="0" w:uiPriority="61" w:semiHidden="0" w:name="Light List Accent 1"/>
-    <w:lsdException w:unhideWhenUsed="0" w:uiPriority="62" w:semiHidden="0" w:name="Light Grid Accent 1"/>
-    <w:lsdException w:unhideWhenUsed="0" w:uiPriority="63" w:semiHidden="0" w:name="Medium Shading 1 Accent 1"/>
-    <w:lsdException w:unhideWhenUsed="0" w:uiPriority="64" w:semiHidden="0" w:name="Medium Shading 2 Accent 1"/>
-    <w:lsdException w:unhideWhenUsed="0" w:uiPriority="65" w:semiHidden="0" w:name="Medium List 1 Accent 1"/>
-    <w:lsdException w:qFormat="1" w:unhideWhenUsed="0" w:uiPriority="34" w:semiHidden="0" w:name="List Paragraph"/>
-    <w:lsdException w:qFormat="1" w:unhideWhenUsed="0" w:uiPriority="29" w:semiHidden="0" w:name="Quote"/>
-    <w:lsdException w:qFormat="1" w:unhideWhenUsed="0" w:uiPriority="30" w:semiHidden="0" w:name="Intense Quote"/>
-    <w:lsdException w:unhideWhenUsed="0" w:uiPriority="66" w:semiHidden="0" w:name="Medium List 2 Accent 1"/>
-    <w:lsdException w:unhideWhenUsed="0" w:uiPriority="67" w:semiHidden="0" w:name="Medium Grid 1 Accent 1"/>
-    <w:lsdException w:unhideWhenUsed="0" w:uiPriority="68" w:semiHidden="0" w:name="Medium Grid 2 Accent 1"/>
-    <w:lsdException w:unhideWhenUsed="0" w:uiPriority="69" w:semiHidden="0" w:name="Medium Grid 3 Accent 1"/>
-    <w:lsdException w:unhideWhenUsed="0" w:uiPriority="70" w:semiHidden="0" w:name="Dark List Accent 1"/>
-    <w:lsdException w:unhideWhenUsed="0" w:uiPriority="71" w:semiHidden="0" w:name="Colorful Shading Accent 1"/>
-    <w:lsdException w:unhideWhenUsed="0" w:uiPriority="72" w:semiHidden="0" w:name="Colorful List Accent 1"/>
-    <w:lsdException w:unhideWhenUsed="0" w:uiPriority="73" w:semiHidden="0" w:name="Colorful Grid Accent 1"/>
-    <w:lsdException w:unhideWhenUsed="0" w:uiPriority="60" w:semiHidden="0" w:name="Light Shading Accent 2"/>
-    <w:lsdException w:unhideWhenUsed="0" w:uiPriority="61" w:semiHidden="0" w:name="Light List Accent 2"/>
-    <w:lsdException w:unhideWhenUsed="0" w:uiPriority="62" w:semiHidden="0" w:name="Light Grid Accent 2"/>
-    <w:lsdException w:unhideWhenUsed="0" w:uiPriority="63" w:semiHidden="0" w:name="Medium Shading 1 Accent 2"/>
-    <w:lsdException w:unhideWhenUsed="0" w:uiPriority="64" w:semiHidden="0" w:name="Medium Shading 2 Accent 2"/>
-    <w:lsdException w:unhideWhenUsed="0" w:uiPriority="65" w:semiHidden="0" w:name="Medium List 1 Accent 2"/>
-    <w:lsdException w:unhideWhenUsed="0" w:uiPriority="66" w:semiHidden="0" w:name="Medium List 2 Accent 2"/>
-    <w:lsdException w:unhideWhenUsed="0" w:uiPriority="67" w:semiHidden="0" w:name="Medium Grid 1 Accent 2"/>
-    <w:lsdException w:unhideWhenUsed="0" w:uiPriority="68" w:semiHidden="0" w:name="Medium Grid 2 Accent 2"/>
-    <w:lsdException w:unhideWhenUsed="0" w:uiPriority="69" w:semiHidden="0" w:name="Medium Grid 3 Accent 2"/>
-    <w:lsdException w:unhideWhenUsed="0" w:uiPriority="70" w:semiHidden="0" w:name="Dark List Accent 2"/>
-    <w:lsdException w:unhideWhenUsed="0" w:uiPriority="71" w:semiHidden="0" w:name="Colorful Shading Accent 2"/>
-    <w:lsdException w:unhideWhenUsed="0" w:uiPriority="72" w:semiHidden="0" w:name="Colorful List Accent 2"/>
-    <w:lsdException w:unhideWhenUsed="0" w:uiPriority="73" w:semiHidden="0" w:name="Colorful Grid Accent 2"/>
-    <w:lsdException w:unhideWhenUsed="0" w:uiPriority="60" w:semiHidden="0" w:name="Light Shading Accent 3"/>
-    <w:lsdException w:unhideWhenUsed="0" w:uiPriority="61" w:semiHidden="0" w:name="Light List Accent 3"/>
-    <w:lsdException w:unhideWhenUsed="0" w:uiPriority="62" w:semiHidden="0" w:name="Light Grid Accent 3"/>
-    <w:lsdException w:unhideWhenUsed="0" w:uiPriority="63" w:semiHidden="0" w:name="Medium Shading 1 Accent 3"/>
-    <w:lsdException w:unhideWhenUsed="0" w:uiPriority="64" w:semiHidden="0" w:name="Medium Shading 2 Accent 3"/>
-    <w:lsdException w:unhideWhenUsed="0" w:uiPriority="65" w:semiHidden="0" w:name="Medium List 1 Accent 3"/>
-    <w:lsdException w:unhideWhenUsed="0" w:uiPriority="66" w:semiHidden="0" w:name="Medium List 2 Accent 3"/>
-    <w:lsdException w:unhideWhenUsed="0" w:uiPriority="67" w:semiHidden="0" w:name="Medium Grid 1 Accent 3"/>
-    <w:lsdException w:unhideWhenUsed="0" w:uiPriority="68" w:semiHidden="0" w:name="Medium Grid 2 Accent 3"/>
-    <w:lsdException w:unhideWhenUsed="0" w:uiPriority="69" w:semiHidden="0" w:name="Medium Grid 3 Accent 3"/>
-    <w:lsdException w:unhideWhenUsed="0" w:uiPriority="70" w:semiHidden="0" w:name="Dark List Accent 3"/>
-    <w:lsdException w:unhideWhenUsed="0" w:uiPriority="71" w:semiHidden="0" w:name="Colorful Shading Accent 3"/>
-    <w:lsdException w:unhideWhenUsed="0" w:uiPriority="72" w:semiHidden="0" w:name="Colorful List Accent 3"/>
-    <w:lsdException w:unhideWhenUsed="0" w:uiPriority="73" w:semiHidden="0" w:name="Colorful Grid Accent 3"/>
-    <w:lsdException w:unhideWhenUsed="0" w:uiPriority="60" w:semiHidden="0" w:name="Light Shading Accent 4"/>
-    <w:lsdException w:unhideWhenUsed="0" w:uiPriority="61" w:semiHidden="0" w:name="Light List Accent 4"/>
-    <w:lsdException w:unhideWhenUsed="0" w:uiPriority="62" w:semiHidden="0" w:name="Light Grid Accent 4"/>
-    <w:lsdException w:unhideWhenUsed="0" w:uiPriority="63" w:semiHidden="0" w:name="Medium Shading 1 Accent 4"/>
-    <w:lsdException w:unhideWhenUsed="0" w:uiPriority="64" w:semiHidden="0" w:name="Medium Shading 2 Accent 4"/>
-    <w:lsdException w:unhideWhenUsed="0" w:uiPriority="65" w:semiHidden="0" w:name="Medium List 1 Accent 4"/>
-    <w:lsdException w:unhideWhenUsed="0" w:uiPriority="66" w:semiHidden="0" w:name="Medium List 2 Accent 4"/>
-    <w:lsdException w:unhideWhenUsed="0" w:uiPriority="67" w:semiHidden="0" w:name="Medium Grid 1 Accent 4"/>
-    <w:lsdException w:unhideWhenUsed="0" w:uiPriority="68" w:semiHidden="0" w:name="Medium Grid 2 Accent 4"/>
-    <w:lsdException w:unhideWhenUsed="0" w:uiPriority="69" w:semiHidden="0" w:name="Medium Grid 3 Accent 4"/>
-    <w:lsdException w:unhideWhenUsed="0" w:uiPriority="70" w:semiHidden="0" w:name="Dark List Accent 4"/>
-    <w:lsdException w:unhideWhenUsed="0" w:uiPriority="71" w:semiHidden="0" w:name="Colorful Shading Accent 4"/>
-    <w:lsdException w:unhideWhenUsed="0" w:uiPriority="72" w:semiHidden="0" w:name="Colorful List Accent 4"/>
-    <w:lsdException w:unhideWhenUsed="0" w:uiPriority="73" w:semiHidden="0" w:name="Colorful Grid Accent 4"/>
-    <w:lsdException w:unhideWhenUsed="0" w:uiPriority="60" w:semiHidden="0" w:name="Light Shading Accent 5"/>
-    <w:lsdException w:unhideWhenUsed="0" w:uiPriority="61" w:semiHidden="0" w:name="Light List Accent 5"/>
-    <w:lsdException w:unhideWhenUsed="0" w:uiPriority="62" w:semiHidden="0" w:name="Light Grid Accent 5"/>
-    <w:lsdException w:unhideWhenUsed="0" w:uiPriority="63" w:semiHidden="0" w:name="Medium Shading 1 Accent 5"/>
-    <w:lsdException w:unhideWhenUsed="0" w:uiPriority="64" w:semiHidden="0" w:name="Medium Shading 2 Accent 5"/>
-    <w:lsdException w:unhideWhenUsed="0" w:uiPriority="65" w:semiHidden="0" w:name="Medium List 1 Accent 5"/>
-    <w:lsdException w:unhideWhenUsed="0" w:uiPriority="66" w:semiHidden="0" w:name="Medium List 2 Accent 5"/>
-    <w:lsdException w:unhideWhenUsed="0" w:uiPriority="67" w:semiHidden="0" w:name="Medium Grid 1 Accent 5"/>
-    <w:lsdException w:unhideWhenUsed="0" w:uiPriority="68" w:semiHidden="0" w:name="Medium Grid 2 Accent 5"/>
-    <w:lsdException w:unhideWhenUsed="0" w:uiPriority="69" w:semiHidden="0" w:name="Medium Grid 3 Accent 5"/>
-    <w:lsdException w:unhideWhenUsed="0" w:uiPriority="70" w:semiHidden="0" w:name="Dark List Accent 5"/>
-    <w:lsdException w:unhideWhenUsed="0" w:uiPriority="71" w:semiHidden="0" w:name="Colorful Shading Accent 5"/>
-    <w:lsdException w:unhideWhenUsed="0" w:uiPriority="72" w:semiHidden="0" w:name="Colorful List Accent 5"/>
-    <w:lsdException w:unhideWhenUsed="0" w:uiPriority="73" w:semiHidden="0" w:name="Colorful Grid Accent 5"/>
-    <w:lsdException w:unhideWhenUsed="0" w:uiPriority="60" w:semiHidden="0" w:name="Light Shading Accent 6"/>
-    <w:lsdException w:unhideWhenUsed="0" w:uiPriority="61" w:semiHidden="0" w:name="Light List Accent 6"/>
-    <w:lsdException w:unhideWhenUsed="0" w:uiPriority="62" w:semiHidden="0" w:name="Light Grid Accent 6"/>
-    <w:lsdException w:unhideWhenUsed="0" w:uiPriority="63" w:semiHidden="0" w:name="Medium Shading 1 Accent 6"/>
-    <w:lsdException w:unhideWhenUsed="0" w:uiPriority="64" w:semiHidden="0" w:name="Medium Shading 2 Accent 6"/>
-    <w:lsdException w:unhideWhenUsed="0" w:uiPriority="65" w:semiHidden="0" w:name="Medium List 1 Accent 6"/>
-    <w:lsdException w:unhideWhenUsed="0" w:uiPriority="66" w:semiHidden="0" w:name="Medium List 2 Accent 6"/>
-    <w:lsdException w:unhideWhenUsed="0" w:uiPriority="67" w:semiHidden="0" w:name="Medium Grid 1 Accent 6"/>
-    <w:lsdException w:unhideWhenUsed="0" w:uiPriority="68" w:semiHidden="0" w:name="Medium Grid 2 Accent 6"/>
-    <w:lsdException w:unhideWhenUsed="0" w:uiPriority="69" w:semiHidden="0" w:name="Medium Grid 3 Accent 6"/>
-    <w:lsdException w:unhideWhenUsed="0" w:uiPriority="70" w:semiHidden="0" w:name="Dark List Accent 6"/>
-    <w:lsdException w:unhideWhenUsed="0" w:uiPriority="71" w:semiHidden="0" w:name="Colorful Shading Accent 6"/>
-    <w:lsdException w:unhideWhenUsed="0" w:uiPriority="72" w:semiHidden="0" w:name="Colorful List Accent 6"/>
-    <w:lsdException w:unhideWhenUsed="0" w:uiPriority="73" w:semiHidden="0" w:name="Colorful Grid Accent 6"/>
+  <w:latentStyles w:defLockedState="0" w:defUIPriority="99" w:defSemiHidden="1" w:defUnhideWhenUsed="1" w:defQFormat="0" w:count="260">
+    <w:lsdException w:name="Normal" w:uiPriority="0" w:semiHidden="0" w:unhideWhenUsed="0" w:qFormat="1"/>
+    <w:lsdException w:name="heading 1" w:uiPriority="9" w:semiHidden="0" w:unhideWhenUsed="0" w:qFormat="1"/>
+    <w:lsdException w:name="heading 2" w:uiPriority="9" w:semiHidden="0" w:qFormat="1"/>
+    <w:lsdException w:name="heading 3" w:uiPriority="9" w:semiHidden="0" w:qFormat="1"/>
+    <w:lsdException w:name="heading 4" w:uiPriority="9" w:semiHidden="0" w:qFormat="1"/>
+    <w:lsdException w:name="heading 5" w:uiPriority="9" w:semiHidden="0" w:qFormat="1"/>
+    <w:lsdException w:name="heading 6" w:uiPriority="9" w:semiHidden="0" w:qFormat="1"/>
+    <w:lsdException w:name="heading 7" w:uiPriority="9" w:semiHidden="0" w:qFormat="1"/>
+    <w:lsdException w:name="heading 8" w:uiPriority="9" w:semiHidden="0" w:qFormat="1"/>
+    <w:lsdException w:name="heading 9" w:uiPriority="9" w:semiHidden="0" w:qFormat="1"/>
+    <w:lsdException w:name="index 1" w:uiPriority="99"/>
+    <w:lsdException w:name="index 2" w:uiPriority="99"/>
+    <w:lsdException w:name="index 3" w:uiPriority="99"/>
+    <w:lsdException w:name="index 4" w:uiPriority="99"/>
+    <w:lsdException w:name="index 5" w:uiPriority="99"/>
+    <w:lsdException w:name="index 6" w:uiPriority="99"/>
+    <w:lsdException w:name="index 7" w:uiPriority="99"/>
+    <w:lsdException w:name="index 8" w:uiPriority="99"/>
+    <w:lsdException w:name="index 9" w:uiPriority="99"/>
+    <w:lsdException w:name="toc 1" w:uiPriority="39" w:semiHidden="0" w:qFormat="1"/>
+    <w:lsdException w:name="toc 2" w:uiPriority="39" w:semiHidden="0" w:qFormat="1"/>
+    <w:lsdException w:name="toc 3" w:uiPriority="39" w:semiHidden="0" w:qFormat="1"/>
+    <w:lsdException w:name="toc 4" w:uiPriority="39" w:semiHidden="0"/>
+    <w:lsdException w:name="toc 5" w:uiPriority="39" w:semiHidden="0"/>
+    <w:lsdException w:name="toc 6" w:uiPriority="39" w:semiHidden="0"/>
+    <w:lsdException w:name="toc 7" w:uiPriority="39" w:semiHidden="0" w:qFormat="1"/>
+    <w:lsdException w:name="toc 8" w:uiPriority="39" w:semiHidden="0"/>
+    <w:lsdException w:name="toc 9" w:uiPriority="39" w:semiHidden="0"/>
+    <w:lsdException w:name="Normal Indent" w:uiPriority="99"/>
+    <w:lsdException w:name="footnote text" w:uiPriority="99"/>
+    <w:lsdException w:name="annotation text" w:uiPriority="99"/>
+    <w:lsdException w:name="header" w:uiPriority="99" w:semiHidden="0"/>
+    <w:lsdException w:name="footer" w:uiPriority="99" w:semiHidden="0"/>
+    <w:lsdException w:name="index heading" w:uiPriority="99"/>
+    <w:lsdException w:name="caption" w:uiPriority="35" w:qFormat="1"/>
+    <w:lsdException w:name="table of figures" w:uiPriority="99" w:semiHidden="0" w:qFormat="1"/>
+    <w:lsdException w:name="envelope address" w:uiPriority="99"/>
+    <w:lsdException w:name="envelope return" w:uiPriority="99"/>
+    <w:lsdException w:name="footnote reference" w:uiPriority="99" w:semiHidden="0"/>
+    <w:lsdException w:name="annotation reference" w:uiPriority="99"/>
+    <w:lsdException w:name="line number" w:uiPriority="0" w:unhideWhenUsed="0" w:qFormat="1"/>
+    <w:lsdException w:name="page number" w:uiPriority="99"/>
+    <w:lsdException w:name="endnote reference" w:uiPriority="99"/>
+    <w:lsdException w:name="endnote text" w:uiPriority="99" w:qFormat="1"/>
+    <w:lsdException w:name="table of authorities" w:uiPriority="99"/>
+    <w:lsdException w:name="macro" w:uiPriority="99"/>
+    <w:lsdException w:name="toa heading" w:uiPriority="99"/>
+    <w:lsdException w:name="List" w:uiPriority="99"/>
+    <w:lsdException w:name="List Bullet" w:uiPriority="99"/>
+    <w:lsdException w:name="List Number" w:uiPriority="99"/>
+    <w:lsdException w:name="List 2" w:uiPriority="99"/>
+    <w:lsdException w:name="List 3" w:uiPriority="99"/>
+    <w:lsdException w:name="List 4" w:uiPriority="99"/>
+    <w:lsdException w:name="List 5" w:uiPriority="99"/>
+    <w:lsdException w:name="List Bullet 2" w:uiPriority="99"/>
+    <w:lsdException w:name="List Bullet 3" w:uiPriority="99"/>
+    <w:lsdException w:name="List Bullet 4" w:uiPriority="99"/>
+    <w:lsdException w:name="List Bullet 5" w:uiPriority="99"/>
+    <w:lsdException w:name="List Number 2" w:uiPriority="99"/>
+    <w:lsdException w:name="List Number 3" w:uiPriority="99"/>
+    <w:lsdException w:name="List Number 4" w:uiPriority="99"/>
+    <w:lsdException w:name="List Number 5" w:uiPriority="99"/>
+    <w:lsdException w:name="Title" w:uiPriority="10" w:semiHidden="0" w:unhideWhenUsed="0" w:qFormat="1"/>
+    <w:lsdException w:name="Closing" w:uiPriority="99"/>
+    <w:lsdException w:name="Signature" w:uiPriority="99"/>
+    <w:lsdException w:name="Default Paragraph Font" w:uiPriority="1" w:qFormat="1"/>
+    <w:lsdException w:name="Body Text" w:uiPriority="99"/>
+    <w:lsdException w:name="Body Text Indent" w:uiPriority="99"/>
+    <w:lsdException w:name="List Continue" w:uiPriority="99"/>
+    <w:lsdException w:name="List Continue 2" w:uiPriority="99"/>
+    <w:lsdException w:name="List Continue 3" w:uiPriority="99"/>
+    <w:lsdException w:name="List Continue 4" w:uiPriority="99"/>
+    <w:lsdException w:name="List Continue 5" w:uiPriority="99"/>
+    <w:lsdException w:name="Message Header" w:uiPriority="99"/>
+    <w:lsdException w:name="Subtitle" w:uiPriority="11" w:semiHidden="0" w:unhideWhenUsed="0" w:qFormat="1"/>
+    <w:lsdException w:name="Salutation" w:uiPriority="99"/>
+    <w:lsdException w:name="Date" w:uiPriority="99"/>
+    <w:lsdException w:name="Body Text First Indent" w:uiPriority="99"/>
+    <w:lsdException w:name="Body Text First Indent 2" w:uiPriority="99"/>
+    <w:lsdException w:name="Note Heading" w:uiPriority="99"/>
+    <w:lsdException w:name="Body Text 2" w:uiPriority="99"/>
+    <w:lsdException w:name="Body Text 3" w:uiPriority="99"/>
+    <w:lsdException w:name="Body Text Indent 2" w:uiPriority="99"/>
+    <w:lsdException w:name="Body Text Indent 3" w:uiPriority="99"/>
+    <w:lsdException w:name="Block Text" w:uiPriority="99"/>
+    <w:lsdException w:name="Hyperlink" w:uiPriority="0" w:semiHidden="0" w:unhideWhenUsed="0"/>
+    <w:lsdException w:name="FollowedHyperlink" w:uiPriority="99"/>
+    <w:lsdException w:name="Strong" w:uiPriority="22" w:semiHidden="0" w:unhideWhenUsed="0" w:qFormat="1"/>
+    <w:lsdException w:name="Emphasis" w:uiPriority="20" w:semiHidden="0" w:unhideWhenUsed="0" w:qFormat="1"/>
+    <w:lsdException w:name="Document Map" w:uiPriority="99"/>
+    <w:lsdException w:name="Plain Text" w:uiPriority="99"/>
+    <w:lsdException w:name="E-mail Signature" w:uiPriority="99"/>
+    <w:lsdException w:name="Normal (Web)" w:uiPriority="99"/>
+    <w:lsdException w:name="HTML Acronym" w:uiPriority="99"/>
+    <w:lsdException w:name="HTML Address" w:uiPriority="99"/>
+    <w:lsdException w:name="HTML Cite" w:uiPriority="99"/>
+    <w:lsdException w:name="HTML Code" w:uiPriority="99"/>
+    <w:lsdException w:name="HTML Definition" w:uiPriority="99"/>
+    <w:lsdException w:name="HTML Keyboard" w:uiPriority="99"/>
+    <w:lsdException w:name="HTML Preformatted" w:uiPriority="99"/>
+    <w:lsdException w:name="HTML Sample" w:uiPriority="99"/>
+    <w:lsdException w:name="HTML Typewriter" w:uiPriority="99"/>
+    <w:lsdException w:name="HTML Variable" w:uiPriority="99"/>
+    <w:lsdException w:name="Normal Table" w:uiPriority="99"/>
+    <w:lsdException w:name="annotation subject" w:uiPriority="99"/>
+    <w:lsdException w:name="Table Simple 1" w:uiPriority="0" w:semiHidden="0" w:unhideWhenUsed="0"/>
+    <w:lsdException w:name="Table Simple 2" w:uiPriority="99"/>
+    <w:lsdException w:name="Table Simple 3" w:uiPriority="99"/>
+    <w:lsdException w:name="Table Classic 1" w:uiPriority="99"/>
+    <w:lsdException w:name="Table Classic 2" w:uiPriority="99"/>
+    <w:lsdException w:name="Table Classic 3" w:uiPriority="99"/>
+    <w:lsdException w:name="Table Classic 4" w:uiPriority="99"/>
+    <w:lsdException w:name="Table Colorful 1" w:uiPriority="99"/>
+    <w:lsdException w:name="Table Colorful 2" w:uiPriority="99"/>
+    <w:lsdException w:name="Table Colorful 3" w:uiPriority="99"/>
+    <w:lsdException w:name="Table Columns 1" w:uiPriority="99"/>
+    <w:lsdException w:name="Table Columns 2" w:uiPriority="99"/>
+    <w:lsdException w:name="Table Columns 3" w:uiPriority="99"/>
+    <w:lsdException w:name="Table Columns 4" w:uiPriority="99"/>
+    <w:lsdException w:name="Table Columns 5" w:uiPriority="99"/>
+    <w:lsdException w:name="Table Grid 1" w:uiPriority="99"/>
+    <w:lsdException w:name="Table Grid 2" w:uiPriority="99"/>
+    <w:lsdException w:name="Table Grid 3" w:uiPriority="99"/>
+    <w:lsdException w:name="Table Grid 4" w:uiPriority="99"/>
+    <w:lsdException w:name="Table Grid 5" w:uiPriority="99"/>
+    <w:lsdException w:name="Table Grid 6" w:uiPriority="99"/>
+    <w:lsdException w:name="Table Grid 7" w:uiPriority="99"/>
+    <w:lsdException w:name="Table Grid 8" w:uiPriority="99"/>
+    <w:lsdException w:name="Table List 1" w:uiPriority="99"/>
+    <w:lsdException w:name="Table List 2" w:uiPriority="99"/>
+    <w:lsdException w:name="Table List 3" w:uiPriority="99"/>
+    <w:lsdException w:name="Table List 4" w:uiPriority="99"/>
+    <w:lsdException w:name="Table List 5" w:uiPriority="99"/>
+    <w:lsdException w:name="Table List 6" w:uiPriority="99"/>
+    <w:lsdException w:name="Table List 7" w:uiPriority="99"/>
+    <w:lsdException w:name="Table List 8" w:uiPriority="99"/>
+    <w:lsdException w:name="Table 3D effects 1" w:uiPriority="99"/>
+    <w:lsdException w:name="Table 3D effects 2" w:uiPriority="99"/>
+    <w:lsdException w:name="Table 3D effects 3" w:uiPriority="99"/>
+    <w:lsdException w:name="Table Contemporary" w:uiPriority="99"/>
+    <w:lsdException w:name="Table Elegant" w:uiPriority="99"/>
+    <w:lsdException w:name="Table Professional" w:uiPriority="99"/>
+    <w:lsdException w:name="Table Subtle 1" w:uiPriority="99"/>
+    <w:lsdException w:name="Table Subtle 2" w:uiPriority="99"/>
+    <w:lsdException w:name="Table Web 1" w:uiPriority="99"/>
+    <w:lsdException w:name="Table Web 2" w:uiPriority="99"/>
+    <w:lsdException w:name="Table Web 3" w:uiPriority="99"/>
+    <w:lsdException w:name="Balloon Text" w:uiPriority="99"/>
+    <w:lsdException w:name="Table Grid" w:uiPriority="59" w:semiHidden="0" w:unhideWhenUsed="0" w:qFormat="1"/>
+    <w:lsdException w:name="Table Theme" w:uiPriority="99"/>
+    <w:lsdException w:name="No Spacing" w:uiPriority="1" w:semiHidden="0" w:unhideWhenUsed="0" w:qFormat="1"/>
+    <w:lsdException w:name="Light Shading" w:uiPriority="60" w:semiHidden="0" w:unhideWhenUsed="0"/>
+    <w:lsdException w:name="Light List" w:uiPriority="61" w:semiHidden="0" w:unhideWhenUsed="0"/>
+    <w:lsdException w:name="Light Grid" w:uiPriority="62" w:semiHidden="0" w:unhideWhenUsed="0"/>
+    <w:lsdException w:name="Medium Shading 1" w:uiPriority="63" w:semiHidden="0" w:unhideWhenUsed="0"/>
+    <w:lsdException w:name="Medium Shading 2" w:uiPriority="64" w:semiHidden="0" w:unhideWhenUsed="0"/>
+    <w:lsdException w:name="Medium List 1" w:uiPriority="65" w:semiHidden="0" w:unhideWhenUsed="0"/>
+    <w:lsdException w:name="Medium List 2" w:uiPriority="66" w:semiHidden="0" w:unhideWhenUsed="0"/>
+    <w:lsdException w:name="Medium Grid 1" w:uiPriority="67" w:semiHidden="0" w:unhideWhenUsed="0"/>
+    <w:lsdException w:name="Medium Grid 2" w:uiPriority="68" w:semiHidden="0" w:unhideWhenUsed="0"/>
+    <w:lsdException w:name="Medium Grid 3" w:uiPriority="69" w:semiHidden="0" w:unhideWhenUsed="0"/>
+    <w:lsdException w:name="Dark List" w:uiPriority="70" w:semiHidden="0" w:unhideWhenUsed="0"/>
+    <w:lsdException w:name="Colorful Shading" w:uiPriority="71" w:semiHidden="0" w:unhideWhenUsed="0"/>
+    <w:lsdException w:name="Colorful List" w:uiPriority="72" w:semiHidden="0" w:unhideWhenUsed="0"/>
+    <w:lsdException w:name="Colorful Grid" w:uiPriority="73" w:semiHidden="0" w:unhideWhenUsed="0"/>
+    <w:lsdException w:name="Light Shading Accent 1" w:uiPriority="60" w:semiHidden="0" w:unhideWhenUsed="0"/>
+    <w:lsdException w:name="Light List Accent 1" w:uiPriority="61" w:semiHidden="0" w:unhideWhenUsed="0"/>
+    <w:lsdException w:name="Light Grid Accent 1" w:uiPriority="62" w:semiHidden="0" w:unhideWhenUsed="0"/>
+    <w:lsdException w:name="Medium Shading 1 Accent 1" w:uiPriority="63" w:semiHidden="0" w:unhideWhenUsed="0"/>
+    <w:lsdException w:name="Medium Shading 2 Accent 1" w:uiPriority="64" w:semiHidden="0" w:unhideWhenUsed="0"/>
+    <w:lsdException w:name="Medium List 1 Accent 1" w:uiPriority="65" w:semiHidden="0" w:unhideWhenUsed="0"/>
+    <w:lsdException w:name="List Paragraph" w:uiPriority="34" w:semiHidden="0" w:unhideWhenUsed="0" w:qFormat="1"/>
+    <w:lsdException w:name="Quote" w:uiPriority="29" w:semiHidden="0" w:unhideWhenUsed="0" w:qFormat="1"/>
+    <w:lsdException w:name="Intense Quote" w:uiPriority="30" w:semiHidden="0" w:unhideWhenUsed="0" w:qFormat="1"/>
+    <w:lsdException w:name="Medium List 2 Accent 1" w:uiPriority="66" w:semiHidden="0" w:unhideWhenUsed="0"/>
+    <w:lsdException w:name="Medium Grid 1 Accent 1" w:uiPriority="67" w:semiHidden="0" w:unhideWhenUsed="0"/>
+    <w:lsdException w:name="Medium Grid 2 Accent 1" w:uiPriority="68" w:semiHidden="0" w:unhideWhenUsed="0"/>
+    <w:lsdException w:name="Medium Grid 3 Accent 1" w:uiPriority="69" w:semiHidden="0" w:unhideWhenUsed="0"/>
+    <w:lsdException w:name="Dark List Accent 1" w:uiPriority="70" w:semiHidden="0" w:unhideWhenUsed="0"/>
+    <w:lsdException w:name="Colorful Shading Accent 1" w:uiPriority="71" w:semiHidden="0" w:unhideWhenUsed="0"/>
+    <w:lsdException w:name="Colorful List Accent 1" w:uiPriority="72" w:semiHidden="0" w:unhideWhenUsed="0"/>
+    <w:lsdException w:name="Colorful Grid Accent 1" w:uiPriority="73" w:semiHidden="0" w:unhideWhenUsed="0"/>
+    <w:lsdException w:name="Light Shading Accent 2" w:uiPriority="60" w:semiHidden="0" w:unhideWhenUsed="0"/>
+    <w:lsdException w:name="Light List Accent 2" w:uiPriority="61" w:semiHidden="0" w:unhideWhenUsed="0"/>
+    <w:lsdException w:name="Light Grid Accent 2" w:uiPriority="62" w:semiHidden="0" w:unhideWhenUsed="0"/>
+    <w:lsdException w:name="Medium Shading 1 Accent 2" w:uiPriority="63" w:semiHidden="0" w:unhideWhenUsed="0"/>
+    <w:lsdException w:name="Medium Shading 2 Accent 2" w:uiPriority="64" w:semiHidden="0" w:unhideWhenUsed="0"/>
+    <w:lsdException w:name="Medium List 1 Accent 2" w:uiPriority="65" w:semiHidden="0" w:unhideWhenUsed="0"/>
+    <w:lsdException w:name="Medium List 2 Accent 2" w:uiPriority="66" w:semiHidden="0" w:unhideWhenUsed="0"/>
+    <w:lsdException w:name="Medium Grid 1 Accent 2" w:uiPriority="67" w:semiHidden="0" w:unhideWhenUsed="0"/>
+    <w:lsdException w:name="Medium Grid 2 Accent 2" w:uiPriority="68" w:semiHidden="0" w:unhideWhenUsed="0"/>
+    <w:lsdException w:name="Medium Grid 3 Accent 2" w:uiPriority="69" w:semiHidden="0" w:unhideWhenUsed="0"/>
+    <w:lsdException w:name="Dark List Accent 2" w:uiPriority="70" w:semiHidden="0" w:unhideWhenUsed="0"/>
+    <w:lsdException w:name="Colorful Shading Accent 2" w:uiPriority="71" w:semiHidden="0" w:unhideWhenUsed="0"/>
+    <w:lsdException w:name="Colorful List Accent 2" w:uiPriority="72" w:semiHidden="0" w:unhideWhenUsed="0"/>
+    <w:lsdException w:name="Colorful Grid Accent 2" w:uiPriority="73" w:semiHidden="0" w:unhideWhenUsed="0"/>
+    <w:lsdException w:name="Light Shading Accent 3" w:uiPriority="60" w:semiHidden="0" w:unhideWhenUsed="0"/>
+    <w:lsdException w:name="Light List Accent 3" w:uiPriority="61" w:semiHidden="0" w:unhideWhenUsed="0"/>
+    <w:lsdException w:name="Light Grid Accent 3" w:uiPriority="62" w:semiHidden="0" w:unhideWhenUsed="0"/>
+    <w:lsdException w:name="Medium Shading 1 Accent 3" w:uiPriority="63" w:semiHidden="0" w:unhideWhenUsed="0"/>
+    <w:lsdException w:name="Medium Shading 2 Accent 3" w:uiPriority="64" w:semiHidden="0" w:unhideWhenUsed="0"/>
+    <w:lsdException w:name="Medium List 1 Accent 3" w:uiPriority="65" w:semiHidden="0" w:unhideWhenUsed="0"/>
+    <w:lsdException w:name="Medium List 2 Accent 3" w:uiPriority="66" w:semiHidden="0" w:unhideWhenUsed="0"/>
+    <w:lsdException w:name="Medium Grid 1 Accent 3" w:uiPriority="67" w:semiHidden="0" w:unhideWhenUsed="0"/>
+    <w:lsdException w:name="Medium Grid 2 Accent 3" w:uiPriority="68" w:semiHidden="0" w:unhideWhenUsed="0"/>
+    <w:lsdException w:name="Medium Grid 3 Accent 3" w:uiPriority="69" w:semiHidden="0" w:unhideWhenUsed="0"/>
+    <w:lsdException w:name="Dark List Accent 3" w:uiPriority="70" w:semiHidden="0" w:unhideWhenUsed="0"/>
+    <w:lsdException w:name="Colorful Shading Accent 3" w:uiPriority="71" w:semiHidden="0" w:unhideWhenUsed="0"/>
+    <w:lsdException w:name="Colorful List Accent 3" w:uiPriority="72" w:semiHidden="0" w:unhideWhenUsed="0"/>
+    <w:lsdException w:name="Colorful Grid Accent 3" w:uiPriority="73" w:semiHidden="0" w:unhideWhenUsed="0"/>
+    <w:lsdException w:name="Light Shading Accent 4" w:uiPriority="60" w:semiHidden="0" w:unhideWhenUsed="0"/>
+    <w:lsdException w:name="Light List Accent 4" w:uiPriority="61" w:semiHidden="0" w:unhideWhenUsed="0"/>
+    <w:lsdException w:name="Light Grid Accent 4" w:uiPriority="62" w:semiHidden="0" w:unhideWhenUsed="0"/>
+    <w:lsdException w:name="Medium Shading 1 Accent 4" w:uiPriority="63" w:semiHidden="0" w:unhideWhenUsed="0"/>
+    <w:lsdException w:name="Medium Shading 2 Accent 4" w:uiPriority="64" w:semiHidden="0" w:unhideWhenUsed="0"/>
+    <w:lsdException w:name="Medium List 1 Accent 4" w:uiPriority="65" w:semiHidden="0" w:unhideWhenUsed="0"/>
+    <w:lsdException w:name="Medium List 2 Accent 4" w:uiPriority="66" w:semiHidden="0" w:unhideWhenUsed="0"/>
+    <w:lsdException w:name="Medium Grid 1 Accent 4" w:uiPriority="67" w:semiHidden="0" w:unhideWhenUsed="0"/>
+    <w:lsdException w:name="Medium Grid 2 Accent 4" w:uiPriority="68" w:semiHidden="0" w:unhideWhenUsed="0"/>
+    <w:lsdException w:name="Medium Grid 3 Accent 4" w:uiPriority="69" w:semiHidden="0" w:unhideWhenUsed="0"/>
+    <w:lsdException w:name="Dark List Accent 4" w:uiPriority="70" w:semiHidden="0" w:unhideWhenUsed="0"/>
+    <w:lsdException w:name="Colorful Shading Accent 4" w:uiPriority="71" w:semiHidden="0" w:unhideWhenUsed="0"/>
+    <w:lsdException w:name="Colorful List Accent 4" w:uiPriority="72" w:semiHidden="0" w:unhideWhenUsed="0"/>
+    <w:lsdException w:name="Colorful Grid Accent 4" w:uiPriority="73" w:semiHidden="0" w:unhideWhenUsed="0"/>
+    <w:lsdException w:name="Light Shading Accent 5" w:uiPriority="60" w:semiHidden="0" w:unhideWhenUsed="0"/>
+    <w:lsdException w:name="Light List Accent 5" w:uiPriority="61" w:semiHidden="0" w:unhideWhenUsed="0"/>
+    <w:lsdException w:name="Light Grid Accent 5" w:uiPriority="62" w:semiHidden="0" w:unhideWhenUsed="0"/>
+    <w:lsdException w:name="Medium Shading 1 Accent 5" w:uiPriority="63" w:semiHidden="0" w:unhideWhenUsed="0"/>
+    <w:lsdException w:name="Medium Shading 2 Accent 5" w:uiPriority="64" w:semiHidden="0" w:unhideWhenUsed="0"/>
+    <w:lsdException w:name="Medium List 1 Accent 5" w:uiPriority="65" w:semiHidden="0" w:unhideWhenUsed="0"/>
+    <w:lsdException w:name="Medium List 2 Accent 5" w:uiPriority="66" w:semiHidden="0" w:unhideWhenUsed="0"/>
+    <w:lsdException w:name="Medium Grid 1 Accent 5" w:uiPriority="67" w:semiHidden="0" w:unhideWhenUsed="0"/>
+    <w:lsdException w:name="Medium Grid 2 Accent 5" w:uiPriority="68" w:semiHidden="0" w:unhideWhenUsed="0"/>
+    <w:lsdException w:name="Medium Grid 3 Accent 5" w:uiPriority="69" w:semiHidden="0" w:unhideWhenUsed="0"/>
+    <w:lsdException w:name="Dark List Accent 5" w:uiPriority="70" w:semiHidden="0" w:unhideWhenUsed="0"/>
+    <w:lsdException w:name="Colorful Shading Accent 5" w:uiPriority="71" w:semiHidden="0" w:unhideWhenUsed="0"/>
+    <w:lsdException w:name="Colorful List Accent 5" w:uiPriority="72" w:semiHidden="0" w:unhideWhenUsed="0"/>
+    <w:lsdException w:name="Colorful Grid Accent 5" w:uiPriority="73" w:semiHidden="0" w:unhideWhenUsed="0"/>
+    <w:lsdException w:name="Light Shading Accent 6" w:uiPriority="60" w:semiHidden="0" w:unhideWhenUsed="0"/>
+    <w:lsdException w:name="Light List Accent 6" w:uiPriority="61" w:semiHidden="0" w:unhideWhenUsed="0"/>
+    <w:lsdException w:name="Light Grid Accent 6" w:uiPriority="62" w:semiHidden="0" w:unhideWhenUsed="0"/>
+    <w:lsdException w:name="Medium Shading 1 Accent 6" w:uiPriority="63" w:semiHidden="0" w:unhideWhenUsed="0"/>
+    <w:lsdException w:name="Medium Shading 2 Accent 6" w:uiPriority="64" w:semiHidden="0" w:unhideWhenUsed="0"/>
+    <w:lsdException w:name="Medium List 1 Accent 6" w:uiPriority="65" w:semiHidden="0" w:unhideWhenUsed="0"/>
+    <w:lsdException w:name="Medium List 2 Accent 6" w:uiPriority="66" w:semiHidden="0" w:unhideWhenUsed="0"/>
+    <w:lsdException w:name="Medium Grid 1 Accent 6" w:uiPriority="67" w:semiHidden="0" w:unhideWhenUsed="0"/>
+    <w:lsdException w:name="Medium Grid 2 Accent 6" w:uiPriority="68" w:semiHidden="0" w:unhideWhenUsed="0"/>
+    <w:lsdException w:name="Medium Grid 3 Accent 6" w:uiPriority="69" w:semiHidden="0" w:unhideWhenUsed="0"/>
+    <w:lsdException w:name="Dark List Accent 6" w:uiPriority="70" w:semiHidden="0" w:unhideWhenUsed="0"/>
+    <w:lsdException w:name="Colorful Shading Accent 6" w:uiPriority="71" w:semiHidden="0" w:unhideWhenUsed="0"/>
+    <w:lsdException w:name="Colorful List Accent 6" w:uiPriority="72" w:semiHidden="0" w:unhideWhenUsed="0"/>
+    <w:lsdException w:name="Colorful Grid Accent 6" w:uiPriority="73" w:semiHidden="0" w:unhideWhenUsed="0"/>
   </w:latentStyles>
-  <w:style w:type="paragraph" w:default="1" w:styleId="1">
+  <w:style w:type="paragraph" w:styleId="1" w:default="1">
     <w:name w:val="Normal"/>
     <w:qFormat/>
     <w:uiPriority w:val="0"/>
@@ -2502,14 +2496,14 @@
       <w:szCs w:val="21"/>
     </w:rPr>
   </w:style>
-  <w:style w:type="character" w:default="1" w:styleId="11">
+  <w:style w:type="character" w:styleId="11" w:default="1">
     <w:name w:val="Default Paragraph Font"/>
     <w:semiHidden/>
     <w:unhideWhenUsed/>
     <w:qFormat/>
     <w:uiPriority w:val="1"/>
   </w:style>
-  <w:style w:type="table" w:default="1" w:styleId="12">
+  <w:style w:type="table" w:styleId="12" w:default="1">
     <w:name w:val="Normal Table"/>
     <w:semiHidden/>
     <w:unhideWhenUsed/>
@@ -2824,7 +2818,7 @@
       <w:ind w:left="2268"/>
     </w:pPr>
   </w:style>
-  <w:style w:type="character" w:customStyle="1" w:styleId="36">
+  <w:style w:type="character" w:styleId="36" w:customStyle="1">
     <w:name w:val="Heading 1 Char"/>
     <w:basedOn w:val="11"/>
     <w:link w:val="2"/>
@@ -2835,7 +2829,7 @@
       <w:szCs w:val="40"/>
     </w:rPr>
   </w:style>
-  <w:style w:type="character" w:customStyle="1" w:styleId="37">
+  <w:style w:type="character" w:styleId="37" w:customStyle="1">
     <w:name w:val="Heading 2 Char"/>
     <w:basedOn w:val="11"/>
     <w:link w:val="3"/>
@@ -2845,7 +2839,7 @@
       <w:sz w:val="34"/>
     </w:rPr>
   </w:style>
-  <w:style w:type="character" w:customStyle="1" w:styleId="38">
+  <w:style w:type="character" w:styleId="38" w:customStyle="1">
     <w:name w:val="Heading 3 Char"/>
     <w:basedOn w:val="11"/>
     <w:link w:val="4"/>
@@ -2856,7 +2850,7 @@
       <w:szCs w:val="30"/>
     </w:rPr>
   </w:style>
-  <w:style w:type="character" w:customStyle="1" w:styleId="39">
+  <w:style w:type="character" w:styleId="39" w:customStyle="1">
     <w:name w:val="Heading 4 Char"/>
     <w:basedOn w:val="11"/>
     <w:link w:val="5"/>
@@ -2870,7 +2864,7 @@
       <w:szCs w:val="26"/>
     </w:rPr>
   </w:style>
-  <w:style w:type="character" w:customStyle="1" w:styleId="40">
+  <w:style w:type="character" w:styleId="40" w:customStyle="1">
     <w:name w:val="Heading 5 Char"/>
     <w:basedOn w:val="11"/>
     <w:link w:val="6"/>
@@ -2884,7 +2878,7 @@
       <w:szCs w:val="24"/>
     </w:rPr>
   </w:style>
-  <w:style w:type="character" w:customStyle="1" w:styleId="41">
+  <w:style w:type="character" w:styleId="41" w:customStyle="1">
     <w:name w:val="Heading 6 Char"/>
     <w:basedOn w:val="11"/>
     <w:link w:val="7"/>
@@ -2898,7 +2892,7 @@
       <w:szCs w:val="22"/>
     </w:rPr>
   </w:style>
-  <w:style w:type="character" w:customStyle="1" w:styleId="42">
+  <w:style w:type="character" w:styleId="42" w:customStyle="1">
     <w:name w:val="Heading 7 Char"/>
     <w:basedOn w:val="11"/>
     <w:link w:val="8"/>
@@ -2913,7 +2907,7 @@
       <w:szCs w:val="22"/>
     </w:rPr>
   </w:style>
-  <w:style w:type="character" w:customStyle="1" w:styleId="43">
+  <w:style w:type="character" w:styleId="43" w:customStyle="1">
     <w:name w:val="Heading 8 Char"/>
     <w:basedOn w:val="11"/>
     <w:link w:val="9"/>
@@ -2926,7 +2920,7 @@
       <w:szCs w:val="22"/>
     </w:rPr>
   </w:style>
-  <w:style w:type="character" w:customStyle="1" w:styleId="44">
+  <w:style w:type="character" w:styleId="44" w:customStyle="1">
     <w:name w:val="Heading 9 Char"/>
     <w:basedOn w:val="11"/>
     <w:link w:val="10"/>
@@ -2961,7 +2955,7 @@
       <w:lang w:val="en-US" w:eastAsia="en-US" w:bidi="ar-SA"/>
     </w:rPr>
   </w:style>
-  <w:style w:type="character" w:customStyle="1" w:styleId="47">
+  <w:style w:type="character" w:styleId="47" w:customStyle="1">
     <w:name w:val="Title Char"/>
     <w:basedOn w:val="11"/>
     <w:link w:val="26"/>
@@ -2971,7 +2965,7 @@
       <w:szCs w:val="48"/>
     </w:rPr>
   </w:style>
-  <w:style w:type="character" w:customStyle="1" w:styleId="48">
+  <w:style w:type="character" w:styleId="48" w:customStyle="1">
     <w:name w:val="Subtitle Char"/>
     <w:basedOn w:val="11"/>
     <w:link w:val="22"/>
@@ -2996,7 +2990,7 @@
       <w:i/>
     </w:rPr>
   </w:style>
-  <w:style w:type="character" w:customStyle="1" w:styleId="50">
+  <w:style w:type="character" w:styleId="50" w:customStyle="1">
     <w:name w:val="Quote Char"/>
     <w:link w:val="49"/>
     <w:qFormat/>
@@ -3026,7 +3020,7 @@
       <w:i/>
     </w:rPr>
   </w:style>
-  <w:style w:type="character" w:customStyle="1" w:styleId="52">
+  <w:style w:type="character" w:styleId="52" w:customStyle="1">
     <w:name w:val="Intense Quote Char"/>
     <w:link w:val="51"/>
     <w:qFormat/>
@@ -3035,12 +3029,12 @@
       <w:i/>
     </w:rPr>
   </w:style>
-  <w:style w:type="character" w:customStyle="1" w:styleId="53">
+  <w:style w:type="character" w:styleId="53" w:customStyle="1">
     <w:name w:val="Caption Char"/>
     <w:qFormat/>
     <w:uiPriority w:val="99"/>
   </w:style>
-  <w:style w:type="table" w:customStyle="1" w:styleId="54">
+  <w:style w:type="table" w:styleId="54" w:customStyle="1">
     <w:name w:val="Grid Table Light"/>
     <w:basedOn w:val="12"/>
     <w:qFormat/>
@@ -3056,7 +3050,7 @@
       </w:tblBorders>
     </w:tblPr>
   </w:style>
-  <w:style w:type="table" w:customStyle="1" w:styleId="55">
+  <w:style w:type="table" w:styleId="55" w:customStyle="1">
     <w:name w:val="Plain Table 1"/>
     <w:basedOn w:val="12"/>
     <w:uiPriority w:val="59"/>
@@ -3113,7 +3107,7 @@
       </w:tcPr>
     </w:tblStylePr>
   </w:style>
-  <w:style w:type="table" w:customStyle="1" w:styleId="56">
+  <w:style w:type="table" w:styleId="56" w:customStyle="1">
     <w:name w:val="Plain Table 2"/>
     <w:basedOn w:val="12"/>
     <w:uiPriority w:val="59"/>
@@ -3188,7 +3182,7 @@
       </w:tcPr>
     </w:tblStylePr>
   </w:style>
-  <w:style w:type="table" w:customStyle="1" w:styleId="57">
+  <w:style w:type="table" w:styleId="57" w:customStyle="1">
     <w:name w:val="Plain Table 3"/>
     <w:basedOn w:val="12"/>
     <w:uiPriority w:val="99"/>
@@ -3257,7 +3251,7 @@
       </w:tcPr>
     </w:tblStylePr>
   </w:style>
-  <w:style w:type="table" w:customStyle="1" w:styleId="58">
+  <w:style w:type="table" w:styleId="58" w:customStyle="1">
     <w:name w:val="Plain Table 4"/>
     <w:basedOn w:val="12"/>
     <w:uiPriority w:val="99"/>
@@ -3306,7 +3300,7 @@
       </w:tcPr>
     </w:tblStylePr>
   </w:style>
-  <w:style w:type="table" w:customStyle="1" w:styleId="59">
+  <w:style w:type="table" w:styleId="59" w:customStyle="1">
     <w:name w:val="Plain Table 5"/>
     <w:basedOn w:val="12"/>
     <w:uiPriority w:val="99"/>
@@ -3386,7 +3380,7 @@
       </w:tcPr>
     </w:tblStylePr>
   </w:style>
-  <w:style w:type="table" w:customStyle="1" w:styleId="60">
+  <w:style w:type="table" w:styleId="60" w:customStyle="1">
     <w:name w:val="Grid Table 1 Light"/>
     <w:basedOn w:val="12"/>
     <w:uiPriority w:val="99"/>
@@ -3445,7 +3439,7 @@
       </w:tcPr>
     </w:tblStylePr>
   </w:style>
-  <w:style w:type="table" w:customStyle="1" w:styleId="61">
+  <w:style w:type="table" w:styleId="61" w:customStyle="1">
     <w:name w:val="Grid Table 1 Light Accent 1"/>
     <w:basedOn w:val="12"/>
     <w:uiPriority w:val="99"/>
@@ -3504,7 +3498,7 @@
       </w:tcPr>
     </w:tblStylePr>
   </w:style>
-  <w:style w:type="table" w:customStyle="1" w:styleId="62">
+  <w:style w:type="table" w:styleId="62" w:customStyle="1">
     <w:name w:val="Grid Table 1 Light Accent 2"/>
     <w:basedOn w:val="12"/>
     <w:uiPriority w:val="99"/>
@@ -3563,7 +3557,7 @@
       </w:tcPr>
     </w:tblStylePr>
   </w:style>
-  <w:style w:type="table" w:customStyle="1" w:styleId="63">
+  <w:style w:type="table" w:styleId="63" w:customStyle="1">
     <w:name w:val="Grid Table 1 Light Accent 3"/>
     <w:basedOn w:val="12"/>
     <w:uiPriority w:val="99"/>
@@ -3622,7 +3616,7 @@
       </w:tcPr>
     </w:tblStylePr>
   </w:style>
-  <w:style w:type="table" w:customStyle="1" w:styleId="64">
+  <w:style w:type="table" w:styleId="64" w:customStyle="1">
     <w:name w:val="Grid Table 1 Light Accent 4"/>
     <w:basedOn w:val="12"/>
     <w:uiPriority w:val="99"/>
@@ -3681,7 +3675,7 @@
       </w:tcPr>
     </w:tblStylePr>
   </w:style>
-  <w:style w:type="table" w:customStyle="1" w:styleId="65">
+  <w:style w:type="table" w:styleId="65" w:customStyle="1">
     <w:name w:val="Grid Table 1 Light Accent 5"/>
     <w:basedOn w:val="12"/>
     <w:uiPriority w:val="99"/>
@@ -3740,7 +3734,7 @@
       </w:tcPr>
     </w:tblStylePr>
   </w:style>
-  <w:style w:type="table" w:customStyle="1" w:styleId="66">
+  <w:style w:type="table" w:styleId="66" w:customStyle="1">
     <w:name w:val="Grid Table 1 Light Accent 6"/>
     <w:basedOn w:val="12"/>
     <w:uiPriority w:val="99"/>
@@ -3799,7 +3793,7 @@
       </w:tcPr>
     </w:tblStylePr>
   </w:style>
-  <w:style w:type="table" w:customStyle="1" w:styleId="67">
+  <w:style w:type="table" w:styleId="67" w:customStyle="1">
     <w:name w:val="Grid Table 2"/>
     <w:basedOn w:val="12"/>
     <w:uiPriority w:val="99"/>
@@ -3873,7 +3867,7 @@
       </w:tcPr>
     </w:tblStylePr>
   </w:style>
-  <w:style w:type="table" w:customStyle="1" w:styleId="68">
+  <w:style w:type="table" w:styleId="68" w:customStyle="1">
     <w:name w:val="Grid Table 2 Accent 1"/>
     <w:basedOn w:val="12"/>
     <w:uiPriority w:val="99"/>
@@ -3947,7 +3941,7 @@
       </w:tcPr>
     </w:tblStylePr>
   </w:style>
-  <w:style w:type="table" w:customStyle="1" w:styleId="69">
+  <w:style w:type="table" w:styleId="69" w:customStyle="1">
     <w:name w:val="Grid Table 2 Accent 2"/>
     <w:basedOn w:val="12"/>
     <w:uiPriority w:val="99"/>
@@ -4021,7 +4015,7 @@
       </w:tcPr>
     </w:tblStylePr>
   </w:style>
-  <w:style w:type="table" w:customStyle="1" w:styleId="70">
+  <w:style w:type="table" w:styleId="70" w:customStyle="1">
     <w:name w:val="Grid Table 2 Accent 3"/>
     <w:basedOn w:val="12"/>
     <w:qFormat/>
@@ -4096,7 +4090,7 @@
       </w:tcPr>
     </w:tblStylePr>
   </w:style>
-  <w:style w:type="table" w:customStyle="1" w:styleId="71">
+  <w:style w:type="table" w:styleId="71" w:customStyle="1">
     <w:name w:val="Grid Table 2 Accent 4"/>
     <w:basedOn w:val="12"/>
     <w:uiPriority w:val="99"/>
@@ -4170,7 +4164,7 @@
       </w:tcPr>
     </w:tblStylePr>
   </w:style>
-  <w:style w:type="table" w:customStyle="1" w:styleId="72">
+  <w:style w:type="table" w:styleId="72" w:customStyle="1">
     <w:name w:val="Grid Table 2 Accent 5"/>
     <w:basedOn w:val="12"/>
     <w:uiPriority w:val="99"/>
@@ -4244,7 +4238,7 @@
       </w:tcPr>
     </w:tblStylePr>
   </w:style>
-  <w:style w:type="table" w:customStyle="1" w:styleId="73">
+  <w:style w:type="table" w:styleId="73" w:customStyle="1">
     <w:name w:val="Grid Table 2 Accent 6"/>
     <w:basedOn w:val="12"/>
     <w:uiPriority w:val="99"/>
@@ -4318,7 +4312,7 @@
       </w:tcPr>
     </w:tblStylePr>
   </w:style>
-  <w:style w:type="table" w:customStyle="1" w:styleId="74">
+  <w:style w:type="table" w:styleId="74" w:customStyle="1">
     <w:name w:val="Grid Table 3"/>
     <w:basedOn w:val="12"/>
     <w:uiPriority w:val="99"/>
@@ -4413,7 +4407,7 @@
       </w:tcPr>
     </w:tblStylePr>
   </w:style>
-  <w:style w:type="table" w:customStyle="1" w:styleId="75">
+  <w:style w:type="table" w:styleId="75" w:customStyle="1">
     <w:name w:val="Grid Table 3 Accent 1"/>
     <w:basedOn w:val="12"/>
     <w:uiPriority w:val="99"/>
@@ -4508,7 +4502,7 @@
       </w:tcPr>
     </w:tblStylePr>
   </w:style>
-  <w:style w:type="table" w:customStyle="1" w:styleId="76">
+  <w:style w:type="table" w:styleId="76" w:customStyle="1">
     <w:name w:val="Grid Table 3 Accent 2"/>
     <w:basedOn w:val="12"/>
     <w:uiPriority w:val="99"/>
@@ -4603,7 +4597,7 @@
       </w:tcPr>
     </w:tblStylePr>
   </w:style>
-  <w:style w:type="table" w:customStyle="1" w:styleId="77">
+  <w:style w:type="table" w:styleId="77" w:customStyle="1">
     <w:name w:val="Grid Table 3 Accent 3"/>
     <w:basedOn w:val="12"/>
     <w:uiPriority w:val="99"/>
@@ -4698,7 +4692,7 @@
       </w:tcPr>
     </w:tblStylePr>
   </w:style>
-  <w:style w:type="table" w:customStyle="1" w:styleId="78">
+  <w:style w:type="table" w:styleId="78" w:customStyle="1">
     <w:name w:val="Grid Table 3 Accent 4"/>
     <w:basedOn w:val="12"/>
     <w:uiPriority w:val="99"/>
@@ -4793,7 +4787,7 @@
       </w:tcPr>
     </w:tblStylePr>
   </w:style>
-  <w:style w:type="table" w:customStyle="1" w:styleId="79">
+  <w:style w:type="table" w:styleId="79" w:customStyle="1">
     <w:name w:val="Grid Table 3 Accent 5"/>
     <w:basedOn w:val="12"/>
     <w:qFormat/>
@@ -4889,7 +4883,7 @@
       </w:tcPr>
     </w:tblStylePr>
   </w:style>
-  <w:style w:type="table" w:customStyle="1" w:styleId="80">
+  <w:style w:type="table" w:styleId="80" w:customStyle="1">
     <w:name w:val="Grid Table 3 Accent 6"/>
     <w:basedOn w:val="12"/>
     <w:qFormat/>
@@ -4985,7 +4979,7 @@
       </w:tcPr>
     </w:tblStylePr>
   </w:style>
-  <w:style w:type="table" w:customStyle="1" w:styleId="81">
+  <w:style w:type="table" w:styleId="81" w:customStyle="1">
     <w:name w:val="Grid Table 4"/>
     <w:basedOn w:val="12"/>
     <w:qFormat/>
@@ -5061,7 +5055,7 @@
       </w:tcPr>
     </w:tblStylePr>
   </w:style>
-  <w:style w:type="table" w:customStyle="1" w:styleId="82">
+  <w:style w:type="table" w:styleId="82" w:customStyle="1">
     <w:name w:val="Grid Table 4 Accent 1"/>
     <w:basedOn w:val="12"/>
     <w:qFormat/>
@@ -5137,7 +5131,7 @@
       </w:tcPr>
     </w:tblStylePr>
   </w:style>
-  <w:style w:type="table" w:customStyle="1" w:styleId="83">
+  <w:style w:type="table" w:styleId="83" w:customStyle="1">
     <w:name w:val="Grid Table 4 Accent 2"/>
     <w:basedOn w:val="12"/>
     <w:qFormat/>
@@ -5213,7 +5207,7 @@
       </w:tcPr>
     </w:tblStylePr>
   </w:style>
-  <w:style w:type="table" w:customStyle="1" w:styleId="84">
+  <w:style w:type="table" w:styleId="84" w:customStyle="1">
     <w:name w:val="Grid Table 4 Accent 3"/>
     <w:basedOn w:val="12"/>
     <w:uiPriority w:val="59"/>
@@ -5288,7 +5282,7 @@
       </w:tcPr>
     </w:tblStylePr>
   </w:style>
-  <w:style w:type="table" w:customStyle="1" w:styleId="85">
+  <w:style w:type="table" w:styleId="85" w:customStyle="1">
     <w:name w:val="Grid Table 4 Accent 4"/>
     <w:basedOn w:val="12"/>
     <w:uiPriority w:val="59"/>
@@ -5363,7 +5357,7 @@
       </w:tcPr>
     </w:tblStylePr>
   </w:style>
-  <w:style w:type="table" w:customStyle="1" w:styleId="86">
+  <w:style w:type="table" w:styleId="86" w:customStyle="1">
     <w:name w:val="Grid Table 4 Accent 5"/>
     <w:basedOn w:val="12"/>
     <w:qFormat/>
@@ -5439,7 +5433,7 @@
       </w:tcPr>
     </w:tblStylePr>
   </w:style>
-  <w:style w:type="table" w:customStyle="1" w:styleId="87">
+  <w:style w:type="table" w:styleId="87" w:customStyle="1">
     <w:name w:val="Grid Table 4 Accent 6"/>
     <w:basedOn w:val="12"/>
     <w:qFormat/>
@@ -5515,7 +5509,7 @@
       </w:tcPr>
     </w:tblStylePr>
   </w:style>
-  <w:style w:type="table" w:customStyle="1" w:styleId="88">
+  <w:style w:type="table" w:styleId="88" w:customStyle="1">
     <w:name w:val="Grid Table 5 Dark"/>
     <w:basedOn w:val="12"/>
     <w:qFormat/>
@@ -5588,7 +5582,7 @@
       </w:tcPr>
     </w:tblStylePr>
   </w:style>
-  <w:style w:type="table" w:customStyle="1" w:styleId="89">
+  <w:style w:type="table" w:styleId="89" w:customStyle="1">
     <w:name w:val="Grid Table 5 Dark- Accent 1"/>
     <w:basedOn w:val="12"/>
     <w:uiPriority w:val="99"/>
@@ -5660,7 +5654,7 @@
       </w:tcPr>
     </w:tblStylePr>
   </w:style>
-  <w:style w:type="table" w:customStyle="1" w:styleId="90">
+  <w:style w:type="table" w:styleId="90" w:customStyle="1">
     <w:name w:val="Grid Table 5 Dark Accent 2"/>
     <w:basedOn w:val="12"/>
     <w:uiPriority w:val="99"/>
@@ -5732,7 +5726,7 @@
       </w:tcPr>
     </w:tblStylePr>
   </w:style>
-  <w:style w:type="table" w:customStyle="1" w:styleId="91">
+  <w:style w:type="table" w:styleId="91" w:customStyle="1">
     <w:name w:val="Grid Table 5 Dark Accent 3"/>
     <w:basedOn w:val="12"/>
     <w:uiPriority w:val="99"/>
@@ -5804,7 +5798,7 @@
       </w:tcPr>
     </w:tblStylePr>
   </w:style>
-  <w:style w:type="table" w:customStyle="1" w:styleId="92">
+  <w:style w:type="table" w:styleId="92" w:customStyle="1">
     <w:name w:val="Grid Table 5 Dark- Accent 4"/>
     <w:basedOn w:val="12"/>
     <w:uiPriority w:val="99"/>
@@ -5876,7 +5870,7 @@
       </w:tcPr>
     </w:tblStylePr>
   </w:style>
-  <w:style w:type="table" w:customStyle="1" w:styleId="93">
+  <w:style w:type="table" w:styleId="93" w:customStyle="1">
     <w:name w:val="Grid Table 5 Dark Accent 5"/>
     <w:basedOn w:val="12"/>
     <w:uiPriority w:val="99"/>
@@ -5948,7 +5942,7 @@
       </w:tcPr>
     </w:tblStylePr>
   </w:style>
-  <w:style w:type="table" w:customStyle="1" w:styleId="94">
+  <w:style w:type="table" w:styleId="94" w:customStyle="1">
     <w:name w:val="Grid Table 5 Dark Accent 6"/>
     <w:basedOn w:val="12"/>
     <w:uiPriority w:val="99"/>
@@ -6020,7 +6014,7 @@
       </w:tcPr>
     </w:tblStylePr>
   </w:style>
-  <w:style w:type="table" w:customStyle="1" w:styleId="95">
+  <w:style w:type="table" w:styleId="95" w:customStyle="1">
     <w:name w:val="Grid Table 6 Colorful"/>
     <w:basedOn w:val="12"/>
     <w:uiPriority w:val="99"/>
@@ -6134,7 +6128,7 @@
       </w:rPr>
     </w:tblStylePr>
   </w:style>
-  <w:style w:type="table" w:customStyle="1" w:styleId="96">
+  <w:style w:type="table" w:styleId="96" w:customStyle="1">
     <w:name w:val="Grid Table 6 Colorful Accent 1"/>
     <w:basedOn w:val="12"/>
     <w:qFormat/>
@@ -6249,7 +6243,7 @@
       </w:rPr>
     </w:tblStylePr>
   </w:style>
-  <w:style w:type="table" w:customStyle="1" w:styleId="97">
+  <w:style w:type="table" w:styleId="97" w:customStyle="1">
     <w:name w:val="Grid Table 6 Colorful Accent 2"/>
     <w:basedOn w:val="12"/>
     <w:uiPriority w:val="99"/>
@@ -6363,7 +6357,7 @@
       </w:rPr>
     </w:tblStylePr>
   </w:style>
-  <w:style w:type="table" w:customStyle="1" w:styleId="98">
+  <w:style w:type="table" w:styleId="98" w:customStyle="1">
     <w:name w:val="Grid Table 6 Colorful Accent 3"/>
     <w:basedOn w:val="12"/>
     <w:uiPriority w:val="99"/>
@@ -6477,7 +6471,7 @@
       </w:rPr>
     </w:tblStylePr>
   </w:style>
-  <w:style w:type="table" w:customStyle="1" w:styleId="99">
+  <w:style w:type="table" w:styleId="99" w:customStyle="1">
     <w:name w:val="Grid Table 6 Colorful Accent 4"/>
     <w:basedOn w:val="12"/>
     <w:uiPriority w:val="99"/>
@@ -6591,7 +6585,7 @@
       </w:rPr>
     </w:tblStylePr>
   </w:style>
-  <w:style w:type="table" w:customStyle="1" w:styleId="100">
+  <w:style w:type="table" w:styleId="100" w:customStyle="1">
     <w:name w:val="Grid Table 6 Colorful Accent 5"/>
     <w:basedOn w:val="12"/>
     <w:uiPriority w:val="99"/>
@@ -6657,7 +6651,7 @@
       </w:rPr>
     </w:tblStylePr>
   </w:style>
-  <w:style w:type="table" w:customStyle="1" w:styleId="101">
+  <w:style w:type="table" w:styleId="101" w:customStyle="1">
     <w:name w:val="Grid Table 6 Colorful Accent 6"/>
     <w:basedOn w:val="12"/>
     <w:uiPriority w:val="99"/>
@@ -6723,7 +6717,7 @@
       </w:rPr>
     </w:tblStylePr>
   </w:style>
-  <w:style w:type="table" w:customStyle="1" w:styleId="102">
+  <w:style w:type="table" w:styleId="102" w:customStyle="1">
     <w:name w:val="Grid Table 7 Colorful"/>
     <w:basedOn w:val="12"/>
     <w:uiPriority w:val="99"/>
@@ -6877,7 +6871,7 @@
       </w:rPr>
     </w:tblStylePr>
   </w:style>
-  <w:style w:type="table" w:customStyle="1" w:styleId="103">
+  <w:style w:type="table" w:styleId="103" w:customStyle="1">
     <w:name w:val="Grid Table 7 Colorful Accent 1"/>
     <w:basedOn w:val="12"/>
     <w:uiPriority w:val="99"/>
@@ -7031,7 +7025,7 @@
       </w:rPr>
     </w:tblStylePr>
   </w:style>
-  <w:style w:type="table" w:customStyle="1" w:styleId="104">
+  <w:style w:type="table" w:styleId="104" w:customStyle="1">
     <w:name w:val="Grid Table 7 Colorful Accent 2"/>
     <w:basedOn w:val="12"/>
     <w:uiPriority w:val="99"/>
@@ -7185,7 +7179,7 @@
       </w:rPr>
     </w:tblStylePr>
   </w:style>
-  <w:style w:type="table" w:customStyle="1" w:styleId="105">
+  <w:style w:type="table" w:styleId="105" w:customStyle="1">
     <w:name w:val="Grid Table 7 Colorful Accent 3"/>
     <w:basedOn w:val="12"/>
     <w:qFormat/>
@@ -7340,7 +7334,7 @@
       </w:rPr>
     </w:tblStylePr>
   </w:style>
-  <w:style w:type="table" w:customStyle="1" w:styleId="106">
+  <w:style w:type="table" w:styleId="106" w:customStyle="1">
     <w:name w:val="Grid Table 7 Colorful Accent 4"/>
     <w:basedOn w:val="12"/>
     <w:uiPriority w:val="99"/>
@@ -7494,7 +7488,7 @@
       </w:rPr>
     </w:tblStylePr>
   </w:style>
-  <w:style w:type="table" w:customStyle="1" w:styleId="107">
+  <w:style w:type="table" w:styleId="107" w:customStyle="1">
     <w:name w:val="Grid Table 7 Colorful Accent 5"/>
     <w:basedOn w:val="12"/>
     <w:uiPriority w:val="99"/>
@@ -7600,7 +7594,7 @@
       </w:rPr>
     </w:tblStylePr>
   </w:style>
-  <w:style w:type="table" w:customStyle="1" w:styleId="108">
+  <w:style w:type="table" w:styleId="108" w:customStyle="1">
     <w:name w:val="Grid Table 7 Colorful Accent 6"/>
     <w:basedOn w:val="12"/>
     <w:uiPriority w:val="99"/>
@@ -7706,7 +7700,7 @@
       </w:rPr>
     </w:tblStylePr>
   </w:style>
-  <w:style w:type="table" w:customStyle="1" w:styleId="109">
+  <w:style w:type="table" w:styleId="109" w:customStyle="1">
     <w:name w:val="List Table 1 Light"/>
     <w:basedOn w:val="12"/>
     <w:uiPriority w:val="99"/>
@@ -7761,7 +7755,7 @@
       </w:tcPr>
     </w:tblStylePr>
   </w:style>
-  <w:style w:type="table" w:customStyle="1" w:styleId="110">
+  <w:style w:type="table" w:styleId="110" w:customStyle="1">
     <w:name w:val="List Table 1 Light Accent 1"/>
     <w:basedOn w:val="12"/>
     <w:uiPriority w:val="99"/>
@@ -7816,7 +7810,7 @@
       </w:tcPr>
     </w:tblStylePr>
   </w:style>
-  <w:style w:type="table" w:customStyle="1" w:styleId="111">
+  <w:style w:type="table" w:styleId="111" w:customStyle="1">
     <w:name w:val="List Table 1 Light Accent 2"/>
     <w:basedOn w:val="12"/>
     <w:uiPriority w:val="99"/>
@@ -7871,7 +7865,7 @@
       </w:tcPr>
     </w:tblStylePr>
   </w:style>
-  <w:style w:type="table" w:customStyle="1" w:styleId="112">
+  <w:style w:type="table" w:styleId="112" w:customStyle="1">
     <w:name w:val="List Table 1 Light Accent 3"/>
     <w:basedOn w:val="12"/>
     <w:qFormat/>
@@ -7927,7 +7921,7 @@
       </w:tcPr>
     </w:tblStylePr>
   </w:style>
-  <w:style w:type="table" w:customStyle="1" w:styleId="113">
+  <w:style w:type="table" w:styleId="113" w:customStyle="1">
     <w:name w:val="List Table 1 Light Accent 4"/>
     <w:basedOn w:val="12"/>
     <w:qFormat/>
@@ -7983,7 +7977,7 @@
       </w:tcPr>
     </w:tblStylePr>
   </w:style>
-  <w:style w:type="table" w:customStyle="1" w:styleId="114">
+  <w:style w:type="table" w:styleId="114" w:customStyle="1">
     <w:name w:val="List Table 1 Light Accent 5"/>
     <w:basedOn w:val="12"/>
     <w:uiPriority w:val="99"/>
@@ -8038,7 +8032,7 @@
       </w:tcPr>
     </w:tblStylePr>
   </w:style>
-  <w:style w:type="table" w:customStyle="1" w:styleId="115">
+  <w:style w:type="table" w:styleId="115" w:customStyle="1">
     <w:name w:val="List Table 1 Light Accent 6"/>
     <w:basedOn w:val="12"/>
     <w:qFormat/>
@@ -8094,7 +8088,7 @@
       </w:tcPr>
     </w:tblStylePr>
   </w:style>
-  <w:style w:type="table" w:customStyle="1" w:styleId="116">
+  <w:style w:type="table" w:styleId="116" w:customStyle="1">
     <w:name w:val="List Table 2"/>
     <w:basedOn w:val="12"/>
     <w:qFormat/>
@@ -8175,7 +8169,7 @@
       </w:tcPr>
     </w:tblStylePr>
   </w:style>
-  <w:style w:type="table" w:customStyle="1" w:styleId="117">
+  <w:style w:type="table" w:styleId="117" w:customStyle="1">
     <w:name w:val="List Table 2 Accent 1"/>
     <w:basedOn w:val="12"/>
     <w:uiPriority w:val="99"/>
@@ -8255,7 +8249,7 @@
       </w:tcPr>
     </w:tblStylePr>
   </w:style>
-  <w:style w:type="table" w:customStyle="1" w:styleId="118">
+  <w:style w:type="table" w:styleId="118" w:customStyle="1">
     <w:name w:val="List Table 2 Accent 2"/>
     <w:basedOn w:val="12"/>
     <w:qFormat/>
@@ -8336,7 +8330,7 @@
       </w:tcPr>
     </w:tblStylePr>
   </w:style>
-  <w:style w:type="table" w:customStyle="1" w:styleId="119">
+  <w:style w:type="table" w:styleId="119" w:customStyle="1">
     <w:name w:val="List Table 2 Accent 3"/>
     <w:basedOn w:val="12"/>
     <w:qFormat/>
@@ -8417,7 +8411,7 @@
       </w:tcPr>
     </w:tblStylePr>
   </w:style>
-  <w:style w:type="table" w:customStyle="1" w:styleId="120">
+  <w:style w:type="table" w:styleId="120" w:customStyle="1">
     <w:name w:val="List Table 2 Accent 4"/>
     <w:basedOn w:val="12"/>
     <w:uiPriority w:val="99"/>
@@ -8497,7 +8491,7 @@
       </w:tcPr>
     </w:tblStylePr>
   </w:style>
-  <w:style w:type="table" w:customStyle="1" w:styleId="121">
+  <w:style w:type="table" w:styleId="121" w:customStyle="1">
     <w:name w:val="List Table 2 Accent 5"/>
     <w:basedOn w:val="12"/>
     <w:uiPriority w:val="99"/>
@@ -8577,7 +8571,7 @@
       </w:tcPr>
     </w:tblStylePr>
   </w:style>
-  <w:style w:type="table" w:customStyle="1" w:styleId="122">
+  <w:style w:type="table" w:styleId="122" w:customStyle="1">
     <w:name w:val="List Table 2 Accent 6"/>
     <w:basedOn w:val="12"/>
     <w:uiPriority w:val="99"/>
@@ -8657,7 +8651,7 @@
       </w:tcPr>
     </w:tblStylePr>
   </w:style>
-  <w:style w:type="table" w:customStyle="1" w:styleId="123">
+  <w:style w:type="table" w:styleId="123" w:customStyle="1">
     <w:name w:val="List Table 3"/>
     <w:basedOn w:val="12"/>
     <w:qFormat/>
@@ -8726,7 +8720,7 @@
       </w:tcPr>
     </w:tblStylePr>
   </w:style>
-  <w:style w:type="table" w:customStyle="1" w:styleId="124">
+  <w:style w:type="table" w:styleId="124" w:customStyle="1">
     <w:name w:val="List Table 3 Accent 1"/>
     <w:basedOn w:val="12"/>
     <w:qFormat/>
@@ -8795,7 +8789,7 @@
       </w:tcPr>
     </w:tblStylePr>
   </w:style>
-  <w:style w:type="table" w:customStyle="1" w:styleId="125">
+  <w:style w:type="table" w:styleId="125" w:customStyle="1">
     <w:name w:val="List Table 3 Accent 2"/>
     <w:basedOn w:val="12"/>
     <w:qFormat/>
@@ -8864,7 +8858,7 @@
       </w:tcPr>
     </w:tblStylePr>
   </w:style>
-  <w:style w:type="table" w:customStyle="1" w:styleId="126">
+  <w:style w:type="table" w:styleId="126" w:customStyle="1">
     <w:name w:val="List Table 3 Accent 3"/>
     <w:basedOn w:val="12"/>
     <w:qFormat/>
@@ -8933,7 +8927,7 @@
       </w:tcPr>
     </w:tblStylePr>
   </w:style>
-  <w:style w:type="table" w:customStyle="1" w:styleId="127">
+  <w:style w:type="table" w:styleId="127" w:customStyle="1">
     <w:name w:val="List Table 3 Accent 4"/>
     <w:basedOn w:val="12"/>
     <w:qFormat/>
@@ -9002,7 +8996,7 @@
       </w:tcPr>
     </w:tblStylePr>
   </w:style>
-  <w:style w:type="table" w:customStyle="1" w:styleId="128">
+  <w:style w:type="table" w:styleId="128" w:customStyle="1">
     <w:name w:val="List Table 3 Accent 5"/>
     <w:basedOn w:val="12"/>
     <w:qFormat/>
@@ -9071,7 +9065,7 @@
       </w:tcPr>
     </w:tblStylePr>
   </w:style>
-  <w:style w:type="table" w:customStyle="1" w:styleId="129">
+  <w:style w:type="table" w:styleId="129" w:customStyle="1">
     <w:name w:val="List Table 3 Accent 6"/>
     <w:basedOn w:val="12"/>
     <w:qFormat/>
@@ -9140,7 +9134,7 @@
       </w:tcPr>
     </w:tblStylePr>
   </w:style>
-  <w:style w:type="table" w:customStyle="1" w:styleId="130">
+  <w:style w:type="table" w:styleId="130" w:customStyle="1">
     <w:name w:val="List Table 4"/>
     <w:basedOn w:val="12"/>
     <w:qFormat/>
@@ -9204,7 +9198,7 @@
       </w:tcPr>
     </w:tblStylePr>
   </w:style>
-  <w:style w:type="table" w:customStyle="1" w:styleId="131">
+  <w:style w:type="table" w:styleId="131" w:customStyle="1">
     <w:name w:val="List Table 4 Accent 1"/>
     <w:basedOn w:val="12"/>
     <w:qFormat/>
@@ -9268,7 +9262,7 @@
       </w:tcPr>
     </w:tblStylePr>
   </w:style>
-  <w:style w:type="table" w:customStyle="1" w:styleId="132">
+  <w:style w:type="table" w:styleId="132" w:customStyle="1">
     <w:name w:val="List Table 4 Accent 2"/>
     <w:basedOn w:val="12"/>
     <w:qFormat/>
@@ -9332,7 +9326,7 @@
       </w:tcPr>
     </w:tblStylePr>
   </w:style>
-  <w:style w:type="table" w:customStyle="1" w:styleId="133">
+  <w:style w:type="table" w:styleId="133" w:customStyle="1">
     <w:name w:val="List Table 4 Accent 3"/>
     <w:basedOn w:val="12"/>
     <w:qFormat/>
@@ -9396,7 +9390,7 @@
       </w:tcPr>
     </w:tblStylePr>
   </w:style>
-  <w:style w:type="table" w:customStyle="1" w:styleId="134">
+  <w:style w:type="table" w:styleId="134" w:customStyle="1">
     <w:name w:val="List Table 4 Accent 4"/>
     <w:basedOn w:val="12"/>
     <w:qFormat/>
@@ -9460,7 +9454,7 @@
       </w:tcPr>
     </w:tblStylePr>
   </w:style>
-  <w:style w:type="table" w:customStyle="1" w:styleId="135">
+  <w:style w:type="table" w:styleId="135" w:customStyle="1">
     <w:name w:val="List Table 4 Accent 5"/>
     <w:basedOn w:val="12"/>
     <w:qFormat/>
@@ -9524,7 +9518,7 @@
       </w:tcPr>
     </w:tblStylePr>
   </w:style>
-  <w:style w:type="table" w:customStyle="1" w:styleId="136">
+  <w:style w:type="table" w:styleId="136" w:customStyle="1">
     <w:name w:val="List Table 4 Accent 6"/>
     <w:basedOn w:val="12"/>
     <w:qFormat/>
@@ -9588,7 +9582,7 @@
       </w:tcPr>
     </w:tblStylePr>
   </w:style>
-  <w:style w:type="table" w:customStyle="1" w:styleId="137">
+  <w:style w:type="table" w:styleId="137" w:customStyle="1">
     <w:name w:val="List Table 5 Dark"/>
     <w:basedOn w:val="12"/>
     <w:qFormat/>
@@ -9697,7 +9691,7 @@
       </w:tcPr>
     </w:tblStylePr>
   </w:style>
-  <w:style w:type="table" w:customStyle="1" w:styleId="138">
+  <w:style w:type="table" w:styleId="138" w:customStyle="1">
     <w:name w:val="List Table 5 Dark Accent 1"/>
     <w:basedOn w:val="12"/>
     <w:qFormat/>
@@ -9806,7 +9800,7 @@
       </w:tcPr>
     </w:tblStylePr>
   </w:style>
-  <w:style w:type="table" w:customStyle="1" w:styleId="139">
+  <w:style w:type="table" w:styleId="139" w:customStyle="1">
     <w:name w:val="List Table 5 Dark Accent 2"/>
     <w:basedOn w:val="12"/>
     <w:qFormat/>
@@ -9915,7 +9909,7 @@
       </w:tcPr>
     </w:tblStylePr>
   </w:style>
-  <w:style w:type="table" w:customStyle="1" w:styleId="140">
+  <w:style w:type="table" w:styleId="140" w:customStyle="1">
     <w:name w:val="List Table 5 Dark Accent 3"/>
     <w:basedOn w:val="12"/>
     <w:uiPriority w:val="99"/>
@@ -10023,7 +10017,7 @@
       </w:tcPr>
     </w:tblStylePr>
   </w:style>
-  <w:style w:type="table" w:customStyle="1" w:styleId="141">
+  <w:style w:type="table" w:styleId="141" w:customStyle="1">
     <w:name w:val="List Table 5 Dark Accent 4"/>
     <w:basedOn w:val="12"/>
     <w:qFormat/>
@@ -10132,7 +10126,7 @@
       </w:tcPr>
     </w:tblStylePr>
   </w:style>
-  <w:style w:type="table" w:customStyle="1" w:styleId="142">
+  <w:style w:type="table" w:styleId="142" w:customStyle="1">
     <w:name w:val="List Table 5 Dark Accent 5"/>
     <w:basedOn w:val="12"/>
     <w:uiPriority w:val="99"/>
@@ -10240,7 +10234,7 @@
       </w:tcPr>
     </w:tblStylePr>
   </w:style>
-  <w:style w:type="table" w:customStyle="1" w:styleId="143">
+  <w:style w:type="table" w:styleId="143" w:customStyle="1">
     <w:name w:val="List Table 5 Dark Accent 6"/>
     <w:basedOn w:val="12"/>
     <w:uiPriority w:val="99"/>
@@ -10348,7 +10342,7 @@
       </w:tcPr>
     </w:tblStylePr>
   </w:style>
-  <w:style w:type="table" w:customStyle="1" w:styleId="144">
+  <w:style w:type="table" w:styleId="144" w:customStyle="1">
     <w:name w:val="List Table 6 Colorful"/>
     <w:basedOn w:val="12"/>
     <w:uiPriority w:val="99"/>
@@ -10445,7 +10439,7 @@
       </w:rPr>
     </w:tblStylePr>
   </w:style>
-  <w:style w:type="table" w:customStyle="1" w:styleId="145">
+  <w:style w:type="table" w:styleId="145" w:customStyle="1">
     <w:name w:val="List Table 6 Colorful Accent 1"/>
     <w:basedOn w:val="12"/>
     <w:qFormat/>
@@ -10513,7 +10507,7 @@
       </w:rPr>
     </w:tblStylePr>
   </w:style>
-  <w:style w:type="table" w:customStyle="1" w:styleId="146">
+  <w:style w:type="table" w:styleId="146" w:customStyle="1">
     <w:name w:val="List Table 6 Colorful Accent 2"/>
     <w:basedOn w:val="12"/>
     <w:qFormat/>
@@ -10629,7 +10623,7 @@
       </w:rPr>
     </w:tblStylePr>
   </w:style>
-  <w:style w:type="table" w:customStyle="1" w:styleId="147">
+  <w:style w:type="table" w:styleId="147" w:customStyle="1">
     <w:name w:val="List Table 6 Colorful Accent 3"/>
     <w:basedOn w:val="12"/>
     <w:qFormat/>
@@ -10745,7 +10739,7 @@
       </w:rPr>
     </w:tblStylePr>
   </w:style>
-  <w:style w:type="table" w:customStyle="1" w:styleId="148">
+  <w:style w:type="table" w:styleId="148" w:customStyle="1">
     <w:name w:val="List Table 6 Colorful Accent 4"/>
     <w:basedOn w:val="12"/>
     <w:qFormat/>
@@ -10861,7 +10855,7 @@
       </w:rPr>
     </w:tblStylePr>
   </w:style>
-  <w:style w:type="table" w:customStyle="1" w:styleId="149">
+  <w:style w:type="table" w:styleId="149" w:customStyle="1">
     <w:name w:val="List Table 6 Colorful Accent 5"/>
     <w:basedOn w:val="12"/>
     <w:uiPriority w:val="99"/>
@@ -10976,7 +10970,7 @@
       </w:rPr>
     </w:tblStylePr>
   </w:style>
-  <w:style w:type="table" w:customStyle="1" w:styleId="150">
+  <w:style w:type="table" w:styleId="150" w:customStyle="1">
     <w:name w:val="List Table 6 Colorful Accent 6"/>
     <w:basedOn w:val="12"/>
     <w:uiPriority w:val="99"/>
@@ -11091,7 +11085,7 @@
       </w:rPr>
     </w:tblStylePr>
   </w:style>
-  <w:style w:type="table" w:customStyle="1" w:styleId="151">
+  <w:style w:type="table" w:styleId="151" w:customStyle="1">
     <w:name w:val="List Table 7 Colorful"/>
     <w:basedOn w:val="12"/>
     <w:uiPriority w:val="99"/>
@@ -11242,7 +11236,7 @@
       </w:rPr>
     </w:tblStylePr>
   </w:style>
-  <w:style w:type="table" w:customStyle="1" w:styleId="152">
+  <w:style w:type="table" w:styleId="152" w:customStyle="1">
     <w:name w:val="List Table 7 Colorful Accent 1"/>
     <w:basedOn w:val="12"/>
     <w:uiPriority w:val="99"/>
@@ -11345,7 +11339,7 @@
       </w:rPr>
     </w:tblStylePr>
   </w:style>
-  <w:style w:type="table" w:customStyle="1" w:styleId="153">
+  <w:style w:type="table" w:styleId="153" w:customStyle="1">
     <w:name w:val="List Table 7 Colorful Accent 2"/>
     <w:basedOn w:val="12"/>
     <w:uiPriority w:val="99"/>
@@ -11496,7 +11490,7 @@
       </w:rPr>
     </w:tblStylePr>
   </w:style>
-  <w:style w:type="table" w:customStyle="1" w:styleId="154">
+  <w:style w:type="table" w:styleId="154" w:customStyle="1">
     <w:name w:val="List Table 7 Colorful Accent 3"/>
     <w:basedOn w:val="12"/>
     <w:uiPriority w:val="99"/>
@@ -11647,7 +11641,7 @@
       </w:rPr>
     </w:tblStylePr>
   </w:style>
-  <w:style w:type="table" w:customStyle="1" w:styleId="155">
+  <w:style w:type="table" w:styleId="155" w:customStyle="1">
     <w:name w:val="List Table 7 Colorful Accent 4"/>
     <w:basedOn w:val="12"/>
     <w:uiPriority w:val="99"/>
@@ -11798,7 +11792,7 @@
       </w:rPr>
     </w:tblStylePr>
   </w:style>
-  <w:style w:type="table" w:customStyle="1" w:styleId="156">
+  <w:style w:type="table" w:styleId="156" w:customStyle="1">
     <w:name w:val="List Table 7 Colorful Accent 5"/>
     <w:basedOn w:val="12"/>
     <w:uiPriority w:val="99"/>
@@ -11949,7 +11943,7 @@
       </w:rPr>
     </w:tblStylePr>
   </w:style>
-  <w:style w:type="table" w:customStyle="1" w:styleId="157">
+  <w:style w:type="table" w:styleId="157" w:customStyle="1">
     <w:name w:val="List Table 7 Colorful Accent 6"/>
     <w:basedOn w:val="12"/>
     <w:qFormat/>
@@ -12101,7 +12095,7 @@
       </w:rPr>
     </w:tblStylePr>
   </w:style>
-  <w:style w:type="table" w:customStyle="1" w:styleId="158">
+  <w:style w:type="table" w:styleId="158" w:customStyle="1">
     <w:name w:val="Lined - Accent"/>
     <w:basedOn w:val="12"/>
     <w:uiPriority w:val="99"/>
@@ -12184,7 +12178,7 @@
       </w:tcPr>
     </w:tblStylePr>
   </w:style>
-  <w:style w:type="table" w:customStyle="1" w:styleId="159">
+  <w:style w:type="table" w:styleId="159" w:customStyle="1">
     <w:name w:val="Lined - Accent 1"/>
     <w:basedOn w:val="12"/>
     <w:qFormat/>
@@ -12268,7 +12262,7 @@
       </w:tcPr>
     </w:tblStylePr>
   </w:style>
-  <w:style w:type="table" w:customStyle="1" w:styleId="160">
+  <w:style w:type="table" w:styleId="160" w:customStyle="1">
     <w:name w:val="Lined - Accent 2"/>
     <w:basedOn w:val="12"/>
     <w:qFormat/>
@@ -12352,7 +12346,7 @@
       </w:tcPr>
     </w:tblStylePr>
   </w:style>
-  <w:style w:type="table" w:customStyle="1" w:styleId="161">
+  <w:style w:type="table" w:styleId="161" w:customStyle="1">
     <w:name w:val="Lined - Accent 3"/>
     <w:basedOn w:val="12"/>
     <w:qFormat/>
@@ -12436,7 +12430,7 @@
       </w:tcPr>
     </w:tblStylePr>
   </w:style>
-  <w:style w:type="table" w:customStyle="1" w:styleId="162">
+  <w:style w:type="table" w:styleId="162" w:customStyle="1">
     <w:name w:val="Lined - Accent 4"/>
     <w:basedOn w:val="12"/>
     <w:qFormat/>
@@ -12520,7 +12514,7 @@
       </w:tcPr>
     </w:tblStylePr>
   </w:style>
-  <w:style w:type="table" w:customStyle="1" w:styleId="163">
+  <w:style w:type="table" w:styleId="163" w:customStyle="1">
     <w:name w:val="Lined - Accent 5"/>
     <w:basedOn w:val="12"/>
     <w:qFormat/>
@@ -12604,7 +12598,7 @@
       </w:tcPr>
     </w:tblStylePr>
   </w:style>
-  <w:style w:type="table" w:customStyle="1" w:styleId="164">
+  <w:style w:type="table" w:styleId="164" w:customStyle="1">
     <w:name w:val="Lined - Accent 6"/>
     <w:basedOn w:val="12"/>
     <w:qFormat/>
@@ -12688,7 +12682,7 @@
       </w:tcPr>
     </w:tblStylePr>
   </w:style>
-  <w:style w:type="table" w:customStyle="1" w:styleId="165">
+  <w:style w:type="table" w:styleId="165" w:customStyle="1">
     <w:name w:val="Bordered &amp; Lined - Accent"/>
     <w:basedOn w:val="12"/>
     <w:qFormat/>
@@ -12782,7 +12776,7 @@
       </w:tcPr>
     </w:tblStylePr>
   </w:style>
-  <w:style w:type="table" w:customStyle="1" w:styleId="166">
+  <w:style w:type="table" w:styleId="166" w:customStyle="1">
     <w:name w:val="Bordered &amp; Lined - Accent 1"/>
     <w:basedOn w:val="12"/>
     <w:qFormat/>
@@ -12876,7 +12870,7 @@
       </w:tcPr>
     </w:tblStylePr>
   </w:style>
-  <w:style w:type="table" w:customStyle="1" w:styleId="167">
+  <w:style w:type="table" w:styleId="167" w:customStyle="1">
     <w:name w:val="Bordered &amp; Lined - Accent 2"/>
     <w:basedOn w:val="12"/>
     <w:uiPriority w:val="99"/>
@@ -12969,7 +12963,7 @@
       </w:tcPr>
     </w:tblStylePr>
   </w:style>
-  <w:style w:type="table" w:customStyle="1" w:styleId="168">
+  <w:style w:type="table" w:styleId="168" w:customStyle="1">
     <w:name w:val="Bordered &amp; Lined - Accent 3"/>
     <w:basedOn w:val="12"/>
     <w:uiPriority w:val="99"/>
@@ -13062,7 +13056,7 @@
       </w:tcPr>
     </w:tblStylePr>
   </w:style>
-  <w:style w:type="table" w:customStyle="1" w:styleId="169">
+  <w:style w:type="table" w:styleId="169" w:customStyle="1">
     <w:name w:val="Bordered &amp; Lined - Accent 4"/>
     <w:basedOn w:val="12"/>
     <w:uiPriority w:val="99"/>
@@ -13155,7 +13149,7 @@
       </w:tcPr>
     </w:tblStylePr>
   </w:style>
-  <w:style w:type="table" w:customStyle="1" w:styleId="170">
+  <w:style w:type="table" w:styleId="170" w:customStyle="1">
     <w:name w:val="Bordered &amp; Lined - Accent 5"/>
     <w:basedOn w:val="12"/>
     <w:qFormat/>
@@ -13249,7 +13243,7 @@
       </w:tcPr>
     </w:tblStylePr>
   </w:style>
-  <w:style w:type="table" w:customStyle="1" w:styleId="171">
+  <w:style w:type="table" w:styleId="171" w:customStyle="1">
     <w:name w:val="Bordered &amp; Lined - Accent 6"/>
     <w:basedOn w:val="12"/>
     <w:qFormat/>
@@ -13343,7 +13337,7 @@
       </w:tcPr>
     </w:tblStylePr>
   </w:style>
-  <w:style w:type="table" w:customStyle="1" w:styleId="172">
+  <w:style w:type="table" w:styleId="172" w:customStyle="1">
     <w:name w:val="Bordered"/>
     <w:basedOn w:val="12"/>
     <w:qFormat/>
@@ -13417,7 +13411,7 @@
       </w:tcPr>
     </w:tblStylePr>
   </w:style>
-  <w:style w:type="table" w:customStyle="1" w:styleId="173">
+  <w:style w:type="table" w:styleId="173" w:customStyle="1">
     <w:name w:val="Bordered - Accent 1"/>
     <w:basedOn w:val="12"/>
     <w:qFormat/>
@@ -13491,7 +13485,7 @@
       </w:tcPr>
     </w:tblStylePr>
   </w:style>
-  <w:style w:type="table" w:customStyle="1" w:styleId="174">
+  <w:style w:type="table" w:styleId="174" w:customStyle="1">
     <w:name w:val="Bordered - Accent 2"/>
     <w:basedOn w:val="12"/>
     <w:qFormat/>
@@ -13565,7 +13559,7 @@
       </w:tcPr>
     </w:tblStylePr>
   </w:style>
-  <w:style w:type="table" w:customStyle="1" w:styleId="175">
+  <w:style w:type="table" w:styleId="175" w:customStyle="1">
     <w:name w:val="Bordered - Accent 3"/>
     <w:basedOn w:val="12"/>
     <w:qFormat/>
@@ -13639,7 +13633,7 @@
       </w:tcPr>
     </w:tblStylePr>
   </w:style>
-  <w:style w:type="table" w:customStyle="1" w:styleId="176">
+  <w:style w:type="table" w:styleId="176" w:customStyle="1">
     <w:name w:val="Bordered - Accent 4"/>
     <w:basedOn w:val="12"/>
     <w:qFormat/>
@@ -13713,7 +13707,7 @@
       </w:tcPr>
     </w:tblStylePr>
   </w:style>
-  <w:style w:type="table" w:customStyle="1" w:styleId="177">
+  <w:style w:type="table" w:styleId="177" w:customStyle="1">
     <w:name w:val="Bordered - Accent 5"/>
     <w:basedOn w:val="12"/>
     <w:uiPriority w:val="99"/>
@@ -13786,7 +13780,7 @@
       </w:tcPr>
     </w:tblStylePr>
   </w:style>
-  <w:style w:type="table" w:customStyle="1" w:styleId="178">
+  <w:style w:type="table" w:styleId="178" w:customStyle="1">
     <w:name w:val="Bordered - Accent 6"/>
     <w:basedOn w:val="12"/>
     <w:uiPriority w:val="99"/>
@@ -13859,7 +13853,7 @@
       </w:tcPr>
     </w:tblStylePr>
   </w:style>
-  <w:style w:type="character" w:customStyle="1" w:styleId="179">
+  <w:style w:type="character" w:styleId="179" w:customStyle="1">
     <w:name w:val="Footnote Text Char"/>
     <w:link w:val="18"/>
     <w:uiPriority w:val="99"/>
@@ -13867,7 +13861,7 @@
       <w:sz w:val="18"/>
     </w:rPr>
   </w:style>
-  <w:style w:type="character" w:customStyle="1" w:styleId="180">
+  <w:style w:type="character" w:styleId="180" w:customStyle="1">
     <w:name w:val="Endnote Text Char"/>
     <w:link w:val="15"/>
     <w:qFormat/>
@@ -13876,7 +13870,7 @@
       <w:sz w:val="20"/>
     </w:rPr>
   </w:style>
-  <w:style w:type="paragraph" w:customStyle="1" w:styleId="181">
+  <w:style w:type="paragraph" w:styleId="181" w:customStyle="1">
     <w:name w:val="TOC Heading"/>
     <w:unhideWhenUsed/>
     <w:qFormat/>
@@ -13888,7 +13882,7 @@
       <w:lang w:val="en-US" w:eastAsia="en-US" w:bidi="ar-SA"/>
     </w:rPr>
   </w:style>
-  <w:style w:type="paragraph" w:customStyle="1" w:styleId="182">
+  <w:style w:type="paragraph" w:styleId="182" w:customStyle="1">
     <w:name w:val="רגיל"/>
     <w:uiPriority w:val="0"/>
     <w:pPr>
@@ -13901,7 +13895,7 @@
       <w:lang w:val="en-US" w:eastAsia="en-US" w:bidi="ar-SA"/>
     </w:rPr>
   </w:style>
-  <w:style w:type="paragraph" w:customStyle="1" w:styleId="183">
+  <w:style w:type="paragraph" w:styleId="183" w:customStyle="1">
     <w:name w:val="Right Aligned Heading"/>
     <w:basedOn w:val="182"/>
     <w:uiPriority w:val="0"/>
@@ -13912,7 +13906,7 @@
       <w:caps/>
     </w:rPr>
   </w:style>
-  <w:style w:type="paragraph" w:customStyle="1" w:styleId="184">
+  <w:style w:type="paragraph" w:styleId="184" w:customStyle="1">
     <w:name w:val="Centered Heading"/>
     <w:basedOn w:val="182"/>
     <w:uiPriority w:val="0"/>
@@ -13923,7 +13917,7 @@
       <w:b/>
     </w:rPr>
   </w:style>
-  <w:style w:type="paragraph" w:customStyle="1" w:styleId="185">
+  <w:style w:type="paragraph" w:styleId="185" w:customStyle="1">
     <w:name w:val="Numbered List"/>
     <w:basedOn w:val="182"/>
     <w:uiPriority w:val="0"/>
@@ -13935,12 +13929,12 @@
       <w:sz w:val="14"/>
     </w:rPr>
   </w:style>
-  <w:style w:type="paragraph" w:customStyle="1" w:styleId="186">
+  <w:style w:type="paragraph" w:styleId="186" w:customStyle="1">
     <w:name w:val="טקסט בלונים"/>
     <w:basedOn w:val="182"/>
     <w:uiPriority w:val="0"/>
   </w:style>
-  <w:style w:type="paragraph" w:customStyle="1" w:styleId="187">
+  <w:style w:type="paragraph" w:styleId="187" w:customStyle="1">
     <w:name w:val="כותרת 4"/>
     <w:basedOn w:val="182"/>
     <w:next w:val="182"/>
@@ -13953,7 +13947,7 @@
       <w:caps/>
     </w:rPr>
   </w:style>
-  <w:style w:type="paragraph" w:customStyle="1" w:styleId="188">
+  <w:style w:type="paragraph" w:styleId="188" w:customStyle="1">
     <w:name w:val="כותרת 3"/>
     <w:basedOn w:val="182"/>
     <w:next w:val="182"/>
@@ -13965,7 +13959,7 @@
       <w:i/>
     </w:rPr>
   </w:style>
-  <w:style w:type="paragraph" w:customStyle="1" w:styleId="189">
+  <w:style w:type="paragraph" w:styleId="189" w:customStyle="1">
     <w:name w:val="כותרת 2"/>
     <w:basedOn w:val="182"/>
     <w:next w:val="182"/>
@@ -13979,7 +13973,7 @@
       <w:sz w:val="24"/>
     </w:rPr>
   </w:style>
-  <w:style w:type="paragraph" w:customStyle="1" w:styleId="190">
+  <w:style w:type="paragraph" w:styleId="190" w:customStyle="1">
     <w:name w:val="כותרת 1"/>
     <w:basedOn w:val="182"/>
     <w:next w:val="182"/>
@@ -13994,11 +13988,11 @@
       <w:sz w:val="40"/>
     </w:rPr>
   </w:style>
-  <w:style w:type="character" w:customStyle="1" w:styleId="191">
+  <w:style w:type="character" w:styleId="191" w:customStyle="1">
     <w:name w:val="גופן ברירת המחדל של פיסקה"/>
     <w:uiPriority w:val="0"/>
   </w:style>
-  <w:style w:type="character" w:customStyle="1" w:styleId="192">
+  <w:style w:type="character" w:styleId="192" w:customStyle="1">
     <w:name w:val="תו תו"/>
     <w:basedOn w:val="191"/>
     <w:uiPriority w:val="0"/>
@@ -14009,7 +14003,7 @@
       <w:sz w:val="16"/>
     </w:rPr>
   </w:style>
-  <w:style w:type="table" w:customStyle="1" w:styleId="193">
+  <w:style w:type="table" w:styleId="193" w:customStyle="1">
     <w:name w:val="טבלה רגילה"/>
     <w:qFormat/>
     <w:uiPriority w:val="0"/>
@@ -14022,14 +14016,14 @@
       </w:tblCellMar>
     </w:tblPr>
   </w:style>
-  <w:style w:type="character" w:customStyle="1" w:styleId="194">
+  <w:style w:type="character" w:styleId="194" w:customStyle="1">
     <w:name w:val="Header Char"/>
     <w:basedOn w:val="11"/>
     <w:link w:val="19"/>
     <w:qFormat/>
     <w:uiPriority w:val="99"/>
   </w:style>
-  <w:style w:type="character" w:customStyle="1" w:styleId="195">
+  <w:style w:type="character" w:styleId="195" w:customStyle="1">
     <w:name w:val="Footer Char"/>
     <w:basedOn w:val="11"/>
     <w:link w:val="16"/>

--- a/po/Revo-PO new 1.docx
+++ b/po/Revo-PO new 1.docx
@@ -1,6 +1,6 @@
 
 <file path=word/document.xml><?xml version="1.0" encoding="utf-8"?>
-<w:document xmlns:wpc="http://schemas.microsoft.com/office/word/2010/wordprocessingCanvas" xmlns:cx="http://schemas.microsoft.com/office/drawing/2014/chartex" xmlns:cx1="http://schemas.microsoft.com/office/drawing/2015/9/8/chartex" xmlns:cx2="http://schemas.microsoft.com/office/drawing/2015/10/21/chartex" xmlns:cx3="http://schemas.microsoft.com/office/drawing/2016/5/9/chartex" xmlns:cx4="http://schemas.microsoft.com/office/drawing/2016/5/10/chartex" xmlns:cx5="http://schemas.microsoft.com/office/drawing/2016/5/11/chartex" xmlns:cx6="http://schemas.microsoft.com/office/drawing/2016/5/12/chartex" xmlns:cx7="http://schemas.microsoft.com/office/drawing/2016/5/13/chartex" xmlns:cx8="http://schemas.microsoft.com/office/drawing/2016/5/14/chartex" xmlns:mc="http://schemas.openxmlformats.org/markup-compatibility/2006" xmlns:aink="http://schemas.microsoft.com/office/drawing/2016/ink" xmlns:am3d="http://schemas.microsoft.com/office/drawing/2017/model3d" xmlns:o="urn:schemas-microsoft-com:office:office" xmlns:oel="http://schemas.microsoft.com/office/2019/extlst" xmlns:r="http://schemas.openxmlformats.org/officeDocument/2006/relationships" xmlns:m="http://schemas.openxmlformats.org/officeDocument/2006/math" xmlns:v="urn:schemas-microsoft-com:vml" xmlns:wp14="http://schemas.microsoft.com/office/word/2010/wordprocessingDrawing" xmlns:wp="http://schemas.openxmlformats.org/drawingml/2006/wordprocessingDrawing" xmlns:w10="urn:schemas-microsoft-com:office:word" xmlns:w="http://schemas.openxmlformats.org/wordprocessingml/2006/main" xmlns:w14="http://schemas.microsoft.com/office/word/2010/wordml" xmlns:w15="http://schemas.microsoft.com/office/word/2012/wordml" xmlns:w16cex="http://schemas.microsoft.com/office/word/2018/wordml/cex" xmlns:w16cid="http://schemas.microsoft.com/office/word/2016/wordml/cid" xmlns:w16="http://schemas.microsoft.com/office/word/2018/wordml" xmlns:w16du="http://schemas.microsoft.com/office/word/2023/wordml/word16du" xmlns:w16sdtdh="http://schemas.microsoft.com/office/word/2020/wordml/sdtdatahash" xmlns:w16sdtfl="http://schemas.microsoft.com/office/word/2024/wordml/sdtformatlock" xmlns:w16se="http://schemas.microsoft.com/office/word/2015/wordml/symex" xmlns:wpg="http://schemas.microsoft.com/office/word/2010/wordprocessingGroup" xmlns:wpi="http://schemas.microsoft.com/office/word/2010/wordprocessingInk" xmlns:wne="http://schemas.microsoft.com/office/word/2006/wordml" xmlns:wps="http://schemas.microsoft.com/office/word/2010/wordprocessingShape" mc:Ignorable="w14 w15 w16se w16cid w16 w16cex w16sdtdh w16sdtfl w16du wp14">
+<w:document xmlns:wpc="http://schemas.microsoft.com/office/word/2010/wordprocessingCanvas" xmlns:cx="http://schemas.microsoft.com/office/drawing/2014/chartex" xmlns:cx1="http://schemas.microsoft.com/office/drawing/2015/9/8/chartex" xmlns:cx2="http://schemas.microsoft.com/office/drawing/2015/10/21/chartex" xmlns:cx3="http://schemas.microsoft.com/office/drawing/2016/5/9/chartex" xmlns:cx4="http://schemas.microsoft.com/office/drawing/2016/5/10/chartex" xmlns:cx5="http://schemas.microsoft.com/office/drawing/2016/5/11/chartex" xmlns:cx6="http://schemas.microsoft.com/office/drawing/2016/5/12/chartex" xmlns:cx7="http://schemas.microsoft.com/office/drawing/2016/5/13/chartex" xmlns:cx8="http://schemas.microsoft.com/office/drawing/2016/5/14/chartex" xmlns:mc="http://schemas.openxmlformats.org/markup-compatibility/2006" xmlns:aink="http://schemas.microsoft.com/office/drawing/2016/ink" xmlns:am3d="http://schemas.microsoft.com/office/drawing/2017/model3d" xmlns:o="urn:schemas-microsoft-com:office:office" xmlns:oel="http://schemas.microsoft.com/office/2019/extlst" xmlns:r="http://schemas.openxmlformats.org/officeDocument/2006/relationships" xmlns:m="http://schemas.openxmlformats.org/officeDocument/2006/math" xmlns:v="urn:schemas-microsoft-com:vml" xmlns:wp14="http://schemas.microsoft.com/office/word/2010/wordprocessingDrawing" xmlns:wp="http://schemas.openxmlformats.org/drawingml/2006/wordprocessingDrawing" xmlns:w10="urn:schemas-microsoft-com:office:word" xmlns:w="http://schemas.openxmlformats.org/wordprocessingml/2006/main" xmlns:w14="http://schemas.microsoft.com/office/word/2010/wordml" xmlns:w15="http://schemas.microsoft.com/office/word/2012/wordml" xmlns:w16cex="http://schemas.microsoft.com/office/word/2018/wordml/cex" xmlns:w16cid="http://schemas.microsoft.com/office/word/2016/wordml/cid" xmlns:w16="http://schemas.microsoft.com/office/word/2018/wordml" xmlns:w16du="http://schemas.microsoft.com/office/word/2023/wordml/word16du" xmlns:w16sdtdh="http://schemas.microsoft.com/office/word/2020/wordml/sdtdatahash" xmlns:w16sdtfl="http://schemas.microsoft.com/office/word/2024/wordml/sdtformatlock" xmlns:w16se="http://schemas.microsoft.com/office/word/2015/wordml/symex" xmlns:wpg="http://schemas.microsoft.com/office/word/2010/wordprocessingGroup" xmlns:wpi="http://schemas.microsoft.com/office/word/2010/wordprocessingInk" xmlns:wne="http://schemas.microsoft.com/office/word/2006/wordml" xmlns:wps="http://schemas.microsoft.com/office/word/2010/wordprocessingShape" xmlns:a="http://schemas.openxmlformats.org/drawingml/2006/main" xmlns:pic="http://schemas.openxmlformats.org/drawingml/2006/picture" xmlns:a14="http://schemas.microsoft.com/office/drawing/2010/main" mc:Ignorable="w14 w15 w16se w16cid w16 w16cex w16sdtdh w16sdtfl w16du wp14">
   <w:body>
     <w:tbl>
       <w:tblPr>
@@ -28,7 +28,7 @@
               <w:ind w:right="1417"/>
               <w:jc w:val="center"/>
               <w:rPr>
-                <w:rFonts w:ascii="Calibri" w:eastAsia="Calibri" w:hAnsi="Calibri" w:cs="Calibri"/>
+                <w:rFonts w:ascii="Calibri" w:hAnsi="Calibri" w:eastAsia="Calibri" w:cs="Calibri"/>
                 <w:b/>
                 <w:bCs/>
                 <w:color w:val="000000" w:themeColor="text1"/>
@@ -92,7 +92,7 @@
             </w:r>
             <w:r>
               <w:rPr>
-                <w:rFonts w:ascii="Calibri" w:eastAsia="Calibri" w:hAnsi="Calibri" w:cs="Calibri"/>
+                <w:rFonts w:ascii="Calibri" w:hAnsi="Calibri" w:eastAsia="Calibri" w:cs="Calibri"/>
                 <w:b/>
                 <w:bCs/>
                 <w:color w:val="000000" w:themeColor="text1"/>
@@ -755,12 +755,12 @@
         <w:jc w:val="center"/>
         <w:tblInd w:w="0" w:type="dxa"/>
         <w:tblBorders>
-          <w:top w:val="single" w:sz="4" w:space="0" w:color="000000"/>
-          <w:left w:val="single" w:sz="4" w:space="0" w:color="000000"/>
-          <w:bottom w:val="single" w:sz="4" w:space="0" w:color="000000"/>
-          <w:right w:val="single" w:sz="4" w:space="0" w:color="000000"/>
-          <w:insideH w:val="single" w:sz="4" w:space="0" w:color="000000"/>
-          <w:insideV w:val="single" w:sz="4" w:space="0" w:color="000000"/>
+          <w:top w:val="single" w:color="000000" w:sz="4" w:space="0"/>
+          <w:left w:val="single" w:color="000000" w:sz="4" w:space="0"/>
+          <w:bottom w:val="single" w:color="000000" w:sz="4" w:space="0"/>
+          <w:right w:val="single" w:color="000000" w:sz="4" w:space="0"/>
+          <w:insideH w:val="single" w:color="000000" w:sz="4" w:space="0"/>
+          <w:insideV w:val="single" w:color="000000" w:sz="4" w:space="0"/>
         </w:tblBorders>
         <w:shd w:val="clear" w:color="auto" w:fill="C4BC96" w:themeFill="background2" w:themeFillShade="BF"/>
         <w:tblLayout w:type="fixed"/>
@@ -787,7 +787,7 @@
           <w:tcPr>
             <w:tcW w:w="2425" w:type="dxa"/>
             <w:tcBorders>
-              <w:top w:val="single" w:sz="12" w:space="0" w:color="000000" w:themeColor="text1"/>
+              <w:top w:val="single" w:color="000000" w:themeColor="text1" w:sz="12" w:space="0"/>
             </w:tcBorders>
             <w:shd w:val="clear" w:color="auto" w:fill="C4BC96" w:themeFill="background2" w:themeFillShade="BF"/>
             <w:vAlign w:val="center"/>
@@ -811,7 +811,7 @@
           <w:tcPr>
             <w:tcW w:w="2692" w:type="dxa"/>
             <w:tcBorders>
-              <w:top w:val="single" w:sz="12" w:space="0" w:color="000000" w:themeColor="text1"/>
+              <w:top w:val="single" w:color="000000" w:themeColor="text1" w:sz="12" w:space="0"/>
             </w:tcBorders>
             <w:shd w:val="clear" w:color="auto" w:fill="C4BC96" w:themeFill="background2" w:themeFillShade="BF"/>
             <w:vAlign w:val="center"/>
@@ -835,7 +835,7 @@
           <w:tcPr>
             <w:tcW w:w="2692" w:type="dxa"/>
             <w:tcBorders>
-              <w:top w:val="single" w:sz="12" w:space="0" w:color="000000" w:themeColor="text1"/>
+              <w:top w:val="single" w:color="000000" w:themeColor="text1" w:sz="12" w:space="0"/>
             </w:tcBorders>
             <w:shd w:val="clear" w:color="auto" w:fill="C4BC96" w:themeFill="background2" w:themeFillShade="BF"/>
             <w:vAlign w:val="center"/>
@@ -859,7 +859,7 @@
           <w:tcPr>
             <w:tcW w:w="2820" w:type="dxa"/>
             <w:tcBorders>
-              <w:top w:val="single" w:sz="12" w:space="0" w:color="000000" w:themeColor="text1"/>
+              <w:top w:val="single" w:color="000000" w:themeColor="text1" w:sz="12" w:space="0"/>
             </w:tcBorders>
             <w:shd w:val="clear" w:color="auto" w:fill="C4BC96" w:themeFill="background2" w:themeFillShade="BF"/>
             <w:vAlign w:val="center"/>
@@ -1042,12 +1042,12 @@
         <w:jc w:val="center"/>
         <w:tblInd w:w="0" w:type="dxa"/>
         <w:tblBorders>
-          <w:top w:val="single" w:sz="4" w:space="0" w:color="000000"/>
-          <w:left w:val="single" w:sz="4" w:space="0" w:color="000000"/>
-          <w:bottom w:val="single" w:sz="4" w:space="0" w:color="000000"/>
-          <w:right w:val="single" w:sz="4" w:space="0" w:color="000000"/>
-          <w:insideH w:val="single" w:sz="4" w:space="0" w:color="000000"/>
-          <w:insideV w:val="single" w:sz="4" w:space="0" w:color="000000"/>
+          <w:top w:val="single" w:color="000000" w:sz="4" w:space="0"/>
+          <w:left w:val="single" w:color="000000" w:sz="4" w:space="0"/>
+          <w:bottom w:val="single" w:color="000000" w:sz="4" w:space="0"/>
+          <w:right w:val="single" w:color="000000" w:sz="4" w:space="0"/>
+          <w:insideH w:val="single" w:color="000000" w:sz="4" w:space="0"/>
+          <w:insideV w:val="single" w:color="000000" w:sz="4" w:space="0"/>
         </w:tblBorders>
         <w:tblLayout w:type="fixed"/>
         <w:tblCellMar>
@@ -1075,10 +1075,11 @@
           <w:tcPr>
             <w:tcW w:w="1227" w:type="dxa"/>
             <w:tcBorders>
-              <w:top w:val="single" w:sz="12" w:space="0" w:color="000000" w:themeColor="text1"/>
-              <w:bottom w:val="single" w:sz="4" w:space="0" w:color="000000" w:themeColor="text1"/>
+              <w:top w:val="single" w:color="000000" w:themeColor="text1" w:sz="12" w:space="0"/>
+              <w:bottom w:val="single" w:color="000000" w:themeColor="text1" w:sz="4" w:space="0"/>
             </w:tcBorders>
             <w:shd w:val="clear" w:color="auto" w:fill="C4BC96" w:themeFill="background2" w:themeFillShade="BF"/>
+            <w:tcMar/>
             <w:vAlign w:val="center"/>
           </w:tcPr>
           <w:p>
@@ -1108,10 +1109,11 @@
           <w:tcPr>
             <w:tcW w:w="3544" w:type="dxa"/>
             <w:tcBorders>
-              <w:top w:val="single" w:sz="12" w:space="0" w:color="000000" w:themeColor="text1"/>
-              <w:bottom w:val="single" w:sz="4" w:space="0" w:color="000000" w:themeColor="text1"/>
+              <w:top w:val="single" w:color="000000" w:themeColor="text1" w:sz="12" w:space="0"/>
+              <w:bottom w:val="single" w:color="000000" w:themeColor="text1" w:sz="4" w:space="0"/>
             </w:tcBorders>
             <w:shd w:val="clear" w:color="auto" w:fill="C4BC96" w:themeFill="background2" w:themeFillShade="BF"/>
+            <w:tcMar/>
             <w:vAlign w:val="center"/>
           </w:tcPr>
           <w:p>
@@ -1134,10 +1136,11 @@
             <w:tcW w:w="2552" w:type="dxa"/>
             <w:gridSpan w:val="2"/>
             <w:tcBorders>
-              <w:top w:val="single" w:sz="12" w:space="0" w:color="000000" w:themeColor="text1"/>
-              <w:bottom w:val="single" w:sz="4" w:space="0" w:color="000000" w:themeColor="text1"/>
+              <w:top w:val="single" w:color="000000" w:themeColor="text1" w:sz="12" w:space="0"/>
+              <w:bottom w:val="single" w:color="000000" w:themeColor="text1" w:sz="4" w:space="0"/>
             </w:tcBorders>
             <w:shd w:val="clear" w:color="auto" w:fill="C4BC96" w:themeFill="background2" w:themeFillShade="BF"/>
+            <w:tcMar/>
             <w:vAlign w:val="center"/>
           </w:tcPr>
           <w:p>
@@ -1159,10 +1162,11 @@
           <w:tcPr>
             <w:tcW w:w="1433" w:type="dxa"/>
             <w:tcBorders>
-              <w:top w:val="single" w:sz="12" w:space="0" w:color="000000" w:themeColor="text1"/>
-              <w:bottom w:val="single" w:sz="4" w:space="0" w:color="000000" w:themeColor="text1"/>
+              <w:top w:val="single" w:color="000000" w:themeColor="text1" w:sz="12" w:space="0"/>
+              <w:bottom w:val="single" w:color="000000" w:themeColor="text1" w:sz="4" w:space="0"/>
             </w:tcBorders>
             <w:shd w:val="clear" w:color="auto" w:fill="C4BC96" w:themeFill="background2" w:themeFillShade="BF"/>
+            <w:tcMar/>
             <w:vAlign w:val="center"/>
           </w:tcPr>
           <w:p>
@@ -1184,10 +1188,11 @@
           <w:tcPr>
             <w:tcW w:w="1885" w:type="dxa"/>
             <w:tcBorders>
-              <w:top w:val="single" w:sz="12" w:space="0" w:color="000000" w:themeColor="text1"/>
-              <w:bottom w:val="single" w:sz="4" w:space="0" w:color="000000" w:themeColor="text1"/>
+              <w:top w:val="single" w:color="000000" w:themeColor="text1" w:sz="12" w:space="0"/>
+              <w:bottom w:val="single" w:color="000000" w:themeColor="text1" w:sz="4" w:space="0"/>
             </w:tcBorders>
             <w:shd w:val="clear" w:color="auto" w:fill="C4BC96" w:themeFill="background2" w:themeFillShade="BF"/>
+            <w:tcMar/>
             <w:vAlign w:val="center"/>
           </w:tcPr>
           <w:p>
@@ -1215,11 +1220,12 @@
           <w:tcPr>
             <w:tcW w:w="1227" w:type="dxa"/>
             <w:tcBorders>
-              <w:top w:val="single" w:sz="4" w:space="0" w:color="000000" w:themeColor="text1"/>
-              <w:left w:val="single" w:sz="4" w:space="0" w:color="000000" w:themeColor="text1"/>
+              <w:top w:val="single" w:color="000000" w:themeColor="text1" w:sz="4" w:space="0"/>
+              <w:left w:val="single" w:color="000000" w:themeColor="text1" w:sz="4" w:space="0"/>
               <w:bottom w:val="nil"/>
-              <w:right w:val="single" w:sz="4" w:space="0" w:color="000000" w:themeColor="text1"/>
+              <w:right w:val="single" w:color="000000" w:themeColor="text1" w:sz="4" w:space="0"/>
             </w:tcBorders>
+            <w:tcMar/>
             <w:vAlign w:val="center"/>
           </w:tcPr>
           <w:p>
@@ -1241,11 +1247,12 @@
           <w:tcPr>
             <w:tcW w:w="3544" w:type="dxa"/>
             <w:tcBorders>
-              <w:top w:val="single" w:sz="4" w:space="0" w:color="000000" w:themeColor="text1"/>
-              <w:left w:val="single" w:sz="4" w:space="0" w:color="000000" w:themeColor="text1"/>
+              <w:top w:val="single" w:color="000000" w:themeColor="text1" w:sz="4" w:space="0"/>
+              <w:left w:val="single" w:color="000000" w:themeColor="text1" w:sz="4" w:space="0"/>
               <w:bottom w:val="nil"/>
-              <w:right w:val="single" w:sz="4" w:space="0" w:color="000000" w:themeColor="text1"/>
+              <w:right w:val="single" w:color="000000" w:themeColor="text1" w:sz="4" w:space="0"/>
             </w:tcBorders>
+            <w:tcMar/>
             <w:vAlign w:val="center"/>
           </w:tcPr>
           <w:p>
@@ -1268,10 +1275,10 @@
             <w:tcW w:w="2552" w:type="dxa"/>
             <w:gridSpan w:val="2"/>
             <w:tcBorders>
-              <w:top w:val="single" w:sz="4" w:space="0" w:color="000000" w:themeColor="text1"/>
-              <w:left w:val="single" w:sz="4" w:space="0" w:color="000000" w:themeColor="text1"/>
+              <w:top w:val="single" w:color="000000" w:themeColor="text1" w:sz="4" w:space="0"/>
+              <w:left w:val="single" w:color="000000" w:themeColor="text1" w:sz="4" w:space="0"/>
               <w:bottom w:val="nil"/>
-              <w:right w:val="single" w:sz="4" w:space="0" w:color="000000" w:themeColor="text1"/>
+              <w:right w:val="single" w:color="000000" w:themeColor="text1" w:sz="4" w:space="0"/>
             </w:tcBorders>
             <w:tcMar>
               <w:left w:w="216" w:type="dxa"/>
@@ -1312,10 +1319,10 @@
           <w:tcPr>
             <w:tcW w:w="1433" w:type="dxa"/>
             <w:tcBorders>
-              <w:top w:val="single" w:sz="4" w:space="0" w:color="000000" w:themeColor="text1"/>
-              <w:left w:val="single" w:sz="4" w:space="0" w:color="000000" w:themeColor="text1"/>
+              <w:top w:val="single" w:color="000000" w:themeColor="text1" w:sz="4" w:space="0"/>
+              <w:left w:val="single" w:color="000000" w:themeColor="text1" w:sz="4" w:space="0"/>
               <w:bottom w:val="nil"/>
-              <w:right w:val="single" w:sz="4" w:space="0" w:color="000000" w:themeColor="text1"/>
+              <w:right w:val="single" w:color="000000" w:themeColor="text1" w:sz="4" w:space="0"/>
             </w:tcBorders>
             <w:tcMar>
               <w:left w:w="216" w:type="dxa"/>
@@ -1342,10 +1349,10 @@
           <w:tcPr>
             <w:tcW w:w="1885" w:type="dxa"/>
             <w:tcBorders>
-              <w:top w:val="single" w:sz="4" w:space="0" w:color="000000" w:themeColor="text1"/>
-              <w:left w:val="single" w:sz="4" w:space="0" w:color="000000" w:themeColor="text1"/>
+              <w:top w:val="single" w:color="000000" w:themeColor="text1" w:sz="4" w:space="0"/>
+              <w:left w:val="single" w:color="000000" w:themeColor="text1" w:sz="4" w:space="0"/>
               <w:bottom w:val="nil"/>
-              <w:right w:val="single" w:sz="4" w:space="0" w:color="000000" w:themeColor="text1"/>
+              <w:right w:val="single" w:color="000000" w:themeColor="text1" w:sz="4" w:space="0"/>
             </w:tcBorders>
             <w:tcMar>
               <w:left w:w="216" w:type="dxa"/>
@@ -1380,11 +1387,12 @@
             <w:gridSpan w:val="3"/>
             <w:vMerge w:val="restart"/>
             <w:tcBorders>
-              <w:top w:val="single" w:sz="4" w:space="0" w:color="000000" w:themeColor="text1"/>
+              <w:top w:val="single" w:color="000000" w:themeColor="text1" w:sz="4" w:space="0"/>
               <w:left w:val="nil"/>
               <w:bottom w:val="nil"/>
               <w:right w:val="nil"/>
             </w:tcBorders>
+            <w:tcMar/>
           </w:tcPr>
           <w:p>
             <w:pPr>
@@ -1400,10 +1408,10 @@
             <w:tcW w:w="2810" w:type="dxa"/>
             <w:gridSpan w:val="2"/>
             <w:tcBorders>
-              <w:top w:val="single" w:sz="4" w:space="0" w:color="000000" w:themeColor="text1"/>
+              <w:top w:val="single" w:color="000000" w:themeColor="text1" w:sz="4" w:space="0"/>
               <w:left w:val="nil"/>
               <w:bottom w:val="nil"/>
-              <w:right w:val="single" w:sz="4" w:space="0" w:color="000000" w:themeColor="text1"/>
+              <w:right w:val="single" w:color="000000" w:themeColor="text1" w:sz="4" w:space="0"/>
             </w:tcBorders>
             <w:tcMar>
               <w:left w:w="216" w:type="dxa"/>
@@ -1430,10 +1438,10 @@
           <w:tcPr>
             <w:tcW w:w="1885" w:type="dxa"/>
             <w:tcBorders>
-              <w:top w:val="single" w:sz="4" w:space="0" w:color="000000" w:themeColor="text1"/>
-              <w:left w:val="single" w:sz="4" w:space="0" w:color="000000" w:themeColor="text1"/>
+              <w:top w:val="single" w:color="000000" w:themeColor="text1" w:sz="4" w:space="0"/>
+              <w:left w:val="single" w:color="000000" w:themeColor="text1" w:sz="4" w:space="0"/>
               <w:bottom w:val="nil"/>
-              <w:right w:val="single" w:sz="4" w:space="0" w:color="000000" w:themeColor="text1"/>
+              <w:right w:val="single" w:color="000000" w:themeColor="text1" w:sz="4" w:space="0"/>
             </w:tcBorders>
             <w:tcMar>
               <w:left w:w="216" w:type="dxa"/>
@@ -1467,9 +1475,8 @@
             <w:tcW w:w="5946" w:type="dxa"/>
             <w:gridSpan w:val="3"/>
             <w:vMerge/>
-            <w:tcBorders>
-              <w:bottom w:val="nil"/>
-            </w:tcBorders>
+            <w:tcBorders/>
+            <w:tcMar/>
           </w:tcPr>
           <w:p>
             <w:pPr>
@@ -1488,7 +1495,7 @@
               <w:top w:val="nil"/>
               <w:left w:val="nil"/>
               <w:bottom w:val="nil"/>
-              <w:right w:val="single" w:sz="4" w:space="0" w:color="000000" w:themeColor="text1"/>
+              <w:right w:val="single" w:color="000000" w:themeColor="text1" w:sz="4" w:space="0"/>
             </w:tcBorders>
             <w:tcMar>
               <w:left w:w="216" w:type="dxa"/>
@@ -1516,9 +1523,9 @@
             <w:tcW w:w="1885" w:type="dxa"/>
             <w:tcBorders>
               <w:top w:val="nil"/>
-              <w:left w:val="single" w:sz="4" w:space="0" w:color="000000" w:themeColor="text1"/>
+              <w:left w:val="single" w:color="000000" w:themeColor="text1" w:sz="4" w:space="0"/>
               <w:bottom w:val="nil"/>
-              <w:right w:val="single" w:sz="4" w:space="0" w:color="000000" w:themeColor="text1"/>
+              <w:right w:val="single" w:color="000000" w:themeColor="text1" w:sz="4" w:space="0"/>
             </w:tcBorders>
             <w:tcMar>
               <w:left w:w="216" w:type="dxa"/>
@@ -1552,9 +1559,8 @@
             <w:tcW w:w="5946" w:type="dxa"/>
             <w:gridSpan w:val="3"/>
             <w:vMerge/>
-            <w:tcBorders>
-              <w:bottom w:val="nil"/>
-            </w:tcBorders>
+            <w:tcBorders/>
+            <w:tcMar/>
           </w:tcPr>
           <w:p>
             <w:pPr>
@@ -1573,7 +1579,7 @@
               <w:top w:val="nil"/>
               <w:left w:val="nil"/>
               <w:bottom w:val="nil"/>
-              <w:right w:val="single" w:sz="4" w:space="0" w:color="000000" w:themeColor="text1"/>
+              <w:right w:val="single" w:color="000000" w:themeColor="text1" w:sz="4" w:space="0"/>
             </w:tcBorders>
             <w:tcMar>
               <w:left w:w="216" w:type="dxa"/>
@@ -1601,9 +1607,9 @@
             <w:tcW w:w="1885" w:type="dxa"/>
             <w:tcBorders>
               <w:top w:val="nil"/>
-              <w:left w:val="single" w:sz="4" w:space="0" w:color="000000" w:themeColor="text1"/>
+              <w:left w:val="single" w:color="000000" w:themeColor="text1" w:sz="4" w:space="0"/>
               <w:bottom w:val="nil"/>
-              <w:right w:val="single" w:sz="4" w:space="0" w:color="000000" w:themeColor="text1"/>
+              <w:right w:val="single" w:color="000000" w:themeColor="text1" w:sz="4" w:space="0"/>
             </w:tcBorders>
             <w:tcMar>
               <w:left w:w="216" w:type="dxa"/>
@@ -1651,9 +1657,8 @@
             <w:tcW w:w="5946" w:type="dxa"/>
             <w:gridSpan w:val="3"/>
             <w:vMerge/>
-            <w:tcBorders>
-              <w:bottom w:val="nil"/>
-            </w:tcBorders>
+            <w:tcBorders/>
+            <w:tcMar/>
           </w:tcPr>
           <w:p>
             <w:pPr>
@@ -1672,7 +1677,7 @@
               <w:top w:val="nil"/>
               <w:left w:val="nil"/>
               <w:bottom w:val="nil"/>
-              <w:right w:val="single" w:sz="4" w:space="0" w:color="000000" w:themeColor="text1"/>
+              <w:right w:val="single" w:color="000000" w:themeColor="text1" w:sz="4" w:space="0"/>
             </w:tcBorders>
             <w:tcMar>
               <w:left w:w="216" w:type="dxa"/>
@@ -1700,9 +1705,9 @@
             <w:tcW w:w="1885" w:type="dxa"/>
             <w:tcBorders>
               <w:top w:val="nil"/>
-              <w:left w:val="single" w:sz="4" w:space="0" w:color="000000" w:themeColor="text1"/>
+              <w:left w:val="single" w:color="000000" w:themeColor="text1" w:sz="4" w:space="0"/>
               <w:bottom w:val="nil"/>
-              <w:right w:val="single" w:sz="4" w:space="0" w:color="000000" w:themeColor="text1"/>
+              <w:right w:val="single" w:color="000000" w:themeColor="text1" w:sz="4" w:space="0"/>
             </w:tcBorders>
             <w:tcMar>
               <w:left w:w="216" w:type="dxa"/>
@@ -1750,9 +1755,8 @@
             <w:tcW w:w="5946" w:type="dxa"/>
             <w:gridSpan w:val="3"/>
             <w:vMerge/>
-            <w:tcBorders>
-              <w:bottom w:val="nil"/>
-            </w:tcBorders>
+            <w:tcBorders/>
+            <w:tcMar/>
           </w:tcPr>
           <w:p>
             <w:pPr>
@@ -1771,7 +1775,7 @@
               <w:top w:val="nil"/>
               <w:left w:val="nil"/>
               <w:bottom w:val="nil"/>
-              <w:right w:val="single" w:sz="4" w:space="0" w:color="000000" w:themeColor="text1"/>
+              <w:right w:val="single" w:color="000000" w:themeColor="text1" w:sz="4" w:space="0"/>
             </w:tcBorders>
             <w:tcMar>
               <w:left w:w="216" w:type="dxa"/>
@@ -1799,9 +1803,9 @@
             <w:tcW w:w="1885" w:type="dxa"/>
             <w:tcBorders>
               <w:top w:val="nil"/>
-              <w:left w:val="single" w:sz="4" w:space="0" w:color="000000" w:themeColor="text1"/>
-              <w:bottom w:val="single" w:sz="4" w:space="0" w:color="000000" w:themeColor="text1"/>
-              <w:right w:val="single" w:sz="4" w:space="0" w:color="000000" w:themeColor="text1"/>
+              <w:left w:val="single" w:color="000000" w:themeColor="text1" w:sz="4" w:space="0"/>
+              <w:bottom w:val="single" w:color="000000" w:themeColor="text1" w:sz="4" w:space="0"/>
+              <w:right w:val="single" w:color="000000" w:themeColor="text1" w:sz="4" w:space="0"/>
             </w:tcBorders>
             <w:tcMar>
               <w:left w:w="216" w:type="dxa"/>
@@ -1849,9 +1853,8 @@
             <w:tcW w:w="5946" w:type="dxa"/>
             <w:gridSpan w:val="3"/>
             <w:vMerge/>
-            <w:tcBorders>
-              <w:bottom w:val="nil"/>
-            </w:tcBorders>
+            <w:tcBorders/>
+            <w:tcMar/>
           </w:tcPr>
           <w:p>
             <w:pPr>
@@ -1870,7 +1873,7 @@
               <w:top w:val="nil"/>
               <w:left w:val="nil"/>
               <w:bottom w:val="nil"/>
-              <w:right w:val="single" w:sz="4" w:space="0" w:color="000000" w:themeColor="text1"/>
+              <w:right w:val="single" w:color="000000" w:themeColor="text1" w:sz="4" w:space="0"/>
             </w:tcBorders>
             <w:tcMar>
               <w:left w:w="216" w:type="dxa"/>
@@ -1897,10 +1900,10 @@
           <w:tcPr>
             <w:tcW w:w="1885" w:type="dxa"/>
             <w:tcBorders>
-              <w:top w:val="single" w:sz="4" w:space="0" w:color="000000" w:themeColor="text1"/>
-              <w:left w:val="single" w:sz="4" w:space="0" w:color="000000" w:themeColor="text1"/>
-              <w:bottom w:val="single" w:sz="4" w:space="0" w:color="000000" w:themeColor="text1"/>
-              <w:right w:val="single" w:sz="4" w:space="0" w:color="000000" w:themeColor="text1"/>
+              <w:top w:val="single" w:color="000000" w:themeColor="text1" w:sz="4" w:space="0"/>
+              <w:left w:val="single" w:color="000000" w:themeColor="text1" w:sz="4" w:space="0"/>
+              <w:bottom w:val="single" w:color="000000" w:themeColor="text1" w:sz="4" w:space="0"/>
+              <w:right w:val="single" w:color="000000" w:themeColor="text1" w:sz="4" w:space="0"/>
             </w:tcBorders>
             <w:tcMar>
               <w:left w:w="216" w:type="dxa"/>
@@ -1925,79 +1928,13 @@
         </w:tc>
       </w:tr>
     </w:tbl>
-    <w:p>
-      <w:r>
-        <w:rPr>
-          <w:noProof/>
-        </w:rPr>
-        <mc:AlternateContent>
-          <mc:Choice Requires="wps">
-            <w:drawing>
-              <wp:anchor distT="0" distB="0" distL="114300" distR="114300" simplePos="0" relativeHeight="251659264" behindDoc="0" locked="0" layoutInCell="1" allowOverlap="1" wp14:anchorId="0DF089AD" wp14:editId="07777777">
-                <wp:simplePos x="0" y="0"/>
-                <wp:positionH relativeFrom="column">
-                  <wp:posOffset>4914900</wp:posOffset>
-                </wp:positionH>
-                <wp:positionV relativeFrom="paragraph">
-                  <wp:posOffset>315595</wp:posOffset>
-                </wp:positionV>
-                <wp:extent cx="1885950" cy="838200"/>
-                <wp:effectExtent l="4762" t="4762" r="4762" b="4762"/>
-                <wp:wrapNone/>
-                <wp:docPr id="3" name="Rectangle 3"/>
-                <wp:cNvGraphicFramePr>
-                  <a:graphicFrameLocks xmlns:a="http://schemas.openxmlformats.org/drawingml/2006/main"/>
-                </wp:cNvGraphicFramePr>
-                <a:graphic xmlns:a="http://schemas.openxmlformats.org/drawingml/2006/main">
-                  <a:graphicData uri="http://schemas.microsoft.com/office/word/2010/wordprocessingShape">
-                    <wps:wsp>
-                      <wps:cNvSpPr>
-                        <a:spLocks noChangeArrowheads="1"/>
-                      </wps:cNvSpPr>
-                      <wps:spPr bwMode="auto">
-                        <a:xfrm>
-                          <a:off x="0" y="0"/>
-                          <a:ext cx="1885950" cy="838200"/>
-                        </a:xfrm>
-                        <a:prstGeom prst="rect">
-                          <a:avLst/>
-                        </a:prstGeom>
-                        <a:noFill/>
-                        <a:ln w="9525">
-                          <a:solidFill>
-                            <a:srgbClr val="000000"/>
-                          </a:solidFill>
-                          <a:miter lim="800000"/>
-                        </a:ln>
-                      </wps:spPr>
-                      <wps:bodyPr rot="0">
-                        <a:noAutofit/>
-                      </wps:bodyPr>
-                    </wps:wsp>
-                  </a:graphicData>
-                </a:graphic>
-              </wp:anchor>
-            </w:drawing>
-          </mc:Choice>
-          <mc:Fallback xmlns:wp14="http://schemas.microsoft.com/office/word/2010/wordml" xmlns:a14="http://schemas.microsoft.com/office/drawing/2010/main" xmlns:pic="http://schemas.openxmlformats.org/drawingml/2006/picture" xmlns:a="http://schemas.openxmlformats.org/drawingml/2006/main" xmlns:wpsCustomData="http://www.wps.cn/officeDocument/2013/wpsCustomData">
-            <w:pict w14:anchorId="544B0833">
-              <v:rect id="Rectangle 3" style="position:absolute;left:0pt;margin-left:387pt;margin-top:24.85pt;height:66pt;width:148.5pt;z-index:251659264;mso-width-relative:page;mso-height-relative:page;" coordsize="21600,21600" o:spid="_x0000_s1026" filled="f" stroked="t" o:spt="1" o:gfxdata="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">
-                <v:fill on="f" focussize="0,0"/>
-                <v:stroke color="#000000" miterlimit="8" joinstyle="miter"/>
-                <v:imagedata o:title=""/>
-                <o:lock v:ext="edit" aspectratio="f"/>
-              </v:rect>
-            </w:pict>
-          </mc:Fallback>
-        </mc:AlternateContent>
-      </w:r>
-    </w:p>
+    <w:p/>
     <w:p>
       <w:pPr>
         <w:sectPr>
           <w:headerReference w:type="default" r:id="rId9"/>
           <w:footerReference w:type="default" r:id="rId10"/>
-          <w:pgSz w:w="12240" w:h="15840"/>
+          <w:pgSz w:w="12240" w:h="15840" w:orient="portrait"/>
           <w:pgMar w:top="720" w:right="720" w:bottom="734" w:left="720" w:header="720" w:footer="720" w:gutter="0"/>
           <w:cols w:space="720"/>
         </w:sectPr>
@@ -2036,23 +1973,79 @@
         <w:br w:type="column"/>
       </w:r>
       <w:r>
+        <w:rPr/>
         <w:t xml:space="preserve">                                           </w:t>
       </w:r>
     </w:p>
     <w:p>
-      <w:pPr>
-        <w:rPr>
-          <w:b/>
-        </w:rPr>
-      </w:pPr>
+      <w:pPr/>
       <w:r>
+        <w:rPr/>
         <w:t xml:space="preserve">                                          </w:t>
       </w:r>
       <w:r>
         <w:rPr>
-          <w:b/>
+          <w:b w:val="1"/>
+          <w:bCs w:val="1"/>
         </w:rPr>
-        <w:t xml:space="preserve">Authorized By                                                                                                          </w:t>
+        <w:t xml:space="preserve">Authorized By                                                                                                        </w:t>
+      </w:r>
+      <w:r>
+        <w:rPr>
+          <w:b w:val="1"/>
+          <w:bCs w:val="1"/>
+        </w:rPr>
+        <w:t xml:space="preserve">                </w:t>
+      </w:r>
+      <w:r>
+        <w:rPr>
+          <w:b w:val="1"/>
+          <w:bCs w:val="1"/>
+        </w:rPr>
+        <w:t xml:space="preserve">  </w:t>
+      </w:r>
+      <w:r>
+        <w:drawing>
+          <wp:inline wp14:editId="07F47B93" wp14:anchorId="5523B034">
+            <wp:extent cx="972160" cy="402336"/>
+            <wp:effectExtent l="0" t="0" r="0" b="0"/>
+            <wp:docPr id="1649968395" name="drawing"/>
+            <wp:cNvGraphicFramePr>
+              <a:graphicFrameLocks noChangeAspect="1"/>
+            </wp:cNvGraphicFramePr>
+            <a:graphic>
+              <a:graphicData xmlns:a="http://schemas.openxmlformats.org/drawingml/2006/main" uri="http://schemas.openxmlformats.org/drawingml/2006/picture">
+                <pic:pic xmlns:pic="http://schemas.openxmlformats.org/drawingml/2006/picture">
+                  <pic:nvPicPr>
+                    <pic:cNvPr id="627866366" name=""/>
+                    <pic:cNvPicPr/>
+                  </pic:nvPicPr>
+                  <pic:blipFill>
+                    <a:blip xmlns:r="http://schemas.openxmlformats.org/officeDocument/2006/relationships" r:embed="rId318515317">
+                      <a:extLst>
+                        <a:ext uri="{28A0092B-C50C-407E-A947-70E740481C1C}">
+                          <a14:useLocalDpi xmlns:a14="http://schemas.microsoft.com/office/drawing/2010/main"/>
+                        </a:ext>
+                      </a:extLst>
+                    </a:blip>
+                    <a:stretch>
+                      <a:fillRect/>
+                    </a:stretch>
+                  </pic:blipFill>
+                  <pic:spPr>
+                    <a:xfrm rot="0">
+                      <a:off x="0" y="0"/>
+                      <a:ext cx="972160" cy="402336"/>
+                    </a:xfrm>
+                    <a:prstGeom prst="rect">
+                      <a:avLst/>
+                    </a:prstGeom>
+                  </pic:spPr>
+                </pic:pic>
+              </a:graphicData>
+            </a:graphic>
+          </wp:inline>
+        </w:drawing>
       </w:r>
     </w:p>
     <w:p>
@@ -2060,14 +2053,15 @@
         <w:ind w:firstLine="720"/>
       </w:pPr>
       <w:r>
-        <w:t xml:space="preserve">                                                                                                                            </w:t>
+        <w:rPr/>
+        <w:t xml:space="preserve">                                                                                                                           </w:t>
       </w:r>
     </w:p>
     <w:sectPr>
       <w:type w:val="continuous"/>
-      <w:pgSz w:w="12240" w:h="15840"/>
+      <w:pgSz w:w="12240" w:h="15840" w:orient="portrait"/>
       <w:pgMar w:top="720" w:right="720" w:bottom="734" w:left="720" w:header="720" w:footer="720" w:gutter="0"/>
-      <w:cols w:num="2" w:space="720"/>
+      <w:cols w:space="720" w:num="2"/>
     </w:sectPr>
   </w:body>
 </w:document>
@@ -2238,7 +2232,7 @@
   <w:docDefaults>
     <w:rPrDefault>
       <w:rPr>
-        <w:rFonts w:ascii="Times New Roman" w:eastAsia="Times New Roman" w:hAnsi="Times New Roman" w:cs="Times New Roman"/>
+        <w:rFonts w:ascii="Times New Roman" w:hAnsi="Times New Roman" w:eastAsia="Times New Roman" w:cs="Times New Roman"/>
         <w:lang w:val="en-IN" w:eastAsia="en-IN" w:bidi="ar-SA"/>
       </w:rPr>
     </w:rPrDefault>
@@ -2279,13 +2273,13 @@
     <w:lsdException w:name="header" w:unhideWhenUsed="1"/>
     <w:lsdException w:name="footer" w:unhideWhenUsed="1"/>
     <w:lsdException w:name="index heading" w:semiHidden="1" w:unhideWhenUsed="1"/>
-    <w:lsdException w:name="caption" w:semiHidden="1" w:uiPriority="35" w:unhideWhenUsed="1" w:qFormat="1"/>
+    <w:lsdException w:name="caption" w:uiPriority="35" w:semiHidden="1" w:unhideWhenUsed="1" w:qFormat="1"/>
     <w:lsdException w:name="table of figures" w:unhideWhenUsed="1" w:qFormat="1"/>
     <w:lsdException w:name="envelope address" w:semiHidden="1" w:unhideWhenUsed="1"/>
     <w:lsdException w:name="envelope return" w:semiHidden="1" w:unhideWhenUsed="1"/>
     <w:lsdException w:name="footnote reference" w:unhideWhenUsed="1"/>
     <w:lsdException w:name="annotation reference" w:semiHidden="1" w:unhideWhenUsed="1"/>
-    <w:lsdException w:name="line number" w:semiHidden="1" w:uiPriority="0" w:qFormat="1"/>
+    <w:lsdException w:name="line number" w:uiPriority="0" w:semiHidden="1" w:qFormat="1"/>
     <w:lsdException w:name="page number" w:semiHidden="1" w:unhideWhenUsed="1"/>
     <w:lsdException w:name="endnote reference" w:semiHidden="1" w:unhideWhenUsed="1"/>
     <w:lsdException w:name="endnote text" w:semiHidden="1" w:unhideWhenUsed="1" w:qFormat="1"/>
@@ -2310,7 +2304,7 @@
     <w:lsdException w:name="Title" w:uiPriority="10" w:qFormat="1"/>
     <w:lsdException w:name="Closing" w:semiHidden="1" w:unhideWhenUsed="1"/>
     <w:lsdException w:name="Signature" w:semiHidden="1" w:unhideWhenUsed="1"/>
-    <w:lsdException w:name="Default Paragraph Font" w:semiHidden="1" w:uiPriority="1" w:unhideWhenUsed="1" w:qFormat="1"/>
+    <w:lsdException w:name="Default Paragraph Font" w:uiPriority="1" w:semiHidden="1" w:unhideWhenUsed="1" w:qFormat="1"/>
     <w:lsdException w:name="Body Text" w:semiHidden="1" w:unhideWhenUsed="1"/>
     <w:lsdException w:name="Body Text Indent" w:semiHidden="1" w:unhideWhenUsed="1"/>
     <w:lsdException w:name="List Continue" w:semiHidden="1" w:unhideWhenUsed="1"/>
@@ -2356,7 +2350,7 @@
     <w:lsdException w:name="Outline List 1" w:semiHidden="1" w:unhideWhenUsed="1"/>
     <w:lsdException w:name="Outline List 2" w:semiHidden="1" w:unhideWhenUsed="1"/>
     <w:lsdException w:name="Outline List 3" w:semiHidden="1" w:unhideWhenUsed="1"/>
-    <w:lsdException w:name="Table Simple 1" w:semiHidden="1" w:uiPriority="0" w:unhideWhenUsed="1"/>
+    <w:lsdException w:name="Table Simple 1" w:uiPriority="0" w:semiHidden="1" w:unhideWhenUsed="1"/>
     <w:lsdException w:name="Table Simple 2" w:semiHidden="1" w:unhideWhenUsed="1"/>
     <w:lsdException w:name="Table Simple 3" w:semiHidden="1" w:unhideWhenUsed="1"/>
     <w:lsdException w:name="Table Classic 1" w:semiHidden="1" w:unhideWhenUsed="1"/>
@@ -2510,8 +2504,8 @@
     <w:lsdException w:name="Subtle Reference" w:uiPriority="31" w:qFormat="1"/>
     <w:lsdException w:name="Intense Reference" w:uiPriority="32" w:qFormat="1"/>
     <w:lsdException w:name="Book Title" w:uiPriority="33" w:qFormat="1"/>
-    <w:lsdException w:name="Bibliography" w:semiHidden="1" w:uiPriority="37" w:unhideWhenUsed="1"/>
-    <w:lsdException w:name="TOC Heading" w:semiHidden="1" w:uiPriority="39" w:unhideWhenUsed="1" w:qFormat="1"/>
+    <w:lsdException w:name="Bibliography" w:uiPriority="37" w:semiHidden="1" w:unhideWhenUsed="1"/>
+    <w:lsdException w:name="TOC Heading" w:uiPriority="39" w:semiHidden="1" w:unhideWhenUsed="1" w:qFormat="1"/>
     <w:lsdException w:name="Plain Table 1" w:uiPriority="41"/>
     <w:lsdException w:name="Plain Table 2" w:uiPriority="42"/>
     <w:lsdException w:name="Plain Table 3" w:uiPriority="43"/>
@@ -2622,7 +2616,7 @@
     <w:lsdException w:name="Unresolved Mention" w:semiHidden="1" w:unhideWhenUsed="1"/>
     <w:lsdException w:name="Smart Link" w:semiHidden="1" w:unhideWhenUsed="1"/>
   </w:latentStyles>
-  <w:style w:type="paragraph" w:default="1" w:styleId="Normal">
+  <w:style w:type="paragraph" w:styleId="Normal" w:default="1">
     <w:name w:val="Normal"/>
     <w:qFormat/>
     <w:rPr>
@@ -2645,7 +2639,7 @@
       <w:outlineLvl w:val="0"/>
     </w:pPr>
     <w:rPr>
-      <w:rFonts w:ascii="Arial" w:eastAsia="Arial" w:hAnsi="Arial" w:cs="Arial"/>
+      <w:rFonts w:ascii="Arial" w:hAnsi="Arial" w:eastAsia="Arial" w:cs="Arial"/>
       <w:sz w:val="40"/>
       <w:szCs w:val="40"/>
     </w:rPr>
@@ -2665,7 +2659,7 @@
       <w:outlineLvl w:val="1"/>
     </w:pPr>
     <w:rPr>
-      <w:rFonts w:ascii="Arial" w:eastAsia="Arial" w:hAnsi="Arial" w:cs="Arial"/>
+      <w:rFonts w:ascii="Arial" w:hAnsi="Arial" w:eastAsia="Arial" w:cs="Arial"/>
       <w:sz w:val="34"/>
     </w:rPr>
   </w:style>
@@ -2684,7 +2678,7 @@
       <w:outlineLvl w:val="2"/>
     </w:pPr>
     <w:rPr>
-      <w:rFonts w:ascii="Arial" w:eastAsia="Arial" w:hAnsi="Arial" w:cs="Arial"/>
+      <w:rFonts w:ascii="Arial" w:hAnsi="Arial" w:eastAsia="Arial" w:cs="Arial"/>
       <w:sz w:val="30"/>
       <w:szCs w:val="30"/>
     </w:rPr>
@@ -2704,7 +2698,7 @@
       <w:outlineLvl w:val="3"/>
     </w:pPr>
     <w:rPr>
-      <w:rFonts w:ascii="Arial" w:eastAsia="Arial" w:hAnsi="Arial" w:cs="Arial"/>
+      <w:rFonts w:ascii="Arial" w:hAnsi="Arial" w:eastAsia="Arial" w:cs="Arial"/>
       <w:b/>
       <w:bCs/>
       <w:sz w:val="26"/>
@@ -2726,7 +2720,7 @@
       <w:outlineLvl w:val="4"/>
     </w:pPr>
     <w:rPr>
-      <w:rFonts w:ascii="Arial" w:eastAsia="Arial" w:hAnsi="Arial" w:cs="Arial"/>
+      <w:rFonts w:ascii="Arial" w:hAnsi="Arial" w:eastAsia="Arial" w:cs="Arial"/>
       <w:b/>
       <w:bCs/>
       <w:szCs w:val="24"/>
@@ -2747,7 +2741,7 @@
       <w:outlineLvl w:val="5"/>
     </w:pPr>
     <w:rPr>
-      <w:rFonts w:ascii="Arial" w:eastAsia="Arial" w:hAnsi="Arial" w:cs="Arial"/>
+      <w:rFonts w:ascii="Arial" w:hAnsi="Arial" w:eastAsia="Arial" w:cs="Arial"/>
       <w:b/>
       <w:bCs/>
       <w:sz w:val="22"/>
@@ -2769,7 +2763,7 @@
       <w:outlineLvl w:val="6"/>
     </w:pPr>
     <w:rPr>
-      <w:rFonts w:ascii="Arial" w:eastAsia="Arial" w:hAnsi="Arial" w:cs="Arial"/>
+      <w:rFonts w:ascii="Arial" w:hAnsi="Arial" w:eastAsia="Arial" w:cs="Arial"/>
       <w:b/>
       <w:bCs/>
       <w:i/>
@@ -2793,7 +2787,7 @@
       <w:outlineLvl w:val="7"/>
     </w:pPr>
     <w:rPr>
-      <w:rFonts w:ascii="Arial" w:eastAsia="Arial" w:hAnsi="Arial" w:cs="Arial"/>
+      <w:rFonts w:ascii="Arial" w:hAnsi="Arial" w:eastAsia="Arial" w:cs="Arial"/>
       <w:i/>
       <w:iCs/>
       <w:sz w:val="22"/>
@@ -2815,20 +2809,20 @@
       <w:outlineLvl w:val="8"/>
     </w:pPr>
     <w:rPr>
-      <w:rFonts w:ascii="Arial" w:eastAsia="Arial" w:hAnsi="Arial" w:cs="Arial"/>
+      <w:rFonts w:ascii="Arial" w:hAnsi="Arial" w:eastAsia="Arial" w:cs="Arial"/>
       <w:i/>
       <w:iCs/>
       <w:sz w:val="21"/>
       <w:szCs w:val="21"/>
     </w:rPr>
   </w:style>
-  <w:style w:type="character" w:default="1" w:styleId="DefaultParagraphFont">
+  <w:style w:type="character" w:styleId="DefaultParagraphFont" w:default="1">
     <w:name w:val="Default Paragraph Font"/>
     <w:uiPriority w:val="1"/>
     <w:semiHidden/>
     <w:unhideWhenUsed/>
   </w:style>
-  <w:style w:type="table" w:default="1" w:styleId="TableNormal">
+  <w:style w:type="table" w:styleId="TableNormal" w:default="1">
     <w:name w:val="Normal Table"/>
     <w:uiPriority w:val="99"/>
     <w:semiHidden/>
@@ -2843,7 +2837,7 @@
       </w:tblCellMar>
     </w:tblPr>
   </w:style>
-  <w:style w:type="numbering" w:default="1" w:styleId="NoList">
+  <w:style w:type="numbering" w:styleId="NoList" w:default="1">
     <w:name w:val="No List"/>
     <w:uiPriority w:val="99"/>
     <w:semiHidden/>
@@ -2973,12 +2967,12 @@
     <w:qFormat/>
     <w:tblPr>
       <w:tblBorders>
-        <w:top w:val="single" w:sz="4" w:space="0" w:color="000000" w:themeColor="text1"/>
-        <w:left w:val="single" w:sz="4" w:space="0" w:color="000000" w:themeColor="text1"/>
-        <w:bottom w:val="single" w:sz="4" w:space="0" w:color="000000" w:themeColor="text1"/>
-        <w:right w:val="single" w:sz="4" w:space="0" w:color="000000" w:themeColor="text1"/>
-        <w:insideH w:val="single" w:sz="4" w:space="0" w:color="000000" w:themeColor="text1"/>
-        <w:insideV w:val="single" w:sz="4" w:space="0" w:color="000000" w:themeColor="text1"/>
+        <w:top w:val="single" w:color="000000" w:themeColor="text1" w:sz="4" w:space="0"/>
+        <w:left w:val="single" w:color="000000" w:themeColor="text1" w:sz="4" w:space="0"/>
+        <w:bottom w:val="single" w:color="000000" w:themeColor="text1" w:sz="4" w:space="0"/>
+        <w:right w:val="single" w:color="000000" w:themeColor="text1" w:sz="4" w:space="0"/>
+        <w:insideH w:val="single" w:color="000000" w:themeColor="text1" w:sz="4" w:space="0"/>
+        <w:insideV w:val="single" w:color="000000" w:themeColor="text1" w:sz="4" w:space="0"/>
       </w:tblBorders>
     </w:tblPr>
   </w:style>
@@ -2995,19 +2989,19 @@
     <w:basedOn w:val="TableNormal"/>
     <w:tblPr>
       <w:tblBorders>
-        <w:top w:val="single" w:sz="4" w:space="0" w:color="000000"/>
-        <w:left w:val="single" w:sz="4" w:space="0" w:color="000000"/>
-        <w:bottom w:val="single" w:sz="4" w:space="0" w:color="000000"/>
-        <w:right w:val="single" w:sz="4" w:space="0" w:color="000000"/>
-        <w:insideH w:val="single" w:sz="4" w:space="0" w:color="000000"/>
-        <w:insideV w:val="single" w:sz="4" w:space="0" w:color="000000"/>
+        <w:top w:val="single" w:color="000000" w:sz="4" w:space="0"/>
+        <w:left w:val="single" w:color="000000" w:sz="4" w:space="0"/>
+        <w:bottom w:val="single" w:color="000000" w:sz="4" w:space="0"/>
+        <w:right w:val="single" w:color="000000" w:sz="4" w:space="0"/>
+        <w:insideH w:val="single" w:color="000000" w:sz="4" w:space="0"/>
+        <w:insideV w:val="single" w:color="000000" w:sz="4" w:space="0"/>
       </w:tblBorders>
     </w:tblPr>
     <w:tblStylePr w:type="firstRow">
       <w:tblPr/>
       <w:tcPr>
         <w:tcBorders>
-          <w:left w:val="single" w:sz="6" w:space="0" w:color="008000"/>
+          <w:left w:val="single" w:color="008000" w:sz="6" w:space="0"/>
           <w:tl2br w:val="nil"/>
           <w:tr2bl w:val="nil"/>
         </w:tcBorders>
@@ -3017,7 +3011,7 @@
       <w:tblPr/>
       <w:tcPr>
         <w:tcBorders>
-          <w:top w:val="single" w:sz="6" w:space="0" w:color="008000"/>
+          <w:top w:val="single" w:color="008000" w:sz="6" w:space="0"/>
           <w:tl2br w:val="nil"/>
           <w:tr2bl w:val="nil"/>
         </w:tcBorders>
@@ -3142,87 +3136,87 @@
       <w:ind w:left="2268"/>
     </w:pPr>
   </w:style>
-  <w:style w:type="character" w:customStyle="1" w:styleId="Heading1Char">
+  <w:style w:type="character" w:styleId="Heading1Char" w:customStyle="1">
     <w:name w:val="Heading 1 Char"/>
     <w:basedOn w:val="DefaultParagraphFont"/>
     <w:link w:val="Heading1"/>
     <w:uiPriority w:val="9"/>
     <w:rPr>
-      <w:rFonts w:ascii="Arial" w:eastAsia="Arial" w:hAnsi="Arial" w:cs="Arial"/>
+      <w:rFonts w:ascii="Arial" w:hAnsi="Arial" w:eastAsia="Arial" w:cs="Arial"/>
       <w:sz w:val="40"/>
       <w:szCs w:val="40"/>
     </w:rPr>
   </w:style>
-  <w:style w:type="character" w:customStyle="1" w:styleId="Heading2Char">
+  <w:style w:type="character" w:styleId="Heading2Char" w:customStyle="1">
     <w:name w:val="Heading 2 Char"/>
     <w:basedOn w:val="DefaultParagraphFont"/>
     <w:link w:val="Heading2"/>
     <w:uiPriority w:val="9"/>
     <w:rPr>
-      <w:rFonts w:ascii="Arial" w:eastAsia="Arial" w:hAnsi="Arial" w:cs="Arial"/>
+      <w:rFonts w:ascii="Arial" w:hAnsi="Arial" w:eastAsia="Arial" w:cs="Arial"/>
       <w:sz w:val="34"/>
     </w:rPr>
   </w:style>
-  <w:style w:type="character" w:customStyle="1" w:styleId="Heading3Char">
+  <w:style w:type="character" w:styleId="Heading3Char" w:customStyle="1">
     <w:name w:val="Heading 3 Char"/>
     <w:basedOn w:val="DefaultParagraphFont"/>
     <w:link w:val="Heading3"/>
     <w:uiPriority w:val="9"/>
     <w:rPr>
-      <w:rFonts w:ascii="Arial" w:eastAsia="Arial" w:hAnsi="Arial" w:cs="Arial"/>
+      <w:rFonts w:ascii="Arial" w:hAnsi="Arial" w:eastAsia="Arial" w:cs="Arial"/>
       <w:sz w:val="30"/>
       <w:szCs w:val="30"/>
     </w:rPr>
   </w:style>
-  <w:style w:type="character" w:customStyle="1" w:styleId="Heading4Char">
+  <w:style w:type="character" w:styleId="Heading4Char" w:customStyle="1">
     <w:name w:val="Heading 4 Char"/>
     <w:basedOn w:val="DefaultParagraphFont"/>
     <w:link w:val="Heading4"/>
     <w:uiPriority w:val="9"/>
     <w:qFormat/>
     <w:rPr>
-      <w:rFonts w:ascii="Arial" w:eastAsia="Arial" w:hAnsi="Arial" w:cs="Arial"/>
+      <w:rFonts w:ascii="Arial" w:hAnsi="Arial" w:eastAsia="Arial" w:cs="Arial"/>
       <w:b/>
       <w:bCs/>
       <w:sz w:val="26"/>
       <w:szCs w:val="26"/>
     </w:rPr>
   </w:style>
-  <w:style w:type="character" w:customStyle="1" w:styleId="Heading5Char">
+  <w:style w:type="character" w:styleId="Heading5Char" w:customStyle="1">
     <w:name w:val="Heading 5 Char"/>
     <w:basedOn w:val="DefaultParagraphFont"/>
     <w:link w:val="Heading5"/>
     <w:uiPriority w:val="9"/>
     <w:qFormat/>
     <w:rPr>
-      <w:rFonts w:ascii="Arial" w:eastAsia="Arial" w:hAnsi="Arial" w:cs="Arial"/>
+      <w:rFonts w:ascii="Arial" w:hAnsi="Arial" w:eastAsia="Arial" w:cs="Arial"/>
       <w:b/>
       <w:bCs/>
       <w:sz w:val="24"/>
       <w:szCs w:val="24"/>
     </w:rPr>
   </w:style>
-  <w:style w:type="character" w:customStyle="1" w:styleId="Heading6Char">
+  <w:style w:type="character" w:styleId="Heading6Char" w:customStyle="1">
     <w:name w:val="Heading 6 Char"/>
     <w:basedOn w:val="DefaultParagraphFont"/>
     <w:link w:val="Heading6"/>
     <w:uiPriority w:val="9"/>
     <w:qFormat/>
     <w:rPr>
-      <w:rFonts w:ascii="Arial" w:eastAsia="Arial" w:hAnsi="Arial" w:cs="Arial"/>
+      <w:rFonts w:ascii="Arial" w:hAnsi="Arial" w:eastAsia="Arial" w:cs="Arial"/>
       <w:b/>
       <w:bCs/>
       <w:sz w:val="22"/>
       <w:szCs w:val="22"/>
     </w:rPr>
   </w:style>
-  <w:style w:type="character" w:customStyle="1" w:styleId="Heading7Char">
+  <w:style w:type="character" w:styleId="Heading7Char" w:customStyle="1">
     <w:name w:val="Heading 7 Char"/>
     <w:basedOn w:val="DefaultParagraphFont"/>
     <w:link w:val="Heading7"/>
     <w:uiPriority w:val="9"/>
     <w:rPr>
-      <w:rFonts w:ascii="Arial" w:eastAsia="Arial" w:hAnsi="Arial" w:cs="Arial"/>
+      <w:rFonts w:ascii="Arial" w:hAnsi="Arial" w:eastAsia="Arial" w:cs="Arial"/>
       <w:b/>
       <w:bCs/>
       <w:i/>
@@ -3231,27 +3225,27 @@
       <w:szCs w:val="22"/>
     </w:rPr>
   </w:style>
-  <w:style w:type="character" w:customStyle="1" w:styleId="Heading8Char">
+  <w:style w:type="character" w:styleId="Heading8Char" w:customStyle="1">
     <w:name w:val="Heading 8 Char"/>
     <w:basedOn w:val="DefaultParagraphFont"/>
     <w:link w:val="Heading8"/>
     <w:uiPriority w:val="9"/>
     <w:rPr>
-      <w:rFonts w:ascii="Arial" w:eastAsia="Arial" w:hAnsi="Arial" w:cs="Arial"/>
+      <w:rFonts w:ascii="Arial" w:hAnsi="Arial" w:eastAsia="Arial" w:cs="Arial"/>
       <w:i/>
       <w:iCs/>
       <w:sz w:val="22"/>
       <w:szCs w:val="22"/>
     </w:rPr>
   </w:style>
-  <w:style w:type="character" w:customStyle="1" w:styleId="Heading9Char">
+  <w:style w:type="character" w:styleId="Heading9Char" w:customStyle="1">
     <w:name w:val="Heading 9 Char"/>
     <w:basedOn w:val="DefaultParagraphFont"/>
     <w:link w:val="Heading9"/>
     <w:uiPriority w:val="9"/>
     <w:qFormat/>
     <w:rPr>
-      <w:rFonts w:ascii="Arial" w:eastAsia="Arial" w:hAnsi="Arial" w:cs="Arial"/>
+      <w:rFonts w:ascii="Arial" w:hAnsi="Arial" w:eastAsia="Arial" w:cs="Arial"/>
       <w:i/>
       <w:iCs/>
       <w:sz w:val="21"/>
@@ -3278,7 +3272,7 @@
       <w:lang w:val="en-US" w:eastAsia="en-US"/>
     </w:rPr>
   </w:style>
-  <w:style w:type="character" w:customStyle="1" w:styleId="TitleChar">
+  <w:style w:type="character" w:styleId="TitleChar" w:customStyle="1">
     <w:name w:val="Title Char"/>
     <w:basedOn w:val="DefaultParagraphFont"/>
     <w:link w:val="Title"/>
@@ -3288,7 +3282,7 @@
       <w:szCs w:val="48"/>
     </w:rPr>
   </w:style>
-  <w:style w:type="character" w:customStyle="1" w:styleId="SubtitleChar">
+  <w:style w:type="character" w:styleId="SubtitleChar" w:customStyle="1">
     <w:name w:val="Subtitle Char"/>
     <w:basedOn w:val="DefaultParagraphFont"/>
     <w:link w:val="Subtitle"/>
@@ -3313,7 +3307,7 @@
       <w:i/>
     </w:rPr>
   </w:style>
-  <w:style w:type="character" w:customStyle="1" w:styleId="QuoteChar">
+  <w:style w:type="character" w:styleId="QuoteChar" w:customStyle="1">
     <w:name w:val="Quote Char"/>
     <w:link w:val="Quote"/>
     <w:uiPriority w:val="29"/>
@@ -3331,10 +3325,10 @@
     <w:qFormat/>
     <w:pPr>
       <w:pBdr>
-        <w:top w:val="single" w:sz="4" w:space="5" w:color="FFFFFF"/>
-        <w:left w:val="single" w:sz="4" w:space="10" w:color="FFFFFF"/>
-        <w:bottom w:val="single" w:sz="4" w:space="5" w:color="FFFFFF"/>
-        <w:right w:val="single" w:sz="4" w:space="10" w:color="FFFFFF"/>
+        <w:top w:val="single" w:color="FFFFFF" w:sz="4" w:space="5"/>
+        <w:left w:val="single" w:color="FFFFFF" w:sz="4" w:space="10"/>
+        <w:bottom w:val="single" w:color="FFFFFF" w:sz="4" w:space="5"/>
+        <w:right w:val="single" w:color="FFFFFF" w:sz="4" w:space="10"/>
       </w:pBdr>
       <w:shd w:val="clear" w:color="auto" w:fill="F2F2F2"/>
       <w:ind w:left="720" w:right="720"/>
@@ -3343,7 +3337,7 @@
       <w:i/>
     </w:rPr>
   </w:style>
-  <w:style w:type="character" w:customStyle="1" w:styleId="IntenseQuoteChar">
+  <w:style w:type="character" w:styleId="IntenseQuoteChar" w:customStyle="1">
     <w:name w:val="Intense Quote Char"/>
     <w:link w:val="IntenseQuote"/>
     <w:uiPriority w:val="30"/>
@@ -3352,39 +3346,39 @@
       <w:i/>
     </w:rPr>
   </w:style>
-  <w:style w:type="character" w:customStyle="1" w:styleId="CaptionChar">
+  <w:style w:type="character" w:styleId="CaptionChar" w:customStyle="1">
     <w:name w:val="Caption Char"/>
     <w:uiPriority w:val="99"/>
     <w:qFormat/>
   </w:style>
-  <w:style w:type="table" w:customStyle="1" w:styleId="TableGridLight1">
+  <w:style w:type="table" w:styleId="TableGridLight1" w:customStyle="1">
     <w:name w:val="Table Grid Light1"/>
     <w:basedOn w:val="TableNormal"/>
     <w:uiPriority w:val="59"/>
     <w:qFormat/>
     <w:tblPr>
       <w:tblBorders>
-        <w:top w:val="single" w:sz="4" w:space="0" w:color="AFAFAF" w:themeColor="text1" w:themeTint="50"/>
-        <w:left w:val="single" w:sz="4" w:space="0" w:color="AFAFAF" w:themeColor="text1" w:themeTint="50"/>
-        <w:bottom w:val="single" w:sz="4" w:space="0" w:color="AFAFAF" w:themeColor="text1" w:themeTint="50"/>
-        <w:right w:val="single" w:sz="4" w:space="0" w:color="AFAFAF" w:themeColor="text1" w:themeTint="50"/>
-        <w:insideH w:val="single" w:sz="4" w:space="0" w:color="AFAFAF" w:themeColor="text1" w:themeTint="50"/>
-        <w:insideV w:val="single" w:sz="4" w:space="0" w:color="AFAFAF" w:themeColor="text1" w:themeTint="50"/>
+        <w:top w:val="single" w:color="AFAFAF" w:themeColor="text1" w:themeTint="50" w:sz="4" w:space="0"/>
+        <w:left w:val="single" w:color="AFAFAF" w:themeColor="text1" w:themeTint="50" w:sz="4" w:space="0"/>
+        <w:bottom w:val="single" w:color="AFAFAF" w:themeColor="text1" w:themeTint="50" w:sz="4" w:space="0"/>
+        <w:right w:val="single" w:color="AFAFAF" w:themeColor="text1" w:themeTint="50" w:sz="4" w:space="0"/>
+        <w:insideH w:val="single" w:color="AFAFAF" w:themeColor="text1" w:themeTint="50" w:sz="4" w:space="0"/>
+        <w:insideV w:val="single" w:color="AFAFAF" w:themeColor="text1" w:themeTint="50" w:sz="4" w:space="0"/>
       </w:tblBorders>
     </w:tblPr>
   </w:style>
-  <w:style w:type="table" w:customStyle="1" w:styleId="PlainTable11">
+  <w:style w:type="table" w:styleId="PlainTable11" w:customStyle="1">
     <w:name w:val="Plain Table 11"/>
     <w:basedOn w:val="TableNormal"/>
     <w:uiPriority w:val="59"/>
     <w:tblPr>
       <w:tblBorders>
-        <w:top w:val="single" w:sz="4" w:space="0" w:color="AFAFAF" w:themeColor="text1" w:themeTint="50"/>
-        <w:left w:val="single" w:sz="4" w:space="0" w:color="AFAFAF" w:themeColor="text1" w:themeTint="50"/>
-        <w:bottom w:val="single" w:sz="4" w:space="0" w:color="AFAFAF" w:themeColor="text1" w:themeTint="50"/>
-        <w:right w:val="single" w:sz="4" w:space="0" w:color="AFAFAF" w:themeColor="text1" w:themeTint="50"/>
-        <w:insideH w:val="single" w:sz="4" w:space="0" w:color="AFAFAF" w:themeColor="text1" w:themeTint="50"/>
-        <w:insideV w:val="single" w:sz="4" w:space="0" w:color="AFAFAF" w:themeColor="text1" w:themeTint="50"/>
+        <w:top w:val="single" w:color="AFAFAF" w:themeColor="text1" w:themeTint="50" w:sz="4" w:space="0"/>
+        <w:left w:val="single" w:color="AFAFAF" w:themeColor="text1" w:themeTint="50" w:sz="4" w:space="0"/>
+        <w:bottom w:val="single" w:color="AFAFAF" w:themeColor="text1" w:themeTint="50" w:sz="4" w:space="0"/>
+        <w:right w:val="single" w:color="AFAFAF" w:themeColor="text1" w:themeTint="50" w:sz="4" w:space="0"/>
+        <w:insideH w:val="single" w:color="AFAFAF" w:themeColor="text1" w:themeTint="50" w:sz="4" w:space="0"/>
+        <w:insideV w:val="single" w:color="AFAFAF" w:themeColor="text1" w:themeTint="50" w:sz="4" w:space="0"/>
       </w:tblBorders>
     </w:tblPr>
     <w:tblStylePr w:type="firstRow">
@@ -3432,16 +3426,16 @@
       </w:tcPr>
     </w:tblStylePr>
   </w:style>
-  <w:style w:type="table" w:customStyle="1" w:styleId="PlainTable21">
+  <w:style w:type="table" w:styleId="PlainTable21" w:customStyle="1">
     <w:name w:val="Plain Table 21"/>
     <w:basedOn w:val="TableNormal"/>
     <w:uiPriority w:val="59"/>
     <w:tblPr>
       <w:tblBorders>
-        <w:top w:val="single" w:sz="4" w:space="0" w:color="000000" w:themeColor="text1"/>
-        <w:left w:val="none" w:sz="4" w:space="0" w:color="000000" w:themeColor="text1"/>
-        <w:bottom w:val="single" w:sz="4" w:space="0" w:color="000000" w:themeColor="text1"/>
-        <w:right w:val="none" w:sz="4" w:space="0" w:color="000000" w:themeColor="text1"/>
+        <w:top w:val="single" w:color="000000" w:themeColor="text1" w:sz="4" w:space="0"/>
+        <w:left w:val="none" w:color="000000" w:themeColor="text1" w:sz="4" w:space="0"/>
+        <w:bottom w:val="single" w:color="000000" w:themeColor="text1" w:sz="4" w:space="0"/>
+        <w:right w:val="none" w:color="000000" w:themeColor="text1" w:sz="4" w:space="0"/>
       </w:tblBorders>
     </w:tblPr>
     <w:tblStylePr w:type="firstRow">
@@ -3454,8 +3448,8 @@
       <w:tblPr/>
       <w:tcPr>
         <w:tcBorders>
-          <w:top w:val="single" w:sz="4" w:space="0" w:color="000000" w:themeColor="text1"/>
-          <w:bottom w:val="single" w:sz="4" w:space="0" w:color="000000" w:themeColor="text1"/>
+          <w:top w:val="single" w:color="000000" w:themeColor="text1" w:sz="4" w:space="0"/>
+          <w:bottom w:val="single" w:color="000000" w:themeColor="text1" w:sz="4" w:space="0"/>
         </w:tcBorders>
       </w:tcPr>
     </w:tblStylePr>
@@ -3487,8 +3481,8 @@
       <w:tblPr/>
       <w:tcPr>
         <w:tcBorders>
-          <w:left w:val="single" w:sz="4" w:space="0" w:color="000000" w:themeColor="text1"/>
-          <w:right w:val="single" w:sz="4" w:space="0" w:color="000000" w:themeColor="text1"/>
+          <w:left w:val="single" w:color="000000" w:themeColor="text1" w:sz="4" w:space="0"/>
+          <w:right w:val="single" w:color="000000" w:themeColor="text1" w:sz="4" w:space="0"/>
         </w:tcBorders>
       </w:tcPr>
     </w:tblStylePr>
@@ -3496,8 +3490,8 @@
       <w:tblPr/>
       <w:tcPr>
         <w:tcBorders>
-          <w:left w:val="single" w:sz="4" w:space="0" w:color="000000" w:themeColor="text1"/>
-          <w:right w:val="single" w:sz="4" w:space="0" w:color="000000" w:themeColor="text1"/>
+          <w:left w:val="single" w:color="000000" w:themeColor="text1" w:sz="4" w:space="0"/>
+          <w:right w:val="single" w:color="000000" w:themeColor="text1" w:sz="4" w:space="0"/>
         </w:tcBorders>
       </w:tcPr>
     </w:tblStylePr>
@@ -3505,13 +3499,13 @@
       <w:tblPr/>
       <w:tcPr>
         <w:tcBorders>
-          <w:top w:val="single" w:sz="4" w:space="0" w:color="000000" w:themeColor="text1"/>
-          <w:bottom w:val="single" w:sz="4" w:space="0" w:color="000000" w:themeColor="text1"/>
-        </w:tcBorders>
-      </w:tcPr>
-    </w:tblStylePr>
-  </w:style>
-  <w:style w:type="table" w:customStyle="1" w:styleId="PlainTable31">
+          <w:top w:val="single" w:color="000000" w:themeColor="text1" w:sz="4" w:space="0"/>
+          <w:bottom w:val="single" w:color="000000" w:themeColor="text1" w:sz="4" w:space="0"/>
+        </w:tcBorders>
+      </w:tcPr>
+    </w:tblStylePr>
+  </w:style>
+  <w:style w:type="table" w:styleId="PlainTable31" w:customStyle="1">
     <w:name w:val="Plain Table 31"/>
     <w:basedOn w:val="TableNormal"/>
     <w:uiPriority w:val="99"/>
@@ -3527,7 +3521,7 @@
         <w:tcBorders>
           <w:top w:val="nil"/>
           <w:left w:val="nil"/>
-          <w:bottom w:val="single" w:sz="4" w:space="0" w:color="404040"/>
+          <w:bottom w:val="single" w:color="404040" w:sz="4" w:space="0"/>
           <w:right w:val="nil"/>
         </w:tcBorders>
       </w:tcPr>
@@ -3551,7 +3545,7 @@
           <w:top w:val="nil"/>
           <w:left w:val="nil"/>
           <w:bottom w:val="nil"/>
-          <w:right w:val="single" w:sz="4" w:space="0" w:color="404040"/>
+          <w:right w:val="single" w:color="404040" w:sz="4" w:space="0"/>
         </w:tcBorders>
       </w:tcPr>
     </w:tblStylePr>
@@ -3585,7 +3579,7 @@
       </w:tcPr>
     </w:tblStylePr>
   </w:style>
-  <w:style w:type="table" w:customStyle="1" w:styleId="PlainTable41">
+  <w:style w:type="table" w:styleId="PlainTable41" w:customStyle="1">
     <w:name w:val="Plain Table 41"/>
     <w:basedOn w:val="TableNormal"/>
     <w:uiPriority w:val="99"/>
@@ -3637,7 +3631,7 @@
       </w:tcPr>
     </w:tblStylePr>
   </w:style>
-  <w:style w:type="table" w:customStyle="1" w:styleId="PlainTable51">
+  <w:style w:type="table" w:styleId="PlainTable51" w:customStyle="1">
     <w:name w:val="Plain Table 51"/>
     <w:basedOn w:val="TableNormal"/>
     <w:uiPriority w:val="99"/>
@@ -3651,7 +3645,7 @@
       <w:tcPr>
         <w:tcBorders>
           <w:left w:val="nil"/>
-          <w:bottom w:val="single" w:sz="4" w:space="0" w:color="404040"/>
+          <w:bottom w:val="single" w:color="404040" w:sz="4" w:space="0"/>
           <w:right w:val="nil"/>
         </w:tcBorders>
         <w:shd w:val="clear" w:color="FFFFFF" w:fill="auto"/>
@@ -3665,7 +3659,7 @@
       <w:tblPr/>
       <w:tcPr>
         <w:tcBorders>
-          <w:top w:val="single" w:sz="4" w:space="0" w:color="404040"/>
+          <w:top w:val="single" w:color="404040" w:sz="4" w:space="0"/>
           <w:left w:val="nil"/>
           <w:right w:val="nil"/>
         </w:tcBorders>
@@ -3683,7 +3677,7 @@
       <w:tblPr/>
       <w:tcPr>
         <w:tcBorders>
-          <w:right w:val="single" w:sz="4" w:space="0" w:color="404040"/>
+          <w:right w:val="single" w:color="404040" w:sz="4" w:space="0"/>
         </w:tcBorders>
         <w:shd w:val="clear" w:color="FFFFFF" w:fill="auto"/>
       </w:tcPr>
@@ -3696,7 +3690,7 @@
       <w:tblPr/>
       <w:tcPr>
         <w:tcBorders>
-          <w:left w:val="single" w:sz="4" w:space="0" w:color="404040"/>
+          <w:left w:val="single" w:color="404040" w:sz="4" w:space="0"/>
         </w:tcBorders>
         <w:shd w:val="clear" w:color="FFFFFF" w:fill="auto"/>
       </w:tcPr>
@@ -3724,18 +3718,18 @@
       </w:tcPr>
     </w:tblStylePr>
   </w:style>
-  <w:style w:type="table" w:customStyle="1" w:styleId="GridTable1Light1">
+  <w:style w:type="table" w:styleId="GridTable1Light1" w:customStyle="1">
     <w:name w:val="Grid Table 1 Light1"/>
     <w:basedOn w:val="TableNormal"/>
     <w:uiPriority w:val="99"/>
     <w:tblPr>
       <w:tblBorders>
-        <w:top w:val="single" w:sz="4" w:space="0" w:color="989898" w:themeColor="text1" w:themeTint="67"/>
-        <w:left w:val="single" w:sz="4" w:space="0" w:color="989898" w:themeColor="text1" w:themeTint="67"/>
-        <w:bottom w:val="single" w:sz="4" w:space="0" w:color="989898" w:themeColor="text1" w:themeTint="67"/>
-        <w:right w:val="single" w:sz="4" w:space="0" w:color="989898" w:themeColor="text1" w:themeTint="67"/>
-        <w:insideH w:val="single" w:sz="4" w:space="0" w:color="989898" w:themeColor="text1" w:themeTint="67"/>
-        <w:insideV w:val="single" w:sz="4" w:space="0" w:color="989898" w:themeColor="text1" w:themeTint="67"/>
+        <w:top w:val="single" w:color="989898" w:themeColor="text1" w:themeTint="67" w:sz="4" w:space="0"/>
+        <w:left w:val="single" w:color="989898" w:themeColor="text1" w:themeTint="67" w:sz="4" w:space="0"/>
+        <w:bottom w:val="single" w:color="989898" w:themeColor="text1" w:themeTint="67" w:sz="4" w:space="0"/>
+        <w:right w:val="single" w:color="989898" w:themeColor="text1" w:themeTint="67" w:sz="4" w:space="0"/>
+        <w:insideH w:val="single" w:color="989898" w:themeColor="text1" w:themeTint="67" w:sz="4" w:space="0"/>
+        <w:insideV w:val="single" w:color="989898" w:themeColor="text1" w:themeTint="67" w:sz="4" w:space="0"/>
       </w:tblBorders>
     </w:tblPr>
     <w:tblStylePr w:type="firstRow">
@@ -3746,7 +3740,7 @@
       <w:tblPr/>
       <w:tcPr>
         <w:tcBorders>
-          <w:bottom w:val="single" w:sz="12" w:space="0" w:color="6A6A6A" w:themeColor="text1" w:themeTint="95"/>
+          <w:bottom w:val="single" w:color="6A6A6A" w:themeColor="text1" w:themeTint="95" w:sz="12" w:space="0"/>
         </w:tcBorders>
       </w:tcPr>
     </w:tblStylePr>
@@ -3777,26 +3771,26 @@
       <w:tblPr/>
       <w:tcPr>
         <w:tcBorders>
-          <w:top w:val="single" w:sz="4" w:space="0" w:color="989898" w:themeColor="text1" w:themeTint="67"/>
-          <w:left w:val="single" w:sz="4" w:space="0" w:color="989898" w:themeColor="text1" w:themeTint="67"/>
-          <w:bottom w:val="single" w:sz="4" w:space="0" w:color="989898" w:themeColor="text1" w:themeTint="67"/>
-          <w:right w:val="single" w:sz="4" w:space="0" w:color="989898" w:themeColor="text1" w:themeTint="67"/>
-        </w:tcBorders>
-      </w:tcPr>
-    </w:tblStylePr>
-  </w:style>
-  <w:style w:type="table" w:customStyle="1" w:styleId="GridTable1Light-Accent11">
+          <w:top w:val="single" w:color="989898" w:themeColor="text1" w:themeTint="67" w:sz="4" w:space="0"/>
+          <w:left w:val="single" w:color="989898" w:themeColor="text1" w:themeTint="67" w:sz="4" w:space="0"/>
+          <w:bottom w:val="single" w:color="989898" w:themeColor="text1" w:themeTint="67" w:sz="4" w:space="0"/>
+          <w:right w:val="single" w:color="989898" w:themeColor="text1" w:themeTint="67" w:sz="4" w:space="0"/>
+        </w:tcBorders>
+      </w:tcPr>
+    </w:tblStylePr>
+  </w:style>
+  <w:style w:type="table" w:styleId="GridTable1Light-Accent11" w:customStyle="1">
     <w:name w:val="Grid Table 1 Light - Accent 11"/>
     <w:basedOn w:val="TableNormal"/>
     <w:uiPriority w:val="99"/>
     <w:tblPr>
       <w:tblBorders>
-        <w:top w:val="single" w:sz="4" w:space="0" w:color="B7CBE4" w:themeColor="accent1" w:themeTint="67"/>
-        <w:left w:val="single" w:sz="4" w:space="0" w:color="B7CBE4" w:themeColor="accent1" w:themeTint="67"/>
-        <w:bottom w:val="single" w:sz="4" w:space="0" w:color="B7CBE4" w:themeColor="accent1" w:themeTint="67"/>
-        <w:right w:val="single" w:sz="4" w:space="0" w:color="B7CBE4" w:themeColor="accent1" w:themeTint="67"/>
-        <w:insideH w:val="single" w:sz="4" w:space="0" w:color="B7CBE4" w:themeColor="accent1" w:themeTint="67"/>
-        <w:insideV w:val="single" w:sz="4" w:space="0" w:color="B7CBE4" w:themeColor="accent1" w:themeTint="67"/>
+        <w:top w:val="single" w:color="B7CBE4" w:themeColor="accent1" w:themeTint="67" w:sz="4" w:space="0"/>
+        <w:left w:val="single" w:color="B7CBE4" w:themeColor="accent1" w:themeTint="67" w:sz="4" w:space="0"/>
+        <w:bottom w:val="single" w:color="B7CBE4" w:themeColor="accent1" w:themeTint="67" w:sz="4" w:space="0"/>
+        <w:right w:val="single" w:color="B7CBE4" w:themeColor="accent1" w:themeTint="67" w:sz="4" w:space="0"/>
+        <w:insideH w:val="single" w:color="B7CBE4" w:themeColor="accent1" w:themeTint="67" w:sz="4" w:space="0"/>
+        <w:insideV w:val="single" w:color="B7CBE4" w:themeColor="accent1" w:themeTint="67" w:sz="4" w:space="0"/>
       </w:tblBorders>
     </w:tblPr>
     <w:tblStylePr w:type="firstRow">
@@ -3807,7 +3801,7 @@
       <w:tblPr/>
       <w:tcPr>
         <w:tcBorders>
-          <w:bottom w:val="single" w:sz="12" w:space="0" w:color="97B4D8" w:themeColor="accent1" w:themeTint="95"/>
+          <w:bottom w:val="single" w:color="97B4D8" w:themeColor="accent1" w:themeTint="95" w:sz="12" w:space="0"/>
         </w:tcBorders>
       </w:tcPr>
     </w:tblStylePr>
@@ -3838,26 +3832,26 @@
       <w:tblPr/>
       <w:tcPr>
         <w:tcBorders>
-          <w:top w:val="single" w:sz="4" w:space="0" w:color="B7CBE4" w:themeColor="accent1" w:themeTint="67"/>
-          <w:left w:val="single" w:sz="4" w:space="0" w:color="B7CBE4" w:themeColor="accent1" w:themeTint="67"/>
-          <w:bottom w:val="single" w:sz="4" w:space="0" w:color="B7CBE4" w:themeColor="accent1" w:themeTint="67"/>
-          <w:right w:val="single" w:sz="4" w:space="0" w:color="B7CBE4" w:themeColor="accent1" w:themeTint="67"/>
-        </w:tcBorders>
-      </w:tcPr>
-    </w:tblStylePr>
-  </w:style>
-  <w:style w:type="table" w:customStyle="1" w:styleId="GridTable1Light-Accent21">
+          <w:top w:val="single" w:color="B7CBE4" w:themeColor="accent1" w:themeTint="67" w:sz="4" w:space="0"/>
+          <w:left w:val="single" w:color="B7CBE4" w:themeColor="accent1" w:themeTint="67" w:sz="4" w:space="0"/>
+          <w:bottom w:val="single" w:color="B7CBE4" w:themeColor="accent1" w:themeTint="67" w:sz="4" w:space="0"/>
+          <w:right w:val="single" w:color="B7CBE4" w:themeColor="accent1" w:themeTint="67" w:sz="4" w:space="0"/>
+        </w:tcBorders>
+      </w:tcPr>
+    </w:tblStylePr>
+  </w:style>
+  <w:style w:type="table" w:styleId="GridTable1Light-Accent21" w:customStyle="1">
     <w:name w:val="Grid Table 1 Light - Accent 21"/>
     <w:basedOn w:val="TableNormal"/>
     <w:uiPriority w:val="99"/>
     <w:tblPr>
       <w:tblBorders>
-        <w:top w:val="single" w:sz="4" w:space="0" w:color="E5B7B6" w:themeColor="accent2" w:themeTint="67"/>
-        <w:left w:val="single" w:sz="4" w:space="0" w:color="E5B7B6" w:themeColor="accent2" w:themeTint="67"/>
-        <w:bottom w:val="single" w:sz="4" w:space="0" w:color="E5B7B6" w:themeColor="accent2" w:themeTint="67"/>
-        <w:right w:val="single" w:sz="4" w:space="0" w:color="E5B7B6" w:themeColor="accent2" w:themeTint="67"/>
-        <w:insideH w:val="single" w:sz="4" w:space="0" w:color="E5B7B6" w:themeColor="accent2" w:themeTint="67"/>
-        <w:insideV w:val="single" w:sz="4" w:space="0" w:color="E5B7B6" w:themeColor="accent2" w:themeTint="67"/>
+        <w:top w:val="single" w:color="E5B7B6" w:themeColor="accent2" w:themeTint="67" w:sz="4" w:space="0"/>
+        <w:left w:val="single" w:color="E5B7B6" w:themeColor="accent2" w:themeTint="67" w:sz="4" w:space="0"/>
+        <w:bottom w:val="single" w:color="E5B7B6" w:themeColor="accent2" w:themeTint="67" w:sz="4" w:space="0"/>
+        <w:right w:val="single" w:color="E5B7B6" w:themeColor="accent2" w:themeTint="67" w:sz="4" w:space="0"/>
+        <w:insideH w:val="single" w:color="E5B7B6" w:themeColor="accent2" w:themeTint="67" w:sz="4" w:space="0"/>
+        <w:insideV w:val="single" w:color="E5B7B6" w:themeColor="accent2" w:themeTint="67" w:sz="4" w:space="0"/>
       </w:tblBorders>
     </w:tblPr>
     <w:tblStylePr w:type="firstRow">
@@ -3868,7 +3862,7 @@
       <w:tblPr/>
       <w:tcPr>
         <w:tcBorders>
-          <w:bottom w:val="single" w:sz="12" w:space="0" w:color="DA9896" w:themeColor="accent2" w:themeTint="95"/>
+          <w:bottom w:val="single" w:color="DA9896" w:themeColor="accent2" w:themeTint="95" w:sz="12" w:space="0"/>
         </w:tcBorders>
       </w:tcPr>
     </w:tblStylePr>
@@ -3899,26 +3893,26 @@
       <w:tblPr/>
       <w:tcPr>
         <w:tcBorders>
-          <w:top w:val="single" w:sz="4" w:space="0" w:color="E5B7B6" w:themeColor="accent2" w:themeTint="67"/>
-          <w:left w:val="single" w:sz="4" w:space="0" w:color="E5B7B6" w:themeColor="accent2" w:themeTint="67"/>
-          <w:bottom w:val="single" w:sz="4" w:space="0" w:color="E5B7B6" w:themeColor="accent2" w:themeTint="67"/>
-          <w:right w:val="single" w:sz="4" w:space="0" w:color="E5B7B6" w:themeColor="accent2" w:themeTint="67"/>
-        </w:tcBorders>
-      </w:tcPr>
-    </w:tblStylePr>
-  </w:style>
-  <w:style w:type="table" w:customStyle="1" w:styleId="GridTable1Light-Accent31">
+          <w:top w:val="single" w:color="E5B7B6" w:themeColor="accent2" w:themeTint="67" w:sz="4" w:space="0"/>
+          <w:left w:val="single" w:color="E5B7B6" w:themeColor="accent2" w:themeTint="67" w:sz="4" w:space="0"/>
+          <w:bottom w:val="single" w:color="E5B7B6" w:themeColor="accent2" w:themeTint="67" w:sz="4" w:space="0"/>
+          <w:right w:val="single" w:color="E5B7B6" w:themeColor="accent2" w:themeTint="67" w:sz="4" w:space="0"/>
+        </w:tcBorders>
+      </w:tcPr>
+    </w:tblStylePr>
+  </w:style>
+  <w:style w:type="table" w:styleId="GridTable1Light-Accent31" w:customStyle="1">
     <w:name w:val="Grid Table 1 Light - Accent 31"/>
     <w:basedOn w:val="TableNormal"/>
     <w:uiPriority w:val="99"/>
     <w:tblPr>
       <w:tblBorders>
-        <w:top w:val="single" w:sz="4" w:space="0" w:color="D6E3BB" w:themeColor="accent3" w:themeTint="67"/>
-        <w:left w:val="single" w:sz="4" w:space="0" w:color="D6E3BB" w:themeColor="accent3" w:themeTint="67"/>
-        <w:bottom w:val="single" w:sz="4" w:space="0" w:color="D6E3BB" w:themeColor="accent3" w:themeTint="67"/>
-        <w:right w:val="single" w:sz="4" w:space="0" w:color="D6E3BB" w:themeColor="accent3" w:themeTint="67"/>
-        <w:insideH w:val="single" w:sz="4" w:space="0" w:color="D6E3BB" w:themeColor="accent3" w:themeTint="67"/>
-        <w:insideV w:val="single" w:sz="4" w:space="0" w:color="D6E3BB" w:themeColor="accent3" w:themeTint="67"/>
+        <w:top w:val="single" w:color="D6E3BB" w:themeColor="accent3" w:themeTint="67" w:sz="4" w:space="0"/>
+        <w:left w:val="single" w:color="D6E3BB" w:themeColor="accent3" w:themeTint="67" w:sz="4" w:space="0"/>
+        <w:bottom w:val="single" w:color="D6E3BB" w:themeColor="accent3" w:themeTint="67" w:sz="4" w:space="0"/>
+        <w:right w:val="single" w:color="D6E3BB" w:themeColor="accent3" w:themeTint="67" w:sz="4" w:space="0"/>
+        <w:insideH w:val="single" w:color="D6E3BB" w:themeColor="accent3" w:themeTint="67" w:sz="4" w:space="0"/>
+        <w:insideV w:val="single" w:color="D6E3BB" w:themeColor="accent3" w:themeTint="67" w:sz="4" w:space="0"/>
       </w:tblBorders>
     </w:tblPr>
     <w:tblStylePr w:type="firstRow">
@@ -3929,7 +3923,7 @@
       <w:tblPr/>
       <w:tcPr>
         <w:tcBorders>
-          <w:bottom w:val="single" w:sz="12" w:space="0" w:color="C4D79D" w:themeColor="accent3" w:themeTint="95"/>
+          <w:bottom w:val="single" w:color="C4D79D" w:themeColor="accent3" w:themeTint="95" w:sz="12" w:space="0"/>
         </w:tcBorders>
       </w:tcPr>
     </w:tblStylePr>
@@ -3960,26 +3954,26 @@
       <w:tblPr/>
       <w:tcPr>
         <w:tcBorders>
-          <w:top w:val="single" w:sz="4" w:space="0" w:color="D6E3BB" w:themeColor="accent3" w:themeTint="67"/>
-          <w:left w:val="single" w:sz="4" w:space="0" w:color="D6E3BB" w:themeColor="accent3" w:themeTint="67"/>
-          <w:bottom w:val="single" w:sz="4" w:space="0" w:color="D6E3BB" w:themeColor="accent3" w:themeTint="67"/>
-          <w:right w:val="single" w:sz="4" w:space="0" w:color="D6E3BB" w:themeColor="accent3" w:themeTint="67"/>
-        </w:tcBorders>
-      </w:tcPr>
-    </w:tblStylePr>
-  </w:style>
-  <w:style w:type="table" w:customStyle="1" w:styleId="GridTable1Light-Accent41">
+          <w:top w:val="single" w:color="D6E3BB" w:themeColor="accent3" w:themeTint="67" w:sz="4" w:space="0"/>
+          <w:left w:val="single" w:color="D6E3BB" w:themeColor="accent3" w:themeTint="67" w:sz="4" w:space="0"/>
+          <w:bottom w:val="single" w:color="D6E3BB" w:themeColor="accent3" w:themeTint="67" w:sz="4" w:space="0"/>
+          <w:right w:val="single" w:color="D6E3BB" w:themeColor="accent3" w:themeTint="67" w:sz="4" w:space="0"/>
+        </w:tcBorders>
+      </w:tcPr>
+    </w:tblStylePr>
+  </w:style>
+  <w:style w:type="table" w:styleId="GridTable1Light-Accent41" w:customStyle="1">
     <w:name w:val="Grid Table 1 Light - Accent 41"/>
     <w:basedOn w:val="TableNormal"/>
     <w:uiPriority w:val="99"/>
     <w:tblPr>
       <w:tblBorders>
-        <w:top w:val="single" w:sz="4" w:space="0" w:color="CBC0D9" w:themeColor="accent4" w:themeTint="67"/>
-        <w:left w:val="single" w:sz="4" w:space="0" w:color="CBC0D9" w:themeColor="accent4" w:themeTint="67"/>
-        <w:bottom w:val="single" w:sz="4" w:space="0" w:color="CBC0D9" w:themeColor="accent4" w:themeTint="67"/>
-        <w:right w:val="single" w:sz="4" w:space="0" w:color="CBC0D9" w:themeColor="accent4" w:themeTint="67"/>
-        <w:insideH w:val="single" w:sz="4" w:space="0" w:color="CBC0D9" w:themeColor="accent4" w:themeTint="67"/>
-        <w:insideV w:val="single" w:sz="4" w:space="0" w:color="CBC0D9" w:themeColor="accent4" w:themeTint="67"/>
+        <w:top w:val="single" w:color="CBC0D9" w:themeColor="accent4" w:themeTint="67" w:sz="4" w:space="0"/>
+        <w:left w:val="single" w:color="CBC0D9" w:themeColor="accent4" w:themeTint="67" w:sz="4" w:space="0"/>
+        <w:bottom w:val="single" w:color="CBC0D9" w:themeColor="accent4" w:themeTint="67" w:sz="4" w:space="0"/>
+        <w:right w:val="single" w:color="CBC0D9" w:themeColor="accent4" w:themeTint="67" w:sz="4" w:space="0"/>
+        <w:insideH w:val="single" w:color="CBC0D9" w:themeColor="accent4" w:themeTint="67" w:sz="4" w:space="0"/>
+        <w:insideV w:val="single" w:color="CBC0D9" w:themeColor="accent4" w:themeTint="67" w:sz="4" w:space="0"/>
       </w:tblBorders>
     </w:tblPr>
     <w:tblStylePr w:type="firstRow">
@@ -3990,7 +3984,7 @@
       <w:tblPr/>
       <w:tcPr>
         <w:tcBorders>
-          <w:bottom w:val="single" w:sz="12" w:space="0" w:color="B4A4C8" w:themeColor="accent4" w:themeTint="95"/>
+          <w:bottom w:val="single" w:color="B4A4C8" w:themeColor="accent4" w:themeTint="95" w:sz="12" w:space="0"/>
         </w:tcBorders>
       </w:tcPr>
     </w:tblStylePr>
@@ -4021,26 +4015,26 @@
       <w:tblPr/>
       <w:tcPr>
         <w:tcBorders>
-          <w:top w:val="single" w:sz="4" w:space="0" w:color="CBC0D9" w:themeColor="accent4" w:themeTint="67"/>
-          <w:left w:val="single" w:sz="4" w:space="0" w:color="CBC0D9" w:themeColor="accent4" w:themeTint="67"/>
-          <w:bottom w:val="single" w:sz="4" w:space="0" w:color="CBC0D9" w:themeColor="accent4" w:themeTint="67"/>
-          <w:right w:val="single" w:sz="4" w:space="0" w:color="CBC0D9" w:themeColor="accent4" w:themeTint="67"/>
-        </w:tcBorders>
-      </w:tcPr>
-    </w:tblStylePr>
-  </w:style>
-  <w:style w:type="table" w:customStyle="1" w:styleId="GridTable1Light-Accent51">
+          <w:top w:val="single" w:color="CBC0D9" w:themeColor="accent4" w:themeTint="67" w:sz="4" w:space="0"/>
+          <w:left w:val="single" w:color="CBC0D9" w:themeColor="accent4" w:themeTint="67" w:sz="4" w:space="0"/>
+          <w:bottom w:val="single" w:color="CBC0D9" w:themeColor="accent4" w:themeTint="67" w:sz="4" w:space="0"/>
+          <w:right w:val="single" w:color="CBC0D9" w:themeColor="accent4" w:themeTint="67" w:sz="4" w:space="0"/>
+        </w:tcBorders>
+      </w:tcPr>
+    </w:tblStylePr>
+  </w:style>
+  <w:style w:type="table" w:styleId="GridTable1Light-Accent51" w:customStyle="1">
     <w:name w:val="Grid Table 1 Light - Accent 51"/>
     <w:basedOn w:val="TableNormal"/>
     <w:uiPriority w:val="99"/>
     <w:tblPr>
       <w:tblBorders>
-        <w:top w:val="single" w:sz="4" w:space="0" w:color="B6DDE8" w:themeColor="accent5" w:themeTint="67"/>
-        <w:left w:val="single" w:sz="4" w:space="0" w:color="B6DDE8" w:themeColor="accent5" w:themeTint="67"/>
-        <w:bottom w:val="single" w:sz="4" w:space="0" w:color="B6DDE8" w:themeColor="accent5" w:themeTint="67"/>
-        <w:right w:val="single" w:sz="4" w:space="0" w:color="B6DDE8" w:themeColor="accent5" w:themeTint="67"/>
-        <w:insideH w:val="single" w:sz="4" w:space="0" w:color="B6DDE8" w:themeColor="accent5" w:themeTint="67"/>
-        <w:insideV w:val="single" w:sz="4" w:space="0" w:color="B6DDE8" w:themeColor="accent5" w:themeTint="67"/>
+        <w:top w:val="single" w:color="B6DDE8" w:themeColor="accent5" w:themeTint="67" w:sz="4" w:space="0"/>
+        <w:left w:val="single" w:color="B6DDE8" w:themeColor="accent5" w:themeTint="67" w:sz="4" w:space="0"/>
+        <w:bottom w:val="single" w:color="B6DDE8" w:themeColor="accent5" w:themeTint="67" w:sz="4" w:space="0"/>
+        <w:right w:val="single" w:color="B6DDE8" w:themeColor="accent5" w:themeTint="67" w:sz="4" w:space="0"/>
+        <w:insideH w:val="single" w:color="B6DDE8" w:themeColor="accent5" w:themeTint="67" w:sz="4" w:space="0"/>
+        <w:insideV w:val="single" w:color="B6DDE8" w:themeColor="accent5" w:themeTint="67" w:sz="4" w:space="0"/>
       </w:tblBorders>
     </w:tblPr>
     <w:tblStylePr w:type="firstRow">
@@ -4051,7 +4045,7 @@
       <w:tblPr/>
       <w:tcPr>
         <w:tcBorders>
-          <w:bottom w:val="single" w:sz="12" w:space="0" w:color="95CEDD" w:themeColor="accent5" w:themeTint="95"/>
+          <w:bottom w:val="single" w:color="95CEDD" w:themeColor="accent5" w:themeTint="95" w:sz="12" w:space="0"/>
         </w:tcBorders>
       </w:tcPr>
     </w:tblStylePr>
@@ -4082,26 +4076,26 @@
       <w:tblPr/>
       <w:tcPr>
         <w:tcBorders>
-          <w:top w:val="single" w:sz="4" w:space="0" w:color="B6DDE8" w:themeColor="accent5" w:themeTint="67"/>
-          <w:left w:val="single" w:sz="4" w:space="0" w:color="B6DDE8" w:themeColor="accent5" w:themeTint="67"/>
-          <w:bottom w:val="single" w:sz="4" w:space="0" w:color="B6DDE8" w:themeColor="accent5" w:themeTint="67"/>
-          <w:right w:val="single" w:sz="4" w:space="0" w:color="B6DDE8" w:themeColor="accent5" w:themeTint="67"/>
-        </w:tcBorders>
-      </w:tcPr>
-    </w:tblStylePr>
-  </w:style>
-  <w:style w:type="table" w:customStyle="1" w:styleId="GridTable1Light-Accent61">
+          <w:top w:val="single" w:color="B6DDE8" w:themeColor="accent5" w:themeTint="67" w:sz="4" w:space="0"/>
+          <w:left w:val="single" w:color="B6DDE8" w:themeColor="accent5" w:themeTint="67" w:sz="4" w:space="0"/>
+          <w:bottom w:val="single" w:color="B6DDE8" w:themeColor="accent5" w:themeTint="67" w:sz="4" w:space="0"/>
+          <w:right w:val="single" w:color="B6DDE8" w:themeColor="accent5" w:themeTint="67" w:sz="4" w:space="0"/>
+        </w:tcBorders>
+      </w:tcPr>
+    </w:tblStylePr>
+  </w:style>
+  <w:style w:type="table" w:styleId="GridTable1Light-Accent61" w:customStyle="1">
     <w:name w:val="Grid Table 1 Light - Accent 61"/>
     <w:basedOn w:val="TableNormal"/>
     <w:uiPriority w:val="99"/>
     <w:tblPr>
       <w:tblBorders>
-        <w:top w:val="single" w:sz="4" w:space="0" w:color="FBD4B4" w:themeColor="accent6" w:themeTint="67"/>
-        <w:left w:val="single" w:sz="4" w:space="0" w:color="FBD4B4" w:themeColor="accent6" w:themeTint="67"/>
-        <w:bottom w:val="single" w:sz="4" w:space="0" w:color="FBD4B4" w:themeColor="accent6" w:themeTint="67"/>
-        <w:right w:val="single" w:sz="4" w:space="0" w:color="FBD4B4" w:themeColor="accent6" w:themeTint="67"/>
-        <w:insideH w:val="single" w:sz="4" w:space="0" w:color="FBD4B4" w:themeColor="accent6" w:themeTint="67"/>
-        <w:insideV w:val="single" w:sz="4" w:space="0" w:color="FBD4B4" w:themeColor="accent6" w:themeTint="67"/>
+        <w:top w:val="single" w:color="FBD4B4" w:themeColor="accent6" w:themeTint="67" w:sz="4" w:space="0"/>
+        <w:left w:val="single" w:color="FBD4B4" w:themeColor="accent6" w:themeTint="67" w:sz="4" w:space="0"/>
+        <w:bottom w:val="single" w:color="FBD4B4" w:themeColor="accent6" w:themeTint="67" w:sz="4" w:space="0"/>
+        <w:right w:val="single" w:color="FBD4B4" w:themeColor="accent6" w:themeTint="67" w:sz="4" w:space="0"/>
+        <w:insideH w:val="single" w:color="FBD4B4" w:themeColor="accent6" w:themeTint="67" w:sz="4" w:space="0"/>
+        <w:insideV w:val="single" w:color="FBD4B4" w:themeColor="accent6" w:themeTint="67" w:sz="4" w:space="0"/>
       </w:tblBorders>
     </w:tblPr>
     <w:tblStylePr w:type="firstRow">
@@ -4112,7 +4106,7 @@
       <w:tblPr/>
       <w:tcPr>
         <w:tcBorders>
-          <w:bottom w:val="single" w:sz="12" w:space="0" w:color="FAC192" w:themeColor="accent6" w:themeTint="95"/>
+          <w:bottom w:val="single" w:color="FAC192" w:themeColor="accent6" w:themeTint="95" w:sz="12" w:space="0"/>
         </w:tcBorders>
       </w:tcPr>
     </w:tblStylePr>
@@ -4143,23 +4137,23 @@
       <w:tblPr/>
       <w:tcPr>
         <w:tcBorders>
-          <w:top w:val="single" w:sz="4" w:space="0" w:color="FBD4B4" w:themeColor="accent6" w:themeTint="67"/>
-          <w:left w:val="single" w:sz="4" w:space="0" w:color="FBD4B4" w:themeColor="accent6" w:themeTint="67"/>
-          <w:bottom w:val="single" w:sz="4" w:space="0" w:color="FBD4B4" w:themeColor="accent6" w:themeTint="67"/>
-          <w:right w:val="single" w:sz="4" w:space="0" w:color="FBD4B4" w:themeColor="accent6" w:themeTint="67"/>
-        </w:tcBorders>
-      </w:tcPr>
-    </w:tblStylePr>
-  </w:style>
-  <w:style w:type="table" w:customStyle="1" w:styleId="GridTable21">
+          <w:top w:val="single" w:color="FBD4B4" w:themeColor="accent6" w:themeTint="67" w:sz="4" w:space="0"/>
+          <w:left w:val="single" w:color="FBD4B4" w:themeColor="accent6" w:themeTint="67" w:sz="4" w:space="0"/>
+          <w:bottom w:val="single" w:color="FBD4B4" w:themeColor="accent6" w:themeTint="67" w:sz="4" w:space="0"/>
+          <w:right w:val="single" w:color="FBD4B4" w:themeColor="accent6" w:themeTint="67" w:sz="4" w:space="0"/>
+        </w:tcBorders>
+      </w:tcPr>
+    </w:tblStylePr>
+  </w:style>
+  <w:style w:type="table" w:styleId="GridTable21" w:customStyle="1">
     <w:name w:val="Grid Table 21"/>
     <w:basedOn w:val="TableNormal"/>
     <w:uiPriority w:val="99"/>
     <w:tblPr>
       <w:tblBorders>
-        <w:bottom w:val="single" w:sz="4" w:space="0" w:color="6A6A6A" w:themeColor="text1" w:themeTint="95"/>
-        <w:insideH w:val="single" w:sz="4" w:space="0" w:color="6A6A6A" w:themeColor="text1" w:themeTint="95"/>
-        <w:insideV w:val="single" w:sz="4" w:space="0" w:color="6A6A6A" w:themeColor="text1" w:themeTint="95"/>
+        <w:bottom w:val="single" w:color="6A6A6A" w:themeColor="text1" w:themeTint="95" w:sz="4" w:space="0"/>
+        <w:insideH w:val="single" w:color="6A6A6A" w:themeColor="text1" w:themeTint="95" w:sz="4" w:space="0"/>
+        <w:insideV w:val="single" w:color="6A6A6A" w:themeColor="text1" w:themeTint="95" w:sz="4" w:space="0"/>
       </w:tblBorders>
     </w:tblPr>
     <w:tblStylePr w:type="firstRow">
@@ -4172,7 +4166,7 @@
         <w:tcBorders>
           <w:top w:val="nil"/>
           <w:left w:val="nil"/>
-          <w:bottom w:val="single" w:sz="12" w:space="0" w:color="6A6A6A" w:themeColor="text1" w:themeTint="95"/>
+          <w:bottom w:val="single" w:color="6A6A6A" w:themeColor="text1" w:themeTint="95" w:sz="12" w:space="0"/>
           <w:right w:val="nil"/>
         </w:tcBorders>
         <w:shd w:val="clear" w:color="FFFFFF" w:fill="auto"/>
@@ -4186,7 +4180,7 @@
       <w:tblPr/>
       <w:tcPr>
         <w:tcBorders>
-          <w:top w:val="single" w:sz="4" w:space="0" w:color="6A6A6A" w:themeColor="text1" w:themeTint="95"/>
+          <w:top w:val="single" w:color="6A6A6A" w:themeColor="text1" w:themeTint="95" w:sz="4" w:space="0"/>
           <w:left w:val="nil"/>
           <w:bottom w:val="nil"/>
           <w:right w:val="nil"/>
@@ -4229,15 +4223,15 @@
       </w:tcPr>
     </w:tblStylePr>
   </w:style>
-  <w:style w:type="table" w:customStyle="1" w:styleId="GridTable2-Accent11">
+  <w:style w:type="table" w:styleId="GridTable2-Accent11" w:customStyle="1">
     <w:name w:val="Grid Table 2 - Accent 11"/>
     <w:basedOn w:val="TableNormal"/>
     <w:uiPriority w:val="99"/>
     <w:tblPr>
       <w:tblBorders>
-        <w:bottom w:val="single" w:sz="4" w:space="0" w:color="5D8AC2" w:themeColor="accent1" w:themeTint="EA"/>
-        <w:insideH w:val="single" w:sz="4" w:space="0" w:color="5D8AC2" w:themeColor="accent1" w:themeTint="EA"/>
-        <w:insideV w:val="single" w:sz="4" w:space="0" w:color="5D8AC2" w:themeColor="accent1" w:themeTint="EA"/>
+        <w:bottom w:val="single" w:color="5D8AC2" w:themeColor="accent1" w:themeTint="EA" w:sz="4" w:space="0"/>
+        <w:insideH w:val="single" w:color="5D8AC2" w:themeColor="accent1" w:themeTint="EA" w:sz="4" w:space="0"/>
+        <w:insideV w:val="single" w:color="5D8AC2" w:themeColor="accent1" w:themeTint="EA" w:sz="4" w:space="0"/>
       </w:tblBorders>
     </w:tblPr>
     <w:tblStylePr w:type="firstRow">
@@ -4250,7 +4244,7 @@
         <w:tcBorders>
           <w:top w:val="nil"/>
           <w:left w:val="nil"/>
-          <w:bottom w:val="single" w:sz="12" w:space="0" w:color="5D8AC2" w:themeColor="accent1" w:themeTint="EA"/>
+          <w:bottom w:val="single" w:color="5D8AC2" w:themeColor="accent1" w:themeTint="EA" w:sz="12" w:space="0"/>
           <w:right w:val="nil"/>
         </w:tcBorders>
         <w:shd w:val="clear" w:color="FFFFFF" w:fill="auto"/>
@@ -4264,7 +4258,7 @@
       <w:tblPr/>
       <w:tcPr>
         <w:tcBorders>
-          <w:top w:val="single" w:sz="4" w:space="0" w:color="5D8AC2" w:themeColor="accent1" w:themeTint="EA"/>
+          <w:top w:val="single" w:color="5D8AC2" w:themeColor="accent1" w:themeTint="EA" w:sz="4" w:space="0"/>
           <w:left w:val="nil"/>
           <w:bottom w:val="nil"/>
           <w:right w:val="nil"/>
@@ -4307,15 +4301,15 @@
       </w:tcPr>
     </w:tblStylePr>
   </w:style>
-  <w:style w:type="table" w:customStyle="1" w:styleId="GridTable2-Accent21">
+  <w:style w:type="table" w:styleId="GridTable2-Accent21" w:customStyle="1">
     <w:name w:val="Grid Table 2 - Accent 21"/>
     <w:basedOn w:val="TableNormal"/>
     <w:uiPriority w:val="99"/>
     <w:tblPr>
       <w:tblBorders>
-        <w:bottom w:val="single" w:sz="4" w:space="0" w:color="D99695" w:themeColor="accent2" w:themeTint="97"/>
-        <w:insideH w:val="single" w:sz="4" w:space="0" w:color="D99695" w:themeColor="accent2" w:themeTint="97"/>
-        <w:insideV w:val="single" w:sz="4" w:space="0" w:color="D99695" w:themeColor="accent2" w:themeTint="97"/>
+        <w:bottom w:val="single" w:color="D99695" w:themeColor="accent2" w:themeTint="97" w:sz="4" w:space="0"/>
+        <w:insideH w:val="single" w:color="D99695" w:themeColor="accent2" w:themeTint="97" w:sz="4" w:space="0"/>
+        <w:insideV w:val="single" w:color="D99695" w:themeColor="accent2" w:themeTint="97" w:sz="4" w:space="0"/>
       </w:tblBorders>
     </w:tblPr>
     <w:tblStylePr w:type="firstRow">
@@ -4328,7 +4322,7 @@
         <w:tcBorders>
           <w:top w:val="nil"/>
           <w:left w:val="nil"/>
-          <w:bottom w:val="single" w:sz="12" w:space="0" w:color="D99695" w:themeColor="accent2" w:themeTint="97"/>
+          <w:bottom w:val="single" w:color="D99695" w:themeColor="accent2" w:themeTint="97" w:sz="12" w:space="0"/>
           <w:right w:val="nil"/>
         </w:tcBorders>
         <w:shd w:val="clear" w:color="FFFFFF" w:fill="auto"/>
@@ -4342,7 +4336,7 @@
       <w:tblPr/>
       <w:tcPr>
         <w:tcBorders>
-          <w:top w:val="single" w:sz="4" w:space="0" w:color="D99695" w:themeColor="accent2" w:themeTint="97"/>
+          <w:top w:val="single" w:color="D99695" w:themeColor="accent2" w:themeTint="97" w:sz="4" w:space="0"/>
           <w:left w:val="nil"/>
           <w:bottom w:val="nil"/>
           <w:right w:val="nil"/>
@@ -4385,16 +4379,16 @@
       </w:tcPr>
     </w:tblStylePr>
   </w:style>
-  <w:style w:type="table" w:customStyle="1" w:styleId="GridTable2-Accent31">
+  <w:style w:type="table" w:styleId="GridTable2-Accent31" w:customStyle="1">
     <w:name w:val="Grid Table 2 - Accent 31"/>
     <w:basedOn w:val="TableNormal"/>
     <w:uiPriority w:val="99"/>
     <w:qFormat/>
     <w:tblPr>
       <w:tblBorders>
-        <w:bottom w:val="single" w:sz="4" w:space="0" w:color="9ABB59" w:themeColor="accent3" w:themeTint="FE"/>
-        <w:insideH w:val="single" w:sz="4" w:space="0" w:color="9ABB59" w:themeColor="accent3" w:themeTint="FE"/>
-        <w:insideV w:val="single" w:sz="4" w:space="0" w:color="9ABB59" w:themeColor="accent3" w:themeTint="FE"/>
+        <w:bottom w:val="single" w:color="9ABB59" w:themeColor="accent3" w:themeTint="FE" w:sz="4" w:space="0"/>
+        <w:insideH w:val="single" w:color="9ABB59" w:themeColor="accent3" w:themeTint="FE" w:sz="4" w:space="0"/>
+        <w:insideV w:val="single" w:color="9ABB59" w:themeColor="accent3" w:themeTint="FE" w:sz="4" w:space="0"/>
       </w:tblBorders>
     </w:tblPr>
     <w:tblStylePr w:type="firstRow">
@@ -4407,7 +4401,7 @@
         <w:tcBorders>
           <w:top w:val="nil"/>
           <w:left w:val="nil"/>
-          <w:bottom w:val="single" w:sz="12" w:space="0" w:color="9ABB59" w:themeColor="accent3" w:themeTint="FE"/>
+          <w:bottom w:val="single" w:color="9ABB59" w:themeColor="accent3" w:themeTint="FE" w:sz="12" w:space="0"/>
           <w:right w:val="nil"/>
         </w:tcBorders>
         <w:shd w:val="clear" w:color="FFFFFF" w:fill="auto"/>
@@ -4421,7 +4415,7 @@
       <w:tblPr/>
       <w:tcPr>
         <w:tcBorders>
-          <w:top w:val="single" w:sz="4" w:space="0" w:color="9ABB59" w:themeColor="accent3" w:themeTint="FE"/>
+          <w:top w:val="single" w:color="9ABB59" w:themeColor="accent3" w:themeTint="FE" w:sz="4" w:space="0"/>
           <w:left w:val="nil"/>
           <w:bottom w:val="nil"/>
           <w:right w:val="nil"/>
@@ -4464,15 +4458,15 @@
       </w:tcPr>
     </w:tblStylePr>
   </w:style>
-  <w:style w:type="table" w:customStyle="1" w:styleId="GridTable2-Accent41">
+  <w:style w:type="table" w:styleId="GridTable2-Accent41" w:customStyle="1">
     <w:name w:val="Grid Table 2 - Accent 41"/>
     <w:basedOn w:val="TableNormal"/>
     <w:uiPriority w:val="99"/>
     <w:tblPr>
       <w:tblBorders>
-        <w:bottom w:val="single" w:sz="4" w:space="0" w:color="B2A1C6" w:themeColor="accent4" w:themeTint="9A"/>
-        <w:insideH w:val="single" w:sz="4" w:space="0" w:color="B2A1C6" w:themeColor="accent4" w:themeTint="9A"/>
-        <w:insideV w:val="single" w:sz="4" w:space="0" w:color="B2A1C6" w:themeColor="accent4" w:themeTint="9A"/>
+        <w:bottom w:val="single" w:color="B2A1C6" w:themeColor="accent4" w:themeTint="9A" w:sz="4" w:space="0"/>
+        <w:insideH w:val="single" w:color="B2A1C6" w:themeColor="accent4" w:themeTint="9A" w:sz="4" w:space="0"/>
+        <w:insideV w:val="single" w:color="B2A1C6" w:themeColor="accent4" w:themeTint="9A" w:sz="4" w:space="0"/>
       </w:tblBorders>
     </w:tblPr>
     <w:tblStylePr w:type="firstRow">
@@ -4485,7 +4479,7 @@
         <w:tcBorders>
           <w:top w:val="nil"/>
           <w:left w:val="nil"/>
-          <w:bottom w:val="single" w:sz="12" w:space="0" w:color="B2A1C6" w:themeColor="accent4" w:themeTint="9A"/>
+          <w:bottom w:val="single" w:color="B2A1C6" w:themeColor="accent4" w:themeTint="9A" w:sz="12" w:space="0"/>
           <w:right w:val="nil"/>
         </w:tcBorders>
         <w:shd w:val="clear" w:color="FFFFFF" w:fill="auto"/>
@@ -4499,7 +4493,7 @@
       <w:tblPr/>
       <w:tcPr>
         <w:tcBorders>
-          <w:top w:val="single" w:sz="4" w:space="0" w:color="B2A1C6" w:themeColor="accent4" w:themeTint="9A"/>
+          <w:top w:val="single" w:color="B2A1C6" w:themeColor="accent4" w:themeTint="9A" w:sz="4" w:space="0"/>
           <w:left w:val="nil"/>
           <w:bottom w:val="nil"/>
           <w:right w:val="nil"/>
@@ -4542,15 +4536,15 @@
       </w:tcPr>
     </w:tblStylePr>
   </w:style>
-  <w:style w:type="table" w:customStyle="1" w:styleId="GridTable2-Accent51">
+  <w:style w:type="table" w:styleId="GridTable2-Accent51" w:customStyle="1">
     <w:name w:val="Grid Table 2 - Accent 51"/>
     <w:basedOn w:val="TableNormal"/>
     <w:uiPriority w:val="99"/>
     <w:tblPr>
       <w:tblBorders>
-        <w:bottom w:val="single" w:sz="4" w:space="0" w:color="4BACC6" w:themeColor="accent5"/>
-        <w:insideH w:val="single" w:sz="4" w:space="0" w:color="4BACC6" w:themeColor="accent5"/>
-        <w:insideV w:val="single" w:sz="4" w:space="0" w:color="4BACC6" w:themeColor="accent5"/>
+        <w:bottom w:val="single" w:color="4BACC6" w:themeColor="accent5" w:sz="4" w:space="0"/>
+        <w:insideH w:val="single" w:color="4BACC6" w:themeColor="accent5" w:sz="4" w:space="0"/>
+        <w:insideV w:val="single" w:color="4BACC6" w:themeColor="accent5" w:sz="4" w:space="0"/>
       </w:tblBorders>
     </w:tblPr>
     <w:tblStylePr w:type="firstRow">
@@ -4563,7 +4557,7 @@
         <w:tcBorders>
           <w:top w:val="nil"/>
           <w:left w:val="nil"/>
-          <w:bottom w:val="single" w:sz="12" w:space="0" w:color="4BACC6" w:themeColor="accent5"/>
+          <w:bottom w:val="single" w:color="4BACC6" w:themeColor="accent5" w:sz="12" w:space="0"/>
           <w:right w:val="nil"/>
         </w:tcBorders>
         <w:shd w:val="clear" w:color="FFFFFF" w:fill="auto"/>
@@ -4577,7 +4571,7 @@
       <w:tblPr/>
       <w:tcPr>
         <w:tcBorders>
-          <w:top w:val="single" w:sz="4" w:space="0" w:color="4BACC6" w:themeColor="accent5"/>
+          <w:top w:val="single" w:color="4BACC6" w:themeColor="accent5" w:sz="4" w:space="0"/>
           <w:left w:val="nil"/>
           <w:bottom w:val="nil"/>
           <w:right w:val="nil"/>
@@ -4620,15 +4614,15 @@
       </w:tcPr>
     </w:tblStylePr>
   </w:style>
-  <w:style w:type="table" w:customStyle="1" w:styleId="GridTable2-Accent61">
+  <w:style w:type="table" w:styleId="GridTable2-Accent61" w:customStyle="1">
     <w:name w:val="Grid Table 2 - Accent 61"/>
     <w:basedOn w:val="TableNormal"/>
     <w:uiPriority w:val="99"/>
     <w:tblPr>
       <w:tblBorders>
-        <w:bottom w:val="single" w:sz="4" w:space="0" w:color="F79646" w:themeColor="accent6"/>
-        <w:insideH w:val="single" w:sz="4" w:space="0" w:color="F79646" w:themeColor="accent6"/>
-        <w:insideV w:val="single" w:sz="4" w:space="0" w:color="F79646" w:themeColor="accent6"/>
+        <w:bottom w:val="single" w:color="F79646" w:themeColor="accent6" w:sz="4" w:space="0"/>
+        <w:insideH w:val="single" w:color="F79646" w:themeColor="accent6" w:sz="4" w:space="0"/>
+        <w:insideV w:val="single" w:color="F79646" w:themeColor="accent6" w:sz="4" w:space="0"/>
       </w:tblBorders>
     </w:tblPr>
     <w:tblStylePr w:type="firstRow">
@@ -4641,7 +4635,7 @@
         <w:tcBorders>
           <w:top w:val="nil"/>
           <w:left w:val="nil"/>
-          <w:bottom w:val="single" w:sz="12" w:space="0" w:color="F79646" w:themeColor="accent6"/>
+          <w:bottom w:val="single" w:color="F79646" w:themeColor="accent6" w:sz="12" w:space="0"/>
           <w:right w:val="nil"/>
         </w:tcBorders>
         <w:shd w:val="clear" w:color="FFFFFF" w:fill="auto"/>
@@ -4655,7 +4649,7 @@
       <w:tblPr/>
       <w:tcPr>
         <w:tcBorders>
-          <w:top w:val="single" w:sz="4" w:space="0" w:color="F79646" w:themeColor="accent6"/>
+          <w:top w:val="single" w:color="F79646" w:themeColor="accent6" w:sz="4" w:space="0"/>
           <w:left w:val="nil"/>
           <w:bottom w:val="nil"/>
           <w:right w:val="nil"/>
@@ -4698,15 +4692,15 @@
       </w:tcPr>
     </w:tblStylePr>
   </w:style>
-  <w:style w:type="table" w:customStyle="1" w:styleId="GridTable31">
+  <w:style w:type="table" w:styleId="GridTable31" w:customStyle="1">
     <w:name w:val="Grid Table 31"/>
     <w:basedOn w:val="TableNormal"/>
     <w:uiPriority w:val="99"/>
     <w:tblPr>
       <w:tblBorders>
-        <w:bottom w:val="single" w:sz="4" w:space="0" w:color="6A6A6A" w:themeColor="text1" w:themeTint="95"/>
-        <w:insideH w:val="single" w:sz="4" w:space="0" w:color="6A6A6A" w:themeColor="text1" w:themeTint="95"/>
-        <w:insideV w:val="single" w:sz="4" w:space="0" w:color="6A6A6A" w:themeColor="text1" w:themeTint="95"/>
+        <w:bottom w:val="single" w:color="6A6A6A" w:themeColor="text1" w:themeTint="95" w:sz="4" w:space="0"/>
+        <w:insideH w:val="single" w:color="6A6A6A" w:themeColor="text1" w:themeTint="95" w:sz="4" w:space="0"/>
+        <w:insideV w:val="single" w:color="6A6A6A" w:themeColor="text1" w:themeTint="95" w:sz="4" w:space="0"/>
       </w:tblBorders>
     </w:tblPr>
     <w:tblStylePr w:type="firstRow">
@@ -4799,15 +4793,15 @@
       </w:tcPr>
     </w:tblStylePr>
   </w:style>
-  <w:style w:type="table" w:customStyle="1" w:styleId="GridTable3-Accent11">
+  <w:style w:type="table" w:styleId="GridTable3-Accent11" w:customStyle="1">
     <w:name w:val="Grid Table 3 - Accent 11"/>
     <w:basedOn w:val="TableNormal"/>
     <w:uiPriority w:val="99"/>
     <w:tblPr>
       <w:tblBorders>
-        <w:bottom w:val="single" w:sz="4" w:space="0" w:color="5D8AC2" w:themeColor="accent1" w:themeTint="EA"/>
-        <w:insideH w:val="single" w:sz="4" w:space="0" w:color="5D8AC2" w:themeColor="accent1" w:themeTint="EA"/>
-        <w:insideV w:val="single" w:sz="4" w:space="0" w:color="5D8AC2" w:themeColor="accent1" w:themeTint="EA"/>
+        <w:bottom w:val="single" w:color="5D8AC2" w:themeColor="accent1" w:themeTint="EA" w:sz="4" w:space="0"/>
+        <w:insideH w:val="single" w:color="5D8AC2" w:themeColor="accent1" w:themeTint="EA" w:sz="4" w:space="0"/>
+        <w:insideV w:val="single" w:color="5D8AC2" w:themeColor="accent1" w:themeTint="EA" w:sz="4" w:space="0"/>
       </w:tblBorders>
     </w:tblPr>
     <w:tblStylePr w:type="firstRow">
@@ -4900,15 +4894,15 @@
       </w:tcPr>
     </w:tblStylePr>
   </w:style>
-  <w:style w:type="table" w:customStyle="1" w:styleId="GridTable3-Accent21">
+  <w:style w:type="table" w:styleId="GridTable3-Accent21" w:customStyle="1">
     <w:name w:val="Grid Table 3 - Accent 21"/>
     <w:basedOn w:val="TableNormal"/>
     <w:uiPriority w:val="99"/>
     <w:tblPr>
       <w:tblBorders>
-        <w:bottom w:val="single" w:sz="4" w:space="0" w:color="D99695" w:themeColor="accent2" w:themeTint="97"/>
-        <w:insideH w:val="single" w:sz="4" w:space="0" w:color="D99695" w:themeColor="accent2" w:themeTint="97"/>
-        <w:insideV w:val="single" w:sz="4" w:space="0" w:color="D99695" w:themeColor="accent2" w:themeTint="97"/>
+        <w:bottom w:val="single" w:color="D99695" w:themeColor="accent2" w:themeTint="97" w:sz="4" w:space="0"/>
+        <w:insideH w:val="single" w:color="D99695" w:themeColor="accent2" w:themeTint="97" w:sz="4" w:space="0"/>
+        <w:insideV w:val="single" w:color="D99695" w:themeColor="accent2" w:themeTint="97" w:sz="4" w:space="0"/>
       </w:tblBorders>
     </w:tblPr>
     <w:tblStylePr w:type="firstRow">
@@ -5001,15 +4995,15 @@
       </w:tcPr>
     </w:tblStylePr>
   </w:style>
-  <w:style w:type="table" w:customStyle="1" w:styleId="GridTable3-Accent31">
+  <w:style w:type="table" w:styleId="GridTable3-Accent31" w:customStyle="1">
     <w:name w:val="Grid Table 3 - Accent 31"/>
     <w:basedOn w:val="TableNormal"/>
     <w:uiPriority w:val="99"/>
     <w:tblPr>
       <w:tblBorders>
-        <w:bottom w:val="single" w:sz="4" w:space="0" w:color="9ABB59" w:themeColor="accent3" w:themeTint="FE"/>
-        <w:insideH w:val="single" w:sz="4" w:space="0" w:color="9ABB59" w:themeColor="accent3" w:themeTint="FE"/>
-        <w:insideV w:val="single" w:sz="4" w:space="0" w:color="9ABB59" w:themeColor="accent3" w:themeTint="FE"/>
+        <w:bottom w:val="single" w:color="9ABB59" w:themeColor="accent3" w:themeTint="FE" w:sz="4" w:space="0"/>
+        <w:insideH w:val="single" w:color="9ABB59" w:themeColor="accent3" w:themeTint="FE" w:sz="4" w:space="0"/>
+        <w:insideV w:val="single" w:color="9ABB59" w:themeColor="accent3" w:themeTint="FE" w:sz="4" w:space="0"/>
       </w:tblBorders>
     </w:tblPr>
     <w:tblStylePr w:type="firstRow">
@@ -5102,15 +5096,15 @@
       </w:tcPr>
     </w:tblStylePr>
   </w:style>
-  <w:style w:type="table" w:customStyle="1" w:styleId="GridTable3-Accent41">
+  <w:style w:type="table" w:styleId="GridTable3-Accent41" w:customStyle="1">
     <w:name w:val="Grid Table 3 - Accent 41"/>
     <w:basedOn w:val="TableNormal"/>
     <w:uiPriority w:val="99"/>
     <w:tblPr>
       <w:tblBorders>
-        <w:bottom w:val="single" w:sz="4" w:space="0" w:color="B2A1C6" w:themeColor="accent4" w:themeTint="9A"/>
-        <w:insideH w:val="single" w:sz="4" w:space="0" w:color="B2A1C6" w:themeColor="accent4" w:themeTint="9A"/>
-        <w:insideV w:val="single" w:sz="4" w:space="0" w:color="B2A1C6" w:themeColor="accent4" w:themeTint="9A"/>
+        <w:bottom w:val="single" w:color="B2A1C6" w:themeColor="accent4" w:themeTint="9A" w:sz="4" w:space="0"/>
+        <w:insideH w:val="single" w:color="B2A1C6" w:themeColor="accent4" w:themeTint="9A" w:sz="4" w:space="0"/>
+        <w:insideV w:val="single" w:color="B2A1C6" w:themeColor="accent4" w:themeTint="9A" w:sz="4" w:space="0"/>
       </w:tblBorders>
     </w:tblPr>
     <w:tblStylePr w:type="firstRow">
@@ -5203,16 +5197,16 @@
       </w:tcPr>
     </w:tblStylePr>
   </w:style>
-  <w:style w:type="table" w:customStyle="1" w:styleId="GridTable3-Accent51">
+  <w:style w:type="table" w:styleId="GridTable3-Accent51" w:customStyle="1">
     <w:name w:val="Grid Table 3 - Accent 51"/>
     <w:basedOn w:val="TableNormal"/>
     <w:uiPriority w:val="99"/>
     <w:qFormat/>
     <w:tblPr>
       <w:tblBorders>
-        <w:bottom w:val="single" w:sz="4" w:space="0" w:color="4BACC6" w:themeColor="accent5"/>
-        <w:insideH w:val="single" w:sz="4" w:space="0" w:color="4BACC6" w:themeColor="accent5"/>
-        <w:insideV w:val="single" w:sz="4" w:space="0" w:color="4BACC6" w:themeColor="accent5"/>
+        <w:bottom w:val="single" w:color="4BACC6" w:themeColor="accent5" w:sz="4" w:space="0"/>
+        <w:insideH w:val="single" w:color="4BACC6" w:themeColor="accent5" w:sz="4" w:space="0"/>
+        <w:insideV w:val="single" w:color="4BACC6" w:themeColor="accent5" w:sz="4" w:space="0"/>
       </w:tblBorders>
     </w:tblPr>
     <w:tblStylePr w:type="firstRow">
@@ -5305,16 +5299,16 @@
       </w:tcPr>
     </w:tblStylePr>
   </w:style>
-  <w:style w:type="table" w:customStyle="1" w:styleId="GridTable3-Accent61">
+  <w:style w:type="table" w:styleId="GridTable3-Accent61" w:customStyle="1">
     <w:name w:val="Grid Table 3 - Accent 61"/>
     <w:basedOn w:val="TableNormal"/>
     <w:uiPriority w:val="99"/>
     <w:qFormat/>
     <w:tblPr>
       <w:tblBorders>
-        <w:bottom w:val="single" w:sz="4" w:space="0" w:color="F79646" w:themeColor="accent6"/>
-        <w:insideH w:val="single" w:sz="4" w:space="0" w:color="F79646" w:themeColor="accent6"/>
-        <w:insideV w:val="single" w:sz="4" w:space="0" w:color="F79646" w:themeColor="accent6"/>
+        <w:bottom w:val="single" w:color="F79646" w:themeColor="accent6" w:sz="4" w:space="0"/>
+        <w:insideH w:val="single" w:color="F79646" w:themeColor="accent6" w:sz="4" w:space="0"/>
+        <w:insideV w:val="single" w:color="F79646" w:themeColor="accent6" w:sz="4" w:space="0"/>
       </w:tblBorders>
     </w:tblPr>
     <w:tblStylePr w:type="firstRow">
@@ -5407,19 +5401,19 @@
       </w:tcPr>
     </w:tblStylePr>
   </w:style>
-  <w:style w:type="table" w:customStyle="1" w:styleId="GridTable41">
+  <w:style w:type="table" w:styleId="GridTable41" w:customStyle="1">
     <w:name w:val="Grid Table 41"/>
     <w:basedOn w:val="TableNormal"/>
     <w:uiPriority w:val="59"/>
     <w:qFormat/>
     <w:tblPr>
       <w:tblBorders>
-        <w:top w:val="single" w:sz="4" w:space="0" w:color="6F6F6F" w:themeColor="text1" w:themeTint="90"/>
-        <w:left w:val="single" w:sz="4" w:space="0" w:color="6F6F6F" w:themeColor="text1" w:themeTint="90"/>
-        <w:bottom w:val="single" w:sz="4" w:space="0" w:color="6F6F6F" w:themeColor="text1" w:themeTint="90"/>
-        <w:right w:val="single" w:sz="4" w:space="0" w:color="6F6F6F" w:themeColor="text1" w:themeTint="90"/>
-        <w:insideH w:val="single" w:sz="4" w:space="0" w:color="6F6F6F" w:themeColor="text1" w:themeTint="90"/>
-        <w:insideV w:val="single" w:sz="4" w:space="0" w:color="6F6F6F" w:themeColor="text1" w:themeTint="90"/>
+        <w:top w:val="single" w:color="6F6F6F" w:themeColor="text1" w:themeTint="90" w:sz="4" w:space="0"/>
+        <w:left w:val="single" w:color="6F6F6F" w:themeColor="text1" w:themeTint="90" w:sz="4" w:space="0"/>
+        <w:bottom w:val="single" w:color="6F6F6F" w:themeColor="text1" w:themeTint="90" w:sz="4" w:space="0"/>
+        <w:right w:val="single" w:color="6F6F6F" w:themeColor="text1" w:themeTint="90" w:sz="4" w:space="0"/>
+        <w:insideH w:val="single" w:color="6F6F6F" w:themeColor="text1" w:themeTint="90" w:sz="4" w:space="0"/>
+        <w:insideV w:val="single" w:color="6F6F6F" w:themeColor="text1" w:themeTint="90" w:sz="4" w:space="0"/>
       </w:tblBorders>
     </w:tblPr>
     <w:tblStylePr w:type="firstRow">
@@ -5432,10 +5426,10 @@
       <w:tblPr/>
       <w:tcPr>
         <w:tcBorders>
-          <w:top w:val="single" w:sz="4" w:space="0" w:color="000000" w:themeColor="text1"/>
-          <w:left w:val="single" w:sz="4" w:space="0" w:color="000000" w:themeColor="text1"/>
-          <w:bottom w:val="single" w:sz="4" w:space="0" w:color="000000" w:themeColor="text1"/>
-          <w:right w:val="single" w:sz="4" w:space="0" w:color="000000" w:themeColor="text1"/>
+          <w:top w:val="single" w:color="000000" w:themeColor="text1" w:sz="4" w:space="0"/>
+          <w:left w:val="single" w:color="000000" w:themeColor="text1" w:sz="4" w:space="0"/>
+          <w:bottom w:val="single" w:color="000000" w:themeColor="text1" w:sz="4" w:space="0"/>
+          <w:right w:val="single" w:color="000000" w:themeColor="text1" w:sz="4" w:space="0"/>
         </w:tcBorders>
         <w:shd w:val="clear" w:color="000000" w:themeColor="text1" w:fill="000000" w:themeFill="text1"/>
       </w:tcPr>
@@ -5448,7 +5442,7 @@
       <w:tblPr/>
       <w:tcPr>
         <w:tcBorders>
-          <w:top w:val="single" w:sz="4" w:space="0" w:color="000000" w:themeColor="text1"/>
+          <w:top w:val="single" w:color="000000" w:themeColor="text1" w:sz="4" w:space="0"/>
         </w:tcBorders>
       </w:tcPr>
     </w:tblStylePr>
@@ -5487,19 +5481,19 @@
       </w:tcPr>
     </w:tblStylePr>
   </w:style>
-  <w:style w:type="table" w:customStyle="1" w:styleId="GridTable4-Accent11">
+  <w:style w:type="table" w:styleId="GridTable4-Accent11" w:customStyle="1">
     <w:name w:val="Grid Table 4 - Accent 11"/>
     <w:basedOn w:val="TableNormal"/>
     <w:uiPriority w:val="59"/>
     <w:qFormat/>
     <w:tblPr>
       <w:tblBorders>
-        <w:top w:val="single" w:sz="4" w:space="0" w:color="9BB7D9" w:themeColor="accent1" w:themeTint="90"/>
-        <w:left w:val="single" w:sz="4" w:space="0" w:color="9BB7D9" w:themeColor="accent1" w:themeTint="90"/>
-        <w:bottom w:val="single" w:sz="4" w:space="0" w:color="9BB7D9" w:themeColor="accent1" w:themeTint="90"/>
-        <w:right w:val="single" w:sz="4" w:space="0" w:color="9BB7D9" w:themeColor="accent1" w:themeTint="90"/>
-        <w:insideH w:val="single" w:sz="4" w:space="0" w:color="9BB7D9" w:themeColor="accent1" w:themeTint="90"/>
-        <w:insideV w:val="single" w:sz="4" w:space="0" w:color="9BB7D9" w:themeColor="accent1" w:themeTint="90"/>
+        <w:top w:val="single" w:color="9BB7D9" w:themeColor="accent1" w:themeTint="90" w:sz="4" w:space="0"/>
+        <w:left w:val="single" w:color="9BB7D9" w:themeColor="accent1" w:themeTint="90" w:sz="4" w:space="0"/>
+        <w:bottom w:val="single" w:color="9BB7D9" w:themeColor="accent1" w:themeTint="90" w:sz="4" w:space="0"/>
+        <w:right w:val="single" w:color="9BB7D9" w:themeColor="accent1" w:themeTint="90" w:sz="4" w:space="0"/>
+        <w:insideH w:val="single" w:color="9BB7D9" w:themeColor="accent1" w:themeTint="90" w:sz="4" w:space="0"/>
+        <w:insideV w:val="single" w:color="9BB7D9" w:themeColor="accent1" w:themeTint="90" w:sz="4" w:space="0"/>
       </w:tblBorders>
     </w:tblPr>
     <w:tblStylePr w:type="firstRow">
@@ -5512,10 +5506,10 @@
       <w:tblPr/>
       <w:tcPr>
         <w:tcBorders>
-          <w:top w:val="single" w:sz="4" w:space="0" w:color="5D8AC2" w:themeColor="accent1" w:themeTint="EA"/>
-          <w:left w:val="single" w:sz="4" w:space="0" w:color="5D8AC2" w:themeColor="accent1" w:themeTint="EA"/>
-          <w:bottom w:val="single" w:sz="4" w:space="0" w:color="5D8AC2" w:themeColor="accent1" w:themeTint="EA"/>
-          <w:right w:val="single" w:sz="4" w:space="0" w:color="5D8AC2" w:themeColor="accent1" w:themeTint="EA"/>
+          <w:top w:val="single" w:color="5D8AC2" w:themeColor="accent1" w:themeTint="EA" w:sz="4" w:space="0"/>
+          <w:left w:val="single" w:color="5D8AC2" w:themeColor="accent1" w:themeTint="EA" w:sz="4" w:space="0"/>
+          <w:bottom w:val="single" w:color="5D8AC2" w:themeColor="accent1" w:themeTint="EA" w:sz="4" w:space="0"/>
+          <w:right w:val="single" w:color="5D8AC2" w:themeColor="accent1" w:themeTint="EA" w:sz="4" w:space="0"/>
         </w:tcBorders>
         <w:shd w:val="clear" w:color="5D8AC2" w:themeColor="accent1" w:themeTint="EA" w:fill="5D8AC2" w:themeFill="accent1" w:themeFillTint="EA"/>
       </w:tcPr>
@@ -5528,7 +5522,7 @@
       <w:tblPr/>
       <w:tcPr>
         <w:tcBorders>
-          <w:top w:val="single" w:sz="4" w:space="0" w:color="5D8AC2" w:themeColor="accent1" w:themeTint="EA"/>
+          <w:top w:val="single" w:color="5D8AC2" w:themeColor="accent1" w:themeTint="EA" w:sz="4" w:space="0"/>
         </w:tcBorders>
       </w:tcPr>
     </w:tblStylePr>
@@ -5567,19 +5561,19 @@
       </w:tcPr>
     </w:tblStylePr>
   </w:style>
-  <w:style w:type="table" w:customStyle="1" w:styleId="GridTable4-Accent21">
+  <w:style w:type="table" w:styleId="GridTable4-Accent21" w:customStyle="1">
     <w:name w:val="Grid Table 4 - Accent 21"/>
     <w:basedOn w:val="TableNormal"/>
     <w:uiPriority w:val="59"/>
     <w:qFormat/>
     <w:tblPr>
       <w:tblBorders>
-        <w:top w:val="single" w:sz="4" w:space="0" w:color="DB9B9A" w:themeColor="accent2" w:themeTint="90"/>
-        <w:left w:val="single" w:sz="4" w:space="0" w:color="DB9B9A" w:themeColor="accent2" w:themeTint="90"/>
-        <w:bottom w:val="single" w:sz="4" w:space="0" w:color="DB9B9A" w:themeColor="accent2" w:themeTint="90"/>
-        <w:right w:val="single" w:sz="4" w:space="0" w:color="DB9B9A" w:themeColor="accent2" w:themeTint="90"/>
-        <w:insideH w:val="single" w:sz="4" w:space="0" w:color="DB9B9A" w:themeColor="accent2" w:themeTint="90"/>
-        <w:insideV w:val="single" w:sz="4" w:space="0" w:color="DB9B9A" w:themeColor="accent2" w:themeTint="90"/>
+        <w:top w:val="single" w:color="DB9B9A" w:themeColor="accent2" w:themeTint="90" w:sz="4" w:space="0"/>
+        <w:left w:val="single" w:color="DB9B9A" w:themeColor="accent2" w:themeTint="90" w:sz="4" w:space="0"/>
+        <w:bottom w:val="single" w:color="DB9B9A" w:themeColor="accent2" w:themeTint="90" w:sz="4" w:space="0"/>
+        <w:right w:val="single" w:color="DB9B9A" w:themeColor="accent2" w:themeTint="90" w:sz="4" w:space="0"/>
+        <w:insideH w:val="single" w:color="DB9B9A" w:themeColor="accent2" w:themeTint="90" w:sz="4" w:space="0"/>
+        <w:insideV w:val="single" w:color="DB9B9A" w:themeColor="accent2" w:themeTint="90" w:sz="4" w:space="0"/>
       </w:tblBorders>
     </w:tblPr>
     <w:tblStylePr w:type="firstRow">
@@ -5592,10 +5586,10 @@
       <w:tblPr/>
       <w:tcPr>
         <w:tcBorders>
-          <w:top w:val="single" w:sz="4" w:space="0" w:color="D99695" w:themeColor="accent2" w:themeTint="97"/>
-          <w:left w:val="single" w:sz="4" w:space="0" w:color="D99695" w:themeColor="accent2" w:themeTint="97"/>
-          <w:bottom w:val="single" w:sz="4" w:space="0" w:color="D99695" w:themeColor="accent2" w:themeTint="97"/>
-          <w:right w:val="single" w:sz="4" w:space="0" w:color="D99695" w:themeColor="accent2" w:themeTint="97"/>
+          <w:top w:val="single" w:color="D99695" w:themeColor="accent2" w:themeTint="97" w:sz="4" w:space="0"/>
+          <w:left w:val="single" w:color="D99695" w:themeColor="accent2" w:themeTint="97" w:sz="4" w:space="0"/>
+          <w:bottom w:val="single" w:color="D99695" w:themeColor="accent2" w:themeTint="97" w:sz="4" w:space="0"/>
+          <w:right w:val="single" w:color="D99695" w:themeColor="accent2" w:themeTint="97" w:sz="4" w:space="0"/>
         </w:tcBorders>
         <w:shd w:val="clear" w:color="D99695" w:themeColor="accent2" w:themeTint="97" w:fill="D99695" w:themeFill="accent2" w:themeFillTint="97"/>
       </w:tcPr>
@@ -5608,7 +5602,7 @@
       <w:tblPr/>
       <w:tcPr>
         <w:tcBorders>
-          <w:top w:val="single" w:sz="4" w:space="0" w:color="D99695" w:themeColor="accent2" w:themeTint="97"/>
+          <w:top w:val="single" w:color="D99695" w:themeColor="accent2" w:themeTint="97" w:sz="4" w:space="0"/>
         </w:tcBorders>
       </w:tcPr>
     </w:tblStylePr>
@@ -5647,18 +5641,18 @@
       </w:tcPr>
     </w:tblStylePr>
   </w:style>
-  <w:style w:type="table" w:customStyle="1" w:styleId="GridTable4-Accent31">
+  <w:style w:type="table" w:styleId="GridTable4-Accent31" w:customStyle="1">
     <w:name w:val="Grid Table 4 - Accent 31"/>
     <w:basedOn w:val="TableNormal"/>
     <w:uiPriority w:val="59"/>
     <w:tblPr>
       <w:tblBorders>
-        <w:top w:val="single" w:sz="4" w:space="0" w:color="C6D8A1" w:themeColor="accent3" w:themeTint="90"/>
-        <w:left w:val="single" w:sz="4" w:space="0" w:color="C6D8A1" w:themeColor="accent3" w:themeTint="90"/>
-        <w:bottom w:val="single" w:sz="4" w:space="0" w:color="C6D8A1" w:themeColor="accent3" w:themeTint="90"/>
-        <w:right w:val="single" w:sz="4" w:space="0" w:color="C6D8A1" w:themeColor="accent3" w:themeTint="90"/>
-        <w:insideH w:val="single" w:sz="4" w:space="0" w:color="C6D8A1" w:themeColor="accent3" w:themeTint="90"/>
-        <w:insideV w:val="single" w:sz="4" w:space="0" w:color="C6D8A1" w:themeColor="accent3" w:themeTint="90"/>
+        <w:top w:val="single" w:color="C6D8A1" w:themeColor="accent3" w:themeTint="90" w:sz="4" w:space="0"/>
+        <w:left w:val="single" w:color="C6D8A1" w:themeColor="accent3" w:themeTint="90" w:sz="4" w:space="0"/>
+        <w:bottom w:val="single" w:color="C6D8A1" w:themeColor="accent3" w:themeTint="90" w:sz="4" w:space="0"/>
+        <w:right w:val="single" w:color="C6D8A1" w:themeColor="accent3" w:themeTint="90" w:sz="4" w:space="0"/>
+        <w:insideH w:val="single" w:color="C6D8A1" w:themeColor="accent3" w:themeTint="90" w:sz="4" w:space="0"/>
+        <w:insideV w:val="single" w:color="C6D8A1" w:themeColor="accent3" w:themeTint="90" w:sz="4" w:space="0"/>
       </w:tblBorders>
     </w:tblPr>
     <w:tblStylePr w:type="firstRow">
@@ -5671,10 +5665,10 @@
       <w:tblPr/>
       <w:tcPr>
         <w:tcBorders>
-          <w:top w:val="single" w:sz="4" w:space="0" w:color="9ABB59" w:themeColor="accent3" w:themeTint="FE"/>
-          <w:left w:val="single" w:sz="4" w:space="0" w:color="9ABB59" w:themeColor="accent3" w:themeTint="FE"/>
-          <w:bottom w:val="single" w:sz="4" w:space="0" w:color="9ABB59" w:themeColor="accent3" w:themeTint="FE"/>
-          <w:right w:val="single" w:sz="4" w:space="0" w:color="9ABB59" w:themeColor="accent3" w:themeTint="FE"/>
+          <w:top w:val="single" w:color="9ABB59" w:themeColor="accent3" w:themeTint="FE" w:sz="4" w:space="0"/>
+          <w:left w:val="single" w:color="9ABB59" w:themeColor="accent3" w:themeTint="FE" w:sz="4" w:space="0"/>
+          <w:bottom w:val="single" w:color="9ABB59" w:themeColor="accent3" w:themeTint="FE" w:sz="4" w:space="0"/>
+          <w:right w:val="single" w:color="9ABB59" w:themeColor="accent3" w:themeTint="FE" w:sz="4" w:space="0"/>
         </w:tcBorders>
         <w:shd w:val="clear" w:color="9ABB59" w:themeColor="accent3" w:themeTint="FE" w:fill="9ABB59" w:themeFill="accent3" w:themeFillTint="FE"/>
       </w:tcPr>
@@ -5687,7 +5681,7 @@
       <w:tblPr/>
       <w:tcPr>
         <w:tcBorders>
-          <w:top w:val="single" w:sz="4" w:space="0" w:color="9ABB59" w:themeColor="accent3" w:themeTint="FE"/>
+          <w:top w:val="single" w:color="9ABB59" w:themeColor="accent3" w:themeTint="FE" w:sz="4" w:space="0"/>
         </w:tcBorders>
       </w:tcPr>
     </w:tblStylePr>
@@ -5726,18 +5720,18 @@
       </w:tcPr>
     </w:tblStylePr>
   </w:style>
-  <w:style w:type="table" w:customStyle="1" w:styleId="GridTable4-Accent41">
+  <w:style w:type="table" w:styleId="GridTable4-Accent41" w:customStyle="1">
     <w:name w:val="Grid Table 4 - Accent 41"/>
     <w:basedOn w:val="TableNormal"/>
     <w:uiPriority w:val="59"/>
     <w:tblPr>
       <w:tblBorders>
-        <w:top w:val="single" w:sz="4" w:space="0" w:color="B7A7CA" w:themeColor="accent4" w:themeTint="90"/>
-        <w:left w:val="single" w:sz="4" w:space="0" w:color="B7A7CA" w:themeColor="accent4" w:themeTint="90"/>
-        <w:bottom w:val="single" w:sz="4" w:space="0" w:color="B7A7CA" w:themeColor="accent4" w:themeTint="90"/>
-        <w:right w:val="single" w:sz="4" w:space="0" w:color="B7A7CA" w:themeColor="accent4" w:themeTint="90"/>
-        <w:insideH w:val="single" w:sz="4" w:space="0" w:color="B7A7CA" w:themeColor="accent4" w:themeTint="90"/>
-        <w:insideV w:val="single" w:sz="4" w:space="0" w:color="B7A7CA" w:themeColor="accent4" w:themeTint="90"/>
+        <w:top w:val="single" w:color="B7A7CA" w:themeColor="accent4" w:themeTint="90" w:sz="4" w:space="0"/>
+        <w:left w:val="single" w:color="B7A7CA" w:themeColor="accent4" w:themeTint="90" w:sz="4" w:space="0"/>
+        <w:bottom w:val="single" w:color="B7A7CA" w:themeColor="accent4" w:themeTint="90" w:sz="4" w:space="0"/>
+        <w:right w:val="single" w:color="B7A7CA" w:themeColor="accent4" w:themeTint="90" w:sz="4" w:space="0"/>
+        <w:insideH w:val="single" w:color="B7A7CA" w:themeColor="accent4" w:themeTint="90" w:sz="4" w:space="0"/>
+        <w:insideV w:val="single" w:color="B7A7CA" w:themeColor="accent4" w:themeTint="90" w:sz="4" w:space="0"/>
       </w:tblBorders>
     </w:tblPr>
     <w:tblStylePr w:type="firstRow">
@@ -5750,10 +5744,10 @@
       <w:tblPr/>
       <w:tcPr>
         <w:tcBorders>
-          <w:top w:val="single" w:sz="4" w:space="0" w:color="B2A1C6" w:themeColor="accent4" w:themeTint="9A"/>
-          <w:left w:val="single" w:sz="4" w:space="0" w:color="B2A1C6" w:themeColor="accent4" w:themeTint="9A"/>
-          <w:bottom w:val="single" w:sz="4" w:space="0" w:color="B2A1C6" w:themeColor="accent4" w:themeTint="9A"/>
-          <w:right w:val="single" w:sz="4" w:space="0" w:color="B2A1C6" w:themeColor="accent4" w:themeTint="9A"/>
+          <w:top w:val="single" w:color="B2A1C6" w:themeColor="accent4" w:themeTint="9A" w:sz="4" w:space="0"/>
+          <w:left w:val="single" w:color="B2A1C6" w:themeColor="accent4" w:themeTint="9A" w:sz="4" w:space="0"/>
+          <w:bottom w:val="single" w:color="B2A1C6" w:themeColor="accent4" w:themeTint="9A" w:sz="4" w:space="0"/>
+          <w:right w:val="single" w:color="B2A1C6" w:themeColor="accent4" w:themeTint="9A" w:sz="4" w:space="0"/>
         </w:tcBorders>
         <w:shd w:val="clear" w:color="B2A1C6" w:themeColor="accent4" w:themeTint="9A" w:fill="B2A1C6" w:themeFill="accent4" w:themeFillTint="9A"/>
       </w:tcPr>
@@ -5766,7 +5760,7 @@
       <w:tblPr/>
       <w:tcPr>
         <w:tcBorders>
-          <w:top w:val="single" w:sz="4" w:space="0" w:color="B2A1C6" w:themeColor="accent4" w:themeTint="9A"/>
+          <w:top w:val="single" w:color="B2A1C6" w:themeColor="accent4" w:themeTint="9A" w:sz="4" w:space="0"/>
         </w:tcBorders>
       </w:tcPr>
     </w:tblStylePr>
@@ -5805,19 +5799,19 @@
       </w:tcPr>
     </w:tblStylePr>
   </w:style>
-  <w:style w:type="table" w:customStyle="1" w:styleId="GridTable4-Accent51">
+  <w:style w:type="table" w:styleId="GridTable4-Accent51" w:customStyle="1">
     <w:name w:val="Grid Table 4 - Accent 51"/>
     <w:basedOn w:val="TableNormal"/>
     <w:uiPriority w:val="59"/>
     <w:qFormat/>
     <w:tblPr>
       <w:tblBorders>
-        <w:top w:val="single" w:sz="4" w:space="0" w:color="99D0DE" w:themeColor="accent5" w:themeTint="90"/>
-        <w:left w:val="single" w:sz="4" w:space="0" w:color="99D0DE" w:themeColor="accent5" w:themeTint="90"/>
-        <w:bottom w:val="single" w:sz="4" w:space="0" w:color="99D0DE" w:themeColor="accent5" w:themeTint="90"/>
-        <w:right w:val="single" w:sz="4" w:space="0" w:color="99D0DE" w:themeColor="accent5" w:themeTint="90"/>
-        <w:insideH w:val="single" w:sz="4" w:space="0" w:color="99D0DE" w:themeColor="accent5" w:themeTint="90"/>
-        <w:insideV w:val="single" w:sz="4" w:space="0" w:color="99D0DE" w:themeColor="accent5" w:themeTint="90"/>
+        <w:top w:val="single" w:color="99D0DE" w:themeColor="accent5" w:themeTint="90" w:sz="4" w:space="0"/>
+        <w:left w:val="single" w:color="99D0DE" w:themeColor="accent5" w:themeTint="90" w:sz="4" w:space="0"/>
+        <w:bottom w:val="single" w:color="99D0DE" w:themeColor="accent5" w:themeTint="90" w:sz="4" w:space="0"/>
+        <w:right w:val="single" w:color="99D0DE" w:themeColor="accent5" w:themeTint="90" w:sz="4" w:space="0"/>
+        <w:insideH w:val="single" w:color="99D0DE" w:themeColor="accent5" w:themeTint="90" w:sz="4" w:space="0"/>
+        <w:insideV w:val="single" w:color="99D0DE" w:themeColor="accent5" w:themeTint="90" w:sz="4" w:space="0"/>
       </w:tblBorders>
     </w:tblPr>
     <w:tblStylePr w:type="firstRow">
@@ -5830,10 +5824,10 @@
       <w:tblPr/>
       <w:tcPr>
         <w:tcBorders>
-          <w:top w:val="single" w:sz="4" w:space="0" w:color="4BACC6" w:themeColor="accent5"/>
-          <w:left w:val="single" w:sz="4" w:space="0" w:color="4BACC6" w:themeColor="accent5"/>
-          <w:bottom w:val="single" w:sz="4" w:space="0" w:color="4BACC6" w:themeColor="accent5"/>
-          <w:right w:val="single" w:sz="4" w:space="0" w:color="4BACC6" w:themeColor="accent5"/>
+          <w:top w:val="single" w:color="4BACC6" w:themeColor="accent5" w:sz="4" w:space="0"/>
+          <w:left w:val="single" w:color="4BACC6" w:themeColor="accent5" w:sz="4" w:space="0"/>
+          <w:bottom w:val="single" w:color="4BACC6" w:themeColor="accent5" w:sz="4" w:space="0"/>
+          <w:right w:val="single" w:color="4BACC6" w:themeColor="accent5" w:sz="4" w:space="0"/>
         </w:tcBorders>
         <w:shd w:val="clear" w:color="4BACC6" w:themeColor="accent5" w:fill="4BACC6" w:themeFill="accent5"/>
       </w:tcPr>
@@ -5846,7 +5840,7 @@
       <w:tblPr/>
       <w:tcPr>
         <w:tcBorders>
-          <w:top w:val="single" w:sz="4" w:space="0" w:color="4BACC6" w:themeColor="accent5"/>
+          <w:top w:val="single" w:color="4BACC6" w:themeColor="accent5" w:sz="4" w:space="0"/>
         </w:tcBorders>
       </w:tcPr>
     </w:tblStylePr>
@@ -5885,19 +5879,19 @@
       </w:tcPr>
     </w:tblStylePr>
   </w:style>
-  <w:style w:type="table" w:customStyle="1" w:styleId="GridTable4-Accent61">
+  <w:style w:type="table" w:styleId="GridTable4-Accent61" w:customStyle="1">
     <w:name w:val="Grid Table 4 - Accent 61"/>
     <w:basedOn w:val="TableNormal"/>
     <w:uiPriority w:val="59"/>
     <w:qFormat/>
     <w:tblPr>
       <w:tblBorders>
-        <w:top w:val="single" w:sz="4" w:space="0" w:color="FAC396" w:themeColor="accent6" w:themeTint="90"/>
-        <w:left w:val="single" w:sz="4" w:space="0" w:color="FAC396" w:themeColor="accent6" w:themeTint="90"/>
-        <w:bottom w:val="single" w:sz="4" w:space="0" w:color="FAC396" w:themeColor="accent6" w:themeTint="90"/>
-        <w:right w:val="single" w:sz="4" w:space="0" w:color="FAC396" w:themeColor="accent6" w:themeTint="90"/>
-        <w:insideH w:val="single" w:sz="4" w:space="0" w:color="FAC396" w:themeColor="accent6" w:themeTint="90"/>
-        <w:insideV w:val="single" w:sz="4" w:space="0" w:color="FAC396" w:themeColor="accent6" w:themeTint="90"/>
+        <w:top w:val="single" w:color="FAC396" w:themeColor="accent6" w:themeTint="90" w:sz="4" w:space="0"/>
+        <w:left w:val="single" w:color="FAC396" w:themeColor="accent6" w:themeTint="90" w:sz="4" w:space="0"/>
+        <w:bottom w:val="single" w:color="FAC396" w:themeColor="accent6" w:themeTint="90" w:sz="4" w:space="0"/>
+        <w:right w:val="single" w:color="FAC396" w:themeColor="accent6" w:themeTint="90" w:sz="4" w:space="0"/>
+        <w:insideH w:val="single" w:color="FAC396" w:themeColor="accent6" w:themeTint="90" w:sz="4" w:space="0"/>
+        <w:insideV w:val="single" w:color="FAC396" w:themeColor="accent6" w:themeTint="90" w:sz="4" w:space="0"/>
       </w:tblBorders>
     </w:tblPr>
     <w:tblStylePr w:type="firstRow">
@@ -5910,10 +5904,10 @@
       <w:tblPr/>
       <w:tcPr>
         <w:tcBorders>
-          <w:top w:val="single" w:sz="4" w:space="0" w:color="F79646" w:themeColor="accent6"/>
-          <w:left w:val="single" w:sz="4" w:space="0" w:color="F79646" w:themeColor="accent6"/>
-          <w:bottom w:val="single" w:sz="4" w:space="0" w:color="F79646" w:themeColor="accent6"/>
-          <w:right w:val="single" w:sz="4" w:space="0" w:color="F79646" w:themeColor="accent6"/>
+          <w:top w:val="single" w:color="F79646" w:themeColor="accent6" w:sz="4" w:space="0"/>
+          <w:left w:val="single" w:color="F79646" w:themeColor="accent6" w:sz="4" w:space="0"/>
+          <w:bottom w:val="single" w:color="F79646" w:themeColor="accent6" w:sz="4" w:space="0"/>
+          <w:right w:val="single" w:color="F79646" w:themeColor="accent6" w:sz="4" w:space="0"/>
         </w:tcBorders>
         <w:shd w:val="clear" w:color="F79646" w:themeColor="accent6" w:fill="F79646" w:themeFill="accent6"/>
       </w:tcPr>
@@ -5926,7 +5920,7 @@
       <w:tblPr/>
       <w:tcPr>
         <w:tcBorders>
-          <w:top w:val="single" w:sz="4" w:space="0" w:color="F79646" w:themeColor="accent6"/>
+          <w:top w:val="single" w:color="F79646" w:themeColor="accent6" w:sz="4" w:space="0"/>
         </w:tcBorders>
       </w:tcPr>
     </w:tblStylePr>
@@ -5965,19 +5959,19 @@
       </w:tcPr>
     </w:tblStylePr>
   </w:style>
-  <w:style w:type="table" w:customStyle="1" w:styleId="GridTable5Dark1">
+  <w:style w:type="table" w:styleId="GridTable5Dark1" w:customStyle="1">
     <w:name w:val="Grid Table 5 Dark1"/>
     <w:basedOn w:val="TableNormal"/>
     <w:uiPriority w:val="99"/>
     <w:qFormat/>
     <w:tblPr>
       <w:tblBorders>
-        <w:top w:val="single" w:sz="4" w:space="0" w:color="FFFFFF" w:themeColor="light1"/>
-        <w:left w:val="single" w:sz="4" w:space="0" w:color="FFFFFF" w:themeColor="light1"/>
-        <w:bottom w:val="single" w:sz="4" w:space="0" w:color="FFFFFF" w:themeColor="light1"/>
-        <w:right w:val="single" w:sz="4" w:space="0" w:color="FFFFFF" w:themeColor="light1"/>
-        <w:insideH w:val="single" w:sz="4" w:space="0" w:color="FFFFFF" w:themeColor="light1"/>
-        <w:insideV w:val="single" w:sz="4" w:space="0" w:color="FFFFFF" w:themeColor="light1"/>
+        <w:top w:val="single" w:color="FFFFFF" w:themeColor="light1" w:sz="4" w:space="0"/>
+        <w:left w:val="single" w:color="FFFFFF" w:themeColor="light1" w:sz="4" w:space="0"/>
+        <w:bottom w:val="single" w:color="FFFFFF" w:themeColor="light1" w:sz="4" w:space="0"/>
+        <w:right w:val="single" w:color="FFFFFF" w:themeColor="light1" w:sz="4" w:space="0"/>
+        <w:insideH w:val="single" w:color="FFFFFF" w:themeColor="light1" w:sz="4" w:space="0"/>
+        <w:insideV w:val="single" w:color="FFFFFF" w:themeColor="light1" w:sz="4" w:space="0"/>
       </w:tblBorders>
     </w:tblPr>
     <w:tblStylePr w:type="firstRow">
@@ -6002,7 +5996,7 @@
       <w:tblPr/>
       <w:tcPr>
         <w:tcBorders>
-          <w:top w:val="single" w:sz="4" w:space="0" w:color="FFFFFF" w:themeColor="light1"/>
+          <w:top w:val="single" w:color="FFFFFF" w:themeColor="light1" w:sz="4" w:space="0"/>
         </w:tcBorders>
         <w:shd w:val="clear" w:color="000000" w:themeColor="text1" w:fill="000000" w:themeFill="text1"/>
       </w:tcPr>
@@ -6044,18 +6038,18 @@
       </w:tcPr>
     </w:tblStylePr>
   </w:style>
-  <w:style w:type="table" w:customStyle="1" w:styleId="GridTable5Dark-Accent1">
+  <w:style w:type="table" w:styleId="GridTable5Dark-Accent1" w:customStyle="1">
     <w:name w:val="Grid Table 5 Dark- Accent 1"/>
     <w:basedOn w:val="TableNormal"/>
     <w:uiPriority w:val="99"/>
     <w:tblPr>
       <w:tblBorders>
-        <w:top w:val="single" w:sz="4" w:space="0" w:color="FFFFFF" w:themeColor="light1"/>
-        <w:left w:val="single" w:sz="4" w:space="0" w:color="FFFFFF" w:themeColor="light1"/>
-        <w:bottom w:val="single" w:sz="4" w:space="0" w:color="FFFFFF" w:themeColor="light1"/>
-        <w:right w:val="single" w:sz="4" w:space="0" w:color="FFFFFF" w:themeColor="light1"/>
-        <w:insideH w:val="single" w:sz="4" w:space="0" w:color="FFFFFF" w:themeColor="light1"/>
-        <w:insideV w:val="single" w:sz="4" w:space="0" w:color="FFFFFF" w:themeColor="light1"/>
+        <w:top w:val="single" w:color="FFFFFF" w:themeColor="light1" w:sz="4" w:space="0"/>
+        <w:left w:val="single" w:color="FFFFFF" w:themeColor="light1" w:sz="4" w:space="0"/>
+        <w:bottom w:val="single" w:color="FFFFFF" w:themeColor="light1" w:sz="4" w:space="0"/>
+        <w:right w:val="single" w:color="FFFFFF" w:themeColor="light1" w:sz="4" w:space="0"/>
+        <w:insideH w:val="single" w:color="FFFFFF" w:themeColor="light1" w:sz="4" w:space="0"/>
+        <w:insideV w:val="single" w:color="FFFFFF" w:themeColor="light1" w:sz="4" w:space="0"/>
       </w:tblBorders>
     </w:tblPr>
     <w:tblStylePr w:type="firstRow">
@@ -6080,7 +6074,7 @@
       <w:tblPr/>
       <w:tcPr>
         <w:tcBorders>
-          <w:top w:val="single" w:sz="4" w:space="0" w:color="FFFFFF" w:themeColor="light1"/>
+          <w:top w:val="single" w:color="FFFFFF" w:themeColor="light1" w:sz="4" w:space="0"/>
         </w:tcBorders>
         <w:shd w:val="clear" w:color="4F81BD" w:themeColor="accent1" w:fill="4F81BD" w:themeFill="accent1"/>
       </w:tcPr>
@@ -6122,18 +6116,18 @@
       </w:tcPr>
     </w:tblStylePr>
   </w:style>
-  <w:style w:type="table" w:customStyle="1" w:styleId="GridTable5Dark-Accent21">
+  <w:style w:type="table" w:styleId="GridTable5Dark-Accent21" w:customStyle="1">
     <w:name w:val="Grid Table 5 Dark - Accent 21"/>
     <w:basedOn w:val="TableNormal"/>
     <w:uiPriority w:val="99"/>
     <w:tblPr>
       <w:tblBorders>
-        <w:top w:val="single" w:sz="4" w:space="0" w:color="FFFFFF" w:themeColor="light1"/>
-        <w:left w:val="single" w:sz="4" w:space="0" w:color="FFFFFF" w:themeColor="light1"/>
-        <w:bottom w:val="single" w:sz="4" w:space="0" w:color="FFFFFF" w:themeColor="light1"/>
-        <w:right w:val="single" w:sz="4" w:space="0" w:color="FFFFFF" w:themeColor="light1"/>
-        <w:insideH w:val="single" w:sz="4" w:space="0" w:color="FFFFFF" w:themeColor="light1"/>
-        <w:insideV w:val="single" w:sz="4" w:space="0" w:color="FFFFFF" w:themeColor="light1"/>
+        <w:top w:val="single" w:color="FFFFFF" w:themeColor="light1" w:sz="4" w:space="0"/>
+        <w:left w:val="single" w:color="FFFFFF" w:themeColor="light1" w:sz="4" w:space="0"/>
+        <w:bottom w:val="single" w:color="FFFFFF" w:themeColor="light1" w:sz="4" w:space="0"/>
+        <w:right w:val="single" w:color="FFFFFF" w:themeColor="light1" w:sz="4" w:space="0"/>
+        <w:insideH w:val="single" w:color="FFFFFF" w:themeColor="light1" w:sz="4" w:space="0"/>
+        <w:insideV w:val="single" w:color="FFFFFF" w:themeColor="light1" w:sz="4" w:space="0"/>
       </w:tblBorders>
     </w:tblPr>
     <w:tblStylePr w:type="firstRow">
@@ -6158,7 +6152,7 @@
       <w:tblPr/>
       <w:tcPr>
         <w:tcBorders>
-          <w:top w:val="single" w:sz="4" w:space="0" w:color="FFFFFF" w:themeColor="light1"/>
+          <w:top w:val="single" w:color="FFFFFF" w:themeColor="light1" w:sz="4" w:space="0"/>
         </w:tcBorders>
         <w:shd w:val="clear" w:color="C0504D" w:themeColor="accent2" w:fill="C0504D" w:themeFill="accent2"/>
       </w:tcPr>
@@ -6200,18 +6194,18 @@
       </w:tcPr>
     </w:tblStylePr>
   </w:style>
-  <w:style w:type="table" w:customStyle="1" w:styleId="GridTable5Dark-Accent31">
+  <w:style w:type="table" w:styleId="GridTable5Dark-Accent31" w:customStyle="1">
     <w:name w:val="Grid Table 5 Dark - Accent 31"/>
     <w:basedOn w:val="TableNormal"/>
     <w:uiPriority w:val="99"/>
     <w:tblPr>
       <w:tblBorders>
-        <w:top w:val="single" w:sz="4" w:space="0" w:color="FFFFFF" w:themeColor="light1"/>
-        <w:left w:val="single" w:sz="4" w:space="0" w:color="FFFFFF" w:themeColor="light1"/>
-        <w:bottom w:val="single" w:sz="4" w:space="0" w:color="FFFFFF" w:themeColor="light1"/>
-        <w:right w:val="single" w:sz="4" w:space="0" w:color="FFFFFF" w:themeColor="light1"/>
-        <w:insideH w:val="single" w:sz="4" w:space="0" w:color="FFFFFF" w:themeColor="light1"/>
-        <w:insideV w:val="single" w:sz="4" w:space="0" w:color="FFFFFF" w:themeColor="light1"/>
+        <w:top w:val="single" w:color="FFFFFF" w:themeColor="light1" w:sz="4" w:space="0"/>
+        <w:left w:val="single" w:color="FFFFFF" w:themeColor="light1" w:sz="4" w:space="0"/>
+        <w:bottom w:val="single" w:color="FFFFFF" w:themeColor="light1" w:sz="4" w:space="0"/>
+        <w:right w:val="single" w:color="FFFFFF" w:themeColor="light1" w:sz="4" w:space="0"/>
+        <w:insideH w:val="single" w:color="FFFFFF" w:themeColor="light1" w:sz="4" w:space="0"/>
+        <w:insideV w:val="single" w:color="FFFFFF" w:themeColor="light1" w:sz="4" w:space="0"/>
       </w:tblBorders>
     </w:tblPr>
     <w:tblStylePr w:type="firstRow">
@@ -6236,7 +6230,7 @@
       <w:tblPr/>
       <w:tcPr>
         <w:tcBorders>
-          <w:top w:val="single" w:sz="4" w:space="0" w:color="FFFFFF" w:themeColor="light1"/>
+          <w:top w:val="single" w:color="FFFFFF" w:themeColor="light1" w:sz="4" w:space="0"/>
         </w:tcBorders>
         <w:shd w:val="clear" w:color="9BBB59" w:themeColor="accent3" w:fill="9BBB59" w:themeFill="accent3"/>
       </w:tcPr>
@@ -6278,18 +6272,18 @@
       </w:tcPr>
     </w:tblStylePr>
   </w:style>
-  <w:style w:type="table" w:customStyle="1" w:styleId="GridTable5Dark-Accent4">
+  <w:style w:type="table" w:styleId="GridTable5Dark-Accent4" w:customStyle="1">
     <w:name w:val="Grid Table 5 Dark- Accent 4"/>
     <w:basedOn w:val="TableNormal"/>
     <w:uiPriority w:val="99"/>
     <w:tblPr>
       <w:tblBorders>
-        <w:top w:val="single" w:sz="4" w:space="0" w:color="FFFFFF" w:themeColor="light1"/>
-        <w:left w:val="single" w:sz="4" w:space="0" w:color="FFFFFF" w:themeColor="light1"/>
-        <w:bottom w:val="single" w:sz="4" w:space="0" w:color="FFFFFF" w:themeColor="light1"/>
-        <w:right w:val="single" w:sz="4" w:space="0" w:color="FFFFFF" w:themeColor="light1"/>
-        <w:insideH w:val="single" w:sz="4" w:space="0" w:color="FFFFFF" w:themeColor="light1"/>
-        <w:insideV w:val="single" w:sz="4" w:space="0" w:color="FFFFFF" w:themeColor="light1"/>
+        <w:top w:val="single" w:color="FFFFFF" w:themeColor="light1" w:sz="4" w:space="0"/>
+        <w:left w:val="single" w:color="FFFFFF" w:themeColor="light1" w:sz="4" w:space="0"/>
+        <w:bottom w:val="single" w:color="FFFFFF" w:themeColor="light1" w:sz="4" w:space="0"/>
+        <w:right w:val="single" w:color="FFFFFF" w:themeColor="light1" w:sz="4" w:space="0"/>
+        <w:insideH w:val="single" w:color="FFFFFF" w:themeColor="light1" w:sz="4" w:space="0"/>
+        <w:insideV w:val="single" w:color="FFFFFF" w:themeColor="light1" w:sz="4" w:space="0"/>
       </w:tblBorders>
     </w:tblPr>
     <w:tblStylePr w:type="firstRow">
@@ -6314,7 +6308,7 @@
       <w:tblPr/>
       <w:tcPr>
         <w:tcBorders>
-          <w:top w:val="single" w:sz="4" w:space="0" w:color="FFFFFF" w:themeColor="light1"/>
+          <w:top w:val="single" w:color="FFFFFF" w:themeColor="light1" w:sz="4" w:space="0"/>
         </w:tcBorders>
         <w:shd w:val="clear" w:color="8064A2" w:themeColor="accent4" w:fill="8064A2" w:themeFill="accent4"/>
       </w:tcPr>
@@ -6356,18 +6350,18 @@
       </w:tcPr>
     </w:tblStylePr>
   </w:style>
-  <w:style w:type="table" w:customStyle="1" w:styleId="GridTable5Dark-Accent51">
+  <w:style w:type="table" w:styleId="GridTable5Dark-Accent51" w:customStyle="1">
     <w:name w:val="Grid Table 5 Dark - Accent 51"/>
     <w:basedOn w:val="TableNormal"/>
     <w:uiPriority w:val="99"/>
     <w:tblPr>
       <w:tblBorders>
-        <w:top w:val="single" w:sz="4" w:space="0" w:color="FFFFFF" w:themeColor="light1"/>
-        <w:left w:val="single" w:sz="4" w:space="0" w:color="FFFFFF" w:themeColor="light1"/>
-        <w:bottom w:val="single" w:sz="4" w:space="0" w:color="FFFFFF" w:themeColor="light1"/>
-        <w:right w:val="single" w:sz="4" w:space="0" w:color="FFFFFF" w:themeColor="light1"/>
-        <w:insideH w:val="single" w:sz="4" w:space="0" w:color="FFFFFF" w:themeColor="light1"/>
-        <w:insideV w:val="single" w:sz="4" w:space="0" w:color="FFFFFF" w:themeColor="light1"/>
+        <w:top w:val="single" w:color="FFFFFF" w:themeColor="light1" w:sz="4" w:space="0"/>
+        <w:left w:val="single" w:color="FFFFFF" w:themeColor="light1" w:sz="4" w:space="0"/>
+        <w:bottom w:val="single" w:color="FFFFFF" w:themeColor="light1" w:sz="4" w:space="0"/>
+        <w:right w:val="single" w:color="FFFFFF" w:themeColor="light1" w:sz="4" w:space="0"/>
+        <w:insideH w:val="single" w:color="FFFFFF" w:themeColor="light1" w:sz="4" w:space="0"/>
+        <w:insideV w:val="single" w:color="FFFFFF" w:themeColor="light1" w:sz="4" w:space="0"/>
       </w:tblBorders>
     </w:tblPr>
     <w:tblStylePr w:type="firstRow">
@@ -6392,7 +6386,7 @@
       <w:tblPr/>
       <w:tcPr>
         <w:tcBorders>
-          <w:top w:val="single" w:sz="4" w:space="0" w:color="FFFFFF" w:themeColor="light1"/>
+          <w:top w:val="single" w:color="FFFFFF" w:themeColor="light1" w:sz="4" w:space="0"/>
         </w:tcBorders>
         <w:shd w:val="clear" w:color="4BACC6" w:themeColor="accent5" w:fill="4BACC6" w:themeFill="accent5"/>
       </w:tcPr>
@@ -6434,18 +6428,18 @@
       </w:tcPr>
     </w:tblStylePr>
   </w:style>
-  <w:style w:type="table" w:customStyle="1" w:styleId="GridTable5Dark-Accent61">
+  <w:style w:type="table" w:styleId="GridTable5Dark-Accent61" w:customStyle="1">
     <w:name w:val="Grid Table 5 Dark - Accent 61"/>
     <w:basedOn w:val="TableNormal"/>
     <w:uiPriority w:val="99"/>
     <w:tblPr>
       <w:tblBorders>
-        <w:top w:val="single" w:sz="4" w:space="0" w:color="FFFFFF" w:themeColor="light1"/>
-        <w:left w:val="single" w:sz="4" w:space="0" w:color="FFFFFF" w:themeColor="light1"/>
-        <w:bottom w:val="single" w:sz="4" w:space="0" w:color="FFFFFF" w:themeColor="light1"/>
-        <w:right w:val="single" w:sz="4" w:space="0" w:color="FFFFFF" w:themeColor="light1"/>
-        <w:insideH w:val="single" w:sz="4" w:space="0" w:color="FFFFFF" w:themeColor="light1"/>
-        <w:insideV w:val="single" w:sz="4" w:space="0" w:color="FFFFFF" w:themeColor="light1"/>
+        <w:top w:val="single" w:color="FFFFFF" w:themeColor="light1" w:sz="4" w:space="0"/>
+        <w:left w:val="single" w:color="FFFFFF" w:themeColor="light1" w:sz="4" w:space="0"/>
+        <w:bottom w:val="single" w:color="FFFFFF" w:themeColor="light1" w:sz="4" w:space="0"/>
+        <w:right w:val="single" w:color="FFFFFF" w:themeColor="light1" w:sz="4" w:space="0"/>
+        <w:insideH w:val="single" w:color="FFFFFF" w:themeColor="light1" w:sz="4" w:space="0"/>
+        <w:insideV w:val="single" w:color="FFFFFF" w:themeColor="light1" w:sz="4" w:space="0"/>
       </w:tblBorders>
     </w:tblPr>
     <w:tblStylePr w:type="firstRow">
@@ -6470,7 +6464,7 @@
       <w:tblPr/>
       <w:tcPr>
         <w:tcBorders>
-          <w:top w:val="single" w:sz="4" w:space="0" w:color="FFFFFF" w:themeColor="light1"/>
+          <w:top w:val="single" w:color="FFFFFF" w:themeColor="light1" w:sz="4" w:space="0"/>
         </w:tcBorders>
         <w:shd w:val="clear" w:color="F79646" w:themeColor="accent6" w:fill="F79646" w:themeFill="accent6"/>
       </w:tcPr>
@@ -6512,18 +6506,18 @@
       </w:tcPr>
     </w:tblStylePr>
   </w:style>
-  <w:style w:type="table" w:customStyle="1" w:styleId="GridTable6Colorful1">
+  <w:style w:type="table" w:styleId="GridTable6Colorful1" w:customStyle="1">
     <w:name w:val="Grid Table 6 Colorful1"/>
     <w:basedOn w:val="TableNormal"/>
     <w:uiPriority w:val="99"/>
     <w:tblPr>
       <w:tblBorders>
-        <w:top w:val="single" w:sz="4" w:space="0" w:color="7F7F7F" w:themeColor="text1" w:themeTint="80"/>
-        <w:left w:val="single" w:sz="4" w:space="0" w:color="7F7F7F" w:themeColor="text1" w:themeTint="80"/>
-        <w:bottom w:val="single" w:sz="4" w:space="0" w:color="7F7F7F" w:themeColor="text1" w:themeTint="80"/>
-        <w:right w:val="single" w:sz="4" w:space="0" w:color="7F7F7F" w:themeColor="text1" w:themeTint="80"/>
-        <w:insideH w:val="single" w:sz="4" w:space="0" w:color="7F7F7F" w:themeColor="text1" w:themeTint="80"/>
-        <w:insideV w:val="single" w:sz="4" w:space="0" w:color="7F7F7F" w:themeColor="text1" w:themeTint="80"/>
+        <w:top w:val="single" w:color="7F7F7F" w:themeColor="text1" w:themeTint="80" w:sz="4" w:space="0"/>
+        <w:left w:val="single" w:color="7F7F7F" w:themeColor="text1" w:themeTint="80" w:sz="4" w:space="0"/>
+        <w:bottom w:val="single" w:color="7F7F7F" w:themeColor="text1" w:themeTint="80" w:sz="4" w:space="0"/>
+        <w:right w:val="single" w:color="7F7F7F" w:themeColor="text1" w:themeTint="80" w:sz="4" w:space="0"/>
+        <w:insideH w:val="single" w:color="7F7F7F" w:themeColor="text1" w:themeTint="80" w:sz="4" w:space="0"/>
+        <w:insideV w:val="single" w:color="7F7F7F" w:themeColor="text1" w:themeTint="80" w:sz="4" w:space="0"/>
       </w:tblBorders>
     </w:tblPr>
     <w:tblStylePr w:type="firstRow">
@@ -6534,7 +6528,7 @@
       <w:tblPr/>
       <w:tcPr>
         <w:tcBorders>
-          <w:bottom w:val="single" w:sz="12" w:space="0" w:color="7F7F7F" w:themeColor="text1" w:themeTint="80"/>
+          <w:bottom w:val="single" w:color="7F7F7F" w:themeColor="text1" w:themeTint="80" w:sz="12" w:space="0"/>
         </w:tcBorders>
       </w:tcPr>
     </w:tblStylePr>
@@ -6581,19 +6575,19 @@
       </w:rPr>
     </w:tblStylePr>
   </w:style>
-  <w:style w:type="table" w:customStyle="1" w:styleId="GridTable6Colorful-Accent11">
+  <w:style w:type="table" w:styleId="GridTable6Colorful-Accent11" w:customStyle="1">
     <w:name w:val="Grid Table 6 Colorful - Accent 11"/>
     <w:basedOn w:val="TableNormal"/>
     <w:uiPriority w:val="99"/>
     <w:qFormat/>
     <w:tblPr>
       <w:tblBorders>
-        <w:top w:val="single" w:sz="4" w:space="0" w:color="A6BFDD" w:themeColor="accent1" w:themeTint="80"/>
-        <w:left w:val="single" w:sz="4" w:space="0" w:color="A6BFDD" w:themeColor="accent1" w:themeTint="80"/>
-        <w:bottom w:val="single" w:sz="4" w:space="0" w:color="A6BFDD" w:themeColor="accent1" w:themeTint="80"/>
-        <w:right w:val="single" w:sz="4" w:space="0" w:color="A6BFDD" w:themeColor="accent1" w:themeTint="80"/>
-        <w:insideH w:val="single" w:sz="4" w:space="0" w:color="A6BFDD" w:themeColor="accent1" w:themeTint="80"/>
-        <w:insideV w:val="single" w:sz="4" w:space="0" w:color="A6BFDD" w:themeColor="accent1" w:themeTint="80"/>
+        <w:top w:val="single" w:color="A6BFDD" w:themeColor="accent1" w:themeTint="80" w:sz="4" w:space="0"/>
+        <w:left w:val="single" w:color="A6BFDD" w:themeColor="accent1" w:themeTint="80" w:sz="4" w:space="0"/>
+        <w:bottom w:val="single" w:color="A6BFDD" w:themeColor="accent1" w:themeTint="80" w:sz="4" w:space="0"/>
+        <w:right w:val="single" w:color="A6BFDD" w:themeColor="accent1" w:themeTint="80" w:sz="4" w:space="0"/>
+        <w:insideH w:val="single" w:color="A6BFDD" w:themeColor="accent1" w:themeTint="80" w:sz="4" w:space="0"/>
+        <w:insideV w:val="single" w:color="A6BFDD" w:themeColor="accent1" w:themeTint="80" w:sz="4" w:space="0"/>
       </w:tblBorders>
     </w:tblPr>
     <w:tblStylePr w:type="firstRow">
@@ -6604,7 +6598,7 @@
       <w:tblPr/>
       <w:tcPr>
         <w:tcBorders>
-          <w:bottom w:val="single" w:sz="12" w:space="0" w:color="A6BFDD" w:themeColor="accent1" w:themeTint="80"/>
+          <w:bottom w:val="single" w:color="A6BFDD" w:themeColor="accent1" w:themeTint="80" w:sz="12" w:space="0"/>
         </w:tcBorders>
       </w:tcPr>
     </w:tblStylePr>
@@ -6651,18 +6645,18 @@
       </w:rPr>
     </w:tblStylePr>
   </w:style>
-  <w:style w:type="table" w:customStyle="1" w:styleId="GridTable6Colorful-Accent21">
+  <w:style w:type="table" w:styleId="GridTable6Colorful-Accent21" w:customStyle="1">
     <w:name w:val="Grid Table 6 Colorful - Accent 21"/>
     <w:basedOn w:val="TableNormal"/>
     <w:uiPriority w:val="99"/>
     <w:tblPr>
       <w:tblBorders>
-        <w:top w:val="single" w:sz="4" w:space="0" w:color="D99695" w:themeColor="accent2" w:themeTint="97"/>
-        <w:left w:val="single" w:sz="4" w:space="0" w:color="D99695" w:themeColor="accent2" w:themeTint="97"/>
-        <w:bottom w:val="single" w:sz="4" w:space="0" w:color="D99695" w:themeColor="accent2" w:themeTint="97"/>
-        <w:right w:val="single" w:sz="4" w:space="0" w:color="D99695" w:themeColor="accent2" w:themeTint="97"/>
-        <w:insideH w:val="single" w:sz="4" w:space="0" w:color="D99695" w:themeColor="accent2" w:themeTint="97"/>
-        <w:insideV w:val="single" w:sz="4" w:space="0" w:color="D99695" w:themeColor="accent2" w:themeTint="97"/>
+        <w:top w:val="single" w:color="D99695" w:themeColor="accent2" w:themeTint="97" w:sz="4" w:space="0"/>
+        <w:left w:val="single" w:color="D99695" w:themeColor="accent2" w:themeTint="97" w:sz="4" w:space="0"/>
+        <w:bottom w:val="single" w:color="D99695" w:themeColor="accent2" w:themeTint="97" w:sz="4" w:space="0"/>
+        <w:right w:val="single" w:color="D99695" w:themeColor="accent2" w:themeTint="97" w:sz="4" w:space="0"/>
+        <w:insideH w:val="single" w:color="D99695" w:themeColor="accent2" w:themeTint="97" w:sz="4" w:space="0"/>
+        <w:insideV w:val="single" w:color="D99695" w:themeColor="accent2" w:themeTint="97" w:sz="4" w:space="0"/>
       </w:tblBorders>
     </w:tblPr>
     <w:tblStylePr w:type="firstRow">
@@ -6673,7 +6667,7 @@
       <w:tblPr/>
       <w:tcPr>
         <w:tcBorders>
-          <w:bottom w:val="single" w:sz="12" w:space="0" w:color="D99695" w:themeColor="accent2" w:themeTint="97"/>
+          <w:bottom w:val="single" w:color="D99695" w:themeColor="accent2" w:themeTint="97" w:sz="12" w:space="0"/>
         </w:tcBorders>
       </w:tcPr>
     </w:tblStylePr>
@@ -6720,18 +6714,18 @@
       </w:rPr>
     </w:tblStylePr>
   </w:style>
-  <w:style w:type="table" w:customStyle="1" w:styleId="GridTable6Colorful-Accent31">
+  <w:style w:type="table" w:styleId="GridTable6Colorful-Accent31" w:customStyle="1">
     <w:name w:val="Grid Table 6 Colorful - Accent 31"/>
     <w:basedOn w:val="TableNormal"/>
     <w:uiPriority w:val="99"/>
     <w:tblPr>
       <w:tblBorders>
-        <w:top w:val="single" w:sz="4" w:space="0" w:color="9ABB59" w:themeColor="accent3" w:themeTint="FE"/>
-        <w:left w:val="single" w:sz="4" w:space="0" w:color="9ABB59" w:themeColor="accent3" w:themeTint="FE"/>
-        <w:bottom w:val="single" w:sz="4" w:space="0" w:color="9ABB59" w:themeColor="accent3" w:themeTint="FE"/>
-        <w:right w:val="single" w:sz="4" w:space="0" w:color="9ABB59" w:themeColor="accent3" w:themeTint="FE"/>
-        <w:insideH w:val="single" w:sz="4" w:space="0" w:color="9ABB59" w:themeColor="accent3" w:themeTint="FE"/>
-        <w:insideV w:val="single" w:sz="4" w:space="0" w:color="9ABB59" w:themeColor="accent3" w:themeTint="FE"/>
+        <w:top w:val="single" w:color="9ABB59" w:themeColor="accent3" w:themeTint="FE" w:sz="4" w:space="0"/>
+        <w:left w:val="single" w:color="9ABB59" w:themeColor="accent3" w:themeTint="FE" w:sz="4" w:space="0"/>
+        <w:bottom w:val="single" w:color="9ABB59" w:themeColor="accent3" w:themeTint="FE" w:sz="4" w:space="0"/>
+        <w:right w:val="single" w:color="9ABB59" w:themeColor="accent3" w:themeTint="FE" w:sz="4" w:space="0"/>
+        <w:insideH w:val="single" w:color="9ABB59" w:themeColor="accent3" w:themeTint="FE" w:sz="4" w:space="0"/>
+        <w:insideV w:val="single" w:color="9ABB59" w:themeColor="accent3" w:themeTint="FE" w:sz="4" w:space="0"/>
       </w:tblBorders>
     </w:tblPr>
     <w:tblStylePr w:type="firstRow">
@@ -6742,7 +6736,7 @@
       <w:tblPr/>
       <w:tcPr>
         <w:tcBorders>
-          <w:bottom w:val="single" w:sz="12" w:space="0" w:color="9ABB59" w:themeColor="accent3" w:themeTint="FE"/>
+          <w:bottom w:val="single" w:color="9ABB59" w:themeColor="accent3" w:themeTint="FE" w:sz="12" w:space="0"/>
         </w:tcBorders>
       </w:tcPr>
     </w:tblStylePr>
@@ -6789,18 +6783,18 @@
       </w:rPr>
     </w:tblStylePr>
   </w:style>
-  <w:style w:type="table" w:customStyle="1" w:styleId="GridTable6Colorful-Accent41">
+  <w:style w:type="table" w:styleId="GridTable6Colorful-Accent41" w:customStyle="1">
     <w:name w:val="Grid Table 6 Colorful - Accent 41"/>
     <w:basedOn w:val="TableNormal"/>
     <w:uiPriority w:val="99"/>
     <w:tblPr>
       <w:tblBorders>
-        <w:top w:val="single" w:sz="4" w:space="0" w:color="B2A1C6" w:themeColor="accent4" w:themeTint="9A"/>
-        <w:left w:val="single" w:sz="4" w:space="0" w:color="B2A1C6" w:themeColor="accent4" w:themeTint="9A"/>
-        <w:bottom w:val="single" w:sz="4" w:space="0" w:color="B2A1C6" w:themeColor="accent4" w:themeTint="9A"/>
-        <w:right w:val="single" w:sz="4" w:space="0" w:color="B2A1C6" w:themeColor="accent4" w:themeTint="9A"/>
-        <w:insideH w:val="single" w:sz="4" w:space="0" w:color="B2A1C6" w:themeColor="accent4" w:themeTint="9A"/>
-        <w:insideV w:val="single" w:sz="4" w:space="0" w:color="B2A1C6" w:themeColor="accent4" w:themeTint="9A"/>
+        <w:top w:val="single" w:color="B2A1C6" w:themeColor="accent4" w:themeTint="9A" w:sz="4" w:space="0"/>
+        <w:left w:val="single" w:color="B2A1C6" w:themeColor="accent4" w:themeTint="9A" w:sz="4" w:space="0"/>
+        <w:bottom w:val="single" w:color="B2A1C6" w:themeColor="accent4" w:themeTint="9A" w:sz="4" w:space="0"/>
+        <w:right w:val="single" w:color="B2A1C6" w:themeColor="accent4" w:themeTint="9A" w:sz="4" w:space="0"/>
+        <w:insideH w:val="single" w:color="B2A1C6" w:themeColor="accent4" w:themeTint="9A" w:sz="4" w:space="0"/>
+        <w:insideV w:val="single" w:color="B2A1C6" w:themeColor="accent4" w:themeTint="9A" w:sz="4" w:space="0"/>
       </w:tblBorders>
     </w:tblPr>
     <w:tblStylePr w:type="firstRow">
@@ -6811,7 +6805,7 @@
       <w:tblPr/>
       <w:tcPr>
         <w:tcBorders>
-          <w:bottom w:val="single" w:sz="12" w:space="0" w:color="B2A1C6" w:themeColor="accent4" w:themeTint="9A"/>
+          <w:bottom w:val="single" w:color="B2A1C6" w:themeColor="accent4" w:themeTint="9A" w:sz="12" w:space="0"/>
         </w:tcBorders>
       </w:tcPr>
     </w:tblStylePr>
@@ -6858,18 +6852,18 @@
       </w:rPr>
     </w:tblStylePr>
   </w:style>
-  <w:style w:type="table" w:customStyle="1" w:styleId="GridTable6Colorful-Accent51">
+  <w:style w:type="table" w:styleId="GridTable6Colorful-Accent51" w:customStyle="1">
     <w:name w:val="Grid Table 6 Colorful - Accent 51"/>
     <w:basedOn w:val="TableNormal"/>
     <w:uiPriority w:val="99"/>
     <w:tblPr>
       <w:tblBorders>
-        <w:top w:val="single" w:sz="4" w:space="0" w:color="4BACC6" w:themeColor="accent5"/>
-        <w:left w:val="single" w:sz="4" w:space="0" w:color="4BACC6" w:themeColor="accent5"/>
-        <w:bottom w:val="single" w:sz="4" w:space="0" w:color="4BACC6" w:themeColor="accent5"/>
-        <w:right w:val="single" w:sz="4" w:space="0" w:color="4BACC6" w:themeColor="accent5"/>
-        <w:insideH w:val="single" w:sz="4" w:space="0" w:color="4BACC6" w:themeColor="accent5"/>
-        <w:insideV w:val="single" w:sz="4" w:space="0" w:color="4BACC6" w:themeColor="accent5"/>
+        <w:top w:val="single" w:color="4BACC6" w:themeColor="accent5" w:sz="4" w:space="0"/>
+        <w:left w:val="single" w:color="4BACC6" w:themeColor="accent5" w:sz="4" w:space="0"/>
+        <w:bottom w:val="single" w:color="4BACC6" w:themeColor="accent5" w:sz="4" w:space="0"/>
+        <w:right w:val="single" w:color="4BACC6" w:themeColor="accent5" w:sz="4" w:space="0"/>
+        <w:insideH w:val="single" w:color="4BACC6" w:themeColor="accent5" w:sz="4" w:space="0"/>
+        <w:insideV w:val="single" w:color="4BACC6" w:themeColor="accent5" w:sz="4" w:space="0"/>
       </w:tblBorders>
     </w:tblPr>
     <w:tblStylePr w:type="firstRow">
@@ -6880,7 +6874,7 @@
       <w:tblPr/>
       <w:tcPr>
         <w:tcBorders>
-          <w:bottom w:val="single" w:sz="12" w:space="0" w:color="4BACC6" w:themeColor="accent5"/>
+          <w:bottom w:val="single" w:color="4BACC6" w:themeColor="accent5" w:sz="12" w:space="0"/>
         </w:tcBorders>
       </w:tcPr>
     </w:tblStylePr>
@@ -6927,18 +6921,18 @@
       </w:rPr>
     </w:tblStylePr>
   </w:style>
-  <w:style w:type="table" w:customStyle="1" w:styleId="GridTable6Colorful-Accent61">
+  <w:style w:type="table" w:styleId="GridTable6Colorful-Accent61" w:customStyle="1">
     <w:name w:val="Grid Table 6 Colorful - Accent 61"/>
     <w:basedOn w:val="TableNormal"/>
     <w:uiPriority w:val="99"/>
     <w:tblPr>
       <w:tblBorders>
-        <w:top w:val="single" w:sz="4" w:space="0" w:color="F79646" w:themeColor="accent6"/>
-        <w:left w:val="single" w:sz="4" w:space="0" w:color="F79646" w:themeColor="accent6"/>
-        <w:bottom w:val="single" w:sz="4" w:space="0" w:color="F79646" w:themeColor="accent6"/>
-        <w:right w:val="single" w:sz="4" w:space="0" w:color="F79646" w:themeColor="accent6"/>
-        <w:insideH w:val="single" w:sz="4" w:space="0" w:color="F79646" w:themeColor="accent6"/>
-        <w:insideV w:val="single" w:sz="4" w:space="0" w:color="F79646" w:themeColor="accent6"/>
+        <w:top w:val="single" w:color="F79646" w:themeColor="accent6" w:sz="4" w:space="0"/>
+        <w:left w:val="single" w:color="F79646" w:themeColor="accent6" w:sz="4" w:space="0"/>
+        <w:bottom w:val="single" w:color="F79646" w:themeColor="accent6" w:sz="4" w:space="0"/>
+        <w:right w:val="single" w:color="F79646" w:themeColor="accent6" w:sz="4" w:space="0"/>
+        <w:insideH w:val="single" w:color="F79646" w:themeColor="accent6" w:sz="4" w:space="0"/>
+        <w:insideV w:val="single" w:color="F79646" w:themeColor="accent6" w:sz="4" w:space="0"/>
       </w:tblBorders>
     </w:tblPr>
     <w:tblStylePr w:type="firstRow">
@@ -6949,7 +6943,7 @@
       <w:tblPr/>
       <w:tcPr>
         <w:tcBorders>
-          <w:bottom w:val="single" w:sz="12" w:space="0" w:color="F79646" w:themeColor="accent6"/>
+          <w:bottom w:val="single" w:color="F79646" w:themeColor="accent6" w:sz="12" w:space="0"/>
         </w:tcBorders>
       </w:tcPr>
     </w:tblStylePr>
@@ -6996,16 +6990,16 @@
       </w:rPr>
     </w:tblStylePr>
   </w:style>
-  <w:style w:type="table" w:customStyle="1" w:styleId="GridTable7Colorful1">
+  <w:style w:type="table" w:styleId="GridTable7Colorful1" w:customStyle="1">
     <w:name w:val="Grid Table 7 Colorful1"/>
     <w:basedOn w:val="TableNormal"/>
     <w:uiPriority w:val="99"/>
     <w:tblPr>
       <w:tblBorders>
-        <w:bottom w:val="single" w:sz="4" w:space="0" w:color="7F7F7F" w:themeColor="text1" w:themeTint="80"/>
-        <w:right w:val="single" w:sz="4" w:space="0" w:color="7F7F7F" w:themeColor="text1" w:themeTint="80"/>
-        <w:insideH w:val="single" w:sz="4" w:space="0" w:color="7F7F7F" w:themeColor="text1" w:themeTint="80"/>
-        <w:insideV w:val="single" w:sz="4" w:space="0" w:color="7F7F7F" w:themeColor="text1" w:themeTint="80"/>
+        <w:bottom w:val="single" w:color="7F7F7F" w:themeColor="text1" w:themeTint="80" w:sz="4" w:space="0"/>
+        <w:right w:val="single" w:color="7F7F7F" w:themeColor="text1" w:themeTint="80" w:sz="4" w:space="0"/>
+        <w:insideH w:val="single" w:color="7F7F7F" w:themeColor="text1" w:themeTint="80" w:sz="4" w:space="0"/>
+        <w:insideV w:val="single" w:color="7F7F7F" w:themeColor="text1" w:themeTint="80" w:sz="4" w:space="0"/>
       </w:tblBorders>
     </w:tblPr>
     <w:tblStylePr w:type="firstRow">
@@ -7020,7 +7014,7 @@
         <w:tcBorders>
           <w:top w:val="nil"/>
           <w:left w:val="nil"/>
-          <w:bottom w:val="single" w:sz="4" w:space="0" w:color="7F7F7F" w:themeColor="text1" w:themeTint="80"/>
+          <w:bottom w:val="single" w:color="7F7F7F" w:themeColor="text1" w:themeTint="80" w:sz="4" w:space="0"/>
           <w:right w:val="nil"/>
         </w:tcBorders>
         <w:shd w:val="clear" w:color="FFFFFF" w:themeColor="light1" w:fill="FFFFFF" w:themeFill="light1"/>
@@ -7036,7 +7030,7 @@
       <w:tblPr/>
       <w:tcPr>
         <w:tcBorders>
-          <w:top w:val="single" w:sz="4" w:space="0" w:color="7F7F7F" w:themeColor="text1" w:themeTint="80"/>
+          <w:top w:val="single" w:color="7F7F7F" w:themeColor="text1" w:themeTint="80" w:sz="4" w:space="0"/>
           <w:left w:val="nil"/>
           <w:bottom w:val="nil"/>
           <w:right w:val="nil"/>
@@ -7060,7 +7054,7 @@
           <w:top w:val="nil"/>
           <w:left w:val="nil"/>
           <w:bottom w:val="nil"/>
-          <w:right w:val="single" w:sz="4" w:space="0" w:color="7F7F7F" w:themeColor="text1" w:themeTint="80"/>
+          <w:right w:val="single" w:color="7F7F7F" w:themeColor="text1" w:themeTint="80" w:sz="4" w:space="0"/>
         </w:tcBorders>
         <w:shd w:val="clear" w:color="FFFFFF" w:fill="auto"/>
       </w:tcPr>
@@ -7076,7 +7070,7 @@
       <w:tcPr>
         <w:tcBorders>
           <w:top w:val="nil"/>
-          <w:left w:val="single" w:sz="4" w:space="0" w:color="7F7F7F" w:themeColor="text1" w:themeTint="80"/>
+          <w:left w:val="single" w:color="7F7F7F" w:themeColor="text1" w:themeTint="80" w:sz="4" w:space="0"/>
           <w:bottom w:val="nil"/>
           <w:right w:val="nil"/>
         </w:tcBorders>
@@ -7108,16 +7102,16 @@
       </w:rPr>
     </w:tblStylePr>
   </w:style>
-  <w:style w:type="table" w:customStyle="1" w:styleId="GridTable7Colorful-Accent11">
+  <w:style w:type="table" w:styleId="GridTable7Colorful-Accent11" w:customStyle="1">
     <w:name w:val="Grid Table 7 Colorful - Accent 11"/>
     <w:basedOn w:val="TableNormal"/>
     <w:uiPriority w:val="99"/>
     <w:tblPr>
       <w:tblBorders>
-        <w:bottom w:val="single" w:sz="4" w:space="0" w:color="A6BFDD" w:themeColor="accent1" w:themeTint="80"/>
-        <w:right w:val="single" w:sz="4" w:space="0" w:color="A6BFDD" w:themeColor="accent1" w:themeTint="80"/>
-        <w:insideH w:val="single" w:sz="4" w:space="0" w:color="A6BFDD" w:themeColor="accent1" w:themeTint="80"/>
-        <w:insideV w:val="single" w:sz="4" w:space="0" w:color="A6BFDD" w:themeColor="accent1" w:themeTint="80"/>
+        <w:bottom w:val="single" w:color="A6BFDD" w:themeColor="accent1" w:themeTint="80" w:sz="4" w:space="0"/>
+        <w:right w:val="single" w:color="A6BFDD" w:themeColor="accent1" w:themeTint="80" w:sz="4" w:space="0"/>
+        <w:insideH w:val="single" w:color="A6BFDD" w:themeColor="accent1" w:themeTint="80" w:sz="4" w:space="0"/>
+        <w:insideV w:val="single" w:color="A6BFDD" w:themeColor="accent1" w:themeTint="80" w:sz="4" w:space="0"/>
       </w:tblBorders>
     </w:tblPr>
     <w:tblStylePr w:type="firstRow">
@@ -7132,7 +7126,7 @@
         <w:tcBorders>
           <w:top w:val="nil"/>
           <w:left w:val="nil"/>
-          <w:bottom w:val="single" w:sz="4" w:space="0" w:color="A6BFDD" w:themeColor="accent1" w:themeTint="80"/>
+          <w:bottom w:val="single" w:color="A6BFDD" w:themeColor="accent1" w:themeTint="80" w:sz="4" w:space="0"/>
           <w:right w:val="nil"/>
         </w:tcBorders>
         <w:shd w:val="clear" w:color="FFFFFF" w:themeColor="light1" w:fill="FFFFFF" w:themeFill="light1"/>
@@ -7148,7 +7142,7 @@
       <w:tblPr/>
       <w:tcPr>
         <w:tcBorders>
-          <w:top w:val="single" w:sz="4" w:space="0" w:color="A6BFDD" w:themeColor="accent1" w:themeTint="80"/>
+          <w:top w:val="single" w:color="A6BFDD" w:themeColor="accent1" w:themeTint="80" w:sz="4" w:space="0"/>
           <w:left w:val="nil"/>
           <w:bottom w:val="nil"/>
           <w:right w:val="nil"/>
@@ -7172,7 +7166,7 @@
           <w:top w:val="nil"/>
           <w:left w:val="nil"/>
           <w:bottom w:val="nil"/>
-          <w:right w:val="single" w:sz="4" w:space="0" w:color="A6BFDD" w:themeColor="accent1" w:themeTint="80"/>
+          <w:right w:val="single" w:color="A6BFDD" w:themeColor="accent1" w:themeTint="80" w:sz="4" w:space="0"/>
         </w:tcBorders>
         <w:shd w:val="clear" w:color="FFFFFF" w:fill="auto"/>
       </w:tcPr>
@@ -7188,7 +7182,7 @@
       <w:tcPr>
         <w:tcBorders>
           <w:top w:val="nil"/>
-          <w:left w:val="single" w:sz="4" w:space="0" w:color="A6BFDD" w:themeColor="accent1" w:themeTint="80"/>
+          <w:left w:val="single" w:color="A6BFDD" w:themeColor="accent1" w:themeTint="80" w:sz="4" w:space="0"/>
           <w:bottom w:val="nil"/>
           <w:right w:val="nil"/>
         </w:tcBorders>
@@ -7220,16 +7214,16 @@
       </w:rPr>
     </w:tblStylePr>
   </w:style>
-  <w:style w:type="table" w:customStyle="1" w:styleId="GridTable7Colorful-Accent21">
+  <w:style w:type="table" w:styleId="GridTable7Colorful-Accent21" w:customStyle="1">
     <w:name w:val="Grid Table 7 Colorful - Accent 21"/>
     <w:basedOn w:val="TableNormal"/>
     <w:uiPriority w:val="99"/>
     <w:tblPr>
       <w:tblBorders>
-        <w:bottom w:val="single" w:sz="4" w:space="0" w:color="D99695" w:themeColor="accent2" w:themeTint="97"/>
-        <w:right w:val="single" w:sz="4" w:space="0" w:color="D99695" w:themeColor="accent2" w:themeTint="97"/>
-        <w:insideH w:val="single" w:sz="4" w:space="0" w:color="D99695" w:themeColor="accent2" w:themeTint="97"/>
-        <w:insideV w:val="single" w:sz="4" w:space="0" w:color="D99695" w:themeColor="accent2" w:themeTint="97"/>
+        <w:bottom w:val="single" w:color="D99695" w:themeColor="accent2" w:themeTint="97" w:sz="4" w:space="0"/>
+        <w:right w:val="single" w:color="D99695" w:themeColor="accent2" w:themeTint="97" w:sz="4" w:space="0"/>
+        <w:insideH w:val="single" w:color="D99695" w:themeColor="accent2" w:themeTint="97" w:sz="4" w:space="0"/>
+        <w:insideV w:val="single" w:color="D99695" w:themeColor="accent2" w:themeTint="97" w:sz="4" w:space="0"/>
       </w:tblBorders>
     </w:tblPr>
     <w:tblStylePr w:type="firstRow">
@@ -7244,7 +7238,7 @@
         <w:tcBorders>
           <w:top w:val="nil"/>
           <w:left w:val="nil"/>
-          <w:bottom w:val="single" w:sz="4" w:space="0" w:color="D99695" w:themeColor="accent2" w:themeTint="97"/>
+          <w:bottom w:val="single" w:color="D99695" w:themeColor="accent2" w:themeTint="97" w:sz="4" w:space="0"/>
           <w:right w:val="nil"/>
         </w:tcBorders>
         <w:shd w:val="clear" w:color="FFFFFF" w:themeColor="light1" w:fill="FFFFFF" w:themeFill="light1"/>
@@ -7260,7 +7254,7 @@
       <w:tblPr/>
       <w:tcPr>
         <w:tcBorders>
-          <w:top w:val="single" w:sz="4" w:space="0" w:color="D99695" w:themeColor="accent2" w:themeTint="97"/>
+          <w:top w:val="single" w:color="D99695" w:themeColor="accent2" w:themeTint="97" w:sz="4" w:space="0"/>
           <w:left w:val="nil"/>
           <w:bottom w:val="nil"/>
           <w:right w:val="nil"/>
@@ -7284,7 +7278,7 @@
           <w:top w:val="nil"/>
           <w:left w:val="nil"/>
           <w:bottom w:val="nil"/>
-          <w:right w:val="single" w:sz="4" w:space="0" w:color="D99695" w:themeColor="accent2" w:themeTint="97"/>
+          <w:right w:val="single" w:color="D99695" w:themeColor="accent2" w:themeTint="97" w:sz="4" w:space="0"/>
         </w:tcBorders>
         <w:shd w:val="clear" w:color="FFFFFF" w:fill="auto"/>
       </w:tcPr>
@@ -7300,7 +7294,7 @@
       <w:tcPr>
         <w:tcBorders>
           <w:top w:val="nil"/>
-          <w:left w:val="single" w:sz="4" w:space="0" w:color="D99695" w:themeColor="accent2" w:themeTint="97"/>
+          <w:left w:val="single" w:color="D99695" w:themeColor="accent2" w:themeTint="97" w:sz="4" w:space="0"/>
           <w:bottom w:val="nil"/>
           <w:right w:val="nil"/>
         </w:tcBorders>
@@ -7332,17 +7326,17 @@
       </w:rPr>
     </w:tblStylePr>
   </w:style>
-  <w:style w:type="table" w:customStyle="1" w:styleId="GridTable7Colorful-Accent31">
+  <w:style w:type="table" w:styleId="GridTable7Colorful-Accent31" w:customStyle="1">
     <w:name w:val="Grid Table 7 Colorful - Accent 31"/>
     <w:basedOn w:val="TableNormal"/>
     <w:uiPriority w:val="99"/>
     <w:qFormat/>
     <w:tblPr>
       <w:tblBorders>
-        <w:bottom w:val="single" w:sz="4" w:space="0" w:color="9ABB59" w:themeColor="accent3" w:themeTint="FE"/>
-        <w:right w:val="single" w:sz="4" w:space="0" w:color="9ABB59" w:themeColor="accent3" w:themeTint="FE"/>
-        <w:insideH w:val="single" w:sz="4" w:space="0" w:color="9ABB59" w:themeColor="accent3" w:themeTint="FE"/>
-        <w:insideV w:val="single" w:sz="4" w:space="0" w:color="9ABB59" w:themeColor="accent3" w:themeTint="FE"/>
+        <w:bottom w:val="single" w:color="9ABB59" w:themeColor="accent3" w:themeTint="FE" w:sz="4" w:space="0"/>
+        <w:right w:val="single" w:color="9ABB59" w:themeColor="accent3" w:themeTint="FE" w:sz="4" w:space="0"/>
+        <w:insideH w:val="single" w:color="9ABB59" w:themeColor="accent3" w:themeTint="FE" w:sz="4" w:space="0"/>
+        <w:insideV w:val="single" w:color="9ABB59" w:themeColor="accent3" w:themeTint="FE" w:sz="4" w:space="0"/>
       </w:tblBorders>
     </w:tblPr>
     <w:tblStylePr w:type="firstRow">
@@ -7357,7 +7351,7 @@
         <w:tcBorders>
           <w:top w:val="nil"/>
           <w:left w:val="nil"/>
-          <w:bottom w:val="single" w:sz="4" w:space="0" w:color="9ABB59" w:themeColor="accent3" w:themeTint="FE"/>
+          <w:bottom w:val="single" w:color="9ABB59" w:themeColor="accent3" w:themeTint="FE" w:sz="4" w:space="0"/>
           <w:right w:val="nil"/>
         </w:tcBorders>
         <w:shd w:val="clear" w:color="FFFFFF" w:themeColor="light1" w:fill="FFFFFF" w:themeFill="light1"/>
@@ -7373,7 +7367,7 @@
       <w:tblPr/>
       <w:tcPr>
         <w:tcBorders>
-          <w:top w:val="single" w:sz="4" w:space="0" w:color="9ABB59" w:themeColor="accent3" w:themeTint="FE"/>
+          <w:top w:val="single" w:color="9ABB59" w:themeColor="accent3" w:themeTint="FE" w:sz="4" w:space="0"/>
           <w:left w:val="nil"/>
           <w:bottom w:val="nil"/>
           <w:right w:val="nil"/>
@@ -7397,7 +7391,7 @@
           <w:top w:val="nil"/>
           <w:left w:val="nil"/>
           <w:bottom w:val="nil"/>
-          <w:right w:val="single" w:sz="4" w:space="0" w:color="9ABB59" w:themeColor="accent3" w:themeTint="FE"/>
+          <w:right w:val="single" w:color="9ABB59" w:themeColor="accent3" w:themeTint="FE" w:sz="4" w:space="0"/>
         </w:tcBorders>
         <w:shd w:val="clear" w:color="FFFFFF" w:fill="auto"/>
       </w:tcPr>
@@ -7413,7 +7407,7 @@
       <w:tcPr>
         <w:tcBorders>
           <w:top w:val="nil"/>
-          <w:left w:val="single" w:sz="4" w:space="0" w:color="9ABB59" w:themeColor="accent3" w:themeTint="FE"/>
+          <w:left w:val="single" w:color="9ABB59" w:themeColor="accent3" w:themeTint="FE" w:sz="4" w:space="0"/>
           <w:bottom w:val="nil"/>
           <w:right w:val="nil"/>
         </w:tcBorders>
@@ -7445,16 +7439,16 @@
       </w:rPr>
     </w:tblStylePr>
   </w:style>
-  <w:style w:type="table" w:customStyle="1" w:styleId="GridTable7Colorful-Accent41">
+  <w:style w:type="table" w:styleId="GridTable7Colorful-Accent41" w:customStyle="1">
     <w:name w:val="Grid Table 7 Colorful - Accent 41"/>
     <w:basedOn w:val="TableNormal"/>
     <w:uiPriority w:val="99"/>
     <w:tblPr>
       <w:tblBorders>
-        <w:bottom w:val="single" w:sz="4" w:space="0" w:color="B2A1C6" w:themeColor="accent4" w:themeTint="9A"/>
-        <w:right w:val="single" w:sz="4" w:space="0" w:color="B2A1C6" w:themeColor="accent4" w:themeTint="9A"/>
-        <w:insideH w:val="single" w:sz="4" w:space="0" w:color="B2A1C6" w:themeColor="accent4" w:themeTint="9A"/>
-        <w:insideV w:val="single" w:sz="4" w:space="0" w:color="B2A1C6" w:themeColor="accent4" w:themeTint="9A"/>
+        <w:bottom w:val="single" w:color="B2A1C6" w:themeColor="accent4" w:themeTint="9A" w:sz="4" w:space="0"/>
+        <w:right w:val="single" w:color="B2A1C6" w:themeColor="accent4" w:themeTint="9A" w:sz="4" w:space="0"/>
+        <w:insideH w:val="single" w:color="B2A1C6" w:themeColor="accent4" w:themeTint="9A" w:sz="4" w:space="0"/>
+        <w:insideV w:val="single" w:color="B2A1C6" w:themeColor="accent4" w:themeTint="9A" w:sz="4" w:space="0"/>
       </w:tblBorders>
     </w:tblPr>
     <w:tblStylePr w:type="firstRow">
@@ -7469,7 +7463,7 @@
         <w:tcBorders>
           <w:top w:val="nil"/>
           <w:left w:val="nil"/>
-          <w:bottom w:val="single" w:sz="4" w:space="0" w:color="B2A1C6" w:themeColor="accent4" w:themeTint="9A"/>
+          <w:bottom w:val="single" w:color="B2A1C6" w:themeColor="accent4" w:themeTint="9A" w:sz="4" w:space="0"/>
           <w:right w:val="nil"/>
         </w:tcBorders>
         <w:shd w:val="clear" w:color="FFFFFF" w:themeColor="light1" w:fill="FFFFFF" w:themeFill="light1"/>
@@ -7485,7 +7479,7 @@
       <w:tblPr/>
       <w:tcPr>
         <w:tcBorders>
-          <w:top w:val="single" w:sz="4" w:space="0" w:color="B2A1C6" w:themeColor="accent4" w:themeTint="9A"/>
+          <w:top w:val="single" w:color="B2A1C6" w:themeColor="accent4" w:themeTint="9A" w:sz="4" w:space="0"/>
           <w:left w:val="nil"/>
           <w:bottom w:val="nil"/>
           <w:right w:val="nil"/>
@@ -7509,7 +7503,7 @@
           <w:top w:val="nil"/>
           <w:left w:val="nil"/>
           <w:bottom w:val="nil"/>
-          <w:right w:val="single" w:sz="4" w:space="0" w:color="B2A1C6" w:themeColor="accent4" w:themeTint="9A"/>
+          <w:right w:val="single" w:color="B2A1C6" w:themeColor="accent4" w:themeTint="9A" w:sz="4" w:space="0"/>
         </w:tcBorders>
         <w:shd w:val="clear" w:color="FFFFFF" w:fill="auto"/>
       </w:tcPr>
@@ -7525,7 +7519,7 @@
       <w:tcPr>
         <w:tcBorders>
           <w:top w:val="nil"/>
-          <w:left w:val="single" w:sz="4" w:space="0" w:color="B2A1C6" w:themeColor="accent4" w:themeTint="9A"/>
+          <w:left w:val="single" w:color="B2A1C6" w:themeColor="accent4" w:themeTint="9A" w:sz="4" w:space="0"/>
           <w:bottom w:val="nil"/>
           <w:right w:val="nil"/>
         </w:tcBorders>
@@ -7557,16 +7551,16 @@
       </w:rPr>
     </w:tblStylePr>
   </w:style>
-  <w:style w:type="table" w:customStyle="1" w:styleId="GridTable7Colorful-Accent51">
+  <w:style w:type="table" w:styleId="GridTable7Colorful-Accent51" w:customStyle="1">
     <w:name w:val="Grid Table 7 Colorful - Accent 51"/>
     <w:basedOn w:val="TableNormal"/>
     <w:uiPriority w:val="99"/>
     <w:tblPr>
       <w:tblBorders>
-        <w:bottom w:val="single" w:sz="4" w:space="0" w:color="99D0DE" w:themeColor="accent5" w:themeTint="90"/>
-        <w:right w:val="single" w:sz="4" w:space="0" w:color="99D0DE" w:themeColor="accent5" w:themeTint="90"/>
-        <w:insideH w:val="single" w:sz="4" w:space="0" w:color="99D0DE" w:themeColor="accent5" w:themeTint="90"/>
-        <w:insideV w:val="single" w:sz="4" w:space="0" w:color="99D0DE" w:themeColor="accent5" w:themeTint="90"/>
+        <w:bottom w:val="single" w:color="99D0DE" w:themeColor="accent5" w:themeTint="90" w:sz="4" w:space="0"/>
+        <w:right w:val="single" w:color="99D0DE" w:themeColor="accent5" w:themeTint="90" w:sz="4" w:space="0"/>
+        <w:insideH w:val="single" w:color="99D0DE" w:themeColor="accent5" w:themeTint="90" w:sz="4" w:space="0"/>
+        <w:insideV w:val="single" w:color="99D0DE" w:themeColor="accent5" w:themeTint="90" w:sz="4" w:space="0"/>
       </w:tblBorders>
     </w:tblPr>
     <w:tblStylePr w:type="firstRow">
@@ -7581,7 +7575,7 @@
         <w:tcBorders>
           <w:top w:val="nil"/>
           <w:left w:val="nil"/>
-          <w:bottom w:val="single" w:sz="4" w:space="0" w:color="99D0DE" w:themeColor="accent5" w:themeTint="90"/>
+          <w:bottom w:val="single" w:color="99D0DE" w:themeColor="accent5" w:themeTint="90" w:sz="4" w:space="0"/>
           <w:right w:val="nil"/>
         </w:tcBorders>
         <w:shd w:val="clear" w:color="FFFFFF" w:themeColor="light1" w:fill="FFFFFF" w:themeFill="light1"/>
@@ -7597,7 +7591,7 @@
       <w:tblPr/>
       <w:tcPr>
         <w:tcBorders>
-          <w:top w:val="single" w:sz="4" w:space="0" w:color="99D0DE" w:themeColor="accent5" w:themeTint="90"/>
+          <w:top w:val="single" w:color="99D0DE" w:themeColor="accent5" w:themeTint="90" w:sz="4" w:space="0"/>
           <w:left w:val="nil"/>
           <w:bottom w:val="nil"/>
           <w:right w:val="nil"/>
@@ -7621,7 +7615,7 @@
           <w:top w:val="nil"/>
           <w:left w:val="nil"/>
           <w:bottom w:val="nil"/>
-          <w:right w:val="single" w:sz="4" w:space="0" w:color="99D0DE" w:themeColor="accent5" w:themeTint="90"/>
+          <w:right w:val="single" w:color="99D0DE" w:themeColor="accent5" w:themeTint="90" w:sz="4" w:space="0"/>
         </w:tcBorders>
         <w:shd w:val="clear" w:color="FFFFFF" w:fill="auto"/>
       </w:tcPr>
@@ -7637,7 +7631,7 @@
       <w:tcPr>
         <w:tcBorders>
           <w:top w:val="nil"/>
-          <w:left w:val="single" w:sz="4" w:space="0" w:color="99D0DE" w:themeColor="accent5" w:themeTint="90"/>
+          <w:left w:val="single" w:color="99D0DE" w:themeColor="accent5" w:themeTint="90" w:sz="4" w:space="0"/>
           <w:bottom w:val="nil"/>
           <w:right w:val="nil"/>
         </w:tcBorders>
@@ -7669,16 +7663,16 @@
       </w:rPr>
     </w:tblStylePr>
   </w:style>
-  <w:style w:type="table" w:customStyle="1" w:styleId="GridTable7Colorful-Accent61">
+  <w:style w:type="table" w:styleId="GridTable7Colorful-Accent61" w:customStyle="1">
     <w:name w:val="Grid Table 7 Colorful - Accent 61"/>
     <w:basedOn w:val="TableNormal"/>
     <w:uiPriority w:val="99"/>
     <w:tblPr>
       <w:tblBorders>
-        <w:bottom w:val="single" w:sz="4" w:space="0" w:color="FAC396" w:themeColor="accent6" w:themeTint="90"/>
-        <w:right w:val="single" w:sz="4" w:space="0" w:color="FAC396" w:themeColor="accent6" w:themeTint="90"/>
-        <w:insideH w:val="single" w:sz="4" w:space="0" w:color="FAC396" w:themeColor="accent6" w:themeTint="90"/>
-        <w:insideV w:val="single" w:sz="4" w:space="0" w:color="FAC396" w:themeColor="accent6" w:themeTint="90"/>
+        <w:bottom w:val="single" w:color="FAC396" w:themeColor="accent6" w:themeTint="90" w:sz="4" w:space="0"/>
+        <w:right w:val="single" w:color="FAC396" w:themeColor="accent6" w:themeTint="90" w:sz="4" w:space="0"/>
+        <w:insideH w:val="single" w:color="FAC396" w:themeColor="accent6" w:themeTint="90" w:sz="4" w:space="0"/>
+        <w:insideV w:val="single" w:color="FAC396" w:themeColor="accent6" w:themeTint="90" w:sz="4" w:space="0"/>
       </w:tblBorders>
     </w:tblPr>
     <w:tblStylePr w:type="firstRow">
@@ -7693,7 +7687,7 @@
         <w:tcBorders>
           <w:top w:val="nil"/>
           <w:left w:val="nil"/>
-          <w:bottom w:val="single" w:sz="4" w:space="0" w:color="FAC396" w:themeColor="accent6" w:themeTint="90"/>
+          <w:bottom w:val="single" w:color="FAC396" w:themeColor="accent6" w:themeTint="90" w:sz="4" w:space="0"/>
           <w:right w:val="nil"/>
         </w:tcBorders>
         <w:shd w:val="clear" w:color="FFFFFF" w:themeColor="light1" w:fill="FFFFFF" w:themeFill="light1"/>
@@ -7709,7 +7703,7 @@
       <w:tblPr/>
       <w:tcPr>
         <w:tcBorders>
-          <w:top w:val="single" w:sz="4" w:space="0" w:color="FAC396" w:themeColor="accent6" w:themeTint="90"/>
+          <w:top w:val="single" w:color="FAC396" w:themeColor="accent6" w:themeTint="90" w:sz="4" w:space="0"/>
           <w:left w:val="nil"/>
           <w:bottom w:val="nil"/>
           <w:right w:val="nil"/>
@@ -7733,7 +7727,7 @@
           <w:top w:val="nil"/>
           <w:left w:val="nil"/>
           <w:bottom w:val="nil"/>
-          <w:right w:val="single" w:sz="4" w:space="0" w:color="FAC396" w:themeColor="accent6" w:themeTint="90"/>
+          <w:right w:val="single" w:color="FAC396" w:themeColor="accent6" w:themeTint="90" w:sz="4" w:space="0"/>
         </w:tcBorders>
         <w:shd w:val="clear" w:color="FFFFFF" w:fill="auto"/>
       </w:tcPr>
@@ -7749,7 +7743,7 @@
       <w:tcPr>
         <w:tcBorders>
           <w:top w:val="nil"/>
-          <w:left w:val="single" w:sz="4" w:space="0" w:color="FAC396" w:themeColor="accent6" w:themeTint="90"/>
+          <w:left w:val="single" w:color="FAC396" w:themeColor="accent6" w:themeTint="90" w:sz="4" w:space="0"/>
           <w:bottom w:val="nil"/>
           <w:right w:val="nil"/>
         </w:tcBorders>
@@ -7781,7 +7775,7 @@
       </w:rPr>
     </w:tblStylePr>
   </w:style>
-  <w:style w:type="table" w:customStyle="1" w:styleId="ListTable1Light1">
+  <w:style w:type="table" w:styleId="ListTable1Light1" w:customStyle="1">
     <w:name w:val="List Table 1 Light1"/>
     <w:basedOn w:val="TableNormal"/>
     <w:uiPriority w:val="99"/>
@@ -7796,7 +7790,7 @@
         <w:tcBorders>
           <w:top w:val="nil"/>
           <w:left w:val="nil"/>
-          <w:bottom w:val="single" w:sz="4" w:space="0" w:color="000000" w:themeColor="text1"/>
+          <w:bottom w:val="single" w:color="000000" w:themeColor="text1" w:sz="4" w:space="0"/>
           <w:right w:val="nil"/>
         </w:tcBorders>
       </w:tcPr>
@@ -7809,7 +7803,7 @@
       <w:tblPr/>
       <w:tcPr>
         <w:tcBorders>
-          <w:top w:val="single" w:sz="4" w:space="0" w:color="000000" w:themeColor="text1"/>
+          <w:top w:val="single" w:color="000000" w:themeColor="text1" w:sz="4" w:space="0"/>
           <w:left w:val="nil"/>
           <w:bottom w:val="nil"/>
           <w:right w:val="nil"/>
@@ -7841,7 +7835,7 @@
       </w:tcPr>
     </w:tblStylePr>
   </w:style>
-  <w:style w:type="table" w:customStyle="1" w:styleId="ListTable1Light-Accent11">
+  <w:style w:type="table" w:styleId="ListTable1Light-Accent11" w:customStyle="1">
     <w:name w:val="List Table 1 Light - Accent 11"/>
     <w:basedOn w:val="TableNormal"/>
     <w:uiPriority w:val="99"/>
@@ -7856,7 +7850,7 @@
         <w:tcBorders>
           <w:top w:val="nil"/>
           <w:left w:val="nil"/>
-          <w:bottom w:val="single" w:sz="4" w:space="0" w:color="4F81BD" w:themeColor="accent1"/>
+          <w:bottom w:val="single" w:color="4F81BD" w:themeColor="accent1" w:sz="4" w:space="0"/>
           <w:right w:val="nil"/>
         </w:tcBorders>
       </w:tcPr>
@@ -7869,7 +7863,7 @@
       <w:tblPr/>
       <w:tcPr>
         <w:tcBorders>
-          <w:top w:val="single" w:sz="4" w:space="0" w:color="4F81BD" w:themeColor="accent1"/>
+          <w:top w:val="single" w:color="4F81BD" w:themeColor="accent1" w:sz="4" w:space="0"/>
           <w:left w:val="nil"/>
           <w:bottom w:val="nil"/>
           <w:right w:val="nil"/>
@@ -7901,7 +7895,7 @@
       </w:tcPr>
     </w:tblStylePr>
   </w:style>
-  <w:style w:type="table" w:customStyle="1" w:styleId="ListTable1Light-Accent21">
+  <w:style w:type="table" w:styleId="ListTable1Light-Accent21" w:customStyle="1">
     <w:name w:val="List Table 1 Light - Accent 21"/>
     <w:basedOn w:val="TableNormal"/>
     <w:uiPriority w:val="99"/>
@@ -7916,7 +7910,7 @@
         <w:tcBorders>
           <w:top w:val="nil"/>
           <w:left w:val="nil"/>
-          <w:bottom w:val="single" w:sz="4" w:space="0" w:color="C0504D" w:themeColor="accent2"/>
+          <w:bottom w:val="single" w:color="C0504D" w:themeColor="accent2" w:sz="4" w:space="0"/>
           <w:right w:val="nil"/>
         </w:tcBorders>
       </w:tcPr>
@@ -7929,7 +7923,7 @@
       <w:tblPr/>
       <w:tcPr>
         <w:tcBorders>
-          <w:top w:val="single" w:sz="4" w:space="0" w:color="C0504D" w:themeColor="accent2"/>
+          <w:top w:val="single" w:color="C0504D" w:themeColor="accent2" w:sz="4" w:space="0"/>
           <w:left w:val="nil"/>
           <w:bottom w:val="nil"/>
           <w:right w:val="nil"/>
@@ -7961,7 +7955,7 @@
       </w:tcPr>
     </w:tblStylePr>
   </w:style>
-  <w:style w:type="table" w:customStyle="1" w:styleId="ListTable1Light-Accent31">
+  <w:style w:type="table" w:styleId="ListTable1Light-Accent31" w:customStyle="1">
     <w:name w:val="List Table 1 Light - Accent 31"/>
     <w:basedOn w:val="TableNormal"/>
     <w:uiPriority w:val="99"/>
@@ -7977,7 +7971,7 @@
         <w:tcBorders>
           <w:top w:val="nil"/>
           <w:left w:val="nil"/>
-          <w:bottom w:val="single" w:sz="4" w:space="0" w:color="9BBB59" w:themeColor="accent3"/>
+          <w:bottom w:val="single" w:color="9BBB59" w:themeColor="accent3" w:sz="4" w:space="0"/>
           <w:right w:val="nil"/>
         </w:tcBorders>
       </w:tcPr>
@@ -7990,7 +7984,7 @@
       <w:tblPr/>
       <w:tcPr>
         <w:tcBorders>
-          <w:top w:val="single" w:sz="4" w:space="0" w:color="9BBB59" w:themeColor="accent3"/>
+          <w:top w:val="single" w:color="9BBB59" w:themeColor="accent3" w:sz="4" w:space="0"/>
           <w:left w:val="nil"/>
           <w:bottom w:val="nil"/>
           <w:right w:val="nil"/>
@@ -8022,7 +8016,7 @@
       </w:tcPr>
     </w:tblStylePr>
   </w:style>
-  <w:style w:type="table" w:customStyle="1" w:styleId="ListTable1Light-Accent41">
+  <w:style w:type="table" w:styleId="ListTable1Light-Accent41" w:customStyle="1">
     <w:name w:val="List Table 1 Light - Accent 41"/>
     <w:basedOn w:val="TableNormal"/>
     <w:uiPriority w:val="99"/>
@@ -8038,7 +8032,7 @@
         <w:tcBorders>
           <w:top w:val="nil"/>
           <w:left w:val="nil"/>
-          <w:bottom w:val="single" w:sz="4" w:space="0" w:color="8064A2" w:themeColor="accent4"/>
+          <w:bottom w:val="single" w:color="8064A2" w:themeColor="accent4" w:sz="4" w:space="0"/>
           <w:right w:val="nil"/>
         </w:tcBorders>
       </w:tcPr>
@@ -8051,7 +8045,7 @@
       <w:tblPr/>
       <w:tcPr>
         <w:tcBorders>
-          <w:top w:val="single" w:sz="4" w:space="0" w:color="8064A2" w:themeColor="accent4"/>
+          <w:top w:val="single" w:color="8064A2" w:themeColor="accent4" w:sz="4" w:space="0"/>
           <w:left w:val="nil"/>
           <w:bottom w:val="nil"/>
           <w:right w:val="nil"/>
@@ -8083,7 +8077,7 @@
       </w:tcPr>
     </w:tblStylePr>
   </w:style>
-  <w:style w:type="table" w:customStyle="1" w:styleId="ListTable1Light-Accent51">
+  <w:style w:type="table" w:styleId="ListTable1Light-Accent51" w:customStyle="1">
     <w:name w:val="List Table 1 Light - Accent 51"/>
     <w:basedOn w:val="TableNormal"/>
     <w:uiPriority w:val="99"/>
@@ -8098,7 +8092,7 @@
         <w:tcBorders>
           <w:top w:val="nil"/>
           <w:left w:val="nil"/>
-          <w:bottom w:val="single" w:sz="4" w:space="0" w:color="4BACC6" w:themeColor="accent5"/>
+          <w:bottom w:val="single" w:color="4BACC6" w:themeColor="accent5" w:sz="4" w:space="0"/>
           <w:right w:val="nil"/>
         </w:tcBorders>
       </w:tcPr>
@@ -8111,7 +8105,7 @@
       <w:tblPr/>
       <w:tcPr>
         <w:tcBorders>
-          <w:top w:val="single" w:sz="4" w:space="0" w:color="4BACC6" w:themeColor="accent5"/>
+          <w:top w:val="single" w:color="4BACC6" w:themeColor="accent5" w:sz="4" w:space="0"/>
           <w:left w:val="nil"/>
           <w:bottom w:val="nil"/>
           <w:right w:val="nil"/>
@@ -8143,7 +8137,7 @@
       </w:tcPr>
     </w:tblStylePr>
   </w:style>
-  <w:style w:type="table" w:customStyle="1" w:styleId="ListTable1Light-Accent61">
+  <w:style w:type="table" w:styleId="ListTable1Light-Accent61" w:customStyle="1">
     <w:name w:val="List Table 1 Light - Accent 61"/>
     <w:basedOn w:val="TableNormal"/>
     <w:uiPriority w:val="99"/>
@@ -8159,7 +8153,7 @@
         <w:tcBorders>
           <w:top w:val="nil"/>
           <w:left w:val="nil"/>
-          <w:bottom w:val="single" w:sz="4" w:space="0" w:color="F79646" w:themeColor="accent6"/>
+          <w:bottom w:val="single" w:color="F79646" w:themeColor="accent6" w:sz="4" w:space="0"/>
           <w:right w:val="nil"/>
         </w:tcBorders>
       </w:tcPr>
@@ -8172,7 +8166,7 @@
       <w:tblPr/>
       <w:tcPr>
         <w:tcBorders>
-          <w:top w:val="single" w:sz="4" w:space="0" w:color="F79646" w:themeColor="accent6"/>
+          <w:top w:val="single" w:color="F79646" w:themeColor="accent6" w:sz="4" w:space="0"/>
           <w:left w:val="nil"/>
           <w:bottom w:val="nil"/>
           <w:right w:val="nil"/>
@@ -8204,16 +8198,16 @@
       </w:tcPr>
     </w:tblStylePr>
   </w:style>
-  <w:style w:type="table" w:customStyle="1" w:styleId="ListTable21">
+  <w:style w:type="table" w:styleId="ListTable21" w:customStyle="1">
     <w:name w:val="List Table 21"/>
     <w:basedOn w:val="TableNormal"/>
     <w:uiPriority w:val="99"/>
     <w:qFormat/>
     <w:tblPr>
       <w:tblBorders>
-        <w:top w:val="single" w:sz="4" w:space="0" w:color="6F6F6F" w:themeColor="text1" w:themeTint="90"/>
-        <w:bottom w:val="single" w:sz="4" w:space="0" w:color="6F6F6F" w:themeColor="text1" w:themeTint="90"/>
-        <w:insideH w:val="single" w:sz="4" w:space="0" w:color="6F6F6F" w:themeColor="text1" w:themeTint="90"/>
+        <w:top w:val="single" w:color="6F6F6F" w:themeColor="text1" w:themeTint="90" w:sz="4" w:space="0"/>
+        <w:bottom w:val="single" w:color="6F6F6F" w:themeColor="text1" w:themeTint="90" w:sz="4" w:space="0"/>
+        <w:insideH w:val="single" w:color="6F6F6F" w:themeColor="text1" w:themeTint="90" w:sz="4" w:space="0"/>
       </w:tblBorders>
     </w:tblPr>
     <w:tblStylePr w:type="firstRow">
@@ -8226,9 +8220,9 @@
       <w:tblPr/>
       <w:tcPr>
         <w:tcBorders>
-          <w:top w:val="single" w:sz="4" w:space="0" w:color="6F6F6F" w:themeColor="text1" w:themeTint="90"/>
+          <w:top w:val="single" w:color="6F6F6F" w:themeColor="text1" w:themeTint="90" w:sz="4" w:space="0"/>
           <w:left w:val="nil"/>
-          <w:bottom w:val="single" w:sz="4" w:space="0" w:color="6F6F6F" w:themeColor="text1" w:themeTint="90"/>
+          <w:bottom w:val="single" w:color="6F6F6F" w:themeColor="text1" w:themeTint="90" w:sz="4" w:space="0"/>
           <w:right w:val="nil"/>
         </w:tcBorders>
       </w:tcPr>
@@ -8243,9 +8237,9 @@
       <w:tblPr/>
       <w:tcPr>
         <w:tcBorders>
-          <w:top w:val="single" w:sz="4" w:space="0" w:color="6F6F6F" w:themeColor="text1" w:themeTint="90"/>
+          <w:top w:val="single" w:color="6F6F6F" w:themeColor="text1" w:themeTint="90" w:sz="4" w:space="0"/>
           <w:left w:val="nil"/>
-          <w:bottom w:val="single" w:sz="4" w:space="0" w:color="6F6F6F" w:themeColor="text1" w:themeTint="90"/>
+          <w:bottom w:val="single" w:color="6F6F6F" w:themeColor="text1" w:themeTint="90" w:sz="4" w:space="0"/>
           <w:right w:val="nil"/>
         </w:tcBorders>
       </w:tcPr>
@@ -8289,15 +8283,15 @@
       </w:tcPr>
     </w:tblStylePr>
   </w:style>
-  <w:style w:type="table" w:customStyle="1" w:styleId="ListTable2-Accent11">
+  <w:style w:type="table" w:styleId="ListTable2-Accent11" w:customStyle="1">
     <w:name w:val="List Table 2 - Accent 11"/>
     <w:basedOn w:val="TableNormal"/>
     <w:uiPriority w:val="99"/>
     <w:tblPr>
       <w:tblBorders>
-        <w:top w:val="single" w:sz="4" w:space="0" w:color="9BB7D9" w:themeColor="accent1" w:themeTint="90"/>
-        <w:bottom w:val="single" w:sz="4" w:space="0" w:color="9BB7D9" w:themeColor="accent1" w:themeTint="90"/>
-        <w:insideH w:val="single" w:sz="4" w:space="0" w:color="9BB7D9" w:themeColor="accent1" w:themeTint="90"/>
+        <w:top w:val="single" w:color="9BB7D9" w:themeColor="accent1" w:themeTint="90" w:sz="4" w:space="0"/>
+        <w:bottom w:val="single" w:color="9BB7D9" w:themeColor="accent1" w:themeTint="90" w:sz="4" w:space="0"/>
+        <w:insideH w:val="single" w:color="9BB7D9" w:themeColor="accent1" w:themeTint="90" w:sz="4" w:space="0"/>
       </w:tblBorders>
     </w:tblPr>
     <w:tblStylePr w:type="firstRow">
@@ -8310,9 +8304,9 @@
       <w:tblPr/>
       <w:tcPr>
         <w:tcBorders>
-          <w:top w:val="single" w:sz="4" w:space="0" w:color="9BB7D9" w:themeColor="accent1" w:themeTint="90"/>
+          <w:top w:val="single" w:color="9BB7D9" w:themeColor="accent1" w:themeTint="90" w:sz="4" w:space="0"/>
           <w:left w:val="nil"/>
-          <w:bottom w:val="single" w:sz="4" w:space="0" w:color="9BB7D9" w:themeColor="accent1" w:themeTint="90"/>
+          <w:bottom w:val="single" w:color="9BB7D9" w:themeColor="accent1" w:themeTint="90" w:sz="4" w:space="0"/>
           <w:right w:val="nil"/>
         </w:tcBorders>
       </w:tcPr>
@@ -8327,9 +8321,9 @@
       <w:tblPr/>
       <w:tcPr>
         <w:tcBorders>
-          <w:top w:val="single" w:sz="4" w:space="0" w:color="9BB7D9" w:themeColor="accent1" w:themeTint="90"/>
+          <w:top w:val="single" w:color="9BB7D9" w:themeColor="accent1" w:themeTint="90" w:sz="4" w:space="0"/>
           <w:left w:val="nil"/>
-          <w:bottom w:val="single" w:sz="4" w:space="0" w:color="9BB7D9" w:themeColor="accent1" w:themeTint="90"/>
+          <w:bottom w:val="single" w:color="9BB7D9" w:themeColor="accent1" w:themeTint="90" w:sz="4" w:space="0"/>
           <w:right w:val="nil"/>
         </w:tcBorders>
       </w:tcPr>
@@ -8373,16 +8367,16 @@
       </w:tcPr>
     </w:tblStylePr>
   </w:style>
-  <w:style w:type="table" w:customStyle="1" w:styleId="ListTable2-Accent21">
+  <w:style w:type="table" w:styleId="ListTable2-Accent21" w:customStyle="1">
     <w:name w:val="List Table 2 - Accent 21"/>
     <w:basedOn w:val="TableNormal"/>
     <w:uiPriority w:val="99"/>
     <w:qFormat/>
     <w:tblPr>
       <w:tblBorders>
-        <w:top w:val="single" w:sz="4" w:space="0" w:color="DB9B9A" w:themeColor="accent2" w:themeTint="90"/>
-        <w:bottom w:val="single" w:sz="4" w:space="0" w:color="DB9B9A" w:themeColor="accent2" w:themeTint="90"/>
-        <w:insideH w:val="single" w:sz="4" w:space="0" w:color="DB9B9A" w:themeColor="accent2" w:themeTint="90"/>
+        <w:top w:val="single" w:color="DB9B9A" w:themeColor="accent2" w:themeTint="90" w:sz="4" w:space="0"/>
+        <w:bottom w:val="single" w:color="DB9B9A" w:themeColor="accent2" w:themeTint="90" w:sz="4" w:space="0"/>
+        <w:insideH w:val="single" w:color="DB9B9A" w:themeColor="accent2" w:themeTint="90" w:sz="4" w:space="0"/>
       </w:tblBorders>
     </w:tblPr>
     <w:tblStylePr w:type="firstRow">
@@ -8395,9 +8389,9 @@
       <w:tblPr/>
       <w:tcPr>
         <w:tcBorders>
-          <w:top w:val="single" w:sz="4" w:space="0" w:color="DB9B9A" w:themeColor="accent2" w:themeTint="90"/>
+          <w:top w:val="single" w:color="DB9B9A" w:themeColor="accent2" w:themeTint="90" w:sz="4" w:space="0"/>
           <w:left w:val="nil"/>
-          <w:bottom w:val="single" w:sz="4" w:space="0" w:color="DB9B9A" w:themeColor="accent2" w:themeTint="90"/>
+          <w:bottom w:val="single" w:color="DB9B9A" w:themeColor="accent2" w:themeTint="90" w:sz="4" w:space="0"/>
           <w:right w:val="nil"/>
         </w:tcBorders>
       </w:tcPr>
@@ -8412,9 +8406,9 @@
       <w:tblPr/>
       <w:tcPr>
         <w:tcBorders>
-          <w:top w:val="single" w:sz="4" w:space="0" w:color="DB9B9A" w:themeColor="accent2" w:themeTint="90"/>
+          <w:top w:val="single" w:color="DB9B9A" w:themeColor="accent2" w:themeTint="90" w:sz="4" w:space="0"/>
           <w:left w:val="nil"/>
-          <w:bottom w:val="single" w:sz="4" w:space="0" w:color="DB9B9A" w:themeColor="accent2" w:themeTint="90"/>
+          <w:bottom w:val="single" w:color="DB9B9A" w:themeColor="accent2" w:themeTint="90" w:sz="4" w:space="0"/>
           <w:right w:val="nil"/>
         </w:tcBorders>
       </w:tcPr>
@@ -8458,16 +8452,16 @@
       </w:tcPr>
     </w:tblStylePr>
   </w:style>
-  <w:style w:type="table" w:customStyle="1" w:styleId="ListTable2-Accent31">
+  <w:style w:type="table" w:styleId="ListTable2-Accent31" w:customStyle="1">
     <w:name w:val="List Table 2 - Accent 31"/>
     <w:basedOn w:val="TableNormal"/>
     <w:uiPriority w:val="99"/>
     <w:qFormat/>
     <w:tblPr>
       <w:tblBorders>
-        <w:top w:val="single" w:sz="4" w:space="0" w:color="C6D8A1" w:themeColor="accent3" w:themeTint="90"/>
-        <w:bottom w:val="single" w:sz="4" w:space="0" w:color="C6D8A1" w:themeColor="accent3" w:themeTint="90"/>
-        <w:insideH w:val="single" w:sz="4" w:space="0" w:color="C6D8A1" w:themeColor="accent3" w:themeTint="90"/>
+        <w:top w:val="single" w:color="C6D8A1" w:themeColor="accent3" w:themeTint="90" w:sz="4" w:space="0"/>
+        <w:bottom w:val="single" w:color="C6D8A1" w:themeColor="accent3" w:themeTint="90" w:sz="4" w:space="0"/>
+        <w:insideH w:val="single" w:color="C6D8A1" w:themeColor="accent3" w:themeTint="90" w:sz="4" w:space="0"/>
       </w:tblBorders>
     </w:tblPr>
     <w:tblStylePr w:type="firstRow">
@@ -8480,9 +8474,9 @@
       <w:tblPr/>
       <w:tcPr>
         <w:tcBorders>
-          <w:top w:val="single" w:sz="4" w:space="0" w:color="C6D8A1" w:themeColor="accent3" w:themeTint="90"/>
+          <w:top w:val="single" w:color="C6D8A1" w:themeColor="accent3" w:themeTint="90" w:sz="4" w:space="0"/>
           <w:left w:val="nil"/>
-          <w:bottom w:val="single" w:sz="4" w:space="0" w:color="C6D8A1" w:themeColor="accent3" w:themeTint="90"/>
+          <w:bottom w:val="single" w:color="C6D8A1" w:themeColor="accent3" w:themeTint="90" w:sz="4" w:space="0"/>
           <w:right w:val="nil"/>
         </w:tcBorders>
       </w:tcPr>
@@ -8497,9 +8491,9 @@
       <w:tblPr/>
       <w:tcPr>
         <w:tcBorders>
-          <w:top w:val="single" w:sz="4" w:space="0" w:color="C6D8A1" w:themeColor="accent3" w:themeTint="90"/>
+          <w:top w:val="single" w:color="C6D8A1" w:themeColor="accent3" w:themeTint="90" w:sz="4" w:space="0"/>
           <w:left w:val="nil"/>
-          <w:bottom w:val="single" w:sz="4" w:space="0" w:color="C6D8A1" w:themeColor="accent3" w:themeTint="90"/>
+          <w:bottom w:val="single" w:color="C6D8A1" w:themeColor="accent3" w:themeTint="90" w:sz="4" w:space="0"/>
           <w:right w:val="nil"/>
         </w:tcBorders>
       </w:tcPr>
@@ -8543,15 +8537,15 @@
       </w:tcPr>
     </w:tblStylePr>
   </w:style>
-  <w:style w:type="table" w:customStyle="1" w:styleId="ListTable2-Accent41">
+  <w:style w:type="table" w:styleId="ListTable2-Accent41" w:customStyle="1">
     <w:name w:val="List Table 2 - Accent 41"/>
     <w:basedOn w:val="TableNormal"/>
     <w:uiPriority w:val="99"/>
     <w:tblPr>
       <w:tblBorders>
-        <w:top w:val="single" w:sz="4" w:space="0" w:color="B7A7CA" w:themeColor="accent4" w:themeTint="90"/>
-        <w:bottom w:val="single" w:sz="4" w:space="0" w:color="B7A7CA" w:themeColor="accent4" w:themeTint="90"/>
-        <w:insideH w:val="single" w:sz="4" w:space="0" w:color="B7A7CA" w:themeColor="accent4" w:themeTint="90"/>
+        <w:top w:val="single" w:color="B7A7CA" w:themeColor="accent4" w:themeTint="90" w:sz="4" w:space="0"/>
+        <w:bottom w:val="single" w:color="B7A7CA" w:themeColor="accent4" w:themeTint="90" w:sz="4" w:space="0"/>
+        <w:insideH w:val="single" w:color="B7A7CA" w:themeColor="accent4" w:themeTint="90" w:sz="4" w:space="0"/>
       </w:tblBorders>
     </w:tblPr>
     <w:tblStylePr w:type="firstRow">
@@ -8564,9 +8558,9 @@
       <w:tblPr/>
       <w:tcPr>
         <w:tcBorders>
-          <w:top w:val="single" w:sz="4" w:space="0" w:color="B7A7CA" w:themeColor="accent4" w:themeTint="90"/>
+          <w:top w:val="single" w:color="B7A7CA" w:themeColor="accent4" w:themeTint="90" w:sz="4" w:space="0"/>
           <w:left w:val="nil"/>
-          <w:bottom w:val="single" w:sz="4" w:space="0" w:color="B7A7CA" w:themeColor="accent4" w:themeTint="90"/>
+          <w:bottom w:val="single" w:color="B7A7CA" w:themeColor="accent4" w:themeTint="90" w:sz="4" w:space="0"/>
           <w:right w:val="nil"/>
         </w:tcBorders>
       </w:tcPr>
@@ -8581,9 +8575,9 @@
       <w:tblPr/>
       <w:tcPr>
         <w:tcBorders>
-          <w:top w:val="single" w:sz="4" w:space="0" w:color="B7A7CA" w:themeColor="accent4" w:themeTint="90"/>
+          <w:top w:val="single" w:color="B7A7CA" w:themeColor="accent4" w:themeTint="90" w:sz="4" w:space="0"/>
           <w:left w:val="nil"/>
-          <w:bottom w:val="single" w:sz="4" w:space="0" w:color="B7A7CA" w:themeColor="accent4" w:themeTint="90"/>
+          <w:bottom w:val="single" w:color="B7A7CA" w:themeColor="accent4" w:themeTint="90" w:sz="4" w:space="0"/>
           <w:right w:val="nil"/>
         </w:tcBorders>
       </w:tcPr>
@@ -8627,15 +8621,15 @@
       </w:tcPr>
     </w:tblStylePr>
   </w:style>
-  <w:style w:type="table" w:customStyle="1" w:styleId="ListTable2-Accent51">
+  <w:style w:type="table" w:styleId="ListTable2-Accent51" w:customStyle="1">
     <w:name w:val="List Table 2 - Accent 51"/>
     <w:basedOn w:val="TableNormal"/>
     <w:uiPriority w:val="99"/>
     <w:tblPr>
       <w:tblBorders>
-        <w:top w:val="single" w:sz="4" w:space="0" w:color="99D0DE" w:themeColor="accent5" w:themeTint="90"/>
-        <w:bottom w:val="single" w:sz="4" w:space="0" w:color="99D0DE" w:themeColor="accent5" w:themeTint="90"/>
-        <w:insideH w:val="single" w:sz="4" w:space="0" w:color="99D0DE" w:themeColor="accent5" w:themeTint="90"/>
+        <w:top w:val="single" w:color="99D0DE" w:themeColor="accent5" w:themeTint="90" w:sz="4" w:space="0"/>
+        <w:bottom w:val="single" w:color="99D0DE" w:themeColor="accent5" w:themeTint="90" w:sz="4" w:space="0"/>
+        <w:insideH w:val="single" w:color="99D0DE" w:themeColor="accent5" w:themeTint="90" w:sz="4" w:space="0"/>
       </w:tblBorders>
     </w:tblPr>
     <w:tblStylePr w:type="firstRow">
@@ -8648,9 +8642,9 @@
       <w:tblPr/>
       <w:tcPr>
         <w:tcBorders>
-          <w:top w:val="single" w:sz="4" w:space="0" w:color="99D0DE" w:themeColor="accent5" w:themeTint="90"/>
+          <w:top w:val="single" w:color="99D0DE" w:themeColor="accent5" w:themeTint="90" w:sz="4" w:space="0"/>
           <w:left w:val="nil"/>
-          <w:bottom w:val="single" w:sz="4" w:space="0" w:color="99D0DE" w:themeColor="accent5" w:themeTint="90"/>
+          <w:bottom w:val="single" w:color="99D0DE" w:themeColor="accent5" w:themeTint="90" w:sz="4" w:space="0"/>
           <w:right w:val="nil"/>
         </w:tcBorders>
       </w:tcPr>
@@ -8665,9 +8659,9 @@
       <w:tblPr/>
       <w:tcPr>
         <w:tcBorders>
-          <w:top w:val="single" w:sz="4" w:space="0" w:color="99D0DE" w:themeColor="accent5" w:themeTint="90"/>
+          <w:top w:val="single" w:color="99D0DE" w:themeColor="accent5" w:themeTint="90" w:sz="4" w:space="0"/>
           <w:left w:val="nil"/>
-          <w:bottom w:val="single" w:sz="4" w:space="0" w:color="99D0DE" w:themeColor="accent5" w:themeTint="90"/>
+          <w:bottom w:val="single" w:color="99D0DE" w:themeColor="accent5" w:themeTint="90" w:sz="4" w:space="0"/>
           <w:right w:val="nil"/>
         </w:tcBorders>
       </w:tcPr>
@@ -8711,15 +8705,15 @@
       </w:tcPr>
     </w:tblStylePr>
   </w:style>
-  <w:style w:type="table" w:customStyle="1" w:styleId="ListTable2-Accent61">
+  <w:style w:type="table" w:styleId="ListTable2-Accent61" w:customStyle="1">
     <w:name w:val="List Table 2 - Accent 61"/>
     <w:basedOn w:val="TableNormal"/>
     <w:uiPriority w:val="99"/>
     <w:tblPr>
       <w:tblBorders>
-        <w:top w:val="single" w:sz="4" w:space="0" w:color="FAC396" w:themeColor="accent6" w:themeTint="90"/>
-        <w:bottom w:val="single" w:sz="4" w:space="0" w:color="FAC396" w:themeColor="accent6" w:themeTint="90"/>
-        <w:insideH w:val="single" w:sz="4" w:space="0" w:color="FAC396" w:themeColor="accent6" w:themeTint="90"/>
+        <w:top w:val="single" w:color="FAC396" w:themeColor="accent6" w:themeTint="90" w:sz="4" w:space="0"/>
+        <w:bottom w:val="single" w:color="FAC396" w:themeColor="accent6" w:themeTint="90" w:sz="4" w:space="0"/>
+        <w:insideH w:val="single" w:color="FAC396" w:themeColor="accent6" w:themeTint="90" w:sz="4" w:space="0"/>
       </w:tblBorders>
     </w:tblPr>
     <w:tblStylePr w:type="firstRow">
@@ -8732,9 +8726,9 @@
       <w:tblPr/>
       <w:tcPr>
         <w:tcBorders>
-          <w:top w:val="single" w:sz="4" w:space="0" w:color="FAC396" w:themeColor="accent6" w:themeTint="90"/>
+          <w:top w:val="single" w:color="FAC396" w:themeColor="accent6" w:themeTint="90" w:sz="4" w:space="0"/>
           <w:left w:val="nil"/>
-          <w:bottom w:val="single" w:sz="4" w:space="0" w:color="FAC396" w:themeColor="accent6" w:themeTint="90"/>
+          <w:bottom w:val="single" w:color="FAC396" w:themeColor="accent6" w:themeTint="90" w:sz="4" w:space="0"/>
           <w:right w:val="nil"/>
         </w:tcBorders>
       </w:tcPr>
@@ -8749,9 +8743,9 @@
       <w:tblPr/>
       <w:tcPr>
         <w:tcBorders>
-          <w:top w:val="single" w:sz="4" w:space="0" w:color="FAC396" w:themeColor="accent6" w:themeTint="90"/>
+          <w:top w:val="single" w:color="FAC396" w:themeColor="accent6" w:themeTint="90" w:sz="4" w:space="0"/>
           <w:left w:val="nil"/>
-          <w:bottom w:val="single" w:sz="4" w:space="0" w:color="FAC396" w:themeColor="accent6" w:themeTint="90"/>
+          <w:bottom w:val="single" w:color="FAC396" w:themeColor="accent6" w:themeTint="90" w:sz="4" w:space="0"/>
           <w:right w:val="nil"/>
         </w:tcBorders>
       </w:tcPr>
@@ -8795,17 +8789,17 @@
       </w:tcPr>
     </w:tblStylePr>
   </w:style>
-  <w:style w:type="table" w:customStyle="1" w:styleId="ListTable31">
+  <w:style w:type="table" w:styleId="ListTable31" w:customStyle="1">
     <w:name w:val="List Table 31"/>
     <w:basedOn w:val="TableNormal"/>
     <w:uiPriority w:val="99"/>
     <w:qFormat/>
     <w:tblPr>
       <w:tblBorders>
-        <w:top w:val="single" w:sz="4" w:space="0" w:color="000000" w:themeColor="text1"/>
-        <w:left w:val="single" w:sz="4" w:space="0" w:color="000000" w:themeColor="text1"/>
-        <w:bottom w:val="single" w:sz="4" w:space="0" w:color="000000" w:themeColor="text1"/>
-        <w:right w:val="single" w:sz="4" w:space="0" w:color="000000" w:themeColor="text1"/>
+        <w:top w:val="single" w:color="000000" w:themeColor="text1" w:sz="4" w:space="0"/>
+        <w:left w:val="single" w:color="000000" w:themeColor="text1" w:sz="4" w:space="0"/>
+        <w:bottom w:val="single" w:color="000000" w:themeColor="text1" w:sz="4" w:space="0"/>
+        <w:right w:val="single" w:color="000000" w:themeColor="text1" w:sz="4" w:space="0"/>
       </w:tblBorders>
     </w:tblPr>
     <w:tblStylePr w:type="firstRow">
@@ -8847,8 +8841,8 @@
       <w:tblPr/>
       <w:tcPr>
         <w:tcBorders>
-          <w:left w:val="single" w:sz="4" w:space="0" w:color="000000" w:themeColor="text1"/>
-          <w:right w:val="single" w:sz="4" w:space="0" w:color="000000" w:themeColor="text1"/>
+          <w:left w:val="single" w:color="000000" w:themeColor="text1" w:sz="4" w:space="0"/>
+          <w:right w:val="single" w:color="000000" w:themeColor="text1" w:sz="4" w:space="0"/>
         </w:tcBorders>
       </w:tcPr>
     </w:tblStylePr>
@@ -8861,23 +8855,23 @@
       <w:tblPr/>
       <w:tcPr>
         <w:tcBorders>
-          <w:top w:val="single" w:sz="4" w:space="0" w:color="000000" w:themeColor="text1"/>
-          <w:bottom w:val="single" w:sz="4" w:space="0" w:color="000000" w:themeColor="text1"/>
-        </w:tcBorders>
-      </w:tcPr>
-    </w:tblStylePr>
-  </w:style>
-  <w:style w:type="table" w:customStyle="1" w:styleId="ListTable3-Accent11">
+          <w:top w:val="single" w:color="000000" w:themeColor="text1" w:sz="4" w:space="0"/>
+          <w:bottom w:val="single" w:color="000000" w:themeColor="text1" w:sz="4" w:space="0"/>
+        </w:tcBorders>
+      </w:tcPr>
+    </w:tblStylePr>
+  </w:style>
+  <w:style w:type="table" w:styleId="ListTable3-Accent11" w:customStyle="1">
     <w:name w:val="List Table 3 - Accent 11"/>
     <w:basedOn w:val="TableNormal"/>
     <w:uiPriority w:val="99"/>
     <w:qFormat/>
     <w:tblPr>
       <w:tblBorders>
-        <w:top w:val="single" w:sz="4" w:space="0" w:color="4F81BD" w:themeColor="accent1"/>
-        <w:left w:val="single" w:sz="4" w:space="0" w:color="4F81BD" w:themeColor="accent1"/>
-        <w:bottom w:val="single" w:sz="4" w:space="0" w:color="4F81BD" w:themeColor="accent1"/>
-        <w:right w:val="single" w:sz="4" w:space="0" w:color="4F81BD" w:themeColor="accent1"/>
+        <w:top w:val="single" w:color="4F81BD" w:themeColor="accent1" w:sz="4" w:space="0"/>
+        <w:left w:val="single" w:color="4F81BD" w:themeColor="accent1" w:sz="4" w:space="0"/>
+        <w:bottom w:val="single" w:color="4F81BD" w:themeColor="accent1" w:sz="4" w:space="0"/>
+        <w:right w:val="single" w:color="4F81BD" w:themeColor="accent1" w:sz="4" w:space="0"/>
       </w:tblBorders>
     </w:tblPr>
     <w:tblStylePr w:type="firstRow">
@@ -8919,8 +8913,8 @@
       <w:tblPr/>
       <w:tcPr>
         <w:tcBorders>
-          <w:left w:val="single" w:sz="4" w:space="0" w:color="4F81BD" w:themeColor="accent1"/>
-          <w:right w:val="single" w:sz="4" w:space="0" w:color="4F81BD" w:themeColor="accent1"/>
+          <w:left w:val="single" w:color="4F81BD" w:themeColor="accent1" w:sz="4" w:space="0"/>
+          <w:right w:val="single" w:color="4F81BD" w:themeColor="accent1" w:sz="4" w:space="0"/>
         </w:tcBorders>
       </w:tcPr>
     </w:tblStylePr>
@@ -8933,23 +8927,23 @@
       <w:tblPr/>
       <w:tcPr>
         <w:tcBorders>
-          <w:top w:val="single" w:sz="4" w:space="0" w:color="4F81BD" w:themeColor="accent1"/>
-          <w:bottom w:val="single" w:sz="4" w:space="0" w:color="4F81BD" w:themeColor="accent1"/>
-        </w:tcBorders>
-      </w:tcPr>
-    </w:tblStylePr>
-  </w:style>
-  <w:style w:type="table" w:customStyle="1" w:styleId="ListTable3-Accent21">
+          <w:top w:val="single" w:color="4F81BD" w:themeColor="accent1" w:sz="4" w:space="0"/>
+          <w:bottom w:val="single" w:color="4F81BD" w:themeColor="accent1" w:sz="4" w:space="0"/>
+        </w:tcBorders>
+      </w:tcPr>
+    </w:tblStylePr>
+  </w:style>
+  <w:style w:type="table" w:styleId="ListTable3-Accent21" w:customStyle="1">
     <w:name w:val="List Table 3 - Accent 21"/>
     <w:basedOn w:val="TableNormal"/>
     <w:uiPriority w:val="99"/>
     <w:qFormat/>
     <w:tblPr>
       <w:tblBorders>
-        <w:top w:val="single" w:sz="4" w:space="0" w:color="D99695" w:themeColor="accent2" w:themeTint="97"/>
-        <w:left w:val="single" w:sz="4" w:space="0" w:color="D99695" w:themeColor="accent2" w:themeTint="97"/>
-        <w:bottom w:val="single" w:sz="4" w:space="0" w:color="D99695" w:themeColor="accent2" w:themeTint="97"/>
-        <w:right w:val="single" w:sz="4" w:space="0" w:color="D99695" w:themeColor="accent2" w:themeTint="97"/>
+        <w:top w:val="single" w:color="D99695" w:themeColor="accent2" w:themeTint="97" w:sz="4" w:space="0"/>
+        <w:left w:val="single" w:color="D99695" w:themeColor="accent2" w:themeTint="97" w:sz="4" w:space="0"/>
+        <w:bottom w:val="single" w:color="D99695" w:themeColor="accent2" w:themeTint="97" w:sz="4" w:space="0"/>
+        <w:right w:val="single" w:color="D99695" w:themeColor="accent2" w:themeTint="97" w:sz="4" w:space="0"/>
       </w:tblBorders>
     </w:tblPr>
     <w:tblStylePr w:type="firstRow">
@@ -8991,8 +8985,8 @@
       <w:tblPr/>
       <w:tcPr>
         <w:tcBorders>
-          <w:left w:val="single" w:sz="4" w:space="0" w:color="D99695" w:themeColor="accent2" w:themeTint="97"/>
-          <w:right w:val="single" w:sz="4" w:space="0" w:color="D99695" w:themeColor="accent2" w:themeTint="97"/>
+          <w:left w:val="single" w:color="D99695" w:themeColor="accent2" w:themeTint="97" w:sz="4" w:space="0"/>
+          <w:right w:val="single" w:color="D99695" w:themeColor="accent2" w:themeTint="97" w:sz="4" w:space="0"/>
         </w:tcBorders>
       </w:tcPr>
     </w:tblStylePr>
@@ -9005,23 +8999,23 @@
       <w:tblPr/>
       <w:tcPr>
         <w:tcBorders>
-          <w:top w:val="single" w:sz="4" w:space="0" w:color="D99695" w:themeColor="accent2" w:themeTint="97"/>
-          <w:bottom w:val="single" w:sz="4" w:space="0" w:color="D99695" w:themeColor="accent2" w:themeTint="97"/>
-        </w:tcBorders>
-      </w:tcPr>
-    </w:tblStylePr>
-  </w:style>
-  <w:style w:type="table" w:customStyle="1" w:styleId="ListTable3-Accent31">
+          <w:top w:val="single" w:color="D99695" w:themeColor="accent2" w:themeTint="97" w:sz="4" w:space="0"/>
+          <w:bottom w:val="single" w:color="D99695" w:themeColor="accent2" w:themeTint="97" w:sz="4" w:space="0"/>
+        </w:tcBorders>
+      </w:tcPr>
+    </w:tblStylePr>
+  </w:style>
+  <w:style w:type="table" w:styleId="ListTable3-Accent31" w:customStyle="1">
     <w:name w:val="List Table 3 - Accent 31"/>
     <w:basedOn w:val="TableNormal"/>
     <w:uiPriority w:val="99"/>
     <w:qFormat/>
     <w:tblPr>
       <w:tblBorders>
-        <w:top w:val="single" w:sz="4" w:space="0" w:color="C3D69B" w:themeColor="accent3" w:themeTint="98"/>
-        <w:left w:val="single" w:sz="4" w:space="0" w:color="C3D69B" w:themeColor="accent3" w:themeTint="98"/>
-        <w:bottom w:val="single" w:sz="4" w:space="0" w:color="C3D69B" w:themeColor="accent3" w:themeTint="98"/>
-        <w:right w:val="single" w:sz="4" w:space="0" w:color="C3D69B" w:themeColor="accent3" w:themeTint="98"/>
+        <w:top w:val="single" w:color="C3D69B" w:themeColor="accent3" w:themeTint="98" w:sz="4" w:space="0"/>
+        <w:left w:val="single" w:color="C3D69B" w:themeColor="accent3" w:themeTint="98" w:sz="4" w:space="0"/>
+        <w:bottom w:val="single" w:color="C3D69B" w:themeColor="accent3" w:themeTint="98" w:sz="4" w:space="0"/>
+        <w:right w:val="single" w:color="C3D69B" w:themeColor="accent3" w:themeTint="98" w:sz="4" w:space="0"/>
       </w:tblBorders>
     </w:tblPr>
     <w:tblStylePr w:type="firstRow">
@@ -9063,8 +9057,8 @@
       <w:tblPr/>
       <w:tcPr>
         <w:tcBorders>
-          <w:left w:val="single" w:sz="4" w:space="0" w:color="C3D69B" w:themeColor="accent3" w:themeTint="98"/>
-          <w:right w:val="single" w:sz="4" w:space="0" w:color="C3D69B" w:themeColor="accent3" w:themeTint="98"/>
+          <w:left w:val="single" w:color="C3D69B" w:themeColor="accent3" w:themeTint="98" w:sz="4" w:space="0"/>
+          <w:right w:val="single" w:color="C3D69B" w:themeColor="accent3" w:themeTint="98" w:sz="4" w:space="0"/>
         </w:tcBorders>
       </w:tcPr>
     </w:tblStylePr>
@@ -9077,23 +9071,23 @@
       <w:tblPr/>
       <w:tcPr>
         <w:tcBorders>
-          <w:top w:val="single" w:sz="4" w:space="0" w:color="C3D69B" w:themeColor="accent3" w:themeTint="98"/>
-          <w:bottom w:val="single" w:sz="4" w:space="0" w:color="C3D69B" w:themeColor="accent3" w:themeTint="98"/>
-        </w:tcBorders>
-      </w:tcPr>
-    </w:tblStylePr>
-  </w:style>
-  <w:style w:type="table" w:customStyle="1" w:styleId="ListTable3-Accent41">
+          <w:top w:val="single" w:color="C3D69B" w:themeColor="accent3" w:themeTint="98" w:sz="4" w:space="0"/>
+          <w:bottom w:val="single" w:color="C3D69B" w:themeColor="accent3" w:themeTint="98" w:sz="4" w:space="0"/>
+        </w:tcBorders>
+      </w:tcPr>
+    </w:tblStylePr>
+  </w:style>
+  <w:style w:type="table" w:styleId="ListTable3-Accent41" w:customStyle="1">
     <w:name w:val="List Table 3 - Accent 41"/>
     <w:basedOn w:val="TableNormal"/>
     <w:uiPriority w:val="99"/>
     <w:qFormat/>
     <w:tblPr>
       <w:tblBorders>
-        <w:top w:val="single" w:sz="4" w:space="0" w:color="B2A1C6" w:themeColor="accent4" w:themeTint="9A"/>
-        <w:left w:val="single" w:sz="4" w:space="0" w:color="B2A1C6" w:themeColor="accent4" w:themeTint="9A"/>
-        <w:bottom w:val="single" w:sz="4" w:space="0" w:color="B2A1C6" w:themeColor="accent4" w:themeTint="9A"/>
-        <w:right w:val="single" w:sz="4" w:space="0" w:color="B2A1C6" w:themeColor="accent4" w:themeTint="9A"/>
+        <w:top w:val="single" w:color="B2A1C6" w:themeColor="accent4" w:themeTint="9A" w:sz="4" w:space="0"/>
+        <w:left w:val="single" w:color="B2A1C6" w:themeColor="accent4" w:themeTint="9A" w:sz="4" w:space="0"/>
+        <w:bottom w:val="single" w:color="B2A1C6" w:themeColor="accent4" w:themeTint="9A" w:sz="4" w:space="0"/>
+        <w:right w:val="single" w:color="B2A1C6" w:themeColor="accent4" w:themeTint="9A" w:sz="4" w:space="0"/>
       </w:tblBorders>
     </w:tblPr>
     <w:tblStylePr w:type="firstRow">
@@ -9135,8 +9129,8 @@
       <w:tblPr/>
       <w:tcPr>
         <w:tcBorders>
-          <w:left w:val="single" w:sz="4" w:space="0" w:color="B2A1C6" w:themeColor="accent4" w:themeTint="9A"/>
-          <w:right w:val="single" w:sz="4" w:space="0" w:color="B2A1C6" w:themeColor="accent4" w:themeTint="9A"/>
+          <w:left w:val="single" w:color="B2A1C6" w:themeColor="accent4" w:themeTint="9A" w:sz="4" w:space="0"/>
+          <w:right w:val="single" w:color="B2A1C6" w:themeColor="accent4" w:themeTint="9A" w:sz="4" w:space="0"/>
         </w:tcBorders>
       </w:tcPr>
     </w:tblStylePr>
@@ -9149,23 +9143,23 @@
       <w:tblPr/>
       <w:tcPr>
         <w:tcBorders>
-          <w:top w:val="single" w:sz="4" w:space="0" w:color="B2A1C6" w:themeColor="accent4" w:themeTint="9A"/>
-          <w:bottom w:val="single" w:sz="4" w:space="0" w:color="B2A1C6" w:themeColor="accent4" w:themeTint="9A"/>
-        </w:tcBorders>
-      </w:tcPr>
-    </w:tblStylePr>
-  </w:style>
-  <w:style w:type="table" w:customStyle="1" w:styleId="ListTable3-Accent51">
+          <w:top w:val="single" w:color="B2A1C6" w:themeColor="accent4" w:themeTint="9A" w:sz="4" w:space="0"/>
+          <w:bottom w:val="single" w:color="B2A1C6" w:themeColor="accent4" w:themeTint="9A" w:sz="4" w:space="0"/>
+        </w:tcBorders>
+      </w:tcPr>
+    </w:tblStylePr>
+  </w:style>
+  <w:style w:type="table" w:styleId="ListTable3-Accent51" w:customStyle="1">
     <w:name w:val="List Table 3 - Accent 51"/>
     <w:basedOn w:val="TableNormal"/>
     <w:uiPriority w:val="99"/>
     <w:qFormat/>
     <w:tblPr>
       <w:tblBorders>
-        <w:top w:val="single" w:sz="4" w:space="0" w:color="92CCDC" w:themeColor="accent5" w:themeTint="9A"/>
-        <w:left w:val="single" w:sz="4" w:space="0" w:color="92CCDC" w:themeColor="accent5" w:themeTint="9A"/>
-        <w:bottom w:val="single" w:sz="4" w:space="0" w:color="92CCDC" w:themeColor="accent5" w:themeTint="9A"/>
-        <w:right w:val="single" w:sz="4" w:space="0" w:color="92CCDC" w:themeColor="accent5" w:themeTint="9A"/>
+        <w:top w:val="single" w:color="92CCDC" w:themeColor="accent5" w:themeTint="9A" w:sz="4" w:space="0"/>
+        <w:left w:val="single" w:color="92CCDC" w:themeColor="accent5" w:themeTint="9A" w:sz="4" w:space="0"/>
+        <w:bottom w:val="single" w:color="92CCDC" w:themeColor="accent5" w:themeTint="9A" w:sz="4" w:space="0"/>
+        <w:right w:val="single" w:color="92CCDC" w:themeColor="accent5" w:themeTint="9A" w:sz="4" w:space="0"/>
       </w:tblBorders>
     </w:tblPr>
     <w:tblStylePr w:type="firstRow">
@@ -9207,8 +9201,8 @@
       <w:tblPr/>
       <w:tcPr>
         <w:tcBorders>
-          <w:left w:val="single" w:sz="4" w:space="0" w:color="92CCDC" w:themeColor="accent5" w:themeTint="9A"/>
-          <w:right w:val="single" w:sz="4" w:space="0" w:color="92CCDC" w:themeColor="accent5" w:themeTint="9A"/>
+          <w:left w:val="single" w:color="92CCDC" w:themeColor="accent5" w:themeTint="9A" w:sz="4" w:space="0"/>
+          <w:right w:val="single" w:color="92CCDC" w:themeColor="accent5" w:themeTint="9A" w:sz="4" w:space="0"/>
         </w:tcBorders>
       </w:tcPr>
     </w:tblStylePr>
@@ -9221,23 +9215,23 @@
       <w:tblPr/>
       <w:tcPr>
         <w:tcBorders>
-          <w:top w:val="single" w:sz="4" w:space="0" w:color="92CCDC" w:themeColor="accent5" w:themeTint="9A"/>
-          <w:bottom w:val="single" w:sz="4" w:space="0" w:color="92CCDC" w:themeColor="accent5" w:themeTint="9A"/>
-        </w:tcBorders>
-      </w:tcPr>
-    </w:tblStylePr>
-  </w:style>
-  <w:style w:type="table" w:customStyle="1" w:styleId="ListTable3-Accent61">
+          <w:top w:val="single" w:color="92CCDC" w:themeColor="accent5" w:themeTint="9A" w:sz="4" w:space="0"/>
+          <w:bottom w:val="single" w:color="92CCDC" w:themeColor="accent5" w:themeTint="9A" w:sz="4" w:space="0"/>
+        </w:tcBorders>
+      </w:tcPr>
+    </w:tblStylePr>
+  </w:style>
+  <w:style w:type="table" w:styleId="ListTable3-Accent61" w:customStyle="1">
     <w:name w:val="List Table 3 - Accent 61"/>
     <w:basedOn w:val="TableNormal"/>
     <w:uiPriority w:val="99"/>
     <w:qFormat/>
     <w:tblPr>
       <w:tblBorders>
-        <w:top w:val="single" w:sz="4" w:space="0" w:color="FAC090" w:themeColor="accent6" w:themeTint="98"/>
-        <w:left w:val="single" w:sz="4" w:space="0" w:color="FAC090" w:themeColor="accent6" w:themeTint="98"/>
-        <w:bottom w:val="single" w:sz="4" w:space="0" w:color="FAC090" w:themeColor="accent6" w:themeTint="98"/>
-        <w:right w:val="single" w:sz="4" w:space="0" w:color="FAC090" w:themeColor="accent6" w:themeTint="98"/>
+        <w:top w:val="single" w:color="FAC090" w:themeColor="accent6" w:themeTint="98" w:sz="4" w:space="0"/>
+        <w:left w:val="single" w:color="FAC090" w:themeColor="accent6" w:themeTint="98" w:sz="4" w:space="0"/>
+        <w:bottom w:val="single" w:color="FAC090" w:themeColor="accent6" w:themeTint="98" w:sz="4" w:space="0"/>
+        <w:right w:val="single" w:color="FAC090" w:themeColor="accent6" w:themeTint="98" w:sz="4" w:space="0"/>
       </w:tblBorders>
     </w:tblPr>
     <w:tblStylePr w:type="firstRow">
@@ -9279,8 +9273,8 @@
       <w:tblPr/>
       <w:tcPr>
         <w:tcBorders>
-          <w:left w:val="single" w:sz="4" w:space="0" w:color="FAC090" w:themeColor="accent6" w:themeTint="98"/>
-          <w:right w:val="single" w:sz="4" w:space="0" w:color="FAC090" w:themeColor="accent6" w:themeTint="98"/>
+          <w:left w:val="single" w:color="FAC090" w:themeColor="accent6" w:themeTint="98" w:sz="4" w:space="0"/>
+          <w:right w:val="single" w:color="FAC090" w:themeColor="accent6" w:themeTint="98" w:sz="4" w:space="0"/>
         </w:tcBorders>
       </w:tcPr>
     </w:tblStylePr>
@@ -9293,24 +9287,24 @@
       <w:tblPr/>
       <w:tcPr>
         <w:tcBorders>
-          <w:top w:val="single" w:sz="4" w:space="0" w:color="FAC090" w:themeColor="accent6" w:themeTint="98"/>
-          <w:bottom w:val="single" w:sz="4" w:space="0" w:color="FAC090" w:themeColor="accent6" w:themeTint="98"/>
-        </w:tcBorders>
-      </w:tcPr>
-    </w:tblStylePr>
-  </w:style>
-  <w:style w:type="table" w:customStyle="1" w:styleId="ListTable41">
+          <w:top w:val="single" w:color="FAC090" w:themeColor="accent6" w:themeTint="98" w:sz="4" w:space="0"/>
+          <w:bottom w:val="single" w:color="FAC090" w:themeColor="accent6" w:themeTint="98" w:sz="4" w:space="0"/>
+        </w:tcBorders>
+      </w:tcPr>
+    </w:tblStylePr>
+  </w:style>
+  <w:style w:type="table" w:styleId="ListTable41" w:customStyle="1">
     <w:name w:val="List Table 41"/>
     <w:basedOn w:val="TableNormal"/>
     <w:uiPriority w:val="99"/>
     <w:qFormat/>
     <w:tblPr>
       <w:tblBorders>
-        <w:top w:val="single" w:sz="4" w:space="0" w:color="000000" w:themeColor="text1"/>
-        <w:left w:val="single" w:sz="4" w:space="0" w:color="000000" w:themeColor="text1"/>
-        <w:bottom w:val="single" w:sz="4" w:space="0" w:color="000000" w:themeColor="text1"/>
-        <w:right w:val="single" w:sz="4" w:space="0" w:color="000000" w:themeColor="text1"/>
-        <w:insideH w:val="single" w:sz="4" w:space="0" w:color="000000" w:themeColor="text1"/>
+        <w:top w:val="single" w:color="000000" w:themeColor="text1" w:sz="4" w:space="0"/>
+        <w:left w:val="single" w:color="000000" w:themeColor="text1" w:sz="4" w:space="0"/>
+        <w:bottom w:val="single" w:color="000000" w:themeColor="text1" w:sz="4" w:space="0"/>
+        <w:right w:val="single" w:color="000000" w:themeColor="text1" w:sz="4" w:space="0"/>
+        <w:insideH w:val="single" w:color="000000" w:themeColor="text1" w:sz="4" w:space="0"/>
       </w:tblBorders>
     </w:tblPr>
     <w:tblStylePr w:type="firstRow">
@@ -9366,18 +9360,18 @@
       </w:tcPr>
     </w:tblStylePr>
   </w:style>
-  <w:style w:type="table" w:customStyle="1" w:styleId="ListTable4-Accent11">
+  <w:style w:type="table" w:styleId="ListTable4-Accent11" w:customStyle="1">
     <w:name w:val="List Table 4 - Accent 11"/>
     <w:basedOn w:val="TableNormal"/>
     <w:uiPriority w:val="99"/>
     <w:qFormat/>
     <w:tblPr>
       <w:tblBorders>
-        <w:top w:val="single" w:sz="4" w:space="0" w:color="9BB7D9" w:themeColor="accent1" w:themeTint="90"/>
-        <w:left w:val="single" w:sz="4" w:space="0" w:color="9BB7D9" w:themeColor="accent1" w:themeTint="90"/>
-        <w:bottom w:val="single" w:sz="4" w:space="0" w:color="9BB7D9" w:themeColor="accent1" w:themeTint="90"/>
-        <w:right w:val="single" w:sz="4" w:space="0" w:color="9BB7D9" w:themeColor="accent1" w:themeTint="90"/>
-        <w:insideH w:val="single" w:sz="4" w:space="0" w:color="9BB7D9" w:themeColor="accent1" w:themeTint="90"/>
+        <w:top w:val="single" w:color="9BB7D9" w:themeColor="accent1" w:themeTint="90" w:sz="4" w:space="0"/>
+        <w:left w:val="single" w:color="9BB7D9" w:themeColor="accent1" w:themeTint="90" w:sz="4" w:space="0"/>
+        <w:bottom w:val="single" w:color="9BB7D9" w:themeColor="accent1" w:themeTint="90" w:sz="4" w:space="0"/>
+        <w:right w:val="single" w:color="9BB7D9" w:themeColor="accent1" w:themeTint="90" w:sz="4" w:space="0"/>
+        <w:insideH w:val="single" w:color="9BB7D9" w:themeColor="accent1" w:themeTint="90" w:sz="4" w:space="0"/>
       </w:tblBorders>
     </w:tblPr>
     <w:tblStylePr w:type="firstRow">
@@ -9433,18 +9427,18 @@
       </w:tcPr>
     </w:tblStylePr>
   </w:style>
-  <w:style w:type="table" w:customStyle="1" w:styleId="ListTable4-Accent21">
+  <w:style w:type="table" w:styleId="ListTable4-Accent21" w:customStyle="1">
     <w:name w:val="List Table 4 - Accent 21"/>
     <w:basedOn w:val="TableNormal"/>
     <w:uiPriority w:val="99"/>
     <w:qFormat/>
     <w:tblPr>
       <w:tblBorders>
-        <w:top w:val="single" w:sz="4" w:space="0" w:color="DB9B9A" w:themeColor="accent2" w:themeTint="90"/>
-        <w:left w:val="single" w:sz="4" w:space="0" w:color="DB9B9A" w:themeColor="accent2" w:themeTint="90"/>
-        <w:bottom w:val="single" w:sz="4" w:space="0" w:color="DB9B9A" w:themeColor="accent2" w:themeTint="90"/>
-        <w:right w:val="single" w:sz="4" w:space="0" w:color="DB9B9A" w:themeColor="accent2" w:themeTint="90"/>
-        <w:insideH w:val="single" w:sz="4" w:space="0" w:color="DB9B9A" w:themeColor="accent2" w:themeTint="90"/>
+        <w:top w:val="single" w:color="DB9B9A" w:themeColor="accent2" w:themeTint="90" w:sz="4" w:space="0"/>
+        <w:left w:val="single" w:color="DB9B9A" w:themeColor="accent2" w:themeTint="90" w:sz="4" w:space="0"/>
+        <w:bottom w:val="single" w:color="DB9B9A" w:themeColor="accent2" w:themeTint="90" w:sz="4" w:space="0"/>
+        <w:right w:val="single" w:color="DB9B9A" w:themeColor="accent2" w:themeTint="90" w:sz="4" w:space="0"/>
+        <w:insideH w:val="single" w:color="DB9B9A" w:themeColor="accent2" w:themeTint="90" w:sz="4" w:space="0"/>
       </w:tblBorders>
     </w:tblPr>
     <w:tblStylePr w:type="firstRow">
@@ -9500,18 +9494,18 @@
       </w:tcPr>
     </w:tblStylePr>
   </w:style>
-  <w:style w:type="table" w:customStyle="1" w:styleId="ListTable4-Accent31">
+  <w:style w:type="table" w:styleId="ListTable4-Accent31" w:customStyle="1">
     <w:name w:val="List Table 4 - Accent 31"/>
     <w:basedOn w:val="TableNormal"/>
     <w:uiPriority w:val="99"/>
     <w:qFormat/>
     <w:tblPr>
       <w:tblBorders>
-        <w:top w:val="single" w:sz="4" w:space="0" w:color="C6D8A1" w:themeColor="accent3" w:themeTint="90"/>
-        <w:left w:val="single" w:sz="4" w:space="0" w:color="C6D8A1" w:themeColor="accent3" w:themeTint="90"/>
-        <w:bottom w:val="single" w:sz="4" w:space="0" w:color="C6D8A1" w:themeColor="accent3" w:themeTint="90"/>
-        <w:right w:val="single" w:sz="4" w:space="0" w:color="C6D8A1" w:themeColor="accent3" w:themeTint="90"/>
-        <w:insideH w:val="single" w:sz="4" w:space="0" w:color="C6D8A1" w:themeColor="accent3" w:themeTint="90"/>
+        <w:top w:val="single" w:color="C6D8A1" w:themeColor="accent3" w:themeTint="90" w:sz="4" w:space="0"/>
+        <w:left w:val="single" w:color="C6D8A1" w:themeColor="accent3" w:themeTint="90" w:sz="4" w:space="0"/>
+        <w:bottom w:val="single" w:color="C6D8A1" w:themeColor="accent3" w:themeTint="90" w:sz="4" w:space="0"/>
+        <w:right w:val="single" w:color="C6D8A1" w:themeColor="accent3" w:themeTint="90" w:sz="4" w:space="0"/>
+        <w:insideH w:val="single" w:color="C6D8A1" w:themeColor="accent3" w:themeTint="90" w:sz="4" w:space="0"/>
       </w:tblBorders>
     </w:tblPr>
     <w:tblStylePr w:type="firstRow">
@@ -9567,18 +9561,18 @@
       </w:tcPr>
     </w:tblStylePr>
   </w:style>
-  <w:style w:type="table" w:customStyle="1" w:styleId="ListTable4-Accent41">
+  <w:style w:type="table" w:styleId="ListTable4-Accent41" w:customStyle="1">
     <w:name w:val="List Table 4 - Accent 41"/>
     <w:basedOn w:val="TableNormal"/>
     <w:uiPriority w:val="99"/>
     <w:qFormat/>
     <w:tblPr>
       <w:tblBorders>
-        <w:top w:val="single" w:sz="4" w:space="0" w:color="B7A7CA" w:themeColor="accent4" w:themeTint="90"/>
-        <w:left w:val="single" w:sz="4" w:space="0" w:color="B7A7CA" w:themeColor="accent4" w:themeTint="90"/>
-        <w:bottom w:val="single" w:sz="4" w:space="0" w:color="B7A7CA" w:themeColor="accent4" w:themeTint="90"/>
-        <w:right w:val="single" w:sz="4" w:space="0" w:color="B7A7CA" w:themeColor="accent4" w:themeTint="90"/>
-        <w:insideH w:val="single" w:sz="4" w:space="0" w:color="B7A7CA" w:themeColor="accent4" w:themeTint="90"/>
+        <w:top w:val="single" w:color="B7A7CA" w:themeColor="accent4" w:themeTint="90" w:sz="4" w:space="0"/>
+        <w:left w:val="single" w:color="B7A7CA" w:themeColor="accent4" w:themeTint="90" w:sz="4" w:space="0"/>
+        <w:bottom w:val="single" w:color="B7A7CA" w:themeColor="accent4" w:themeTint="90" w:sz="4" w:space="0"/>
+        <w:right w:val="single" w:color="B7A7CA" w:themeColor="accent4" w:themeTint="90" w:sz="4" w:space="0"/>
+        <w:insideH w:val="single" w:color="B7A7CA" w:themeColor="accent4" w:themeTint="90" w:sz="4" w:space="0"/>
       </w:tblBorders>
     </w:tblPr>
     <w:tblStylePr w:type="firstRow">
@@ -9634,18 +9628,18 @@
       </w:tcPr>
     </w:tblStylePr>
   </w:style>
-  <w:style w:type="table" w:customStyle="1" w:styleId="ListTable4-Accent51">
+  <w:style w:type="table" w:styleId="ListTable4-Accent51" w:customStyle="1">
     <w:name w:val="List Table 4 - Accent 51"/>
     <w:basedOn w:val="TableNormal"/>
     <w:uiPriority w:val="99"/>
     <w:qFormat/>
     <w:tblPr>
       <w:tblBorders>
-        <w:top w:val="single" w:sz="4" w:space="0" w:color="99D0DE" w:themeColor="accent5" w:themeTint="90"/>
-        <w:left w:val="single" w:sz="4" w:space="0" w:color="99D0DE" w:themeColor="accent5" w:themeTint="90"/>
-        <w:bottom w:val="single" w:sz="4" w:space="0" w:color="99D0DE" w:themeColor="accent5" w:themeTint="90"/>
-        <w:right w:val="single" w:sz="4" w:space="0" w:color="99D0DE" w:themeColor="accent5" w:themeTint="90"/>
-        <w:insideH w:val="single" w:sz="4" w:space="0" w:color="99D0DE" w:themeColor="accent5" w:themeTint="90"/>
+        <w:top w:val="single" w:color="99D0DE" w:themeColor="accent5" w:themeTint="90" w:sz="4" w:space="0"/>
+        <w:left w:val="single" w:color="99D0DE" w:themeColor="accent5" w:themeTint="90" w:sz="4" w:space="0"/>
+        <w:bottom w:val="single" w:color="99D0DE" w:themeColor="accent5" w:themeTint="90" w:sz="4" w:space="0"/>
+        <w:right w:val="single" w:color="99D0DE" w:themeColor="accent5" w:themeTint="90" w:sz="4" w:space="0"/>
+        <w:insideH w:val="single" w:color="99D0DE" w:themeColor="accent5" w:themeTint="90" w:sz="4" w:space="0"/>
       </w:tblBorders>
     </w:tblPr>
     <w:tblStylePr w:type="firstRow">
@@ -9701,18 +9695,18 @@
       </w:tcPr>
     </w:tblStylePr>
   </w:style>
-  <w:style w:type="table" w:customStyle="1" w:styleId="ListTable4-Accent61">
+  <w:style w:type="table" w:styleId="ListTable4-Accent61" w:customStyle="1">
     <w:name w:val="List Table 4 - Accent 61"/>
     <w:basedOn w:val="TableNormal"/>
     <w:uiPriority w:val="99"/>
     <w:qFormat/>
     <w:tblPr>
       <w:tblBorders>
-        <w:top w:val="single" w:sz="4" w:space="0" w:color="FAC396" w:themeColor="accent6" w:themeTint="90"/>
-        <w:left w:val="single" w:sz="4" w:space="0" w:color="FAC396" w:themeColor="accent6" w:themeTint="90"/>
-        <w:bottom w:val="single" w:sz="4" w:space="0" w:color="FAC396" w:themeColor="accent6" w:themeTint="90"/>
-        <w:right w:val="single" w:sz="4" w:space="0" w:color="FAC396" w:themeColor="accent6" w:themeTint="90"/>
-        <w:insideH w:val="single" w:sz="4" w:space="0" w:color="FAC396" w:themeColor="accent6" w:themeTint="90"/>
+        <w:top w:val="single" w:color="FAC396" w:themeColor="accent6" w:themeTint="90" w:sz="4" w:space="0"/>
+        <w:left w:val="single" w:color="FAC396" w:themeColor="accent6" w:themeTint="90" w:sz="4" w:space="0"/>
+        <w:bottom w:val="single" w:color="FAC396" w:themeColor="accent6" w:themeTint="90" w:sz="4" w:space="0"/>
+        <w:right w:val="single" w:color="FAC396" w:themeColor="accent6" w:themeTint="90" w:sz="4" w:space="0"/>
+        <w:insideH w:val="single" w:color="FAC396" w:themeColor="accent6" w:themeTint="90" w:sz="4" w:space="0"/>
       </w:tblBorders>
     </w:tblPr>
     <w:tblStylePr w:type="firstRow">
@@ -9768,17 +9762,17 @@
       </w:tcPr>
     </w:tblStylePr>
   </w:style>
-  <w:style w:type="table" w:customStyle="1" w:styleId="ListTable5Dark1">
+  <w:style w:type="table" w:styleId="ListTable5Dark1" w:customStyle="1">
     <w:name w:val="List Table 5 Dark1"/>
     <w:basedOn w:val="TableNormal"/>
     <w:uiPriority w:val="99"/>
     <w:qFormat/>
     <w:tblPr>
       <w:tblBorders>
-        <w:top w:val="single" w:sz="32" w:space="0" w:color="7F7F7F" w:themeColor="text1" w:themeTint="80"/>
-        <w:left w:val="single" w:sz="32" w:space="0" w:color="7F7F7F" w:themeColor="text1" w:themeTint="80"/>
-        <w:bottom w:val="single" w:sz="32" w:space="0" w:color="7F7F7F" w:themeColor="text1" w:themeTint="80"/>
-        <w:right w:val="single" w:sz="32" w:space="0" w:color="7F7F7F" w:themeColor="text1" w:themeTint="80"/>
+        <w:top w:val="single" w:color="7F7F7F" w:themeColor="text1" w:themeTint="80" w:sz="32" w:space="0"/>
+        <w:left w:val="single" w:color="7F7F7F" w:themeColor="text1" w:themeTint="80" w:sz="32" w:space="0"/>
+        <w:bottom w:val="single" w:color="7F7F7F" w:themeColor="text1" w:themeTint="80" w:sz="32" w:space="0"/>
+        <w:right w:val="single" w:color="7F7F7F" w:themeColor="text1" w:themeTint="80" w:sz="32" w:space="0"/>
       </w:tblBorders>
     </w:tblPr>
     <w:tblStylePr w:type="firstRow">
@@ -9791,8 +9785,8 @@
       <w:tblPr/>
       <w:tcPr>
         <w:tcBorders>
-          <w:top w:val="single" w:sz="32" w:space="0" w:color="7F7F7F" w:themeColor="text1" w:themeTint="80"/>
-          <w:bottom w:val="single" w:sz="12" w:space="0" w:color="FFFFFF" w:themeColor="light1"/>
+          <w:top w:val="single" w:color="7F7F7F" w:themeColor="text1" w:themeTint="80" w:sz="32" w:space="0"/>
+          <w:bottom w:val="single" w:color="FFFFFF" w:themeColor="light1" w:sz="12" w:space="0"/>
         </w:tcBorders>
         <w:shd w:val="clear" w:color="7F7F7F" w:themeColor="text1" w:themeTint="80" w:fill="7F7F7F" w:themeFill="text1" w:themeFillTint="80"/>
       </w:tcPr>
@@ -9815,8 +9809,8 @@
       <w:tblPr/>
       <w:tcPr>
         <w:tcBorders>
-          <w:left w:val="single" w:sz="32" w:space="0" w:color="7F7F7F" w:themeColor="text1" w:themeTint="80"/>
-          <w:right w:val="single" w:sz="4" w:space="0" w:color="FFFFFF" w:themeColor="light1"/>
+          <w:left w:val="single" w:color="7F7F7F" w:themeColor="text1" w:themeTint="80" w:sz="32" w:space="0"/>
+          <w:right w:val="single" w:color="FFFFFF" w:themeColor="light1" w:sz="4" w:space="0"/>
         </w:tcBorders>
       </w:tcPr>
     </w:tblStylePr>
@@ -9824,8 +9818,8 @@
       <w:tblPr/>
       <w:tcPr>
         <w:tcBorders>
-          <w:left w:val="single" w:sz="4" w:space="0" w:color="FFFFFF" w:themeColor="light1"/>
-          <w:right w:val="single" w:sz="32" w:space="0" w:color="7F7F7F" w:themeColor="text1" w:themeTint="80"/>
+          <w:left w:val="single" w:color="FFFFFF" w:themeColor="light1" w:sz="4" w:space="0"/>
+          <w:right w:val="single" w:color="7F7F7F" w:themeColor="text1" w:themeTint="80" w:sz="32" w:space="0"/>
         </w:tcBorders>
       </w:tcPr>
     </w:tblStylePr>
@@ -9833,8 +9827,8 @@
       <w:tblPr/>
       <w:tcPr>
         <w:tcBorders>
-          <w:left w:val="single" w:sz="4" w:space="0" w:color="FFFFFF" w:themeColor="light1"/>
-          <w:right w:val="single" w:sz="4" w:space="0" w:color="FFFFFF" w:themeColor="light1"/>
+          <w:left w:val="single" w:color="FFFFFF" w:themeColor="light1" w:sz="4" w:space="0"/>
+          <w:right w:val="single" w:color="FFFFFF" w:themeColor="light1" w:sz="4" w:space="0"/>
         </w:tcBorders>
         <w:shd w:val="clear" w:color="7F7F7F" w:themeColor="text1" w:themeTint="80" w:fill="7F7F7F" w:themeFill="text1" w:themeFillTint="80"/>
       </w:tcPr>
@@ -9843,8 +9837,8 @@
       <w:tblPr/>
       <w:tcPr>
         <w:tcBorders>
-          <w:left w:val="single" w:sz="4" w:space="0" w:color="FFFFFF" w:themeColor="light1"/>
-          <w:right w:val="single" w:sz="4" w:space="0" w:color="FFFFFF" w:themeColor="light1"/>
+          <w:left w:val="single" w:color="FFFFFF" w:themeColor="light1" w:sz="4" w:space="0"/>
+          <w:right w:val="single" w:color="FFFFFF" w:themeColor="light1" w:sz="4" w:space="0"/>
         </w:tcBorders>
       </w:tcPr>
     </w:tblStylePr>
@@ -9852,8 +9846,8 @@
       <w:tblPr/>
       <w:tcPr>
         <w:tcBorders>
-          <w:top w:val="single" w:sz="4" w:space="0" w:color="FFFFFF" w:themeColor="light1"/>
-          <w:bottom w:val="single" w:sz="4" w:space="0" w:color="FFFFFF" w:themeColor="light1"/>
+          <w:top w:val="single" w:color="FFFFFF" w:themeColor="light1" w:sz="4" w:space="0"/>
+          <w:bottom w:val="single" w:color="FFFFFF" w:themeColor="light1" w:sz="4" w:space="0"/>
         </w:tcBorders>
         <w:shd w:val="clear" w:color="7F7F7F" w:themeColor="text1" w:themeTint="80" w:fill="7F7F7F" w:themeFill="text1" w:themeFillTint="80"/>
       </w:tcPr>
@@ -9862,24 +9856,24 @@
       <w:tblPr/>
       <w:tcPr>
         <w:tcBorders>
-          <w:top w:val="single" w:sz="4" w:space="0" w:color="FFFFFF" w:themeColor="light1"/>
-          <w:bottom w:val="single" w:sz="4" w:space="0" w:color="FFFFFF" w:themeColor="light1"/>
+          <w:top w:val="single" w:color="FFFFFF" w:themeColor="light1" w:sz="4" w:space="0"/>
+          <w:bottom w:val="single" w:color="FFFFFF" w:themeColor="light1" w:sz="4" w:space="0"/>
         </w:tcBorders>
         <w:shd w:val="clear" w:color="7F7F7F" w:themeColor="text1" w:themeTint="80" w:fill="7F7F7F" w:themeFill="text1" w:themeFillTint="80"/>
       </w:tcPr>
     </w:tblStylePr>
   </w:style>
-  <w:style w:type="table" w:customStyle="1" w:styleId="ListTable5Dark-Accent11">
+  <w:style w:type="table" w:styleId="ListTable5Dark-Accent11" w:customStyle="1">
     <w:name w:val="List Table 5 Dark - Accent 11"/>
     <w:basedOn w:val="TableNormal"/>
     <w:uiPriority w:val="99"/>
     <w:qFormat/>
     <w:tblPr>
       <w:tblBorders>
-        <w:top w:val="single" w:sz="32" w:space="0" w:color="4F81BD" w:themeColor="accent1"/>
-        <w:left w:val="single" w:sz="32" w:space="0" w:color="4F81BD" w:themeColor="accent1"/>
-        <w:bottom w:val="single" w:sz="32" w:space="0" w:color="4F81BD" w:themeColor="accent1"/>
-        <w:right w:val="single" w:sz="32" w:space="0" w:color="4F81BD" w:themeColor="accent1"/>
+        <w:top w:val="single" w:color="4F81BD" w:themeColor="accent1" w:sz="32" w:space="0"/>
+        <w:left w:val="single" w:color="4F81BD" w:themeColor="accent1" w:sz="32" w:space="0"/>
+        <w:bottom w:val="single" w:color="4F81BD" w:themeColor="accent1" w:sz="32" w:space="0"/>
+        <w:right w:val="single" w:color="4F81BD" w:themeColor="accent1" w:sz="32" w:space="0"/>
       </w:tblBorders>
     </w:tblPr>
     <w:tblStylePr w:type="firstRow">
@@ -9892,8 +9886,8 @@
       <w:tblPr/>
       <w:tcPr>
         <w:tcBorders>
-          <w:top w:val="single" w:sz="32" w:space="0" w:color="4F81BD" w:themeColor="accent1"/>
-          <w:bottom w:val="single" w:sz="12" w:space="0" w:color="FFFFFF" w:themeColor="light1"/>
+          <w:top w:val="single" w:color="4F81BD" w:themeColor="accent1" w:sz="32" w:space="0"/>
+          <w:bottom w:val="single" w:color="FFFFFF" w:themeColor="light1" w:sz="12" w:space="0"/>
         </w:tcBorders>
         <w:shd w:val="clear" w:color="4F81BD" w:themeColor="accent1" w:fill="4F81BD" w:themeFill="accent1"/>
       </w:tcPr>
@@ -9916,8 +9910,8 @@
       <w:tblPr/>
       <w:tcPr>
         <w:tcBorders>
-          <w:left w:val="single" w:sz="32" w:space="0" w:color="4F81BD" w:themeColor="accent1"/>
-          <w:right w:val="single" w:sz="4" w:space="0" w:color="FFFFFF" w:themeColor="light1"/>
+          <w:left w:val="single" w:color="4F81BD" w:themeColor="accent1" w:sz="32" w:space="0"/>
+          <w:right w:val="single" w:color="FFFFFF" w:themeColor="light1" w:sz="4" w:space="0"/>
         </w:tcBorders>
       </w:tcPr>
     </w:tblStylePr>
@@ -9925,8 +9919,8 @@
       <w:tblPr/>
       <w:tcPr>
         <w:tcBorders>
-          <w:left w:val="single" w:sz="4" w:space="0" w:color="FFFFFF" w:themeColor="light1"/>
-          <w:right w:val="single" w:sz="32" w:space="0" w:color="4F81BD" w:themeColor="accent1"/>
+          <w:left w:val="single" w:color="FFFFFF" w:themeColor="light1" w:sz="4" w:space="0"/>
+          <w:right w:val="single" w:color="4F81BD" w:themeColor="accent1" w:sz="32" w:space="0"/>
         </w:tcBorders>
       </w:tcPr>
     </w:tblStylePr>
@@ -9934,8 +9928,8 @@
       <w:tblPr/>
       <w:tcPr>
         <w:tcBorders>
-          <w:left w:val="single" w:sz="4" w:space="0" w:color="FFFFFF" w:themeColor="light1"/>
-          <w:right w:val="single" w:sz="4" w:space="0" w:color="FFFFFF" w:themeColor="light1"/>
+          <w:left w:val="single" w:color="FFFFFF" w:themeColor="light1" w:sz="4" w:space="0"/>
+          <w:right w:val="single" w:color="FFFFFF" w:themeColor="light1" w:sz="4" w:space="0"/>
         </w:tcBorders>
         <w:shd w:val="clear" w:color="4F81BD" w:themeColor="accent1" w:fill="4F81BD" w:themeFill="accent1"/>
       </w:tcPr>
@@ -9944,8 +9938,8 @@
       <w:tblPr/>
       <w:tcPr>
         <w:tcBorders>
-          <w:left w:val="single" w:sz="4" w:space="0" w:color="FFFFFF" w:themeColor="light1"/>
-          <w:right w:val="single" w:sz="4" w:space="0" w:color="FFFFFF" w:themeColor="light1"/>
+          <w:left w:val="single" w:color="FFFFFF" w:themeColor="light1" w:sz="4" w:space="0"/>
+          <w:right w:val="single" w:color="FFFFFF" w:themeColor="light1" w:sz="4" w:space="0"/>
         </w:tcBorders>
       </w:tcPr>
     </w:tblStylePr>
@@ -9953,8 +9947,8 @@
       <w:tblPr/>
       <w:tcPr>
         <w:tcBorders>
-          <w:top w:val="single" w:sz="4" w:space="0" w:color="FFFFFF" w:themeColor="light1"/>
-          <w:bottom w:val="single" w:sz="4" w:space="0" w:color="FFFFFF" w:themeColor="light1"/>
+          <w:top w:val="single" w:color="FFFFFF" w:themeColor="light1" w:sz="4" w:space="0"/>
+          <w:bottom w:val="single" w:color="FFFFFF" w:themeColor="light1" w:sz="4" w:space="0"/>
         </w:tcBorders>
         <w:shd w:val="clear" w:color="4F81BD" w:themeColor="accent1" w:fill="4F81BD" w:themeFill="accent1"/>
       </w:tcPr>
@@ -9963,24 +9957,24 @@
       <w:tblPr/>
       <w:tcPr>
         <w:tcBorders>
-          <w:top w:val="single" w:sz="4" w:space="0" w:color="FFFFFF" w:themeColor="light1"/>
-          <w:bottom w:val="single" w:sz="4" w:space="0" w:color="FFFFFF" w:themeColor="light1"/>
+          <w:top w:val="single" w:color="FFFFFF" w:themeColor="light1" w:sz="4" w:space="0"/>
+          <w:bottom w:val="single" w:color="FFFFFF" w:themeColor="light1" w:sz="4" w:space="0"/>
         </w:tcBorders>
         <w:shd w:val="clear" w:color="4F81BD" w:themeColor="accent1" w:fill="4F81BD" w:themeFill="accent1"/>
       </w:tcPr>
     </w:tblStylePr>
   </w:style>
-  <w:style w:type="table" w:customStyle="1" w:styleId="ListTable5Dark-Accent21">
+  <w:style w:type="table" w:styleId="ListTable5Dark-Accent21" w:customStyle="1">
     <w:name w:val="List Table 5 Dark - Accent 21"/>
     <w:basedOn w:val="TableNormal"/>
     <w:uiPriority w:val="99"/>
     <w:qFormat/>
     <w:tblPr>
       <w:tblBorders>
-        <w:top w:val="single" w:sz="32" w:space="0" w:color="D99695" w:themeColor="accent2" w:themeTint="97"/>
-        <w:left w:val="single" w:sz="32" w:space="0" w:color="D99695" w:themeColor="accent2" w:themeTint="97"/>
-        <w:bottom w:val="single" w:sz="32" w:space="0" w:color="D99695" w:themeColor="accent2" w:themeTint="97"/>
-        <w:right w:val="single" w:sz="32" w:space="0" w:color="D99695" w:themeColor="accent2" w:themeTint="97"/>
+        <w:top w:val="single" w:color="D99695" w:themeColor="accent2" w:themeTint="97" w:sz="32" w:space="0"/>
+        <w:left w:val="single" w:color="D99695" w:themeColor="accent2" w:themeTint="97" w:sz="32" w:space="0"/>
+        <w:bottom w:val="single" w:color="D99695" w:themeColor="accent2" w:themeTint="97" w:sz="32" w:space="0"/>
+        <w:right w:val="single" w:color="D99695" w:themeColor="accent2" w:themeTint="97" w:sz="32" w:space="0"/>
       </w:tblBorders>
     </w:tblPr>
     <w:tblStylePr w:type="firstRow">
@@ -9993,8 +9987,8 @@
       <w:tblPr/>
       <w:tcPr>
         <w:tcBorders>
-          <w:top w:val="single" w:sz="32" w:space="0" w:color="D99695" w:themeColor="accent2" w:themeTint="97"/>
-          <w:bottom w:val="single" w:sz="12" w:space="0" w:color="FFFFFF" w:themeColor="light1"/>
+          <w:top w:val="single" w:color="D99695" w:themeColor="accent2" w:themeTint="97" w:sz="32" w:space="0"/>
+          <w:bottom w:val="single" w:color="FFFFFF" w:themeColor="light1" w:sz="12" w:space="0"/>
         </w:tcBorders>
         <w:shd w:val="clear" w:color="D99695" w:themeColor="accent2" w:themeTint="97" w:fill="D99695" w:themeFill="accent2" w:themeFillTint="97"/>
       </w:tcPr>
@@ -10017,8 +10011,8 @@
       <w:tblPr/>
       <w:tcPr>
         <w:tcBorders>
-          <w:left w:val="single" w:sz="32" w:space="0" w:color="D99695" w:themeColor="accent2" w:themeTint="97"/>
-          <w:right w:val="single" w:sz="4" w:space="0" w:color="FFFFFF" w:themeColor="light1"/>
+          <w:left w:val="single" w:color="D99695" w:themeColor="accent2" w:themeTint="97" w:sz="32" w:space="0"/>
+          <w:right w:val="single" w:color="FFFFFF" w:themeColor="light1" w:sz="4" w:space="0"/>
         </w:tcBorders>
       </w:tcPr>
     </w:tblStylePr>
@@ -10026,8 +10020,8 @@
       <w:tblPr/>
       <w:tcPr>
         <w:tcBorders>
-          <w:left w:val="single" w:sz="4" w:space="0" w:color="FFFFFF" w:themeColor="light1"/>
-          <w:right w:val="single" w:sz="32" w:space="0" w:color="D99695" w:themeColor="accent2" w:themeTint="97"/>
+          <w:left w:val="single" w:color="FFFFFF" w:themeColor="light1" w:sz="4" w:space="0"/>
+          <w:right w:val="single" w:color="D99695" w:themeColor="accent2" w:themeTint="97" w:sz="32" w:space="0"/>
         </w:tcBorders>
       </w:tcPr>
     </w:tblStylePr>
@@ -10035,8 +10029,8 @@
       <w:tblPr/>
       <w:tcPr>
         <w:tcBorders>
-          <w:left w:val="single" w:sz="4" w:space="0" w:color="FFFFFF" w:themeColor="light1"/>
-          <w:right w:val="single" w:sz="4" w:space="0" w:color="FFFFFF" w:themeColor="light1"/>
+          <w:left w:val="single" w:color="FFFFFF" w:themeColor="light1" w:sz="4" w:space="0"/>
+          <w:right w:val="single" w:color="FFFFFF" w:themeColor="light1" w:sz="4" w:space="0"/>
         </w:tcBorders>
         <w:shd w:val="clear" w:color="D99695" w:themeColor="accent2" w:themeTint="97" w:fill="D99695" w:themeFill="accent2" w:themeFillTint="97"/>
       </w:tcPr>
@@ -10045,8 +10039,8 @@
       <w:tblPr/>
       <w:tcPr>
         <w:tcBorders>
-          <w:left w:val="single" w:sz="4" w:space="0" w:color="FFFFFF" w:themeColor="light1"/>
-          <w:right w:val="single" w:sz="4" w:space="0" w:color="FFFFFF" w:themeColor="light1"/>
+          <w:left w:val="single" w:color="FFFFFF" w:themeColor="light1" w:sz="4" w:space="0"/>
+          <w:right w:val="single" w:color="FFFFFF" w:themeColor="light1" w:sz="4" w:space="0"/>
         </w:tcBorders>
       </w:tcPr>
     </w:tblStylePr>
@@ -10054,8 +10048,8 @@
       <w:tblPr/>
       <w:tcPr>
         <w:tcBorders>
-          <w:top w:val="single" w:sz="4" w:space="0" w:color="FFFFFF" w:themeColor="light1"/>
-          <w:bottom w:val="single" w:sz="4" w:space="0" w:color="FFFFFF" w:themeColor="light1"/>
+          <w:top w:val="single" w:color="FFFFFF" w:themeColor="light1" w:sz="4" w:space="0"/>
+          <w:bottom w:val="single" w:color="FFFFFF" w:themeColor="light1" w:sz="4" w:space="0"/>
         </w:tcBorders>
         <w:shd w:val="clear" w:color="D99695" w:themeColor="accent2" w:themeTint="97" w:fill="D99695" w:themeFill="accent2" w:themeFillTint="97"/>
       </w:tcPr>
@@ -10064,23 +10058,23 @@
       <w:tblPr/>
       <w:tcPr>
         <w:tcBorders>
-          <w:top w:val="single" w:sz="4" w:space="0" w:color="FFFFFF" w:themeColor="light1"/>
-          <w:bottom w:val="single" w:sz="4" w:space="0" w:color="FFFFFF" w:themeColor="light1"/>
+          <w:top w:val="single" w:color="FFFFFF" w:themeColor="light1" w:sz="4" w:space="0"/>
+          <w:bottom w:val="single" w:color="FFFFFF" w:themeColor="light1" w:sz="4" w:space="0"/>
         </w:tcBorders>
         <w:shd w:val="clear" w:color="D99695" w:themeColor="accent2" w:themeTint="97" w:fill="D99695" w:themeFill="accent2" w:themeFillTint="97"/>
       </w:tcPr>
     </w:tblStylePr>
   </w:style>
-  <w:style w:type="table" w:customStyle="1" w:styleId="ListTable5Dark-Accent31">
+  <w:style w:type="table" w:styleId="ListTable5Dark-Accent31" w:customStyle="1">
     <w:name w:val="List Table 5 Dark - Accent 31"/>
     <w:basedOn w:val="TableNormal"/>
     <w:uiPriority w:val="99"/>
     <w:tblPr>
       <w:tblBorders>
-        <w:top w:val="single" w:sz="32" w:space="0" w:color="C3D69B" w:themeColor="accent3" w:themeTint="98"/>
-        <w:left w:val="single" w:sz="32" w:space="0" w:color="C3D69B" w:themeColor="accent3" w:themeTint="98"/>
-        <w:bottom w:val="single" w:sz="32" w:space="0" w:color="C3D69B" w:themeColor="accent3" w:themeTint="98"/>
-        <w:right w:val="single" w:sz="32" w:space="0" w:color="C3D69B" w:themeColor="accent3" w:themeTint="98"/>
+        <w:top w:val="single" w:color="C3D69B" w:themeColor="accent3" w:themeTint="98" w:sz="32" w:space="0"/>
+        <w:left w:val="single" w:color="C3D69B" w:themeColor="accent3" w:themeTint="98" w:sz="32" w:space="0"/>
+        <w:bottom w:val="single" w:color="C3D69B" w:themeColor="accent3" w:themeTint="98" w:sz="32" w:space="0"/>
+        <w:right w:val="single" w:color="C3D69B" w:themeColor="accent3" w:themeTint="98" w:sz="32" w:space="0"/>
       </w:tblBorders>
     </w:tblPr>
     <w:tblStylePr w:type="firstRow">
@@ -10093,8 +10087,8 @@
       <w:tblPr/>
       <w:tcPr>
         <w:tcBorders>
-          <w:top w:val="single" w:sz="32" w:space="0" w:color="C3D69B" w:themeColor="accent3" w:themeTint="98"/>
-          <w:bottom w:val="single" w:sz="12" w:space="0" w:color="FFFFFF" w:themeColor="light1"/>
+          <w:top w:val="single" w:color="C3D69B" w:themeColor="accent3" w:themeTint="98" w:sz="32" w:space="0"/>
+          <w:bottom w:val="single" w:color="FFFFFF" w:themeColor="light1" w:sz="12" w:space="0"/>
         </w:tcBorders>
         <w:shd w:val="clear" w:color="C3D69B" w:themeColor="accent3" w:themeTint="98" w:fill="C3D69B" w:themeFill="accent3" w:themeFillTint="98"/>
       </w:tcPr>
@@ -10117,8 +10111,8 @@
       <w:tblPr/>
       <w:tcPr>
         <w:tcBorders>
-          <w:left w:val="single" w:sz="32" w:space="0" w:color="C3D69B" w:themeColor="accent3" w:themeTint="98"/>
-          <w:right w:val="single" w:sz="4" w:space="0" w:color="FFFFFF" w:themeColor="light1"/>
+          <w:left w:val="single" w:color="C3D69B" w:themeColor="accent3" w:themeTint="98" w:sz="32" w:space="0"/>
+          <w:right w:val="single" w:color="FFFFFF" w:themeColor="light1" w:sz="4" w:space="0"/>
         </w:tcBorders>
       </w:tcPr>
     </w:tblStylePr>
@@ -10126,8 +10120,8 @@
       <w:tblPr/>
       <w:tcPr>
         <w:tcBorders>
-          <w:left w:val="single" w:sz="4" w:space="0" w:color="FFFFFF" w:themeColor="light1"/>
-          <w:right w:val="single" w:sz="32" w:space="0" w:color="C3D69B" w:themeColor="accent3" w:themeTint="98"/>
+          <w:left w:val="single" w:color="FFFFFF" w:themeColor="light1" w:sz="4" w:space="0"/>
+          <w:right w:val="single" w:color="C3D69B" w:themeColor="accent3" w:themeTint="98" w:sz="32" w:space="0"/>
         </w:tcBorders>
       </w:tcPr>
     </w:tblStylePr>
@@ -10135,8 +10129,8 @@
       <w:tblPr/>
       <w:tcPr>
         <w:tcBorders>
-          <w:left w:val="single" w:sz="4" w:space="0" w:color="FFFFFF" w:themeColor="light1"/>
-          <w:right w:val="single" w:sz="4" w:space="0" w:color="FFFFFF" w:themeColor="light1"/>
+          <w:left w:val="single" w:color="FFFFFF" w:themeColor="light1" w:sz="4" w:space="0"/>
+          <w:right w:val="single" w:color="FFFFFF" w:themeColor="light1" w:sz="4" w:space="0"/>
         </w:tcBorders>
         <w:shd w:val="clear" w:color="C3D69B" w:themeColor="accent3" w:themeTint="98" w:fill="C3D69B" w:themeFill="accent3" w:themeFillTint="98"/>
       </w:tcPr>
@@ -10145,8 +10139,8 @@
       <w:tblPr/>
       <w:tcPr>
         <w:tcBorders>
-          <w:left w:val="single" w:sz="4" w:space="0" w:color="FFFFFF" w:themeColor="light1"/>
-          <w:right w:val="single" w:sz="4" w:space="0" w:color="FFFFFF" w:themeColor="light1"/>
+          <w:left w:val="single" w:color="FFFFFF" w:themeColor="light1" w:sz="4" w:space="0"/>
+          <w:right w:val="single" w:color="FFFFFF" w:themeColor="light1" w:sz="4" w:space="0"/>
         </w:tcBorders>
       </w:tcPr>
     </w:tblStylePr>
@@ -10154,8 +10148,8 @@
       <w:tblPr/>
       <w:tcPr>
         <w:tcBorders>
-          <w:top w:val="single" w:sz="4" w:space="0" w:color="FFFFFF" w:themeColor="light1"/>
-          <w:bottom w:val="single" w:sz="4" w:space="0" w:color="FFFFFF" w:themeColor="light1"/>
+          <w:top w:val="single" w:color="FFFFFF" w:themeColor="light1" w:sz="4" w:space="0"/>
+          <w:bottom w:val="single" w:color="FFFFFF" w:themeColor="light1" w:sz="4" w:space="0"/>
         </w:tcBorders>
         <w:shd w:val="clear" w:color="C3D69B" w:themeColor="accent3" w:themeTint="98" w:fill="C3D69B" w:themeFill="accent3" w:themeFillTint="98"/>
       </w:tcPr>
@@ -10164,24 +10158,24 @@
       <w:tblPr/>
       <w:tcPr>
         <w:tcBorders>
-          <w:top w:val="single" w:sz="4" w:space="0" w:color="FFFFFF" w:themeColor="light1"/>
-          <w:bottom w:val="single" w:sz="4" w:space="0" w:color="FFFFFF" w:themeColor="light1"/>
+          <w:top w:val="single" w:color="FFFFFF" w:themeColor="light1" w:sz="4" w:space="0"/>
+          <w:bottom w:val="single" w:color="FFFFFF" w:themeColor="light1" w:sz="4" w:space="0"/>
         </w:tcBorders>
         <w:shd w:val="clear" w:color="C3D69B" w:themeColor="accent3" w:themeTint="98" w:fill="C3D69B" w:themeFill="accent3" w:themeFillTint="98"/>
       </w:tcPr>
     </w:tblStylePr>
   </w:style>
-  <w:style w:type="table" w:customStyle="1" w:styleId="ListTable5Dark-Accent41">
+  <w:style w:type="table" w:styleId="ListTable5Dark-Accent41" w:customStyle="1">
     <w:name w:val="List Table 5 Dark - Accent 41"/>
     <w:basedOn w:val="TableNormal"/>
     <w:uiPriority w:val="99"/>
     <w:qFormat/>
     <w:tblPr>
       <w:tblBorders>
-        <w:top w:val="single" w:sz="32" w:space="0" w:color="B2A1C6" w:themeColor="accent4" w:themeTint="9A"/>
-        <w:left w:val="single" w:sz="32" w:space="0" w:color="B2A1C6" w:themeColor="accent4" w:themeTint="9A"/>
-        <w:bottom w:val="single" w:sz="32" w:space="0" w:color="B2A1C6" w:themeColor="accent4" w:themeTint="9A"/>
-        <w:right w:val="single" w:sz="32" w:space="0" w:color="B2A1C6" w:themeColor="accent4" w:themeTint="9A"/>
+        <w:top w:val="single" w:color="B2A1C6" w:themeColor="accent4" w:themeTint="9A" w:sz="32" w:space="0"/>
+        <w:left w:val="single" w:color="B2A1C6" w:themeColor="accent4" w:themeTint="9A" w:sz="32" w:space="0"/>
+        <w:bottom w:val="single" w:color="B2A1C6" w:themeColor="accent4" w:themeTint="9A" w:sz="32" w:space="0"/>
+        <w:right w:val="single" w:color="B2A1C6" w:themeColor="accent4" w:themeTint="9A" w:sz="32" w:space="0"/>
       </w:tblBorders>
     </w:tblPr>
     <w:tblStylePr w:type="firstRow">
@@ -10194,8 +10188,8 @@
       <w:tblPr/>
       <w:tcPr>
         <w:tcBorders>
-          <w:top w:val="single" w:sz="32" w:space="0" w:color="B2A1C6" w:themeColor="accent4" w:themeTint="9A"/>
-          <w:bottom w:val="single" w:sz="12" w:space="0" w:color="FFFFFF" w:themeColor="light1"/>
+          <w:top w:val="single" w:color="B2A1C6" w:themeColor="accent4" w:themeTint="9A" w:sz="32" w:space="0"/>
+          <w:bottom w:val="single" w:color="FFFFFF" w:themeColor="light1" w:sz="12" w:space="0"/>
         </w:tcBorders>
         <w:shd w:val="clear" w:color="B2A1C6" w:themeColor="accent4" w:themeTint="9A" w:fill="B2A1C6" w:themeFill="accent4" w:themeFillTint="9A"/>
       </w:tcPr>
@@ -10218,8 +10212,8 @@
       <w:tblPr/>
       <w:tcPr>
         <w:tcBorders>
-          <w:left w:val="single" w:sz="32" w:space="0" w:color="B2A1C6" w:themeColor="accent4" w:themeTint="9A"/>
-          <w:right w:val="single" w:sz="4" w:space="0" w:color="FFFFFF" w:themeColor="light1"/>
+          <w:left w:val="single" w:color="B2A1C6" w:themeColor="accent4" w:themeTint="9A" w:sz="32" w:space="0"/>
+          <w:right w:val="single" w:color="FFFFFF" w:themeColor="light1" w:sz="4" w:space="0"/>
         </w:tcBorders>
       </w:tcPr>
     </w:tblStylePr>
@@ -10227,8 +10221,8 @@
       <w:tblPr/>
       <w:tcPr>
         <w:tcBorders>
-          <w:left w:val="single" w:sz="4" w:space="0" w:color="FFFFFF" w:themeColor="light1"/>
-          <w:right w:val="single" w:sz="32" w:space="0" w:color="B2A1C6" w:themeColor="accent4" w:themeTint="9A"/>
+          <w:left w:val="single" w:color="FFFFFF" w:themeColor="light1" w:sz="4" w:space="0"/>
+          <w:right w:val="single" w:color="B2A1C6" w:themeColor="accent4" w:themeTint="9A" w:sz="32" w:space="0"/>
         </w:tcBorders>
       </w:tcPr>
     </w:tblStylePr>
@@ -10236,8 +10230,8 @@
       <w:tblPr/>
       <w:tcPr>
         <w:tcBorders>
-          <w:left w:val="single" w:sz="4" w:space="0" w:color="FFFFFF" w:themeColor="light1"/>
-          <w:right w:val="single" w:sz="4" w:space="0" w:color="FFFFFF" w:themeColor="light1"/>
+          <w:left w:val="single" w:color="FFFFFF" w:themeColor="light1" w:sz="4" w:space="0"/>
+          <w:right w:val="single" w:color="FFFFFF" w:themeColor="light1" w:sz="4" w:space="0"/>
         </w:tcBorders>
         <w:shd w:val="clear" w:color="B2A1C6" w:themeColor="accent4" w:themeTint="9A" w:fill="B2A1C6" w:themeFill="accent4" w:themeFillTint="9A"/>
       </w:tcPr>
@@ -10246,8 +10240,8 @@
       <w:tblPr/>
       <w:tcPr>
         <w:tcBorders>
-          <w:left w:val="single" w:sz="4" w:space="0" w:color="FFFFFF" w:themeColor="light1"/>
-          <w:right w:val="single" w:sz="4" w:space="0" w:color="FFFFFF" w:themeColor="light1"/>
+          <w:left w:val="single" w:color="FFFFFF" w:themeColor="light1" w:sz="4" w:space="0"/>
+          <w:right w:val="single" w:color="FFFFFF" w:themeColor="light1" w:sz="4" w:space="0"/>
         </w:tcBorders>
       </w:tcPr>
     </w:tblStylePr>
@@ -10255,8 +10249,8 @@
       <w:tblPr/>
       <w:tcPr>
         <w:tcBorders>
-          <w:top w:val="single" w:sz="4" w:space="0" w:color="FFFFFF" w:themeColor="light1"/>
-          <w:bottom w:val="single" w:sz="4" w:space="0" w:color="FFFFFF" w:themeColor="light1"/>
+          <w:top w:val="single" w:color="FFFFFF" w:themeColor="light1" w:sz="4" w:space="0"/>
+          <w:bottom w:val="single" w:color="FFFFFF" w:themeColor="light1" w:sz="4" w:space="0"/>
         </w:tcBorders>
         <w:shd w:val="clear" w:color="B2A1C6" w:themeColor="accent4" w:themeTint="9A" w:fill="B2A1C6" w:themeFill="accent4" w:themeFillTint="9A"/>
       </w:tcPr>
@@ -10265,23 +10259,23 @@
       <w:tblPr/>
       <w:tcPr>
         <w:tcBorders>
-          <w:top w:val="single" w:sz="4" w:space="0" w:color="FFFFFF" w:themeColor="light1"/>
-          <w:bottom w:val="single" w:sz="4" w:space="0" w:color="FFFFFF" w:themeColor="light1"/>
+          <w:top w:val="single" w:color="FFFFFF" w:themeColor="light1" w:sz="4" w:space="0"/>
+          <w:bottom w:val="single" w:color="FFFFFF" w:themeColor="light1" w:sz="4" w:space="0"/>
         </w:tcBorders>
         <w:shd w:val="clear" w:color="B2A1C6" w:themeColor="accent4" w:themeTint="9A" w:fill="B2A1C6" w:themeFill="accent4" w:themeFillTint="9A"/>
       </w:tcPr>
     </w:tblStylePr>
   </w:style>
-  <w:style w:type="table" w:customStyle="1" w:styleId="ListTable5Dark-Accent51">
+  <w:style w:type="table" w:styleId="ListTable5Dark-Accent51" w:customStyle="1">
     <w:name w:val="List Table 5 Dark - Accent 51"/>
     <w:basedOn w:val="TableNormal"/>
     <w:uiPriority w:val="99"/>
     <w:tblPr>
       <w:tblBorders>
-        <w:top w:val="single" w:sz="32" w:space="0" w:color="92CCDC" w:themeColor="accent5" w:themeTint="9A"/>
-        <w:left w:val="single" w:sz="32" w:space="0" w:color="92CCDC" w:themeColor="accent5" w:themeTint="9A"/>
-        <w:bottom w:val="single" w:sz="32" w:space="0" w:color="92CCDC" w:themeColor="accent5" w:themeTint="9A"/>
-        <w:right w:val="single" w:sz="32" w:space="0" w:color="92CCDC" w:themeColor="accent5" w:themeTint="9A"/>
+        <w:top w:val="single" w:color="92CCDC" w:themeColor="accent5" w:themeTint="9A" w:sz="32" w:space="0"/>
+        <w:left w:val="single" w:color="92CCDC" w:themeColor="accent5" w:themeTint="9A" w:sz="32" w:space="0"/>
+        <w:bottom w:val="single" w:color="92CCDC" w:themeColor="accent5" w:themeTint="9A" w:sz="32" w:space="0"/>
+        <w:right w:val="single" w:color="92CCDC" w:themeColor="accent5" w:themeTint="9A" w:sz="32" w:space="0"/>
       </w:tblBorders>
     </w:tblPr>
     <w:tblStylePr w:type="firstRow">
@@ -10294,8 +10288,8 @@
       <w:tblPr/>
       <w:tcPr>
         <w:tcBorders>
-          <w:top w:val="single" w:sz="32" w:space="0" w:color="92CCDC" w:themeColor="accent5" w:themeTint="9A"/>
-          <w:bottom w:val="single" w:sz="12" w:space="0" w:color="FFFFFF" w:themeColor="light1"/>
+          <w:top w:val="single" w:color="92CCDC" w:themeColor="accent5" w:themeTint="9A" w:sz="32" w:space="0"/>
+          <w:bottom w:val="single" w:color="FFFFFF" w:themeColor="light1" w:sz="12" w:space="0"/>
         </w:tcBorders>
         <w:shd w:val="clear" w:color="92CCDC" w:themeColor="accent5" w:themeTint="9A" w:fill="92CCDC" w:themeFill="accent5" w:themeFillTint="9A"/>
       </w:tcPr>
@@ -10318,8 +10312,8 @@
       <w:tblPr/>
       <w:tcPr>
         <w:tcBorders>
-          <w:left w:val="single" w:sz="32" w:space="0" w:color="92CCDC" w:themeColor="accent5" w:themeTint="9A"/>
-          <w:right w:val="single" w:sz="4" w:space="0" w:color="FFFFFF" w:themeColor="light1"/>
+          <w:left w:val="single" w:color="92CCDC" w:themeColor="accent5" w:themeTint="9A" w:sz="32" w:space="0"/>
+          <w:right w:val="single" w:color="FFFFFF" w:themeColor="light1" w:sz="4" w:space="0"/>
         </w:tcBorders>
       </w:tcPr>
     </w:tblStylePr>
@@ -10327,8 +10321,8 @@
       <w:tblPr/>
       <w:tcPr>
         <w:tcBorders>
-          <w:left w:val="single" w:sz="4" w:space="0" w:color="FFFFFF" w:themeColor="light1"/>
-          <w:right w:val="single" w:sz="32" w:space="0" w:color="92CCDC" w:themeColor="accent5" w:themeTint="9A"/>
+          <w:left w:val="single" w:color="FFFFFF" w:themeColor="light1" w:sz="4" w:space="0"/>
+          <w:right w:val="single" w:color="92CCDC" w:themeColor="accent5" w:themeTint="9A" w:sz="32" w:space="0"/>
         </w:tcBorders>
       </w:tcPr>
     </w:tblStylePr>
@@ -10336,8 +10330,8 @@
       <w:tblPr/>
       <w:tcPr>
         <w:tcBorders>
-          <w:left w:val="single" w:sz="4" w:space="0" w:color="FFFFFF" w:themeColor="light1"/>
-          <w:right w:val="single" w:sz="4" w:space="0" w:color="FFFFFF" w:themeColor="light1"/>
+          <w:left w:val="single" w:color="FFFFFF" w:themeColor="light1" w:sz="4" w:space="0"/>
+          <w:right w:val="single" w:color="FFFFFF" w:themeColor="light1" w:sz="4" w:space="0"/>
         </w:tcBorders>
         <w:shd w:val="clear" w:color="92CCDC" w:themeColor="accent5" w:themeTint="9A" w:fill="92CCDC" w:themeFill="accent5" w:themeFillTint="9A"/>
       </w:tcPr>
@@ -10346,8 +10340,8 @@
       <w:tblPr/>
       <w:tcPr>
         <w:tcBorders>
-          <w:left w:val="single" w:sz="4" w:space="0" w:color="FFFFFF" w:themeColor="light1"/>
-          <w:right w:val="single" w:sz="4" w:space="0" w:color="FFFFFF" w:themeColor="light1"/>
+          <w:left w:val="single" w:color="FFFFFF" w:themeColor="light1" w:sz="4" w:space="0"/>
+          <w:right w:val="single" w:color="FFFFFF" w:themeColor="light1" w:sz="4" w:space="0"/>
         </w:tcBorders>
       </w:tcPr>
     </w:tblStylePr>
@@ -10355,8 +10349,8 @@
       <w:tblPr/>
       <w:tcPr>
         <w:tcBorders>
-          <w:top w:val="single" w:sz="4" w:space="0" w:color="FFFFFF" w:themeColor="light1"/>
-          <w:bottom w:val="single" w:sz="4" w:space="0" w:color="FFFFFF" w:themeColor="light1"/>
+          <w:top w:val="single" w:color="FFFFFF" w:themeColor="light1" w:sz="4" w:space="0"/>
+          <w:bottom w:val="single" w:color="FFFFFF" w:themeColor="light1" w:sz="4" w:space="0"/>
         </w:tcBorders>
         <w:shd w:val="clear" w:color="92CCDC" w:themeColor="accent5" w:themeTint="9A" w:fill="92CCDC" w:themeFill="accent5" w:themeFillTint="9A"/>
       </w:tcPr>
@@ -10365,23 +10359,23 @@
       <w:tblPr/>
       <w:tcPr>
         <w:tcBorders>
-          <w:top w:val="single" w:sz="4" w:space="0" w:color="FFFFFF" w:themeColor="light1"/>
-          <w:bottom w:val="single" w:sz="4" w:space="0" w:color="FFFFFF" w:themeColor="light1"/>
+          <w:top w:val="single" w:color="FFFFFF" w:themeColor="light1" w:sz="4" w:space="0"/>
+          <w:bottom w:val="single" w:color="FFFFFF" w:themeColor="light1" w:sz="4" w:space="0"/>
         </w:tcBorders>
         <w:shd w:val="clear" w:color="92CCDC" w:themeColor="accent5" w:themeTint="9A" w:fill="92CCDC" w:themeFill="accent5" w:themeFillTint="9A"/>
       </w:tcPr>
     </w:tblStylePr>
   </w:style>
-  <w:style w:type="table" w:customStyle="1" w:styleId="ListTable5Dark-Accent61">
+  <w:style w:type="table" w:styleId="ListTable5Dark-Accent61" w:customStyle="1">
     <w:name w:val="List Table 5 Dark - Accent 61"/>
     <w:basedOn w:val="TableNormal"/>
     <w:uiPriority w:val="99"/>
     <w:tblPr>
       <w:tblBorders>
-        <w:top w:val="single" w:sz="32" w:space="0" w:color="FAC090" w:themeColor="accent6" w:themeTint="98"/>
-        <w:left w:val="single" w:sz="32" w:space="0" w:color="FAC090" w:themeColor="accent6" w:themeTint="98"/>
-        <w:bottom w:val="single" w:sz="32" w:space="0" w:color="FAC090" w:themeColor="accent6" w:themeTint="98"/>
-        <w:right w:val="single" w:sz="32" w:space="0" w:color="FAC090" w:themeColor="accent6" w:themeTint="98"/>
+        <w:top w:val="single" w:color="FAC090" w:themeColor="accent6" w:themeTint="98" w:sz="32" w:space="0"/>
+        <w:left w:val="single" w:color="FAC090" w:themeColor="accent6" w:themeTint="98" w:sz="32" w:space="0"/>
+        <w:bottom w:val="single" w:color="FAC090" w:themeColor="accent6" w:themeTint="98" w:sz="32" w:space="0"/>
+        <w:right w:val="single" w:color="FAC090" w:themeColor="accent6" w:themeTint="98" w:sz="32" w:space="0"/>
       </w:tblBorders>
     </w:tblPr>
     <w:tblStylePr w:type="firstRow">
@@ -10394,8 +10388,8 @@
       <w:tblPr/>
       <w:tcPr>
         <w:tcBorders>
-          <w:top w:val="single" w:sz="32" w:space="0" w:color="FAC090" w:themeColor="accent6" w:themeTint="98"/>
-          <w:bottom w:val="single" w:sz="12" w:space="0" w:color="FFFFFF" w:themeColor="light1"/>
+          <w:top w:val="single" w:color="FAC090" w:themeColor="accent6" w:themeTint="98" w:sz="32" w:space="0"/>
+          <w:bottom w:val="single" w:color="FFFFFF" w:themeColor="light1" w:sz="12" w:space="0"/>
         </w:tcBorders>
         <w:shd w:val="clear" w:color="FAC090" w:themeColor="accent6" w:themeTint="98" w:fill="FAC090" w:themeFill="accent6" w:themeFillTint="98"/>
       </w:tcPr>
@@ -10418,8 +10412,8 @@
       <w:tblPr/>
       <w:tcPr>
         <w:tcBorders>
-          <w:left w:val="single" w:sz="32" w:space="0" w:color="FAC090" w:themeColor="accent6" w:themeTint="98"/>
-          <w:right w:val="single" w:sz="4" w:space="0" w:color="FFFFFF" w:themeColor="light1"/>
+          <w:left w:val="single" w:color="FAC090" w:themeColor="accent6" w:themeTint="98" w:sz="32" w:space="0"/>
+          <w:right w:val="single" w:color="FFFFFF" w:themeColor="light1" w:sz="4" w:space="0"/>
         </w:tcBorders>
       </w:tcPr>
     </w:tblStylePr>
@@ -10427,8 +10421,8 @@
       <w:tblPr/>
       <w:tcPr>
         <w:tcBorders>
-          <w:left w:val="single" w:sz="4" w:space="0" w:color="FFFFFF" w:themeColor="light1"/>
-          <w:right w:val="single" w:sz="32" w:space="0" w:color="FAC090" w:themeColor="accent6" w:themeTint="98"/>
+          <w:left w:val="single" w:color="FFFFFF" w:themeColor="light1" w:sz="4" w:space="0"/>
+          <w:right w:val="single" w:color="FAC090" w:themeColor="accent6" w:themeTint="98" w:sz="32" w:space="0"/>
         </w:tcBorders>
       </w:tcPr>
     </w:tblStylePr>
@@ -10436,8 +10430,8 @@
       <w:tblPr/>
       <w:tcPr>
         <w:tcBorders>
-          <w:left w:val="single" w:sz="4" w:space="0" w:color="FFFFFF" w:themeColor="light1"/>
-          <w:right w:val="single" w:sz="4" w:space="0" w:color="FFFFFF" w:themeColor="light1"/>
+          <w:left w:val="single" w:color="FFFFFF" w:themeColor="light1" w:sz="4" w:space="0"/>
+          <w:right w:val="single" w:color="FFFFFF" w:themeColor="light1" w:sz="4" w:space="0"/>
         </w:tcBorders>
         <w:shd w:val="clear" w:color="FAC090" w:themeColor="accent6" w:themeTint="98" w:fill="FAC090" w:themeFill="accent6" w:themeFillTint="98"/>
       </w:tcPr>
@@ -10446,8 +10440,8 @@
       <w:tblPr/>
       <w:tcPr>
         <w:tcBorders>
-          <w:left w:val="single" w:sz="4" w:space="0" w:color="FFFFFF" w:themeColor="light1"/>
-          <w:right w:val="single" w:sz="4" w:space="0" w:color="FFFFFF" w:themeColor="light1"/>
+          <w:left w:val="single" w:color="FFFFFF" w:themeColor="light1" w:sz="4" w:space="0"/>
+          <w:right w:val="single" w:color="FFFFFF" w:themeColor="light1" w:sz="4" w:space="0"/>
         </w:tcBorders>
       </w:tcPr>
     </w:tblStylePr>
@@ -10455,8 +10449,8 @@
       <w:tblPr/>
       <w:tcPr>
         <w:tcBorders>
-          <w:top w:val="single" w:sz="4" w:space="0" w:color="FFFFFF" w:themeColor="light1"/>
-          <w:bottom w:val="single" w:sz="4" w:space="0" w:color="FFFFFF" w:themeColor="light1"/>
+          <w:top w:val="single" w:color="FFFFFF" w:themeColor="light1" w:sz="4" w:space="0"/>
+          <w:bottom w:val="single" w:color="FFFFFF" w:themeColor="light1" w:sz="4" w:space="0"/>
         </w:tcBorders>
         <w:shd w:val="clear" w:color="FAC090" w:themeColor="accent6" w:themeTint="98" w:fill="FAC090" w:themeFill="accent6" w:themeFillTint="98"/>
       </w:tcPr>
@@ -10465,21 +10459,21 @@
       <w:tblPr/>
       <w:tcPr>
         <w:tcBorders>
-          <w:top w:val="single" w:sz="4" w:space="0" w:color="FFFFFF" w:themeColor="light1"/>
-          <w:bottom w:val="single" w:sz="4" w:space="0" w:color="FFFFFF" w:themeColor="light1"/>
+          <w:top w:val="single" w:color="FFFFFF" w:themeColor="light1" w:sz="4" w:space="0"/>
+          <w:bottom w:val="single" w:color="FFFFFF" w:themeColor="light1" w:sz="4" w:space="0"/>
         </w:tcBorders>
         <w:shd w:val="clear" w:color="FAC090" w:themeColor="accent6" w:themeTint="98" w:fill="FAC090" w:themeFill="accent6" w:themeFillTint="98"/>
       </w:tcPr>
     </w:tblStylePr>
   </w:style>
-  <w:style w:type="table" w:customStyle="1" w:styleId="ListTable6Colorful1">
+  <w:style w:type="table" w:styleId="ListTable6Colorful1" w:customStyle="1">
     <w:name w:val="List Table 6 Colorful1"/>
     <w:basedOn w:val="TableNormal"/>
     <w:uiPriority w:val="99"/>
     <w:tblPr>
       <w:tblBorders>
-        <w:top w:val="single" w:sz="4" w:space="0" w:color="7F7F7F" w:themeColor="text1" w:themeTint="80"/>
-        <w:bottom w:val="single" w:sz="4" w:space="0" w:color="7F7F7F" w:themeColor="text1" w:themeTint="80"/>
+        <w:top w:val="single" w:color="7F7F7F" w:themeColor="text1" w:themeTint="80" w:sz="4" w:space="0"/>
+        <w:bottom w:val="single" w:color="7F7F7F" w:themeColor="text1" w:themeTint="80" w:sz="4" w:space="0"/>
       </w:tblBorders>
     </w:tblPr>
     <w:tblStylePr w:type="firstRow">
@@ -10490,7 +10484,7 @@
       <w:tblPr/>
       <w:tcPr>
         <w:tcBorders>
-          <w:bottom w:val="single" w:sz="4" w:space="0" w:color="7F7F7F" w:themeColor="text1" w:themeTint="80"/>
+          <w:bottom w:val="single" w:color="7F7F7F" w:themeColor="text1" w:themeTint="80" w:sz="4" w:space="0"/>
         </w:tcBorders>
       </w:tcPr>
     </w:tblStylePr>
@@ -10502,7 +10496,7 @@
       <w:tblPr/>
       <w:tcPr>
         <w:tcBorders>
-          <w:top w:val="single" w:sz="4" w:space="0" w:color="7F7F7F" w:themeColor="text1" w:themeTint="80"/>
+          <w:top w:val="single" w:color="7F7F7F" w:themeColor="text1" w:themeTint="80" w:sz="4" w:space="0"/>
         </w:tcBorders>
       </w:tcPr>
     </w:tblStylePr>
@@ -10543,15 +10537,15 @@
       </w:rPr>
     </w:tblStylePr>
   </w:style>
-  <w:style w:type="table" w:customStyle="1" w:styleId="ListTable6Colorful-Accent11">
+  <w:style w:type="table" w:styleId="ListTable6Colorful-Accent11" w:customStyle="1">
     <w:name w:val="List Table 6 Colorful - Accent 11"/>
     <w:basedOn w:val="TableNormal"/>
     <w:uiPriority w:val="99"/>
     <w:qFormat/>
     <w:tblPr>
       <w:tblBorders>
-        <w:top w:val="single" w:sz="4" w:space="0" w:color="4F81BD" w:themeColor="accent1"/>
-        <w:bottom w:val="single" w:sz="4" w:space="0" w:color="4F81BD" w:themeColor="accent1"/>
+        <w:top w:val="single" w:color="4F81BD" w:themeColor="accent1" w:sz="4" w:space="0"/>
+        <w:bottom w:val="single" w:color="4F81BD" w:themeColor="accent1" w:sz="4" w:space="0"/>
       </w:tblBorders>
     </w:tblPr>
     <w:tblStylePr w:type="firstRow">
@@ -10562,7 +10556,7 @@
       <w:tblPr/>
       <w:tcPr>
         <w:tcBorders>
-          <w:bottom w:val="single" w:sz="4" w:space="0" w:color="4F81BD" w:themeColor="accent1"/>
+          <w:bottom w:val="single" w:color="4F81BD" w:themeColor="accent1" w:sz="4" w:space="0"/>
         </w:tcBorders>
       </w:tcPr>
     </w:tblStylePr>
@@ -10574,7 +10568,7 @@
       <w:tblPr/>
       <w:tcPr>
         <w:tcBorders>
-          <w:top w:val="single" w:sz="4" w:space="0" w:color="4F81BD" w:themeColor="accent1"/>
+          <w:top w:val="single" w:color="4F81BD" w:themeColor="accent1" w:sz="4" w:space="0"/>
         </w:tcBorders>
       </w:tcPr>
     </w:tblStylePr>
@@ -10615,15 +10609,15 @@
       </w:rPr>
     </w:tblStylePr>
   </w:style>
-  <w:style w:type="table" w:customStyle="1" w:styleId="ListTable6Colorful-Accent21">
+  <w:style w:type="table" w:styleId="ListTable6Colorful-Accent21" w:customStyle="1">
     <w:name w:val="List Table 6 Colorful - Accent 21"/>
     <w:basedOn w:val="TableNormal"/>
     <w:uiPriority w:val="99"/>
     <w:qFormat/>
     <w:tblPr>
       <w:tblBorders>
-        <w:top w:val="single" w:sz="4" w:space="0" w:color="D99695" w:themeColor="accent2" w:themeTint="97"/>
-        <w:bottom w:val="single" w:sz="4" w:space="0" w:color="D99695" w:themeColor="accent2" w:themeTint="97"/>
+        <w:top w:val="single" w:color="D99695" w:themeColor="accent2" w:themeTint="97" w:sz="4" w:space="0"/>
+        <w:bottom w:val="single" w:color="D99695" w:themeColor="accent2" w:themeTint="97" w:sz="4" w:space="0"/>
       </w:tblBorders>
     </w:tblPr>
     <w:tblStylePr w:type="firstRow">
@@ -10634,7 +10628,7 @@
       <w:tblPr/>
       <w:tcPr>
         <w:tcBorders>
-          <w:bottom w:val="single" w:sz="4" w:space="0" w:color="D99695" w:themeColor="accent2" w:themeTint="97"/>
+          <w:bottom w:val="single" w:color="D99695" w:themeColor="accent2" w:themeTint="97" w:sz="4" w:space="0"/>
         </w:tcBorders>
       </w:tcPr>
     </w:tblStylePr>
@@ -10646,7 +10640,7 @@
       <w:tblPr/>
       <w:tcPr>
         <w:tcBorders>
-          <w:top w:val="single" w:sz="4" w:space="0" w:color="D99695" w:themeColor="accent2" w:themeTint="97"/>
+          <w:top w:val="single" w:color="D99695" w:themeColor="accent2" w:themeTint="97" w:sz="4" w:space="0"/>
         </w:tcBorders>
       </w:tcPr>
     </w:tblStylePr>
@@ -10687,15 +10681,15 @@
       </w:rPr>
     </w:tblStylePr>
   </w:style>
-  <w:style w:type="table" w:customStyle="1" w:styleId="ListTable6Colorful-Accent31">
+  <w:style w:type="table" w:styleId="ListTable6Colorful-Accent31" w:customStyle="1">
     <w:name w:val="List Table 6 Colorful - Accent 31"/>
     <w:basedOn w:val="TableNormal"/>
     <w:uiPriority w:val="99"/>
     <w:qFormat/>
     <w:tblPr>
       <w:tblBorders>
-        <w:top w:val="single" w:sz="4" w:space="0" w:color="C3D69B" w:themeColor="accent3" w:themeTint="98"/>
-        <w:bottom w:val="single" w:sz="4" w:space="0" w:color="C3D69B" w:themeColor="accent3" w:themeTint="98"/>
+        <w:top w:val="single" w:color="C3D69B" w:themeColor="accent3" w:themeTint="98" w:sz="4" w:space="0"/>
+        <w:bottom w:val="single" w:color="C3D69B" w:themeColor="accent3" w:themeTint="98" w:sz="4" w:space="0"/>
       </w:tblBorders>
     </w:tblPr>
     <w:tblStylePr w:type="firstRow">
@@ -10706,7 +10700,7 @@
       <w:tblPr/>
       <w:tcPr>
         <w:tcBorders>
-          <w:bottom w:val="single" w:sz="4" w:space="0" w:color="C3D69B" w:themeColor="accent3" w:themeTint="98"/>
+          <w:bottom w:val="single" w:color="C3D69B" w:themeColor="accent3" w:themeTint="98" w:sz="4" w:space="0"/>
         </w:tcBorders>
       </w:tcPr>
     </w:tblStylePr>
@@ -10718,7 +10712,7 @@
       <w:tblPr/>
       <w:tcPr>
         <w:tcBorders>
-          <w:top w:val="single" w:sz="4" w:space="0" w:color="C3D69B" w:themeColor="accent3" w:themeTint="98"/>
+          <w:top w:val="single" w:color="C3D69B" w:themeColor="accent3" w:themeTint="98" w:sz="4" w:space="0"/>
         </w:tcBorders>
       </w:tcPr>
     </w:tblStylePr>
@@ -10759,15 +10753,15 @@
       </w:rPr>
     </w:tblStylePr>
   </w:style>
-  <w:style w:type="table" w:customStyle="1" w:styleId="ListTable6Colorful-Accent41">
+  <w:style w:type="table" w:styleId="ListTable6Colorful-Accent41" w:customStyle="1">
     <w:name w:val="List Table 6 Colorful - Accent 41"/>
     <w:basedOn w:val="TableNormal"/>
     <w:uiPriority w:val="99"/>
     <w:qFormat/>
     <w:tblPr>
       <w:tblBorders>
-        <w:top w:val="single" w:sz="4" w:space="0" w:color="B2A1C6" w:themeColor="accent4" w:themeTint="9A"/>
-        <w:bottom w:val="single" w:sz="4" w:space="0" w:color="B2A1C6" w:themeColor="accent4" w:themeTint="9A"/>
+        <w:top w:val="single" w:color="B2A1C6" w:themeColor="accent4" w:themeTint="9A" w:sz="4" w:space="0"/>
+        <w:bottom w:val="single" w:color="B2A1C6" w:themeColor="accent4" w:themeTint="9A" w:sz="4" w:space="0"/>
       </w:tblBorders>
     </w:tblPr>
     <w:tblStylePr w:type="firstRow">
@@ -10778,7 +10772,7 @@
       <w:tblPr/>
       <w:tcPr>
         <w:tcBorders>
-          <w:bottom w:val="single" w:sz="4" w:space="0" w:color="B2A1C6" w:themeColor="accent4" w:themeTint="9A"/>
+          <w:bottom w:val="single" w:color="B2A1C6" w:themeColor="accent4" w:themeTint="9A" w:sz="4" w:space="0"/>
         </w:tcBorders>
       </w:tcPr>
     </w:tblStylePr>
@@ -10790,7 +10784,7 @@
       <w:tblPr/>
       <w:tcPr>
         <w:tcBorders>
-          <w:top w:val="single" w:sz="4" w:space="0" w:color="B2A1C6" w:themeColor="accent4" w:themeTint="9A"/>
+          <w:top w:val="single" w:color="B2A1C6" w:themeColor="accent4" w:themeTint="9A" w:sz="4" w:space="0"/>
         </w:tcBorders>
       </w:tcPr>
     </w:tblStylePr>
@@ -10831,14 +10825,14 @@
       </w:rPr>
     </w:tblStylePr>
   </w:style>
-  <w:style w:type="table" w:customStyle="1" w:styleId="ListTable6Colorful-Accent51">
+  <w:style w:type="table" w:styleId="ListTable6Colorful-Accent51" w:customStyle="1">
     <w:name w:val="List Table 6 Colorful - Accent 51"/>
     <w:basedOn w:val="TableNormal"/>
     <w:uiPriority w:val="99"/>
     <w:tblPr>
       <w:tblBorders>
-        <w:top w:val="single" w:sz="4" w:space="0" w:color="92CCDC" w:themeColor="accent5" w:themeTint="9A"/>
-        <w:bottom w:val="single" w:sz="4" w:space="0" w:color="92CCDC" w:themeColor="accent5" w:themeTint="9A"/>
+        <w:top w:val="single" w:color="92CCDC" w:themeColor="accent5" w:themeTint="9A" w:sz="4" w:space="0"/>
+        <w:bottom w:val="single" w:color="92CCDC" w:themeColor="accent5" w:themeTint="9A" w:sz="4" w:space="0"/>
       </w:tblBorders>
     </w:tblPr>
     <w:tblStylePr w:type="firstRow">
@@ -10849,7 +10843,7 @@
       <w:tblPr/>
       <w:tcPr>
         <w:tcBorders>
-          <w:bottom w:val="single" w:sz="4" w:space="0" w:color="92CCDC" w:themeColor="accent5" w:themeTint="9A"/>
+          <w:bottom w:val="single" w:color="92CCDC" w:themeColor="accent5" w:themeTint="9A" w:sz="4" w:space="0"/>
         </w:tcBorders>
       </w:tcPr>
     </w:tblStylePr>
@@ -10861,7 +10855,7 @@
       <w:tblPr/>
       <w:tcPr>
         <w:tcBorders>
-          <w:top w:val="single" w:sz="4" w:space="0" w:color="92CCDC" w:themeColor="accent5" w:themeTint="9A"/>
+          <w:top w:val="single" w:color="92CCDC" w:themeColor="accent5" w:themeTint="9A" w:sz="4" w:space="0"/>
         </w:tcBorders>
       </w:tcPr>
     </w:tblStylePr>
@@ -10902,14 +10896,14 @@
       </w:rPr>
     </w:tblStylePr>
   </w:style>
-  <w:style w:type="table" w:customStyle="1" w:styleId="ListTable6Colorful-Accent61">
+  <w:style w:type="table" w:styleId="ListTable6Colorful-Accent61" w:customStyle="1">
     <w:name w:val="List Table 6 Colorful - Accent 61"/>
     <w:basedOn w:val="TableNormal"/>
     <w:uiPriority w:val="99"/>
     <w:tblPr>
       <w:tblBorders>
-        <w:top w:val="single" w:sz="4" w:space="0" w:color="FAC090" w:themeColor="accent6" w:themeTint="98"/>
-        <w:bottom w:val="single" w:sz="4" w:space="0" w:color="FAC090" w:themeColor="accent6" w:themeTint="98"/>
+        <w:top w:val="single" w:color="FAC090" w:themeColor="accent6" w:themeTint="98" w:sz="4" w:space="0"/>
+        <w:bottom w:val="single" w:color="FAC090" w:themeColor="accent6" w:themeTint="98" w:sz="4" w:space="0"/>
       </w:tblBorders>
     </w:tblPr>
     <w:tblStylePr w:type="firstRow">
@@ -10920,7 +10914,7 @@
       <w:tblPr/>
       <w:tcPr>
         <w:tcBorders>
-          <w:bottom w:val="single" w:sz="4" w:space="0" w:color="FAC090" w:themeColor="accent6" w:themeTint="98"/>
+          <w:bottom w:val="single" w:color="FAC090" w:themeColor="accent6" w:themeTint="98" w:sz="4" w:space="0"/>
         </w:tcBorders>
       </w:tcPr>
     </w:tblStylePr>
@@ -10932,7 +10926,7 @@
       <w:tblPr/>
       <w:tcPr>
         <w:tcBorders>
-          <w:top w:val="single" w:sz="4" w:space="0" w:color="FAC090" w:themeColor="accent6" w:themeTint="98"/>
+          <w:top w:val="single" w:color="FAC090" w:themeColor="accent6" w:themeTint="98" w:sz="4" w:space="0"/>
         </w:tcBorders>
       </w:tcPr>
     </w:tblStylePr>
@@ -10973,13 +10967,13 @@
       </w:rPr>
     </w:tblStylePr>
   </w:style>
-  <w:style w:type="table" w:customStyle="1" w:styleId="ListTable7Colorful1">
+  <w:style w:type="table" w:styleId="ListTable7Colorful1" w:customStyle="1">
     <w:name w:val="List Table 7 Colorful1"/>
     <w:basedOn w:val="TableNormal"/>
     <w:uiPriority w:val="99"/>
     <w:tblPr>
       <w:tblBorders>
-        <w:right w:val="single" w:sz="4" w:space="0" w:color="7F7F7F" w:themeColor="text1" w:themeTint="80"/>
+        <w:right w:val="single" w:color="7F7F7F" w:themeColor="text1" w:themeTint="80" w:sz="4" w:space="0"/>
       </w:tblBorders>
     </w:tblPr>
     <w:tblStylePr w:type="firstRow">
@@ -10994,7 +10988,7 @@
         <w:tcBorders>
           <w:top w:val="nil"/>
           <w:left w:val="nil"/>
-          <w:bottom w:val="single" w:sz="4" w:space="0" w:color="7F7F7F" w:themeColor="text1" w:themeTint="80"/>
+          <w:bottom w:val="single" w:color="7F7F7F" w:themeColor="text1" w:themeTint="80" w:sz="4" w:space="0"/>
           <w:right w:val="nil"/>
         </w:tcBorders>
         <w:shd w:val="clear" w:color="FFFFFF" w:themeColor="light1" w:fill="FFFFFF" w:themeFill="light1"/>
@@ -11010,7 +11004,7 @@
       <w:tblPr/>
       <w:tcPr>
         <w:tcBorders>
-          <w:top w:val="single" w:sz="4" w:space="0" w:color="7F7F7F" w:themeColor="text1" w:themeTint="80"/>
+          <w:top w:val="single" w:color="7F7F7F" w:themeColor="text1" w:themeTint="80" w:sz="4" w:space="0"/>
           <w:left w:val="nil"/>
           <w:bottom w:val="nil"/>
           <w:right w:val="nil"/>
@@ -11034,7 +11028,7 @@
           <w:top w:val="nil"/>
           <w:left w:val="nil"/>
           <w:bottom w:val="nil"/>
-          <w:right w:val="single" w:sz="4" w:space="0" w:color="7F7F7F" w:themeColor="text1" w:themeTint="80"/>
+          <w:right w:val="single" w:color="7F7F7F" w:themeColor="text1" w:themeTint="80" w:sz="4" w:space="0"/>
         </w:tcBorders>
         <w:shd w:val="clear" w:color="FFFFFF" w:fill="auto"/>
       </w:tcPr>
@@ -11050,7 +11044,7 @@
       <w:tcPr>
         <w:tcBorders>
           <w:top w:val="nil"/>
-          <w:left w:val="single" w:sz="4" w:space="0" w:color="7F7F7F" w:themeColor="text1" w:themeTint="80"/>
+          <w:left w:val="single" w:color="7F7F7F" w:themeColor="text1" w:themeTint="80" w:sz="4" w:space="0"/>
           <w:bottom w:val="nil"/>
           <w:right w:val="nil"/>
         </w:tcBorders>
@@ -11082,13 +11076,13 @@
       </w:rPr>
     </w:tblStylePr>
   </w:style>
-  <w:style w:type="table" w:customStyle="1" w:styleId="ListTable7Colorful-Accent11">
+  <w:style w:type="table" w:styleId="ListTable7Colorful-Accent11" w:customStyle="1">
     <w:name w:val="List Table 7 Colorful - Accent 11"/>
     <w:basedOn w:val="TableNormal"/>
     <w:uiPriority w:val="99"/>
     <w:tblPr>
       <w:tblBorders>
-        <w:right w:val="single" w:sz="4" w:space="0" w:color="4F81BD" w:themeColor="accent1"/>
+        <w:right w:val="single" w:color="4F81BD" w:themeColor="accent1" w:sz="4" w:space="0"/>
       </w:tblBorders>
     </w:tblPr>
     <w:tblStylePr w:type="firstRow">
@@ -11103,7 +11097,7 @@
         <w:tcBorders>
           <w:top w:val="nil"/>
           <w:left w:val="nil"/>
-          <w:bottom w:val="single" w:sz="4" w:space="0" w:color="4F81BD" w:themeColor="accent1"/>
+          <w:bottom w:val="single" w:color="4F81BD" w:themeColor="accent1" w:sz="4" w:space="0"/>
           <w:right w:val="nil"/>
         </w:tcBorders>
         <w:shd w:val="clear" w:color="FFFFFF" w:themeColor="light1" w:fill="FFFFFF" w:themeFill="light1"/>
@@ -11119,7 +11113,7 @@
       <w:tblPr/>
       <w:tcPr>
         <w:tcBorders>
-          <w:top w:val="single" w:sz="4" w:space="0" w:color="4F81BD" w:themeColor="accent1"/>
+          <w:top w:val="single" w:color="4F81BD" w:themeColor="accent1" w:sz="4" w:space="0"/>
           <w:left w:val="nil"/>
           <w:bottom w:val="nil"/>
           <w:right w:val="nil"/>
@@ -11143,7 +11137,7 @@
           <w:top w:val="nil"/>
           <w:left w:val="nil"/>
           <w:bottom w:val="nil"/>
-          <w:right w:val="single" w:sz="4" w:space="0" w:color="4F81BD" w:themeColor="accent1"/>
+          <w:right w:val="single" w:color="4F81BD" w:themeColor="accent1" w:sz="4" w:space="0"/>
         </w:tcBorders>
         <w:shd w:val="clear" w:color="FFFFFF" w:fill="auto"/>
       </w:tcPr>
@@ -11159,7 +11153,7 @@
       <w:tcPr>
         <w:tcBorders>
           <w:top w:val="nil"/>
-          <w:left w:val="single" w:sz="4" w:space="0" w:color="4F81BD" w:themeColor="accent1"/>
+          <w:left w:val="single" w:color="4F81BD" w:themeColor="accent1" w:sz="4" w:space="0"/>
           <w:bottom w:val="nil"/>
           <w:right w:val="nil"/>
         </w:tcBorders>
@@ -11191,13 +11185,13 @@
       </w:rPr>
     </w:tblStylePr>
   </w:style>
-  <w:style w:type="table" w:customStyle="1" w:styleId="ListTable7Colorful-Accent21">
+  <w:style w:type="table" w:styleId="ListTable7Colorful-Accent21" w:customStyle="1">
     <w:name w:val="List Table 7 Colorful - Accent 21"/>
     <w:basedOn w:val="TableNormal"/>
     <w:uiPriority w:val="99"/>
     <w:tblPr>
       <w:tblBorders>
-        <w:right w:val="single" w:sz="4" w:space="0" w:color="D99695" w:themeColor="accent2" w:themeTint="97"/>
+        <w:right w:val="single" w:color="D99695" w:themeColor="accent2" w:themeTint="97" w:sz="4" w:space="0"/>
       </w:tblBorders>
     </w:tblPr>
     <w:tblStylePr w:type="firstRow">
@@ -11212,7 +11206,7 @@
         <w:tcBorders>
           <w:top w:val="nil"/>
           <w:left w:val="nil"/>
-          <w:bottom w:val="single" w:sz="4" w:space="0" w:color="D99695" w:themeColor="accent2" w:themeTint="97"/>
+          <w:bottom w:val="single" w:color="D99695" w:themeColor="accent2" w:themeTint="97" w:sz="4" w:space="0"/>
           <w:right w:val="nil"/>
         </w:tcBorders>
         <w:shd w:val="clear" w:color="FFFFFF" w:themeColor="light1" w:fill="FFFFFF" w:themeFill="light1"/>
@@ -11228,7 +11222,7 @@
       <w:tblPr/>
       <w:tcPr>
         <w:tcBorders>
-          <w:top w:val="single" w:sz="4" w:space="0" w:color="D99695" w:themeColor="accent2" w:themeTint="97"/>
+          <w:top w:val="single" w:color="D99695" w:themeColor="accent2" w:themeTint="97" w:sz="4" w:space="0"/>
           <w:left w:val="nil"/>
           <w:bottom w:val="nil"/>
           <w:right w:val="nil"/>
@@ -11252,7 +11246,7 @@
           <w:top w:val="nil"/>
           <w:left w:val="nil"/>
           <w:bottom w:val="nil"/>
-          <w:right w:val="single" w:sz="4" w:space="0" w:color="D99695" w:themeColor="accent2" w:themeTint="97"/>
+          <w:right w:val="single" w:color="D99695" w:themeColor="accent2" w:themeTint="97" w:sz="4" w:space="0"/>
         </w:tcBorders>
         <w:shd w:val="clear" w:color="FFFFFF" w:fill="auto"/>
       </w:tcPr>
@@ -11268,7 +11262,7 @@
       <w:tcPr>
         <w:tcBorders>
           <w:top w:val="nil"/>
-          <w:left w:val="single" w:sz="4" w:space="0" w:color="D99695" w:themeColor="accent2" w:themeTint="97"/>
+          <w:left w:val="single" w:color="D99695" w:themeColor="accent2" w:themeTint="97" w:sz="4" w:space="0"/>
           <w:bottom w:val="nil"/>
           <w:right w:val="nil"/>
         </w:tcBorders>
@@ -11300,13 +11294,13 @@
       </w:rPr>
     </w:tblStylePr>
   </w:style>
-  <w:style w:type="table" w:customStyle="1" w:styleId="ListTable7Colorful-Accent31">
+  <w:style w:type="table" w:styleId="ListTable7Colorful-Accent31" w:customStyle="1">
     <w:name w:val="List Table 7 Colorful - Accent 31"/>
     <w:basedOn w:val="TableNormal"/>
     <w:uiPriority w:val="99"/>
     <w:tblPr>
       <w:tblBorders>
-        <w:right w:val="single" w:sz="4" w:space="0" w:color="C3D69B" w:themeColor="accent3" w:themeTint="98"/>
+        <w:right w:val="single" w:color="C3D69B" w:themeColor="accent3" w:themeTint="98" w:sz="4" w:space="0"/>
       </w:tblBorders>
     </w:tblPr>
     <w:tblStylePr w:type="firstRow">
@@ -11321,7 +11315,7 @@
         <w:tcBorders>
           <w:top w:val="nil"/>
           <w:left w:val="nil"/>
-          <w:bottom w:val="single" w:sz="4" w:space="0" w:color="C3D69B" w:themeColor="accent3" w:themeTint="98"/>
+          <w:bottom w:val="single" w:color="C3D69B" w:themeColor="accent3" w:themeTint="98" w:sz="4" w:space="0"/>
           <w:right w:val="nil"/>
         </w:tcBorders>
         <w:shd w:val="clear" w:color="FFFFFF" w:themeColor="light1" w:fill="FFFFFF" w:themeFill="light1"/>
@@ -11337,7 +11331,7 @@
       <w:tblPr/>
       <w:tcPr>
         <w:tcBorders>
-          <w:top w:val="single" w:sz="4" w:space="0" w:color="C3D69B" w:themeColor="accent3" w:themeTint="98"/>
+          <w:top w:val="single" w:color="C3D69B" w:themeColor="accent3" w:themeTint="98" w:sz="4" w:space="0"/>
           <w:left w:val="nil"/>
           <w:bottom w:val="nil"/>
           <w:right w:val="nil"/>
@@ -11361,7 +11355,7 @@
           <w:top w:val="nil"/>
           <w:left w:val="nil"/>
           <w:bottom w:val="nil"/>
-          <w:right w:val="single" w:sz="4" w:space="0" w:color="C3D69B" w:themeColor="accent3" w:themeTint="98"/>
+          <w:right w:val="single" w:color="C3D69B" w:themeColor="accent3" w:themeTint="98" w:sz="4" w:space="0"/>
         </w:tcBorders>
         <w:shd w:val="clear" w:color="FFFFFF" w:fill="auto"/>
       </w:tcPr>
@@ -11377,7 +11371,7 @@
       <w:tcPr>
         <w:tcBorders>
           <w:top w:val="nil"/>
-          <w:left w:val="single" w:sz="4" w:space="0" w:color="C3D69B" w:themeColor="accent3" w:themeTint="98"/>
+          <w:left w:val="single" w:color="C3D69B" w:themeColor="accent3" w:themeTint="98" w:sz="4" w:space="0"/>
           <w:bottom w:val="nil"/>
           <w:right w:val="nil"/>
         </w:tcBorders>
@@ -11409,13 +11403,13 @@
       </w:rPr>
     </w:tblStylePr>
   </w:style>
-  <w:style w:type="table" w:customStyle="1" w:styleId="ListTable7Colorful-Accent41">
+  <w:style w:type="table" w:styleId="ListTable7Colorful-Accent41" w:customStyle="1">
     <w:name w:val="List Table 7 Colorful - Accent 41"/>
     <w:basedOn w:val="TableNormal"/>
     <w:uiPriority w:val="99"/>
     <w:tblPr>
       <w:tblBorders>
-        <w:right w:val="single" w:sz="4" w:space="0" w:color="B2A1C6" w:themeColor="accent4" w:themeTint="9A"/>
+        <w:right w:val="single" w:color="B2A1C6" w:themeColor="accent4" w:themeTint="9A" w:sz="4" w:space="0"/>
       </w:tblBorders>
     </w:tblPr>
     <w:tblStylePr w:type="firstRow">
@@ -11430,7 +11424,7 @@
         <w:tcBorders>
           <w:top w:val="nil"/>
           <w:left w:val="nil"/>
-          <w:bottom w:val="single" w:sz="4" w:space="0" w:color="B2A1C6" w:themeColor="accent4" w:themeTint="9A"/>
+          <w:bottom w:val="single" w:color="B2A1C6" w:themeColor="accent4" w:themeTint="9A" w:sz="4" w:space="0"/>
           <w:right w:val="nil"/>
         </w:tcBorders>
         <w:shd w:val="clear" w:color="FFFFFF" w:themeColor="light1" w:fill="FFFFFF" w:themeFill="light1"/>
@@ -11446,7 +11440,7 @@
       <w:tblPr/>
       <w:tcPr>
         <w:tcBorders>
-          <w:top w:val="single" w:sz="4" w:space="0" w:color="B2A1C6" w:themeColor="accent4" w:themeTint="9A"/>
+          <w:top w:val="single" w:color="B2A1C6" w:themeColor="accent4" w:themeTint="9A" w:sz="4" w:space="0"/>
           <w:left w:val="nil"/>
           <w:bottom w:val="nil"/>
           <w:right w:val="nil"/>
@@ -11470,7 +11464,7 @@
           <w:top w:val="nil"/>
           <w:left w:val="nil"/>
           <w:bottom w:val="nil"/>
-          <w:right w:val="single" w:sz="4" w:space="0" w:color="B2A1C6" w:themeColor="accent4" w:themeTint="9A"/>
+          <w:right w:val="single" w:color="B2A1C6" w:themeColor="accent4" w:themeTint="9A" w:sz="4" w:space="0"/>
         </w:tcBorders>
         <w:shd w:val="clear" w:color="FFFFFF" w:fill="auto"/>
       </w:tcPr>
@@ -11486,7 +11480,7 @@
       <w:tcPr>
         <w:tcBorders>
           <w:top w:val="nil"/>
-          <w:left w:val="single" w:sz="4" w:space="0" w:color="B2A1C6" w:themeColor="accent4" w:themeTint="9A"/>
+          <w:left w:val="single" w:color="B2A1C6" w:themeColor="accent4" w:themeTint="9A" w:sz="4" w:space="0"/>
           <w:bottom w:val="nil"/>
           <w:right w:val="nil"/>
         </w:tcBorders>
@@ -11518,13 +11512,13 @@
       </w:rPr>
     </w:tblStylePr>
   </w:style>
-  <w:style w:type="table" w:customStyle="1" w:styleId="ListTable7Colorful-Accent51">
+  <w:style w:type="table" w:styleId="ListTable7Colorful-Accent51" w:customStyle="1">
     <w:name w:val="List Table 7 Colorful - Accent 51"/>
     <w:basedOn w:val="TableNormal"/>
     <w:uiPriority w:val="99"/>
     <w:tblPr>
       <w:tblBorders>
-        <w:right w:val="single" w:sz="4" w:space="0" w:color="92CCDC" w:themeColor="accent5" w:themeTint="9A"/>
+        <w:right w:val="single" w:color="92CCDC" w:themeColor="accent5" w:themeTint="9A" w:sz="4" w:space="0"/>
       </w:tblBorders>
     </w:tblPr>
     <w:tblStylePr w:type="firstRow">
@@ -11539,7 +11533,7 @@
         <w:tcBorders>
           <w:top w:val="nil"/>
           <w:left w:val="nil"/>
-          <w:bottom w:val="single" w:sz="4" w:space="0" w:color="92CCDC" w:themeColor="accent5" w:themeTint="9A"/>
+          <w:bottom w:val="single" w:color="92CCDC" w:themeColor="accent5" w:themeTint="9A" w:sz="4" w:space="0"/>
           <w:right w:val="nil"/>
         </w:tcBorders>
         <w:shd w:val="clear" w:color="FFFFFF" w:themeColor="light1" w:fill="FFFFFF" w:themeFill="light1"/>
@@ -11555,7 +11549,7 @@
       <w:tblPr/>
       <w:tcPr>
         <w:tcBorders>
-          <w:top w:val="single" w:sz="4" w:space="0" w:color="92CCDC" w:themeColor="accent5" w:themeTint="9A"/>
+          <w:top w:val="single" w:color="92CCDC" w:themeColor="accent5" w:themeTint="9A" w:sz="4" w:space="0"/>
           <w:left w:val="nil"/>
           <w:bottom w:val="nil"/>
           <w:right w:val="nil"/>
@@ -11579,7 +11573,7 @@
           <w:top w:val="nil"/>
           <w:left w:val="nil"/>
           <w:bottom w:val="nil"/>
-          <w:right w:val="single" w:sz="4" w:space="0" w:color="92CCDC" w:themeColor="accent5" w:themeTint="9A"/>
+          <w:right w:val="single" w:color="92CCDC" w:themeColor="accent5" w:themeTint="9A" w:sz="4" w:space="0"/>
         </w:tcBorders>
         <w:shd w:val="clear" w:color="FFFFFF" w:fill="auto"/>
       </w:tcPr>
@@ -11595,7 +11589,7 @@
       <w:tcPr>
         <w:tcBorders>
           <w:top w:val="nil"/>
-          <w:left w:val="single" w:sz="4" w:space="0" w:color="92CCDC" w:themeColor="accent5" w:themeTint="9A"/>
+          <w:left w:val="single" w:color="92CCDC" w:themeColor="accent5" w:themeTint="9A" w:sz="4" w:space="0"/>
           <w:bottom w:val="nil"/>
           <w:right w:val="nil"/>
         </w:tcBorders>
@@ -11627,14 +11621,14 @@
       </w:rPr>
     </w:tblStylePr>
   </w:style>
-  <w:style w:type="table" w:customStyle="1" w:styleId="ListTable7Colorful-Accent61">
+  <w:style w:type="table" w:styleId="ListTable7Colorful-Accent61" w:customStyle="1">
     <w:name w:val="List Table 7 Colorful - Accent 61"/>
     <w:basedOn w:val="TableNormal"/>
     <w:uiPriority w:val="99"/>
     <w:qFormat/>
     <w:tblPr>
       <w:tblBorders>
-        <w:right w:val="single" w:sz="4" w:space="0" w:color="FAC090" w:themeColor="accent6" w:themeTint="98"/>
+        <w:right w:val="single" w:color="FAC090" w:themeColor="accent6" w:themeTint="98" w:sz="4" w:space="0"/>
       </w:tblBorders>
     </w:tblPr>
     <w:tblStylePr w:type="firstRow">
@@ -11649,7 +11643,7 @@
         <w:tcBorders>
           <w:top w:val="nil"/>
           <w:left w:val="nil"/>
-          <w:bottom w:val="single" w:sz="4" w:space="0" w:color="FAC090" w:themeColor="accent6" w:themeTint="98"/>
+          <w:bottom w:val="single" w:color="FAC090" w:themeColor="accent6" w:themeTint="98" w:sz="4" w:space="0"/>
           <w:right w:val="nil"/>
         </w:tcBorders>
         <w:shd w:val="clear" w:color="FFFFFF" w:themeColor="light1" w:fill="FFFFFF" w:themeFill="light1"/>
@@ -11665,7 +11659,7 @@
       <w:tblPr/>
       <w:tcPr>
         <w:tcBorders>
-          <w:top w:val="single" w:sz="4" w:space="0" w:color="FAC090" w:themeColor="accent6" w:themeTint="98"/>
+          <w:top w:val="single" w:color="FAC090" w:themeColor="accent6" w:themeTint="98" w:sz="4" w:space="0"/>
           <w:left w:val="nil"/>
           <w:bottom w:val="nil"/>
           <w:right w:val="nil"/>
@@ -11689,7 +11683,7 @@
           <w:top w:val="nil"/>
           <w:left w:val="nil"/>
           <w:bottom w:val="nil"/>
-          <w:right w:val="single" w:sz="4" w:space="0" w:color="FAC090" w:themeColor="accent6" w:themeTint="98"/>
+          <w:right w:val="single" w:color="FAC090" w:themeColor="accent6" w:themeTint="98" w:sz="4" w:space="0"/>
         </w:tcBorders>
         <w:shd w:val="clear" w:color="FFFFFF" w:fill="auto"/>
       </w:tcPr>
@@ -11705,7 +11699,7 @@
       <w:tcPr>
         <w:tcBorders>
           <w:top w:val="nil"/>
-          <w:left w:val="single" w:sz="4" w:space="0" w:color="FAC090" w:themeColor="accent6" w:themeTint="98"/>
+          <w:left w:val="single" w:color="FAC090" w:themeColor="accent6" w:themeTint="98" w:sz="4" w:space="0"/>
           <w:bottom w:val="nil"/>
           <w:right w:val="nil"/>
         </w:tcBorders>
@@ -11737,7 +11731,7 @@
       </w:rPr>
     </w:tblStylePr>
   </w:style>
-  <w:style w:type="table" w:customStyle="1" w:styleId="Lined-Accent">
+  <w:style w:type="table" w:styleId="Lined-Accent" w:customStyle="1">
     <w:name w:val="Lined - Accent"/>
     <w:basedOn w:val="TableNormal"/>
     <w:uiPriority w:val="99"/>
@@ -11826,7 +11820,7 @@
       </w:tcPr>
     </w:tblStylePr>
   </w:style>
-  <w:style w:type="table" w:customStyle="1" w:styleId="Lined-Accent1">
+  <w:style w:type="table" w:styleId="Lined-Accent1" w:customStyle="1">
     <w:name w:val="Lined - Accent 1"/>
     <w:basedOn w:val="TableNormal"/>
     <w:uiPriority w:val="99"/>
@@ -11916,7 +11910,7 @@
       </w:tcPr>
     </w:tblStylePr>
   </w:style>
-  <w:style w:type="table" w:customStyle="1" w:styleId="Lined-Accent2">
+  <w:style w:type="table" w:styleId="Lined-Accent2" w:customStyle="1">
     <w:name w:val="Lined - Accent 2"/>
     <w:basedOn w:val="TableNormal"/>
     <w:uiPriority w:val="99"/>
@@ -12006,7 +12000,7 @@
       </w:tcPr>
     </w:tblStylePr>
   </w:style>
-  <w:style w:type="table" w:customStyle="1" w:styleId="Lined-Accent3">
+  <w:style w:type="table" w:styleId="Lined-Accent3" w:customStyle="1">
     <w:name w:val="Lined - Accent 3"/>
     <w:basedOn w:val="TableNormal"/>
     <w:uiPriority w:val="99"/>
@@ -12096,7 +12090,7 @@
       </w:tcPr>
     </w:tblStylePr>
   </w:style>
-  <w:style w:type="table" w:customStyle="1" w:styleId="Lined-Accent4">
+  <w:style w:type="table" w:styleId="Lined-Accent4" w:customStyle="1">
     <w:name w:val="Lined - Accent 4"/>
     <w:basedOn w:val="TableNormal"/>
     <w:uiPriority w:val="99"/>
@@ -12186,7 +12180,7 @@
       </w:tcPr>
     </w:tblStylePr>
   </w:style>
-  <w:style w:type="table" w:customStyle="1" w:styleId="Lined-Accent5">
+  <w:style w:type="table" w:styleId="Lined-Accent5" w:customStyle="1">
     <w:name w:val="Lined - Accent 5"/>
     <w:basedOn w:val="TableNormal"/>
     <w:uiPriority w:val="99"/>
@@ -12276,7 +12270,7 @@
       </w:tcPr>
     </w:tblStylePr>
   </w:style>
-  <w:style w:type="table" w:customStyle="1" w:styleId="Lined-Accent6">
+  <w:style w:type="table" w:styleId="Lined-Accent6" w:customStyle="1">
     <w:name w:val="Lined - Accent 6"/>
     <w:basedOn w:val="TableNormal"/>
     <w:uiPriority w:val="99"/>
@@ -12366,7 +12360,7 @@
       </w:tcPr>
     </w:tblStylePr>
   </w:style>
-  <w:style w:type="table" w:customStyle="1" w:styleId="BorderedLined-Accent">
+  <w:style w:type="table" w:styleId="BorderedLined-Accent" w:customStyle="1">
     <w:name w:val="Bordered &amp; Lined - Accent"/>
     <w:basedOn w:val="TableNormal"/>
     <w:uiPriority w:val="99"/>
@@ -12376,12 +12370,12 @@
     </w:rPr>
     <w:tblPr>
       <w:tblBorders>
-        <w:top w:val="single" w:sz="4" w:space="0" w:color="595959" w:themeColor="text1" w:themeTint="A6"/>
-        <w:left w:val="single" w:sz="4" w:space="0" w:color="595959" w:themeColor="text1" w:themeTint="A6"/>
-        <w:bottom w:val="single" w:sz="4" w:space="0" w:color="595959" w:themeColor="text1" w:themeTint="A6"/>
-        <w:right w:val="single" w:sz="4" w:space="0" w:color="595959" w:themeColor="text1" w:themeTint="A6"/>
-        <w:insideH w:val="single" w:sz="4" w:space="0" w:color="595959" w:themeColor="text1" w:themeTint="A6"/>
-        <w:insideV w:val="single" w:sz="4" w:space="0" w:color="595959" w:themeColor="text1" w:themeTint="A6"/>
+        <w:top w:val="single" w:color="595959" w:themeColor="text1" w:themeTint="A6" w:sz="4" w:space="0"/>
+        <w:left w:val="single" w:color="595959" w:themeColor="text1" w:themeTint="A6" w:sz="4" w:space="0"/>
+        <w:bottom w:val="single" w:color="595959" w:themeColor="text1" w:themeTint="A6" w:sz="4" w:space="0"/>
+        <w:right w:val="single" w:color="595959" w:themeColor="text1" w:themeTint="A6" w:sz="4" w:space="0"/>
+        <w:insideH w:val="single" w:color="595959" w:themeColor="text1" w:themeTint="A6" w:sz="4" w:space="0"/>
+        <w:insideV w:val="single" w:color="595959" w:themeColor="text1" w:themeTint="A6" w:sz="4" w:space="0"/>
       </w:tblBorders>
     </w:tblPr>
     <w:tblStylePr w:type="firstRow">
@@ -12465,7 +12459,7 @@
       </w:tcPr>
     </w:tblStylePr>
   </w:style>
-  <w:style w:type="table" w:customStyle="1" w:styleId="BorderedLined-Accent1">
+  <w:style w:type="table" w:styleId="BorderedLined-Accent1" w:customStyle="1">
     <w:name w:val="Bordered &amp; Lined - Accent 1"/>
     <w:basedOn w:val="TableNormal"/>
     <w:uiPriority w:val="99"/>
@@ -12475,12 +12469,12 @@
     </w:rPr>
     <w:tblPr>
       <w:tblBorders>
-        <w:top w:val="single" w:sz="4" w:space="0" w:color="2A4A71" w:themeColor="accent1" w:themeShade="95"/>
-        <w:left w:val="single" w:sz="4" w:space="0" w:color="2A4A71" w:themeColor="accent1" w:themeShade="95"/>
-        <w:bottom w:val="single" w:sz="4" w:space="0" w:color="2A4A71" w:themeColor="accent1" w:themeShade="95"/>
-        <w:right w:val="single" w:sz="4" w:space="0" w:color="2A4A71" w:themeColor="accent1" w:themeShade="95"/>
-        <w:insideH w:val="single" w:sz="4" w:space="0" w:color="2A4A71" w:themeColor="accent1" w:themeShade="95"/>
-        <w:insideV w:val="single" w:sz="4" w:space="0" w:color="2A4A71" w:themeColor="accent1" w:themeShade="95"/>
+        <w:top w:val="single" w:color="2A4A71" w:themeColor="accent1" w:themeShade="95" w:sz="4" w:space="0"/>
+        <w:left w:val="single" w:color="2A4A71" w:themeColor="accent1" w:themeShade="95" w:sz="4" w:space="0"/>
+        <w:bottom w:val="single" w:color="2A4A71" w:themeColor="accent1" w:themeShade="95" w:sz="4" w:space="0"/>
+        <w:right w:val="single" w:color="2A4A71" w:themeColor="accent1" w:themeShade="95" w:sz="4" w:space="0"/>
+        <w:insideH w:val="single" w:color="2A4A71" w:themeColor="accent1" w:themeShade="95" w:sz="4" w:space="0"/>
+        <w:insideV w:val="single" w:color="2A4A71" w:themeColor="accent1" w:themeShade="95" w:sz="4" w:space="0"/>
       </w:tblBorders>
     </w:tblPr>
     <w:tblStylePr w:type="firstRow">
@@ -12564,7 +12558,7 @@
       </w:tcPr>
     </w:tblStylePr>
   </w:style>
-  <w:style w:type="table" w:customStyle="1" w:styleId="BorderedLined-Accent2">
+  <w:style w:type="table" w:styleId="BorderedLined-Accent2" w:customStyle="1">
     <w:name w:val="Bordered &amp; Lined - Accent 2"/>
     <w:basedOn w:val="TableNormal"/>
     <w:uiPriority w:val="99"/>
@@ -12573,12 +12567,12 @@
     </w:rPr>
     <w:tblPr>
       <w:tblBorders>
-        <w:top w:val="single" w:sz="4" w:space="0" w:color="732A29" w:themeColor="accent2" w:themeShade="95"/>
-        <w:left w:val="single" w:sz="4" w:space="0" w:color="732A29" w:themeColor="accent2" w:themeShade="95"/>
-        <w:bottom w:val="single" w:sz="4" w:space="0" w:color="732A29" w:themeColor="accent2" w:themeShade="95"/>
-        <w:right w:val="single" w:sz="4" w:space="0" w:color="732A29" w:themeColor="accent2" w:themeShade="95"/>
-        <w:insideH w:val="single" w:sz="4" w:space="0" w:color="732A29" w:themeColor="accent2" w:themeShade="95"/>
-        <w:insideV w:val="single" w:sz="4" w:space="0" w:color="732A29" w:themeColor="accent2" w:themeShade="95"/>
+        <w:top w:val="single" w:color="732A29" w:themeColor="accent2" w:themeShade="95" w:sz="4" w:space="0"/>
+        <w:left w:val="single" w:color="732A29" w:themeColor="accent2" w:themeShade="95" w:sz="4" w:space="0"/>
+        <w:bottom w:val="single" w:color="732A29" w:themeColor="accent2" w:themeShade="95" w:sz="4" w:space="0"/>
+        <w:right w:val="single" w:color="732A29" w:themeColor="accent2" w:themeShade="95" w:sz="4" w:space="0"/>
+        <w:insideH w:val="single" w:color="732A29" w:themeColor="accent2" w:themeShade="95" w:sz="4" w:space="0"/>
+        <w:insideV w:val="single" w:color="732A29" w:themeColor="accent2" w:themeShade="95" w:sz="4" w:space="0"/>
       </w:tblBorders>
     </w:tblPr>
     <w:tblStylePr w:type="firstRow">
@@ -12662,7 +12656,7 @@
       </w:tcPr>
     </w:tblStylePr>
   </w:style>
-  <w:style w:type="table" w:customStyle="1" w:styleId="BorderedLined-Accent3">
+  <w:style w:type="table" w:styleId="BorderedLined-Accent3" w:customStyle="1">
     <w:name w:val="Bordered &amp; Lined - Accent 3"/>
     <w:basedOn w:val="TableNormal"/>
     <w:uiPriority w:val="99"/>
@@ -12671,12 +12665,12 @@
     </w:rPr>
     <w:tblPr>
       <w:tblBorders>
-        <w:top w:val="single" w:sz="4" w:space="0" w:color="5B722E" w:themeColor="accent3" w:themeShade="95"/>
-        <w:left w:val="single" w:sz="4" w:space="0" w:color="5B722E" w:themeColor="accent3" w:themeShade="95"/>
-        <w:bottom w:val="single" w:sz="4" w:space="0" w:color="5B722E" w:themeColor="accent3" w:themeShade="95"/>
-        <w:right w:val="single" w:sz="4" w:space="0" w:color="5B722E" w:themeColor="accent3" w:themeShade="95"/>
-        <w:insideH w:val="single" w:sz="4" w:space="0" w:color="5B722E" w:themeColor="accent3" w:themeShade="95"/>
-        <w:insideV w:val="single" w:sz="4" w:space="0" w:color="5B722E" w:themeColor="accent3" w:themeShade="95"/>
+        <w:top w:val="single" w:color="5B722E" w:themeColor="accent3" w:themeShade="95" w:sz="4" w:space="0"/>
+        <w:left w:val="single" w:color="5B722E" w:themeColor="accent3" w:themeShade="95" w:sz="4" w:space="0"/>
+        <w:bottom w:val="single" w:color="5B722E" w:themeColor="accent3" w:themeShade="95" w:sz="4" w:space="0"/>
+        <w:right w:val="single" w:color="5B722E" w:themeColor="accent3" w:themeShade="95" w:sz="4" w:space="0"/>
+        <w:insideH w:val="single" w:color="5B722E" w:themeColor="accent3" w:themeShade="95" w:sz="4" w:space="0"/>
+        <w:insideV w:val="single" w:color="5B722E" w:themeColor="accent3" w:themeShade="95" w:sz="4" w:space="0"/>
       </w:tblBorders>
     </w:tblPr>
     <w:tblStylePr w:type="firstRow">
@@ -12760,7 +12754,7 @@
       </w:tcPr>
     </w:tblStylePr>
   </w:style>
-  <w:style w:type="table" w:customStyle="1" w:styleId="BorderedLined-Accent4">
+  <w:style w:type="table" w:styleId="BorderedLined-Accent4" w:customStyle="1">
     <w:name w:val="Bordered &amp; Lined - Accent 4"/>
     <w:basedOn w:val="TableNormal"/>
     <w:uiPriority w:val="99"/>
@@ -12769,12 +12763,12 @@
     </w:rPr>
     <w:tblPr>
       <w:tblBorders>
-        <w:top w:val="single" w:sz="4" w:space="0" w:color="4A395F" w:themeColor="accent4" w:themeShade="95"/>
-        <w:left w:val="single" w:sz="4" w:space="0" w:color="4A395F" w:themeColor="accent4" w:themeShade="95"/>
-        <w:bottom w:val="single" w:sz="4" w:space="0" w:color="4A395F" w:themeColor="accent4" w:themeShade="95"/>
-        <w:right w:val="single" w:sz="4" w:space="0" w:color="4A395F" w:themeColor="accent4" w:themeShade="95"/>
-        <w:insideH w:val="single" w:sz="4" w:space="0" w:color="4A395F" w:themeColor="accent4" w:themeShade="95"/>
-        <w:insideV w:val="single" w:sz="4" w:space="0" w:color="4A395F" w:themeColor="accent4" w:themeShade="95"/>
+        <w:top w:val="single" w:color="4A395F" w:themeColor="accent4" w:themeShade="95" w:sz="4" w:space="0"/>
+        <w:left w:val="single" w:color="4A395F" w:themeColor="accent4" w:themeShade="95" w:sz="4" w:space="0"/>
+        <w:bottom w:val="single" w:color="4A395F" w:themeColor="accent4" w:themeShade="95" w:sz="4" w:space="0"/>
+        <w:right w:val="single" w:color="4A395F" w:themeColor="accent4" w:themeShade="95" w:sz="4" w:space="0"/>
+        <w:insideH w:val="single" w:color="4A395F" w:themeColor="accent4" w:themeShade="95" w:sz="4" w:space="0"/>
+        <w:insideV w:val="single" w:color="4A395F" w:themeColor="accent4" w:themeShade="95" w:sz="4" w:space="0"/>
       </w:tblBorders>
     </w:tblPr>
     <w:tblStylePr w:type="firstRow">
@@ -12858,7 +12852,7 @@
       </w:tcPr>
     </w:tblStylePr>
   </w:style>
-  <w:style w:type="table" w:customStyle="1" w:styleId="BorderedLined-Accent5">
+  <w:style w:type="table" w:styleId="BorderedLined-Accent5" w:customStyle="1">
     <w:name w:val="Bordered &amp; Lined - Accent 5"/>
     <w:basedOn w:val="TableNormal"/>
     <w:uiPriority w:val="99"/>
@@ -12868,12 +12862,12 @@
     </w:rPr>
     <w:tblPr>
       <w:tblBorders>
-        <w:top w:val="single" w:sz="4" w:space="0" w:color="266779" w:themeColor="accent5" w:themeShade="95"/>
-        <w:left w:val="single" w:sz="4" w:space="0" w:color="266779" w:themeColor="accent5" w:themeShade="95"/>
-        <w:bottom w:val="single" w:sz="4" w:space="0" w:color="266779" w:themeColor="accent5" w:themeShade="95"/>
-        <w:right w:val="single" w:sz="4" w:space="0" w:color="266779" w:themeColor="accent5" w:themeShade="95"/>
-        <w:insideH w:val="single" w:sz="4" w:space="0" w:color="266779" w:themeColor="accent5" w:themeShade="95"/>
-        <w:insideV w:val="single" w:sz="4" w:space="0" w:color="266779" w:themeColor="accent5" w:themeShade="95"/>
+        <w:top w:val="single" w:color="266779" w:themeColor="accent5" w:themeShade="95" w:sz="4" w:space="0"/>
+        <w:left w:val="single" w:color="266779" w:themeColor="accent5" w:themeShade="95" w:sz="4" w:space="0"/>
+        <w:bottom w:val="single" w:color="266779" w:themeColor="accent5" w:themeShade="95" w:sz="4" w:space="0"/>
+        <w:right w:val="single" w:color="266779" w:themeColor="accent5" w:themeShade="95" w:sz="4" w:space="0"/>
+        <w:insideH w:val="single" w:color="266779" w:themeColor="accent5" w:themeShade="95" w:sz="4" w:space="0"/>
+        <w:insideV w:val="single" w:color="266779" w:themeColor="accent5" w:themeShade="95" w:sz="4" w:space="0"/>
       </w:tblBorders>
     </w:tblPr>
     <w:tblStylePr w:type="firstRow">
@@ -12957,7 +12951,7 @@
       </w:tcPr>
     </w:tblStylePr>
   </w:style>
-  <w:style w:type="table" w:customStyle="1" w:styleId="BorderedLined-Accent6">
+  <w:style w:type="table" w:styleId="BorderedLined-Accent6" w:customStyle="1">
     <w:name w:val="Bordered &amp; Lined - Accent 6"/>
     <w:basedOn w:val="TableNormal"/>
     <w:uiPriority w:val="99"/>
@@ -12967,12 +12961,12 @@
     </w:rPr>
     <w:tblPr>
       <w:tblBorders>
-        <w:top w:val="single" w:sz="4" w:space="0" w:color="B15407" w:themeColor="accent6" w:themeShade="95"/>
-        <w:left w:val="single" w:sz="4" w:space="0" w:color="B15407" w:themeColor="accent6" w:themeShade="95"/>
-        <w:bottom w:val="single" w:sz="4" w:space="0" w:color="B15407" w:themeColor="accent6" w:themeShade="95"/>
-        <w:right w:val="single" w:sz="4" w:space="0" w:color="B15407" w:themeColor="accent6" w:themeShade="95"/>
-        <w:insideH w:val="single" w:sz="4" w:space="0" w:color="B15407" w:themeColor="accent6" w:themeShade="95"/>
-        <w:insideV w:val="single" w:sz="4" w:space="0" w:color="B15407" w:themeColor="accent6" w:themeShade="95"/>
+        <w:top w:val="single" w:color="B15407" w:themeColor="accent6" w:themeShade="95" w:sz="4" w:space="0"/>
+        <w:left w:val="single" w:color="B15407" w:themeColor="accent6" w:themeShade="95" w:sz="4" w:space="0"/>
+        <w:bottom w:val="single" w:color="B15407" w:themeColor="accent6" w:themeShade="95" w:sz="4" w:space="0"/>
+        <w:right w:val="single" w:color="B15407" w:themeColor="accent6" w:themeShade="95" w:sz="4" w:space="0"/>
+        <w:insideH w:val="single" w:color="B15407" w:themeColor="accent6" w:themeShade="95" w:sz="4" w:space="0"/>
+        <w:insideV w:val="single" w:color="B15407" w:themeColor="accent6" w:themeShade="95" w:sz="4" w:space="0"/>
       </w:tblBorders>
     </w:tblPr>
     <w:tblStylePr w:type="firstRow">
@@ -13056,19 +13050,19 @@
       </w:tcPr>
     </w:tblStylePr>
   </w:style>
-  <w:style w:type="table" w:customStyle="1" w:styleId="Bordered">
+  <w:style w:type="table" w:styleId="Bordered" w:customStyle="1">
     <w:name w:val="Bordered"/>
     <w:basedOn w:val="TableNormal"/>
     <w:uiPriority w:val="99"/>
     <w:qFormat/>
     <w:tblPr>
       <w:tblBorders>
-        <w:top w:val="single" w:sz="4" w:space="0" w:color="D9D9D9" w:themeColor="text1" w:themeTint="26"/>
-        <w:left w:val="single" w:sz="4" w:space="0" w:color="D9D9D9" w:themeColor="text1" w:themeTint="26"/>
-        <w:bottom w:val="single" w:sz="4" w:space="0" w:color="D9D9D9" w:themeColor="text1" w:themeTint="26"/>
-        <w:right w:val="single" w:sz="4" w:space="0" w:color="D9D9D9" w:themeColor="text1" w:themeTint="26"/>
-        <w:insideH w:val="single" w:sz="4" w:space="0" w:color="D9D9D9" w:themeColor="text1" w:themeTint="26"/>
-        <w:insideV w:val="single" w:sz="4" w:space="0" w:color="D9D9D9" w:themeColor="text1" w:themeTint="26"/>
+        <w:top w:val="single" w:color="D9D9D9" w:themeColor="text1" w:themeTint="26" w:sz="4" w:space="0"/>
+        <w:left w:val="single" w:color="D9D9D9" w:themeColor="text1" w:themeTint="26" w:sz="4" w:space="0"/>
+        <w:bottom w:val="single" w:color="D9D9D9" w:themeColor="text1" w:themeTint="26" w:sz="4" w:space="0"/>
+        <w:right w:val="single" w:color="D9D9D9" w:themeColor="text1" w:themeTint="26" w:sz="4" w:space="0"/>
+        <w:insideH w:val="single" w:color="D9D9D9" w:themeColor="text1" w:themeTint="26" w:sz="4" w:space="0"/>
+        <w:insideV w:val="single" w:color="D9D9D9" w:themeColor="text1" w:themeTint="26" w:sz="4" w:space="0"/>
       </w:tblBorders>
     </w:tblPr>
     <w:tblStylePr w:type="firstRow">
@@ -13080,7 +13074,7 @@
       <w:tblPr/>
       <w:tcPr>
         <w:tcBorders>
-          <w:bottom w:val="single" w:sz="12" w:space="0" w:color="7F7F7F" w:themeColor="text1" w:themeTint="80"/>
+          <w:bottom w:val="single" w:color="7F7F7F" w:themeColor="text1" w:themeTint="80" w:sz="12" w:space="0"/>
         </w:tcBorders>
       </w:tcPr>
     </w:tblStylePr>
@@ -13093,7 +13087,7 @@
       <w:tblPr/>
       <w:tcPr>
         <w:tcBorders>
-          <w:top w:val="single" w:sz="12" w:space="0" w:color="7F7F7F" w:themeColor="text1" w:themeTint="80"/>
+          <w:top w:val="single" w:color="7F7F7F" w:themeColor="text1" w:themeTint="80" w:sz="12" w:space="0"/>
         </w:tcBorders>
       </w:tcPr>
     </w:tblStylePr>
@@ -13113,7 +13107,7 @@
       <w:tblPr/>
       <w:tcPr>
         <w:tcBorders>
-          <w:left w:val="single" w:sz="12" w:space="0" w:color="7F7F7F" w:themeColor="text1" w:themeTint="80"/>
+          <w:left w:val="single" w:color="7F7F7F" w:themeColor="text1" w:themeTint="80" w:sz="12" w:space="0"/>
         </w:tcBorders>
       </w:tcPr>
     </w:tblStylePr>
@@ -13126,27 +13120,27 @@
       <w:tblPr/>
       <w:tcPr>
         <w:tcBorders>
-          <w:top w:val="single" w:sz="4" w:space="0" w:color="D9D9D9" w:themeColor="text1" w:themeTint="26"/>
-          <w:left w:val="single" w:sz="4" w:space="0" w:color="D9D9D9" w:themeColor="text1" w:themeTint="26"/>
-          <w:bottom w:val="single" w:sz="4" w:space="0" w:color="D9D9D9" w:themeColor="text1" w:themeTint="26"/>
-          <w:right w:val="single" w:sz="4" w:space="0" w:color="D9D9D9" w:themeColor="text1" w:themeTint="26"/>
-        </w:tcBorders>
-      </w:tcPr>
-    </w:tblStylePr>
-  </w:style>
-  <w:style w:type="table" w:customStyle="1" w:styleId="Bordered-Accent1">
+          <w:top w:val="single" w:color="D9D9D9" w:themeColor="text1" w:themeTint="26" w:sz="4" w:space="0"/>
+          <w:left w:val="single" w:color="D9D9D9" w:themeColor="text1" w:themeTint="26" w:sz="4" w:space="0"/>
+          <w:bottom w:val="single" w:color="D9D9D9" w:themeColor="text1" w:themeTint="26" w:sz="4" w:space="0"/>
+          <w:right w:val="single" w:color="D9D9D9" w:themeColor="text1" w:themeTint="26" w:sz="4" w:space="0"/>
+        </w:tcBorders>
+      </w:tcPr>
+    </w:tblStylePr>
+  </w:style>
+  <w:style w:type="table" w:styleId="Bordered-Accent1" w:customStyle="1">
     <w:name w:val="Bordered - Accent 1"/>
     <w:basedOn w:val="TableNormal"/>
     <w:uiPriority w:val="99"/>
     <w:qFormat/>
     <w:tblPr>
       <w:tblBorders>
-        <w:top w:val="single" w:sz="4" w:space="0" w:color="B7CBE4" w:themeColor="accent1" w:themeTint="67"/>
-        <w:left w:val="single" w:sz="4" w:space="0" w:color="B7CBE4" w:themeColor="accent1" w:themeTint="67"/>
-        <w:bottom w:val="single" w:sz="4" w:space="0" w:color="B7CBE4" w:themeColor="accent1" w:themeTint="67"/>
-        <w:right w:val="single" w:sz="4" w:space="0" w:color="B7CBE4" w:themeColor="accent1" w:themeTint="67"/>
-        <w:insideH w:val="single" w:sz="4" w:space="0" w:color="B7CBE4" w:themeColor="accent1" w:themeTint="67"/>
-        <w:insideV w:val="single" w:sz="4" w:space="0" w:color="B7CBE4" w:themeColor="accent1" w:themeTint="67"/>
+        <w:top w:val="single" w:color="B7CBE4" w:themeColor="accent1" w:themeTint="67" w:sz="4" w:space="0"/>
+        <w:left w:val="single" w:color="B7CBE4" w:themeColor="accent1" w:themeTint="67" w:sz="4" w:space="0"/>
+        <w:bottom w:val="single" w:color="B7CBE4" w:themeColor="accent1" w:themeTint="67" w:sz="4" w:space="0"/>
+        <w:right w:val="single" w:color="B7CBE4" w:themeColor="accent1" w:themeTint="67" w:sz="4" w:space="0"/>
+        <w:insideH w:val="single" w:color="B7CBE4" w:themeColor="accent1" w:themeTint="67" w:sz="4" w:space="0"/>
+        <w:insideV w:val="single" w:color="B7CBE4" w:themeColor="accent1" w:themeTint="67" w:sz="4" w:space="0"/>
       </w:tblBorders>
     </w:tblPr>
     <w:tblStylePr w:type="firstRow">
@@ -13158,7 +13152,7 @@
       <w:tblPr/>
       <w:tcPr>
         <w:tcBorders>
-          <w:bottom w:val="single" w:sz="12" w:space="0" w:color="4F81BD" w:themeColor="accent1"/>
+          <w:bottom w:val="single" w:color="4F81BD" w:themeColor="accent1" w:sz="12" w:space="0"/>
         </w:tcBorders>
       </w:tcPr>
     </w:tblStylePr>
@@ -13171,7 +13165,7 @@
       <w:tblPr/>
       <w:tcPr>
         <w:tcBorders>
-          <w:top w:val="single" w:sz="12" w:space="0" w:color="4F81BD" w:themeColor="accent1"/>
+          <w:top w:val="single" w:color="4F81BD" w:themeColor="accent1" w:sz="12" w:space="0"/>
         </w:tcBorders>
       </w:tcPr>
     </w:tblStylePr>
@@ -13191,7 +13185,7 @@
       <w:tblPr/>
       <w:tcPr>
         <w:tcBorders>
-          <w:left w:val="single" w:sz="12" w:space="0" w:color="4F81BD" w:themeColor="accent1"/>
+          <w:left w:val="single" w:color="4F81BD" w:themeColor="accent1" w:sz="12" w:space="0"/>
         </w:tcBorders>
       </w:tcPr>
     </w:tblStylePr>
@@ -13204,27 +13198,27 @@
       <w:tblPr/>
       <w:tcPr>
         <w:tcBorders>
-          <w:top w:val="single" w:sz="4" w:space="0" w:color="B7CBE4" w:themeColor="accent1" w:themeTint="67"/>
-          <w:left w:val="single" w:sz="4" w:space="0" w:color="B7CBE4" w:themeColor="accent1" w:themeTint="67"/>
-          <w:bottom w:val="single" w:sz="4" w:space="0" w:color="B7CBE4" w:themeColor="accent1" w:themeTint="67"/>
-          <w:right w:val="single" w:sz="4" w:space="0" w:color="B7CBE4" w:themeColor="accent1" w:themeTint="67"/>
-        </w:tcBorders>
-      </w:tcPr>
-    </w:tblStylePr>
-  </w:style>
-  <w:style w:type="table" w:customStyle="1" w:styleId="Bordered-Accent2">
+          <w:top w:val="single" w:color="B7CBE4" w:themeColor="accent1" w:themeTint="67" w:sz="4" w:space="0"/>
+          <w:left w:val="single" w:color="B7CBE4" w:themeColor="accent1" w:themeTint="67" w:sz="4" w:space="0"/>
+          <w:bottom w:val="single" w:color="B7CBE4" w:themeColor="accent1" w:themeTint="67" w:sz="4" w:space="0"/>
+          <w:right w:val="single" w:color="B7CBE4" w:themeColor="accent1" w:themeTint="67" w:sz="4" w:space="0"/>
+        </w:tcBorders>
+      </w:tcPr>
+    </w:tblStylePr>
+  </w:style>
+  <w:style w:type="table" w:styleId="Bordered-Accent2" w:customStyle="1">
     <w:name w:val="Bordered - Accent 2"/>
     <w:basedOn w:val="TableNormal"/>
     <w:uiPriority w:val="99"/>
     <w:qFormat/>
     <w:tblPr>
       <w:tblBorders>
-        <w:top w:val="single" w:sz="4" w:space="0" w:color="E5B7B6" w:themeColor="accent2" w:themeTint="67"/>
-        <w:left w:val="single" w:sz="4" w:space="0" w:color="E5B7B6" w:themeColor="accent2" w:themeTint="67"/>
-        <w:bottom w:val="single" w:sz="4" w:space="0" w:color="E5B7B6" w:themeColor="accent2" w:themeTint="67"/>
-        <w:right w:val="single" w:sz="4" w:space="0" w:color="E5B7B6" w:themeColor="accent2" w:themeTint="67"/>
-        <w:insideH w:val="single" w:sz="4" w:space="0" w:color="E5B7B6" w:themeColor="accent2" w:themeTint="67"/>
-        <w:insideV w:val="single" w:sz="4" w:space="0" w:color="E5B7B6" w:themeColor="accent2" w:themeTint="67"/>
+        <w:top w:val="single" w:color="E5B7B6" w:themeColor="accent2" w:themeTint="67" w:sz="4" w:space="0"/>
+        <w:left w:val="single" w:color="E5B7B6" w:themeColor="accent2" w:themeTint="67" w:sz="4" w:space="0"/>
+        <w:bottom w:val="single" w:color="E5B7B6" w:themeColor="accent2" w:themeTint="67" w:sz="4" w:space="0"/>
+        <w:right w:val="single" w:color="E5B7B6" w:themeColor="accent2" w:themeTint="67" w:sz="4" w:space="0"/>
+        <w:insideH w:val="single" w:color="E5B7B6" w:themeColor="accent2" w:themeTint="67" w:sz="4" w:space="0"/>
+        <w:insideV w:val="single" w:color="E5B7B6" w:themeColor="accent2" w:themeTint="67" w:sz="4" w:space="0"/>
       </w:tblBorders>
     </w:tblPr>
     <w:tblStylePr w:type="firstRow">
@@ -13236,7 +13230,7 @@
       <w:tblPr/>
       <w:tcPr>
         <w:tcBorders>
-          <w:bottom w:val="single" w:sz="12" w:space="0" w:color="D99695" w:themeColor="accent2" w:themeTint="97"/>
+          <w:bottom w:val="single" w:color="D99695" w:themeColor="accent2" w:themeTint="97" w:sz="12" w:space="0"/>
         </w:tcBorders>
       </w:tcPr>
     </w:tblStylePr>
@@ -13249,7 +13243,7 @@
       <w:tblPr/>
       <w:tcPr>
         <w:tcBorders>
-          <w:top w:val="single" w:sz="12" w:space="0" w:color="D99695" w:themeColor="accent2" w:themeTint="97"/>
+          <w:top w:val="single" w:color="D99695" w:themeColor="accent2" w:themeTint="97" w:sz="12" w:space="0"/>
         </w:tcBorders>
       </w:tcPr>
     </w:tblStylePr>
@@ -13269,7 +13263,7 @@
       <w:tblPr/>
       <w:tcPr>
         <w:tcBorders>
-          <w:left w:val="single" w:sz="12" w:space="0" w:color="D99695" w:themeColor="accent2" w:themeTint="97"/>
+          <w:left w:val="single" w:color="D99695" w:themeColor="accent2" w:themeTint="97" w:sz="12" w:space="0"/>
         </w:tcBorders>
       </w:tcPr>
     </w:tblStylePr>
@@ -13282,27 +13276,27 @@
       <w:tblPr/>
       <w:tcPr>
         <w:tcBorders>
-          <w:top w:val="single" w:sz="4" w:space="0" w:color="E5B7B6" w:themeColor="accent2" w:themeTint="67"/>
-          <w:left w:val="single" w:sz="4" w:space="0" w:color="E5B7B6" w:themeColor="accent2" w:themeTint="67"/>
-          <w:bottom w:val="single" w:sz="4" w:space="0" w:color="E5B7B6" w:themeColor="accent2" w:themeTint="67"/>
-          <w:right w:val="single" w:sz="4" w:space="0" w:color="E5B7B6" w:themeColor="accent2" w:themeTint="67"/>
-        </w:tcBorders>
-      </w:tcPr>
-    </w:tblStylePr>
-  </w:style>
-  <w:style w:type="table" w:customStyle="1" w:styleId="Bordered-Accent3">
+          <w:top w:val="single" w:color="E5B7B6" w:themeColor="accent2" w:themeTint="67" w:sz="4" w:space="0"/>
+          <w:left w:val="single" w:color="E5B7B6" w:themeColor="accent2" w:themeTint="67" w:sz="4" w:space="0"/>
+          <w:bottom w:val="single" w:color="E5B7B6" w:themeColor="accent2" w:themeTint="67" w:sz="4" w:space="0"/>
+          <w:right w:val="single" w:color="E5B7B6" w:themeColor="accent2" w:themeTint="67" w:sz="4" w:space="0"/>
+        </w:tcBorders>
+      </w:tcPr>
+    </w:tblStylePr>
+  </w:style>
+  <w:style w:type="table" w:styleId="Bordered-Accent3" w:customStyle="1">
     <w:name w:val="Bordered - Accent 3"/>
     <w:basedOn w:val="TableNormal"/>
     <w:uiPriority w:val="99"/>
     <w:qFormat/>
     <w:tblPr>
       <w:tblBorders>
-        <w:top w:val="single" w:sz="4" w:space="0" w:color="D6E3BB" w:themeColor="accent3" w:themeTint="67"/>
-        <w:left w:val="single" w:sz="4" w:space="0" w:color="D6E3BB" w:themeColor="accent3" w:themeTint="67"/>
-        <w:bottom w:val="single" w:sz="4" w:space="0" w:color="D6E3BB" w:themeColor="accent3" w:themeTint="67"/>
-        <w:right w:val="single" w:sz="4" w:space="0" w:color="D6E3BB" w:themeColor="accent3" w:themeTint="67"/>
-        <w:insideH w:val="single" w:sz="4" w:space="0" w:color="D6E3BB" w:themeColor="accent3" w:themeTint="67"/>
-        <w:insideV w:val="single" w:sz="4" w:space="0" w:color="D6E3BB" w:themeColor="accent3" w:themeTint="67"/>
+        <w:top w:val="single" w:color="D6E3BB" w:themeColor="accent3" w:themeTint="67" w:sz="4" w:space="0"/>
+        <w:left w:val="single" w:color="D6E3BB" w:themeColor="accent3" w:themeTint="67" w:sz="4" w:space="0"/>
+        <w:bottom w:val="single" w:color="D6E3BB" w:themeColor="accent3" w:themeTint="67" w:sz="4" w:space="0"/>
+        <w:right w:val="single" w:color="D6E3BB" w:themeColor="accent3" w:themeTint="67" w:sz="4" w:space="0"/>
+        <w:insideH w:val="single" w:color="D6E3BB" w:themeColor="accent3" w:themeTint="67" w:sz="4" w:space="0"/>
+        <w:insideV w:val="single" w:color="D6E3BB" w:themeColor="accent3" w:themeTint="67" w:sz="4" w:space="0"/>
       </w:tblBorders>
     </w:tblPr>
     <w:tblStylePr w:type="firstRow">
@@ -13314,7 +13308,7 @@
       <w:tblPr/>
       <w:tcPr>
         <w:tcBorders>
-          <w:bottom w:val="single" w:sz="12" w:space="0" w:color="C3D69B" w:themeColor="accent3" w:themeTint="98"/>
+          <w:bottom w:val="single" w:color="C3D69B" w:themeColor="accent3" w:themeTint="98" w:sz="12" w:space="0"/>
         </w:tcBorders>
       </w:tcPr>
     </w:tblStylePr>
@@ -13327,7 +13321,7 @@
       <w:tblPr/>
       <w:tcPr>
         <w:tcBorders>
-          <w:top w:val="single" w:sz="12" w:space="0" w:color="C3D69B" w:themeColor="accent3" w:themeTint="98"/>
+          <w:top w:val="single" w:color="C3D69B" w:themeColor="accent3" w:themeTint="98" w:sz="12" w:space="0"/>
         </w:tcBorders>
       </w:tcPr>
     </w:tblStylePr>
@@ -13347,7 +13341,7 @@
       <w:tblPr/>
       <w:tcPr>
         <w:tcBorders>
-          <w:left w:val="single" w:sz="12" w:space="0" w:color="C3D69B" w:themeColor="accent3" w:themeTint="98"/>
+          <w:left w:val="single" w:color="C3D69B" w:themeColor="accent3" w:themeTint="98" w:sz="12" w:space="0"/>
         </w:tcBorders>
       </w:tcPr>
     </w:tblStylePr>
@@ -13360,27 +13354,27 @@
       <w:tblPr/>
       <w:tcPr>
         <w:tcBorders>
-          <w:top w:val="single" w:sz="4" w:space="0" w:color="D6E3BB" w:themeColor="accent3" w:themeTint="67"/>
-          <w:left w:val="single" w:sz="4" w:space="0" w:color="D6E3BB" w:themeColor="accent3" w:themeTint="67"/>
-          <w:bottom w:val="single" w:sz="4" w:space="0" w:color="D6E3BB" w:themeColor="accent3" w:themeTint="67"/>
-          <w:right w:val="single" w:sz="4" w:space="0" w:color="D6E3BB" w:themeColor="accent3" w:themeTint="67"/>
-        </w:tcBorders>
-      </w:tcPr>
-    </w:tblStylePr>
-  </w:style>
-  <w:style w:type="table" w:customStyle="1" w:styleId="Bordered-Accent4">
+          <w:top w:val="single" w:color="D6E3BB" w:themeColor="accent3" w:themeTint="67" w:sz="4" w:space="0"/>
+          <w:left w:val="single" w:color="D6E3BB" w:themeColor="accent3" w:themeTint="67" w:sz="4" w:space="0"/>
+          <w:bottom w:val="single" w:color="D6E3BB" w:themeColor="accent3" w:themeTint="67" w:sz="4" w:space="0"/>
+          <w:right w:val="single" w:color="D6E3BB" w:themeColor="accent3" w:themeTint="67" w:sz="4" w:space="0"/>
+        </w:tcBorders>
+      </w:tcPr>
+    </w:tblStylePr>
+  </w:style>
+  <w:style w:type="table" w:styleId="Bordered-Accent4" w:customStyle="1">
     <w:name w:val="Bordered - Accent 4"/>
     <w:basedOn w:val="TableNormal"/>
     <w:uiPriority w:val="99"/>
     <w:qFormat/>
     <w:tblPr>
       <w:tblBorders>
-        <w:top w:val="single" w:sz="4" w:space="0" w:color="CBC0D9" w:themeColor="accent4" w:themeTint="67"/>
-        <w:left w:val="single" w:sz="4" w:space="0" w:color="CBC0D9" w:themeColor="accent4" w:themeTint="67"/>
-        <w:bottom w:val="single" w:sz="4" w:space="0" w:color="CBC0D9" w:themeColor="accent4" w:themeTint="67"/>
-        <w:right w:val="single" w:sz="4" w:space="0" w:color="CBC0D9" w:themeColor="accent4" w:themeTint="67"/>
-        <w:insideH w:val="single" w:sz="4" w:space="0" w:color="CBC0D9" w:themeColor="accent4" w:themeTint="67"/>
-        <w:insideV w:val="single" w:sz="4" w:space="0" w:color="CBC0D9" w:themeColor="accent4" w:themeTint="67"/>
+        <w:top w:val="single" w:color="CBC0D9" w:themeColor="accent4" w:themeTint="67" w:sz="4" w:space="0"/>
+        <w:left w:val="single" w:color="CBC0D9" w:themeColor="accent4" w:themeTint="67" w:sz="4" w:space="0"/>
+        <w:bottom w:val="single" w:color="CBC0D9" w:themeColor="accent4" w:themeTint="67" w:sz="4" w:space="0"/>
+        <w:right w:val="single" w:color="CBC0D9" w:themeColor="accent4" w:themeTint="67" w:sz="4" w:space="0"/>
+        <w:insideH w:val="single" w:color="CBC0D9" w:themeColor="accent4" w:themeTint="67" w:sz="4" w:space="0"/>
+        <w:insideV w:val="single" w:color="CBC0D9" w:themeColor="accent4" w:themeTint="67" w:sz="4" w:space="0"/>
       </w:tblBorders>
     </w:tblPr>
     <w:tblStylePr w:type="firstRow">
@@ -13392,7 +13386,7 @@
       <w:tblPr/>
       <w:tcPr>
         <w:tcBorders>
-          <w:bottom w:val="single" w:sz="12" w:space="0" w:color="B2A1C6" w:themeColor="accent4" w:themeTint="9A"/>
+          <w:bottom w:val="single" w:color="B2A1C6" w:themeColor="accent4" w:themeTint="9A" w:sz="12" w:space="0"/>
         </w:tcBorders>
       </w:tcPr>
     </w:tblStylePr>
@@ -13405,7 +13399,7 @@
       <w:tblPr/>
       <w:tcPr>
         <w:tcBorders>
-          <w:top w:val="single" w:sz="12" w:space="0" w:color="B2A1C6" w:themeColor="accent4" w:themeTint="9A"/>
+          <w:top w:val="single" w:color="B2A1C6" w:themeColor="accent4" w:themeTint="9A" w:sz="12" w:space="0"/>
         </w:tcBorders>
       </w:tcPr>
     </w:tblStylePr>
@@ -13425,7 +13419,7 @@
       <w:tblPr/>
       <w:tcPr>
         <w:tcBorders>
-          <w:left w:val="single" w:sz="12" w:space="0" w:color="B2A1C6" w:themeColor="accent4" w:themeTint="9A"/>
+          <w:left w:val="single" w:color="B2A1C6" w:themeColor="accent4" w:themeTint="9A" w:sz="12" w:space="0"/>
         </w:tcBorders>
       </w:tcPr>
     </w:tblStylePr>
@@ -13438,26 +13432,26 @@
       <w:tblPr/>
       <w:tcPr>
         <w:tcBorders>
-          <w:top w:val="single" w:sz="4" w:space="0" w:color="CBC0D9" w:themeColor="accent4" w:themeTint="67"/>
-          <w:left w:val="single" w:sz="4" w:space="0" w:color="CBC0D9" w:themeColor="accent4" w:themeTint="67"/>
-          <w:bottom w:val="single" w:sz="4" w:space="0" w:color="CBC0D9" w:themeColor="accent4" w:themeTint="67"/>
-          <w:right w:val="single" w:sz="4" w:space="0" w:color="CBC0D9" w:themeColor="accent4" w:themeTint="67"/>
-        </w:tcBorders>
-      </w:tcPr>
-    </w:tblStylePr>
-  </w:style>
-  <w:style w:type="table" w:customStyle="1" w:styleId="Bordered-Accent5">
+          <w:top w:val="single" w:color="CBC0D9" w:themeColor="accent4" w:themeTint="67" w:sz="4" w:space="0"/>
+          <w:left w:val="single" w:color="CBC0D9" w:themeColor="accent4" w:themeTint="67" w:sz="4" w:space="0"/>
+          <w:bottom w:val="single" w:color="CBC0D9" w:themeColor="accent4" w:themeTint="67" w:sz="4" w:space="0"/>
+          <w:right w:val="single" w:color="CBC0D9" w:themeColor="accent4" w:themeTint="67" w:sz="4" w:space="0"/>
+        </w:tcBorders>
+      </w:tcPr>
+    </w:tblStylePr>
+  </w:style>
+  <w:style w:type="table" w:styleId="Bordered-Accent5" w:customStyle="1">
     <w:name w:val="Bordered - Accent 5"/>
     <w:basedOn w:val="TableNormal"/>
     <w:uiPriority w:val="99"/>
     <w:tblPr>
       <w:tblBorders>
-        <w:top w:val="single" w:sz="4" w:space="0" w:color="B6DDE8" w:themeColor="accent5" w:themeTint="67"/>
-        <w:left w:val="single" w:sz="4" w:space="0" w:color="B6DDE8" w:themeColor="accent5" w:themeTint="67"/>
-        <w:bottom w:val="single" w:sz="4" w:space="0" w:color="B6DDE8" w:themeColor="accent5" w:themeTint="67"/>
-        <w:right w:val="single" w:sz="4" w:space="0" w:color="B6DDE8" w:themeColor="accent5" w:themeTint="67"/>
-        <w:insideH w:val="single" w:sz="4" w:space="0" w:color="B6DDE8" w:themeColor="accent5" w:themeTint="67"/>
-        <w:insideV w:val="single" w:sz="4" w:space="0" w:color="B6DDE8" w:themeColor="accent5" w:themeTint="67"/>
+        <w:top w:val="single" w:color="B6DDE8" w:themeColor="accent5" w:themeTint="67" w:sz="4" w:space="0"/>
+        <w:left w:val="single" w:color="B6DDE8" w:themeColor="accent5" w:themeTint="67" w:sz="4" w:space="0"/>
+        <w:bottom w:val="single" w:color="B6DDE8" w:themeColor="accent5" w:themeTint="67" w:sz="4" w:space="0"/>
+        <w:right w:val="single" w:color="B6DDE8" w:themeColor="accent5" w:themeTint="67" w:sz="4" w:space="0"/>
+        <w:insideH w:val="single" w:color="B6DDE8" w:themeColor="accent5" w:themeTint="67" w:sz="4" w:space="0"/>
+        <w:insideV w:val="single" w:color="B6DDE8" w:themeColor="accent5" w:themeTint="67" w:sz="4" w:space="0"/>
       </w:tblBorders>
     </w:tblPr>
     <w:tblStylePr w:type="firstRow">
@@ -13469,7 +13463,7 @@
       <w:tblPr/>
       <w:tcPr>
         <w:tcBorders>
-          <w:bottom w:val="single" w:sz="12" w:space="0" w:color="92CCDC" w:themeColor="accent5" w:themeTint="9A"/>
+          <w:bottom w:val="single" w:color="92CCDC" w:themeColor="accent5" w:themeTint="9A" w:sz="12" w:space="0"/>
         </w:tcBorders>
       </w:tcPr>
     </w:tblStylePr>
@@ -13482,7 +13476,7 @@
       <w:tblPr/>
       <w:tcPr>
         <w:tcBorders>
-          <w:top w:val="single" w:sz="12" w:space="0" w:color="92CCDC" w:themeColor="accent5" w:themeTint="9A"/>
+          <w:top w:val="single" w:color="92CCDC" w:themeColor="accent5" w:themeTint="9A" w:sz="12" w:space="0"/>
         </w:tcBorders>
       </w:tcPr>
     </w:tblStylePr>
@@ -13502,7 +13496,7 @@
       <w:tblPr/>
       <w:tcPr>
         <w:tcBorders>
-          <w:left w:val="single" w:sz="12" w:space="0" w:color="92CCDC" w:themeColor="accent5" w:themeTint="9A"/>
+          <w:left w:val="single" w:color="92CCDC" w:themeColor="accent5" w:themeTint="9A" w:sz="12" w:space="0"/>
         </w:tcBorders>
       </w:tcPr>
     </w:tblStylePr>
@@ -13515,26 +13509,26 @@
       <w:tblPr/>
       <w:tcPr>
         <w:tcBorders>
-          <w:top w:val="single" w:sz="4" w:space="0" w:color="B6DDE8" w:themeColor="accent5" w:themeTint="67"/>
-          <w:left w:val="single" w:sz="4" w:space="0" w:color="B6DDE8" w:themeColor="accent5" w:themeTint="67"/>
-          <w:bottom w:val="single" w:sz="4" w:space="0" w:color="B6DDE8" w:themeColor="accent5" w:themeTint="67"/>
-          <w:right w:val="single" w:sz="4" w:space="0" w:color="B6DDE8" w:themeColor="accent5" w:themeTint="67"/>
-        </w:tcBorders>
-      </w:tcPr>
-    </w:tblStylePr>
-  </w:style>
-  <w:style w:type="table" w:customStyle="1" w:styleId="Bordered-Accent6">
+          <w:top w:val="single" w:color="B6DDE8" w:themeColor="accent5" w:themeTint="67" w:sz="4" w:space="0"/>
+          <w:left w:val="single" w:color="B6DDE8" w:themeColor="accent5" w:themeTint="67" w:sz="4" w:space="0"/>
+          <w:bottom w:val="single" w:color="B6DDE8" w:themeColor="accent5" w:themeTint="67" w:sz="4" w:space="0"/>
+          <w:right w:val="single" w:color="B6DDE8" w:themeColor="accent5" w:themeTint="67" w:sz="4" w:space="0"/>
+        </w:tcBorders>
+      </w:tcPr>
+    </w:tblStylePr>
+  </w:style>
+  <w:style w:type="table" w:styleId="Bordered-Accent6" w:customStyle="1">
     <w:name w:val="Bordered - Accent 6"/>
     <w:basedOn w:val="TableNormal"/>
     <w:uiPriority w:val="99"/>
     <w:tblPr>
       <w:tblBorders>
-        <w:top w:val="single" w:sz="4" w:space="0" w:color="FBD4B4" w:themeColor="accent6" w:themeTint="67"/>
-        <w:left w:val="single" w:sz="4" w:space="0" w:color="FBD4B4" w:themeColor="accent6" w:themeTint="67"/>
-        <w:bottom w:val="single" w:sz="4" w:space="0" w:color="FBD4B4" w:themeColor="accent6" w:themeTint="67"/>
-        <w:right w:val="single" w:sz="4" w:space="0" w:color="FBD4B4" w:themeColor="accent6" w:themeTint="67"/>
-        <w:insideH w:val="single" w:sz="4" w:space="0" w:color="FBD4B4" w:themeColor="accent6" w:themeTint="67"/>
-        <w:insideV w:val="single" w:sz="4" w:space="0" w:color="FBD4B4" w:themeColor="accent6" w:themeTint="67"/>
+        <w:top w:val="single" w:color="FBD4B4" w:themeColor="accent6" w:themeTint="67" w:sz="4" w:space="0"/>
+        <w:left w:val="single" w:color="FBD4B4" w:themeColor="accent6" w:themeTint="67" w:sz="4" w:space="0"/>
+        <w:bottom w:val="single" w:color="FBD4B4" w:themeColor="accent6" w:themeTint="67" w:sz="4" w:space="0"/>
+        <w:right w:val="single" w:color="FBD4B4" w:themeColor="accent6" w:themeTint="67" w:sz="4" w:space="0"/>
+        <w:insideH w:val="single" w:color="FBD4B4" w:themeColor="accent6" w:themeTint="67" w:sz="4" w:space="0"/>
+        <w:insideV w:val="single" w:color="FBD4B4" w:themeColor="accent6" w:themeTint="67" w:sz="4" w:space="0"/>
       </w:tblBorders>
     </w:tblPr>
     <w:tblStylePr w:type="firstRow">
@@ -13546,7 +13540,7 @@
       <w:tblPr/>
       <w:tcPr>
         <w:tcBorders>
-          <w:bottom w:val="single" w:sz="12" w:space="0" w:color="FAC090" w:themeColor="accent6" w:themeTint="98"/>
+          <w:bottom w:val="single" w:color="FAC090" w:themeColor="accent6" w:themeTint="98" w:sz="12" w:space="0"/>
         </w:tcBorders>
       </w:tcPr>
     </w:tblStylePr>
@@ -13559,7 +13553,7 @@
       <w:tblPr/>
       <w:tcPr>
         <w:tcBorders>
-          <w:top w:val="single" w:sz="12" w:space="0" w:color="FAC090" w:themeColor="accent6" w:themeTint="98"/>
+          <w:top w:val="single" w:color="FAC090" w:themeColor="accent6" w:themeTint="98" w:sz="12" w:space="0"/>
         </w:tcBorders>
       </w:tcPr>
     </w:tblStylePr>
@@ -13579,7 +13573,7 @@
       <w:tblPr/>
       <w:tcPr>
         <w:tcBorders>
-          <w:left w:val="single" w:sz="12" w:space="0" w:color="FAC090" w:themeColor="accent6" w:themeTint="98"/>
+          <w:left w:val="single" w:color="FAC090" w:themeColor="accent6" w:themeTint="98" w:sz="12" w:space="0"/>
         </w:tcBorders>
       </w:tcPr>
     </w:tblStylePr>
@@ -13592,15 +13586,15 @@
       <w:tblPr/>
       <w:tcPr>
         <w:tcBorders>
-          <w:top w:val="single" w:sz="4" w:space="0" w:color="FBD4B4" w:themeColor="accent6" w:themeTint="67"/>
-          <w:left w:val="single" w:sz="4" w:space="0" w:color="FBD4B4" w:themeColor="accent6" w:themeTint="67"/>
-          <w:bottom w:val="single" w:sz="4" w:space="0" w:color="FBD4B4" w:themeColor="accent6" w:themeTint="67"/>
-          <w:right w:val="single" w:sz="4" w:space="0" w:color="FBD4B4" w:themeColor="accent6" w:themeTint="67"/>
-        </w:tcBorders>
-      </w:tcPr>
-    </w:tblStylePr>
-  </w:style>
-  <w:style w:type="character" w:customStyle="1" w:styleId="FootnoteTextChar">
+          <w:top w:val="single" w:color="FBD4B4" w:themeColor="accent6" w:themeTint="67" w:sz="4" w:space="0"/>
+          <w:left w:val="single" w:color="FBD4B4" w:themeColor="accent6" w:themeTint="67" w:sz="4" w:space="0"/>
+          <w:bottom w:val="single" w:color="FBD4B4" w:themeColor="accent6" w:themeTint="67" w:sz="4" w:space="0"/>
+          <w:right w:val="single" w:color="FBD4B4" w:themeColor="accent6" w:themeTint="67" w:sz="4" w:space="0"/>
+        </w:tcBorders>
+      </w:tcPr>
+    </w:tblStylePr>
+  </w:style>
+  <w:style w:type="character" w:styleId="FootnoteTextChar" w:customStyle="1">
     <w:name w:val="Footnote Text Char"/>
     <w:link w:val="FootnoteText"/>
     <w:uiPriority w:val="99"/>
@@ -13608,7 +13602,7 @@
       <w:sz w:val="18"/>
     </w:rPr>
   </w:style>
-  <w:style w:type="character" w:customStyle="1" w:styleId="EndnoteTextChar">
+  <w:style w:type="character" w:styleId="EndnoteTextChar" w:customStyle="1">
     <w:name w:val="Endnote Text Char"/>
     <w:link w:val="EndnoteText"/>
     <w:uiPriority w:val="99"/>
@@ -13617,7 +13611,7 @@
       <w:sz w:val="20"/>
     </w:rPr>
   </w:style>
-  <w:style w:type="paragraph" w:customStyle="1" w:styleId="TOCHeading1">
+  <w:style w:type="paragraph" w:styleId="TOCHeading1" w:customStyle="1">
     <w:name w:val="TOC Heading1"/>
     <w:uiPriority w:val="39"/>
     <w:unhideWhenUsed/>
@@ -13628,7 +13622,7 @@
       <w:lang w:val="en-US" w:eastAsia="en-US"/>
     </w:rPr>
   </w:style>
-  <w:style w:type="paragraph" w:customStyle="1" w:styleId="a">
+  <w:style w:type="paragraph" w:styleId="a" w:customStyle="1">
     <w:name w:val="רגיל"/>
     <w:pPr>
       <w:spacing w:line="264" w:lineRule="auto"/>
@@ -13640,7 +13634,7 @@
       <w:lang w:val="en-US" w:eastAsia="en-US"/>
     </w:rPr>
   </w:style>
-  <w:style w:type="paragraph" w:customStyle="1" w:styleId="RightAlignedHeading">
+  <w:style w:type="paragraph" w:styleId="RightAlignedHeading" w:customStyle="1">
     <w:name w:val="Right Aligned Heading"/>
     <w:basedOn w:val="a"/>
     <w:pPr>
@@ -13650,7 +13644,7 @@
       <w:caps/>
     </w:rPr>
   </w:style>
-  <w:style w:type="paragraph" w:customStyle="1" w:styleId="CenteredHeading">
+  <w:style w:type="paragraph" w:styleId="CenteredHeading" w:customStyle="1">
     <w:name w:val="Centered Heading"/>
     <w:basedOn w:val="a"/>
     <w:pPr>
@@ -13660,7 +13654,7 @@
       <w:b/>
     </w:rPr>
   </w:style>
-  <w:style w:type="paragraph" w:customStyle="1" w:styleId="NumberedList">
+  <w:style w:type="paragraph" w:styleId="NumberedList" w:customStyle="1">
     <w:name w:val="Numbered List"/>
     <w:basedOn w:val="a"/>
     <w:pPr>
@@ -13671,11 +13665,11 @@
       <w:sz w:val="14"/>
     </w:rPr>
   </w:style>
-  <w:style w:type="paragraph" w:customStyle="1" w:styleId="a0">
+  <w:style w:type="paragraph" w:styleId="a0" w:customStyle="1">
     <w:name w:val="טקסט בלונים"/>
     <w:basedOn w:val="a"/>
   </w:style>
-  <w:style w:type="paragraph" w:customStyle="1" w:styleId="4">
+  <w:style w:type="paragraph" w:styleId="4" w:customStyle="1">
     <w:name w:val="כותרת 4"/>
     <w:basedOn w:val="a"/>
     <w:next w:val="a"/>
@@ -13687,7 +13681,7 @@
       <w:caps/>
     </w:rPr>
   </w:style>
-  <w:style w:type="paragraph" w:customStyle="1" w:styleId="3">
+  <w:style w:type="paragraph" w:styleId="3" w:customStyle="1">
     <w:name w:val="כותרת 3"/>
     <w:basedOn w:val="a"/>
     <w:next w:val="a"/>
@@ -13698,7 +13692,7 @@
       <w:i/>
     </w:rPr>
   </w:style>
-  <w:style w:type="paragraph" w:customStyle="1" w:styleId="2">
+  <w:style w:type="paragraph" w:styleId="2" w:customStyle="1">
     <w:name w:val="כותרת 2"/>
     <w:basedOn w:val="a"/>
     <w:next w:val="a"/>
@@ -13711,7 +13705,7 @@
       <w:sz w:val="24"/>
     </w:rPr>
   </w:style>
-  <w:style w:type="paragraph" w:customStyle="1" w:styleId="1">
+  <w:style w:type="paragraph" w:styleId="1" w:customStyle="1">
     <w:name w:val="כותרת 1"/>
     <w:basedOn w:val="a"/>
     <w:next w:val="a"/>
@@ -13725,10 +13719,10 @@
       <w:sz w:val="40"/>
     </w:rPr>
   </w:style>
-  <w:style w:type="character" w:customStyle="1" w:styleId="a1">
+  <w:style w:type="character" w:styleId="a1" w:customStyle="1">
     <w:name w:val="גופן ברירת המחדל של פיסקה"/>
   </w:style>
-  <w:style w:type="character" w:customStyle="1" w:styleId="a2">
+  <w:style w:type="character" w:styleId="a2" w:customStyle="1">
     <w:name w:val="תו תו"/>
     <w:basedOn w:val="a1"/>
     <w:rPr>
@@ -13738,7 +13732,7 @@
       <w:sz w:val="16"/>
     </w:rPr>
   </w:style>
-  <w:style w:type="table" w:customStyle="1" w:styleId="a3">
+  <w:style w:type="table" w:styleId="a3" w:customStyle="1">
     <w:name w:val="טבלה רגילה"/>
     <w:qFormat/>
     <w:tblPr>
@@ -13750,14 +13744,14 @@
       </w:tblCellMar>
     </w:tblPr>
   </w:style>
-  <w:style w:type="character" w:customStyle="1" w:styleId="HeaderChar">
+  <w:style w:type="character" w:styleId="HeaderChar" w:customStyle="1">
     <w:name w:val="Header Char"/>
     <w:basedOn w:val="DefaultParagraphFont"/>
     <w:link w:val="Header"/>
     <w:uiPriority w:val="99"/>
     <w:qFormat/>
   </w:style>
-  <w:style w:type="character" w:customStyle="1" w:styleId="FooterChar">
+  <w:style w:type="character" w:styleId="FooterChar" w:customStyle="1">
     <w:name w:val="Footer Char"/>
     <w:basedOn w:val="DefaultParagraphFont"/>
     <w:link w:val="Footer"/>
